--- a/Collections.docx
+++ b/Collections.docx
@@ -81,53 +81,52 @@
           <w:sz w:val="20"/>
           <w:szCs w:val="20"/>
         </w:rPr>
-        <w:t xml:space="preserve"> and manipulate objects </w:t>
-      </w:r>
-    </w:p>
-    <w:p>
-      <w:pPr>
+        <w:t xml:space="preserve"> </w:t>
+      </w:r>
+      <w:r>
         <w:rPr>
           <w:sz w:val="20"/>
           <w:szCs w:val="20"/>
         </w:rPr>
-      </w:pPr>
+        <w:t>to</w:t>
+      </w:r>
       <w:r>
         <w:rPr>
           <w:sz w:val="20"/>
           <w:szCs w:val="20"/>
         </w:rPr>
-        <w:t xml:space="preserve">they have a lot of problems like inconsistency, lack of </w:t>
-      </w:r>
-      <w:proofErr w:type="gramStart"/>
-      <w:r>
+        <w:t xml:space="preserve"> manipulate objects </w:t>
+      </w:r>
+    </w:p>
+    <w:p>
+      <w:pPr>
         <w:rPr>
           <w:sz w:val="20"/>
           <w:szCs w:val="20"/>
         </w:rPr>
-        <w:t>interoperability ,</w:t>
-      </w:r>
-      <w:proofErr w:type="gramEnd"/>
+      </w:pPr>
       <w:r>
         <w:rPr>
           <w:sz w:val="20"/>
           <w:szCs w:val="20"/>
         </w:rPr>
-        <w:t xml:space="preserve"> no common interface </w:t>
-      </w:r>
-    </w:p>
-    <w:p>
-      <w:pPr>
+        <w:t xml:space="preserve">they have a lot of problems like inconsistency, lack of </w:t>
+      </w:r>
+      <w:proofErr w:type="gramStart"/>
+      <w:r>
         <w:rPr>
           <w:sz w:val="20"/>
           <w:szCs w:val="20"/>
         </w:rPr>
-      </w:pPr>
+        <w:t>interoperability ,</w:t>
+      </w:r>
+      <w:proofErr w:type="gramEnd"/>
       <w:r>
         <w:rPr>
           <w:sz w:val="20"/>
           <w:szCs w:val="20"/>
         </w:rPr>
-        <w:t>Solved by Collections.</w:t>
+        <w:t xml:space="preserve"> no common interface </w:t>
       </w:r>
     </w:p>
     <w:p>
@@ -142,7 +141,93 @@
           <w:sz w:val="20"/>
           <w:szCs w:val="20"/>
         </w:rPr>
+        <w:t>Solved by Collections.</w:t>
+      </w:r>
+    </w:p>
+    <w:p>
+      <w:pPr>
+        <w:rPr>
+          <w:sz w:val="20"/>
+          <w:szCs w:val="20"/>
+        </w:rPr>
+      </w:pPr>
+      <w:proofErr w:type="gramStart"/>
+      <w:r>
+        <w:rPr>
+          <w:sz w:val="20"/>
+          <w:szCs w:val="20"/>
+        </w:rPr>
+        <w:t>Also</w:t>
+      </w:r>
+      <w:proofErr w:type="gramEnd"/>
+      <w:r>
+        <w:rPr>
+          <w:sz w:val="20"/>
+          <w:szCs w:val="20"/>
+        </w:rPr>
+        <w:t xml:space="preserve"> collections provide utility algorithms like </w:t>
+      </w:r>
+      <w:proofErr w:type="spellStart"/>
+      <w:r>
+        <w:rPr>
+          <w:sz w:val="20"/>
+          <w:szCs w:val="20"/>
+        </w:rPr>
+        <w:t>Collections.sort</w:t>
+      </w:r>
+      <w:proofErr w:type="spellEnd"/>
+      <w:r>
+        <w:rPr>
+          <w:sz w:val="20"/>
+          <w:szCs w:val="20"/>
+        </w:rPr>
+        <w:t xml:space="preserve">(), </w:t>
+      </w:r>
+    </w:p>
+    <w:p>
+      <w:pPr>
+        <w:rPr>
+          <w:sz w:val="20"/>
+          <w:szCs w:val="20"/>
+        </w:rPr>
+      </w:pPr>
+      <w:r>
+        <w:rPr>
+          <w:sz w:val="20"/>
+          <w:szCs w:val="20"/>
+        </w:rPr>
         <w:t xml:space="preserve">It is built around interfaces </w:t>
+      </w:r>
+    </w:p>
+    <w:p>
+      <w:pPr>
+        <w:rPr>
+          <w:sz w:val="20"/>
+          <w:szCs w:val="20"/>
+        </w:rPr>
+      </w:pPr>
+      <w:r>
+        <w:rPr>
+          <w:sz w:val="20"/>
+          <w:szCs w:val="20"/>
+        </w:rPr>
+        <w:t xml:space="preserve">Map is a part of collections framework but it does not </w:t>
+      </w:r>
+      <w:proofErr w:type="gramStart"/>
+      <w:r>
+        <w:rPr>
+          <w:sz w:val="20"/>
+          <w:szCs w:val="20"/>
+        </w:rPr>
+        <w:t>extends</w:t>
+      </w:r>
+      <w:proofErr w:type="gramEnd"/>
+      <w:r>
+        <w:rPr>
+          <w:sz w:val="20"/>
+          <w:szCs w:val="20"/>
+        </w:rPr>
+        <w:t xml:space="preserve"> Collections</w:t>
       </w:r>
     </w:p>
     <w:p>
@@ -170,6 +255,38 @@
         </w:rPr>
         <w:t>-&gt; root interface</w:t>
       </w:r>
+      <w:r>
+        <w:rPr>
+          <w:sz w:val="20"/>
+          <w:szCs w:val="20"/>
+        </w:rPr>
+        <w:t xml:space="preserve"> and collections </w:t>
+      </w:r>
+      <w:proofErr w:type="gramStart"/>
+      <w:r>
+        <w:rPr>
+          <w:sz w:val="20"/>
+          <w:szCs w:val="20"/>
+        </w:rPr>
+        <w:t>extends</w:t>
+      </w:r>
+      <w:proofErr w:type="gramEnd"/>
+      <w:r>
+        <w:rPr>
+          <w:sz w:val="20"/>
+          <w:szCs w:val="20"/>
+        </w:rPr>
+        <w:t xml:space="preserve"> </w:t>
+      </w:r>
+      <w:proofErr w:type="spellStart"/>
+      <w:r>
+        <w:rPr>
+          <w:sz w:val="20"/>
+          <w:szCs w:val="20"/>
+        </w:rPr>
+        <w:t>iterable</w:t>
+      </w:r>
+      <w:proofErr w:type="spellEnd"/>
     </w:p>
     <w:p>
       <w:r>
@@ -177,8 +294,265 @@
       </w:r>
     </w:p>
     <w:p>
-      <w:r>
-        <w:t>List, Set, Queue, Dequeue, Map.</w:t>
+      <w:pPr>
+        <w:rPr>
+          <w:lang w:val="en-IN"/>
+        </w:rPr>
+      </w:pPr>
+      <w:proofErr w:type="gramStart"/>
+      <w:r>
+        <w:rPr>
+          <w:b/>
+          <w:bCs/>
+        </w:rPr>
+        <w:t>List</w:t>
+      </w:r>
+      <w:r>
+        <w:rPr>
+          <w:b/>
+          <w:bCs/>
+        </w:rPr>
+        <w:t>(</w:t>
+      </w:r>
+      <w:proofErr w:type="spellStart"/>
+      <w:proofErr w:type="gramEnd"/>
+      <w:r>
+        <w:t>ArrayList</w:t>
+      </w:r>
+      <w:proofErr w:type="spellEnd"/>
+      <w:r>
+        <w:t xml:space="preserve">, </w:t>
+      </w:r>
+      <w:r>
+        <w:rPr>
+          <w:highlight w:val="cyan"/>
+        </w:rPr>
+        <w:t>LinkedList</w:t>
+      </w:r>
+      <w:r>
+        <w:t>, Vector, Stack</w:t>
+      </w:r>
+      <w:proofErr w:type="gramStart"/>
+      <w:r>
+        <w:t xml:space="preserve">) </w:t>
+      </w:r>
+      <w:r>
+        <w:rPr>
+          <w:b/>
+          <w:bCs/>
+        </w:rPr>
+        <w:t>,</w:t>
+      </w:r>
+      <w:proofErr w:type="gramEnd"/>
+      <w:r>
+        <w:rPr>
+          <w:b/>
+          <w:bCs/>
+        </w:rPr>
+        <w:t xml:space="preserve"> </w:t>
+      </w:r>
+      <w:proofErr w:type="gramStart"/>
+      <w:r>
+        <w:rPr>
+          <w:b/>
+          <w:bCs/>
+        </w:rPr>
+        <w:t>Set</w:t>
+      </w:r>
+      <w:r>
+        <w:rPr>
+          <w:b/>
+          <w:bCs/>
+        </w:rPr>
+        <w:t>(</w:t>
+      </w:r>
+      <w:proofErr w:type="spellStart"/>
+      <w:proofErr w:type="gramEnd"/>
+      <w:r>
+        <w:t>Hashset</w:t>
+      </w:r>
+      <w:proofErr w:type="spellEnd"/>
+      <w:r>
+        <w:t xml:space="preserve">, </w:t>
+      </w:r>
+      <w:proofErr w:type="spellStart"/>
+      <w:r>
+        <w:t>LinkedHashSet</w:t>
+      </w:r>
+      <w:proofErr w:type="spellEnd"/>
+      <w:r>
+        <w:t xml:space="preserve">, </w:t>
+      </w:r>
+      <w:proofErr w:type="spellStart"/>
+      <w:r>
+        <w:rPr>
+          <w:b/>
+          <w:bCs/>
+        </w:rPr>
+        <w:t>SortedSet</w:t>
+      </w:r>
+      <w:proofErr w:type="spellEnd"/>
+      <w:r>
+        <w:t xml:space="preserve">-&gt; </w:t>
+      </w:r>
+      <w:proofErr w:type="spellStart"/>
+      <w:r>
+        <w:rPr>
+          <w:b/>
+          <w:bCs/>
+        </w:rPr>
+        <w:t>NavigableSet</w:t>
+      </w:r>
+      <w:proofErr w:type="spellEnd"/>
+      <w:r>
+        <w:t xml:space="preserve">-&gt; </w:t>
+      </w:r>
+      <w:proofErr w:type="spellStart"/>
+      <w:r>
+        <w:t>TreeSet</w:t>
+      </w:r>
+      <w:proofErr w:type="spellEnd"/>
+      <w:r>
+        <w:t>)</w:t>
+      </w:r>
+      <w:r>
+        <w:rPr>
+          <w:b/>
+          <w:bCs/>
+        </w:rPr>
+        <w:t xml:space="preserve">, </w:t>
+      </w:r>
+      <w:proofErr w:type="gramStart"/>
+      <w:r>
+        <w:rPr>
+          <w:b/>
+          <w:bCs/>
+        </w:rPr>
+        <w:t>Queue</w:t>
+      </w:r>
+      <w:r>
+        <w:rPr>
+          <w:b/>
+          <w:bCs/>
+        </w:rPr>
+        <w:t>(</w:t>
+      </w:r>
+      <w:proofErr w:type="gramEnd"/>
+      <w:r>
+        <w:rPr>
+          <w:b/>
+          <w:bCs/>
+        </w:rPr>
+        <w:t>Deque</w:t>
+      </w:r>
+      <w:r>
+        <w:t xml:space="preserve">-&gt; </w:t>
+      </w:r>
+      <w:proofErr w:type="spellStart"/>
+      <w:r>
+        <w:t>ArrayDeque</w:t>
+      </w:r>
+      <w:proofErr w:type="spellEnd"/>
+      <w:r>
+        <w:t xml:space="preserve">, </w:t>
+      </w:r>
+      <w:r>
+        <w:rPr>
+          <w:highlight w:val="cyan"/>
+        </w:rPr>
+        <w:t>LinkedList</w:t>
+      </w:r>
+      <w:r>
+        <w:t>)</w:t>
+      </w:r>
+      <w:r>
+        <w:rPr>
+          <w:b/>
+          <w:bCs/>
+        </w:rPr>
+        <w:t xml:space="preserve">, </w:t>
+      </w:r>
+      <w:proofErr w:type="gramStart"/>
+      <w:r>
+        <w:rPr>
+          <w:b/>
+          <w:bCs/>
+        </w:rPr>
+        <w:t>Map</w:t>
+      </w:r>
+      <w:r>
+        <w:rPr>
+          <w:b/>
+          <w:bCs/>
+        </w:rPr>
+        <w:t>[</w:t>
+      </w:r>
+      <w:proofErr w:type="gramEnd"/>
+      <w:r>
+        <w:rPr>
+          <w:b/>
+          <w:bCs/>
+        </w:rPr>
+        <w:t>separate hierarchy] (</w:t>
+      </w:r>
+      <w:r>
+        <w:t xml:space="preserve">HashMap, </w:t>
+      </w:r>
+      <w:proofErr w:type="spellStart"/>
+      <w:r>
+        <w:t>LinkedHasMap</w:t>
+      </w:r>
+      <w:proofErr w:type="spellEnd"/>
+      <w:r>
+        <w:t xml:space="preserve">, </w:t>
+      </w:r>
+      <w:proofErr w:type="spellStart"/>
+      <w:r>
+        <w:t>HashTable</w:t>
+      </w:r>
+      <w:proofErr w:type="spellEnd"/>
+      <w:r>
+        <w:rPr>
+          <w:b/>
+          <w:bCs/>
+        </w:rPr>
+        <w:t xml:space="preserve">, </w:t>
+      </w:r>
+      <w:proofErr w:type="spellStart"/>
+      <w:r>
+        <w:rPr>
+          <w:b/>
+          <w:bCs/>
+        </w:rPr>
+        <w:t>SortedMap</w:t>
+      </w:r>
+      <w:proofErr w:type="spellEnd"/>
+      <w:r>
+        <w:rPr>
+          <w:b/>
+          <w:bCs/>
+        </w:rPr>
+        <w:t>-&gt;</w:t>
+      </w:r>
+      <w:proofErr w:type="spellStart"/>
+      <w:r>
+        <w:rPr>
+          <w:b/>
+          <w:bCs/>
+        </w:rPr>
+        <w:t>NavigableMap</w:t>
+      </w:r>
+      <w:proofErr w:type="spellEnd"/>
+      <w:r>
+        <w:t xml:space="preserve"> -&gt;</w:t>
+      </w:r>
+      <w:proofErr w:type="spellStart"/>
+      <w:r>
+        <w:t>TreeMap</w:t>
+      </w:r>
+      <w:proofErr w:type="spellEnd"/>
+      <w:r>
+        <w:t>)</w:t>
       </w:r>
     </w:p>
     <w:p>
@@ -186,7 +560,6 @@
         <w:t xml:space="preserve">These are main interfaces they also have some implementations </w:t>
       </w:r>
     </w:p>
-    <w:p/>
     <w:p>
       <w:r>
         <w:t xml:space="preserve">Any class implementing </w:t>
@@ -197,10 +570,23 @@
       </w:r>
       <w:proofErr w:type="spellEnd"/>
       <w:r>
-        <w:t xml:space="preserve"> then we can apply for each loop to it </w:t>
-      </w:r>
-    </w:p>
-    <w:p/>
+        <w:t xml:space="preserve"> then we can apply </w:t>
+      </w:r>
+      <w:proofErr w:type="spellStart"/>
+      <w:r>
+        <w:t>for</w:t>
+      </w:r>
+      <w:r>
+        <w:t>E</w:t>
+      </w:r>
+      <w:r>
+        <w:t>ach</w:t>
+      </w:r>
+      <w:proofErr w:type="spellEnd"/>
+      <w:r>
+        <w:t xml:space="preserve"> loop to it </w:t>
+      </w:r>
+    </w:p>
     <w:p>
       <w:r>
         <w:t xml:space="preserve">1)LIST-&gt; ordered sequence, </w:t>
@@ -232,16 +618,15 @@
       </w:r>
       <w:proofErr w:type="gramEnd"/>
       <w:r>
-        <w:t xml:space="preserve"> Vector</w:t>
-      </w:r>
-      <w:r>
-        <w:t>,</w:t>
-      </w:r>
-      <w:r>
-        <w:t xml:space="preserve"> stack </w:t>
-      </w:r>
-    </w:p>
-    <w:p/>
+        <w:t xml:space="preserve"> Vector, </w:t>
+      </w:r>
+      <w:r>
+        <w:t>S</w:t>
+      </w:r>
+      <w:r>
+        <w:t xml:space="preserve">tack </w:t>
+      </w:r>
+    </w:p>
     <w:p>
       <w:proofErr w:type="spellStart"/>
       <w:r>
@@ -251,6 +636,9 @@
       <w:r>
         <w:t xml:space="preserve"> dynamically increases its size as values comes in it unlike arrays </w:t>
       </w:r>
+      <w:r>
+        <w:t>(has fixed size)</w:t>
+      </w:r>
     </w:p>
     <w:p>
       <w:proofErr w:type="spellStart"/>
@@ -301,9 +689,6 @@
       </w:r>
     </w:p>
     <w:p>
-      <w:r>
-        <w:t xml:space="preserve">, </w:t>
-      </w:r>
       <w:proofErr w:type="spellStart"/>
       <w:proofErr w:type="gramStart"/>
       <w:r>
@@ -339,43 +724,38 @@
       <w:proofErr w:type="spellEnd"/>
       <w:proofErr w:type="gramEnd"/>
       <w:r>
+        <w:t>(),</w:t>
+      </w:r>
+    </w:p>
+    <w:p>
+      <w:proofErr w:type="spellStart"/>
+      <w:proofErr w:type="gramStart"/>
+      <w:r>
+        <w:t>list.toArray</w:t>
+      </w:r>
+      <w:proofErr w:type="spellEnd"/>
+      <w:proofErr w:type="gramEnd"/>
+      <w:r>
+        <w:t xml:space="preserve">(new </w:t>
+      </w:r>
+      <w:proofErr w:type="gramStart"/>
+      <w:r>
+        <w:t>Type[</w:t>
+      </w:r>
+      <w:proofErr w:type="gramEnd"/>
+      <w:r>
+        <w:t>0]); // type can be anything Integer, or any Class</w:t>
+      </w:r>
+    </w:p>
+    <w:p>
+      <w:proofErr w:type="spellStart"/>
+      <w:r>
+        <w:t>list.set</w:t>
+      </w:r>
+      <w:proofErr w:type="spellEnd"/>
+      <w:r>
         <w:t>(</w:t>
       </w:r>
-      <w:proofErr w:type="gramStart"/>
-      <w:r>
-        <w:t>);,</w:t>
-      </w:r>
-      <w:proofErr w:type="gramEnd"/>
-    </w:p>
-    <w:p>
-      <w:proofErr w:type="spellStart"/>
-      <w:proofErr w:type="gramStart"/>
-      <w:r>
-        <w:t>list.toArray</w:t>
-      </w:r>
-      <w:proofErr w:type="spellEnd"/>
-      <w:proofErr w:type="gramEnd"/>
-      <w:r>
-        <w:t xml:space="preserve">(new </w:t>
-      </w:r>
-      <w:proofErr w:type="gramStart"/>
-      <w:r>
-        <w:t>Type[</w:t>
-      </w:r>
-      <w:proofErr w:type="gramEnd"/>
-      <w:r>
-        <w:t>0]); // type can be anything Integer, or any Class</w:t>
-      </w:r>
-    </w:p>
-    <w:p>
-      <w:proofErr w:type="spellStart"/>
-      <w:r>
-        <w:t>list.set</w:t>
-      </w:r>
-      <w:proofErr w:type="spellEnd"/>
-      <w:r>
-        <w:t>(</w:t>
-      </w:r>
       <w:proofErr w:type="spellStart"/>
       <w:proofErr w:type="gramStart"/>
       <w:r>
@@ -418,7 +798,18 @@
       </w:r>
     </w:p>
     <w:p>
-      <w:r>
+      <w:pPr>
+        <w:rPr>
+          <w:b/>
+          <w:bCs/>
+        </w:rPr>
+      </w:pPr>
+      <w:r>
+        <w:rPr>
+          <w:b/>
+          <w:bCs/>
+          <w:highlight w:val="yellow"/>
+        </w:rPr>
         <w:t>Internal Working:</w:t>
       </w:r>
     </w:p>
@@ -437,14 +828,23 @@
     </w:p>
     <w:p>
       <w:r>
+        <w:rPr>
+          <w:highlight w:val="cyan"/>
+        </w:rPr>
         <w:t xml:space="preserve">When we create a </w:t>
       </w:r>
       <w:proofErr w:type="spellStart"/>
       <w:r>
+        <w:rPr>
+          <w:highlight w:val="cyan"/>
+        </w:rPr>
         <w:t>ArrayList</w:t>
       </w:r>
       <w:proofErr w:type="spellEnd"/>
       <w:r>
+        <w:rPr>
+          <w:highlight w:val="cyan"/>
+        </w:rPr>
         <w:t xml:space="preserve"> its initial capacity is 10</w:t>
       </w:r>
     </w:p>
@@ -517,7 +917,40 @@
         <w:t>after removing elements right to the removed element shifts to left to fill gap) -&gt; Reduce Size (decremented by 1)</w:t>
       </w:r>
     </w:p>
-    <w:p/>
+    <w:p>
+      <w:r>
+        <w:t xml:space="preserve">Even if we call clear method to list the capacity remains same if 15 then remains </w:t>
+      </w:r>
+      <w:proofErr w:type="gramStart"/>
+      <w:r>
+        <w:t>15</w:t>
+      </w:r>
+      <w:proofErr w:type="gramEnd"/>
+      <w:r>
+        <w:t xml:space="preserve"> we can reduce </w:t>
+      </w:r>
+      <w:proofErr w:type="gramStart"/>
+      <w:r>
+        <w:t>capacity  with</w:t>
+      </w:r>
+      <w:proofErr w:type="gramEnd"/>
+      <w:r>
+        <w:t xml:space="preserve"> </w:t>
+      </w:r>
+      <w:proofErr w:type="spellStart"/>
+      <w:proofErr w:type="gramStart"/>
+      <w:r>
+        <w:t>list.trimToSize</w:t>
+      </w:r>
+      <w:proofErr w:type="spellEnd"/>
+      <w:proofErr w:type="gramEnd"/>
+      <w:r>
+        <w:t>()</w:t>
+      </w:r>
+      <w:r>
+        <w:t>, take current size of list or internal array.</w:t>
+      </w:r>
+    </w:p>
     <w:p>
       <w:r>
         <w:t xml:space="preserve">We can define initial capacity also if we want to reduce the overhead of size </w:t>
@@ -1021,9 +1454,13 @@
       <w:r>
         <w:t>has comparing method</w:t>
       </w:r>
+    </w:p>
+    <w:p>
       <w:r>
         <w:br w:type="page"/>
       </w:r>
+    </w:p>
+    <w:p>
       <w:r>
         <w:rPr>
           <w:b/>
@@ -1161,6 +1598,8 @@
       <w:r>
         <w:t xml:space="preserve">); </w:t>
       </w:r>
+    </w:p>
+    <w:p>
       <w:proofErr w:type="spellStart"/>
       <w:proofErr w:type="gramStart"/>
       <w:r>
@@ -1197,6 +1636,22 @@
       <w:r>
         <w:t>)</w:t>
       </w:r>
+      <w:r>
+        <w:t xml:space="preserve">// same as </w:t>
+      </w:r>
+      <w:proofErr w:type="spellStart"/>
+      <w:proofErr w:type="gramStart"/>
+      <w:r>
+        <w:t>addLast</w:t>
+      </w:r>
+      <w:proofErr w:type="spellEnd"/>
+      <w:r>
+        <w:t>(</w:t>
+      </w:r>
+      <w:proofErr w:type="gramEnd"/>
+      <w:r>
+        <w:t>);</w:t>
+      </w:r>
     </w:p>
     <w:p>
       <w:proofErr w:type="spellStart"/>
@@ -1322,6 +1777,27 @@
       <w:r>
         <w:t>(1,2,3,4,5));</w:t>
       </w:r>
+      <w:r>
+        <w:t xml:space="preserve"> //</w:t>
+      </w:r>
+      <w:r>
+        <w:rPr>
+          <w:rFonts w:ascii="Courier New" w:eastAsia="Times New Roman" w:hAnsi="Courier New" w:cs="Courier New"/>
+          <w:kern w:val="0"/>
+          <w:sz w:val="20"/>
+          <w:szCs w:val="20"/>
+          <w14:ligatures w14:val="none"/>
+        </w:rPr>
+        <w:t xml:space="preserve"> </w:t>
+      </w:r>
+      <w:proofErr w:type="spellStart"/>
+      <w:r>
+        <w:t>ArrayList</w:t>
+      </w:r>
+      <w:proofErr w:type="spellEnd"/>
+      <w:r>
+        <w:t xml:space="preserve"> has an initial-capacity constructor because it uses an internal array. LinkedList doesn't have an initial-capacity constructor because it dynamically creates nodes as elements are added.</w:t>
+      </w:r>
     </w:p>
     <w:p>
       <w:proofErr w:type="spellStart"/>
@@ -1332,22 +1808,581 @@
       <w:proofErr w:type="spellEnd"/>
       <w:proofErr w:type="gramEnd"/>
       <w:r>
-        <w:t xml:space="preserve">(provide a new linked list </w:t>
-      </w:r>
-      <w:proofErr w:type="gramStart"/>
-      <w:r>
-        <w:t>here )</w:t>
-      </w:r>
-      <w:proofErr w:type="gramEnd"/>
-    </w:p>
-    <w:p>
-      <w:r>
-        <w:t xml:space="preserve">if we are creating a LinkedList with the reference of List then we can't use methods specific methods of linked list, we can use list's methods </w:t>
-      </w:r>
-    </w:p>
-    <w:p>
-      <w:r>
-        <w:t xml:space="preserve">it can behave as stack as well as queue </w:t>
+        <w:t>(provide a new linked list here)</w:t>
+      </w:r>
+    </w:p>
+    <w:p>
+      <w:r>
+        <w:t>if we are creating a LinkedList with the reference of List then we can't use methods specific</w:t>
+      </w:r>
+      <w:r>
+        <w:t xml:space="preserve"> to</w:t>
+      </w:r>
+      <w:r>
+        <w:t xml:space="preserve"> </w:t>
+      </w:r>
+      <w:r>
+        <w:t xml:space="preserve">the </w:t>
+      </w:r>
+      <w:r>
+        <w:t xml:space="preserve">methods of linked list, we can use list's methods </w:t>
+      </w:r>
+      <w:r>
+        <w:t>only</w:t>
+      </w:r>
+    </w:p>
+    <w:p>
+      <w:r>
+        <w:rPr>
+          <w:highlight w:val="cyan"/>
+        </w:rPr>
+        <w:t>it can behave as stack as well as queue</w:t>
+      </w:r>
+      <w:r>
+        <w:t xml:space="preserve"> </w:t>
+      </w:r>
+    </w:p>
+    <w:p>
+      <w:pPr>
+        <w:rPr>
+          <w:sz w:val="30"/>
+          <w:szCs w:val="30"/>
+        </w:rPr>
+      </w:pPr>
+      <w:r>
+        <w:rPr>
+          <w:sz w:val="30"/>
+          <w:szCs w:val="30"/>
+          <w:highlight w:val="yellow"/>
+        </w:rPr>
+        <w:t>Vector:</w:t>
+      </w:r>
+    </w:p>
+    <w:p>
+      <w:r>
+        <w:t>it is there in java before collection framework but now it is the part of collection framework</w:t>
+      </w:r>
+    </w:p>
+    <w:p>
+      <w:r>
+        <w:t>it is synchronized and thread safe, takes extra memory</w:t>
+      </w:r>
+    </w:p>
+    <w:p>
+      <w:r>
+        <w:t>very useful in multithreaded env</w:t>
+      </w:r>
+    </w:p>
+    <w:p>
+      <w:r>
+        <w:t xml:space="preserve">LinkedList and </w:t>
+      </w:r>
+      <w:proofErr w:type="spellStart"/>
+      <w:r>
+        <w:t>ArrayList</w:t>
+      </w:r>
+      <w:proofErr w:type="spellEnd"/>
+      <w:r>
+        <w:t xml:space="preserve"> are not thread safe </w:t>
+      </w:r>
+    </w:p>
+    <w:p>
+      <w:r>
+        <w:t xml:space="preserve">like </w:t>
+      </w:r>
+      <w:proofErr w:type="spellStart"/>
+      <w:r>
+        <w:t>ArrayList</w:t>
+      </w:r>
+      <w:proofErr w:type="spellEnd"/>
+      <w:r>
+        <w:t xml:space="preserve"> it does resizing of array with dynamic array </w:t>
+      </w:r>
+    </w:p>
+    <w:p>
+      <w:r>
+        <w:lastRenderedPageBreak/>
+        <w:t xml:space="preserve">unlike </w:t>
+      </w:r>
+      <w:proofErr w:type="spellStart"/>
+      <w:r>
+        <w:t>ArrayList</w:t>
+      </w:r>
+      <w:proofErr w:type="spellEnd"/>
+      <w:r>
+        <w:t xml:space="preserve"> has method to check capacity </w:t>
+      </w:r>
+      <w:proofErr w:type="spellStart"/>
+      <w:proofErr w:type="gramStart"/>
+      <w:r>
+        <w:t>vec.cpacity</w:t>
+      </w:r>
+      <w:proofErr w:type="spellEnd"/>
+      <w:proofErr w:type="gramEnd"/>
+      <w:r>
+        <w:t>();</w:t>
+      </w:r>
+    </w:p>
+    <w:p>
+      <w:r>
+        <w:t xml:space="preserve">here if element comes and capacity is filled in vector the size </w:t>
+      </w:r>
+      <w:proofErr w:type="gramStart"/>
+      <w:r>
+        <w:t>get</w:t>
+      </w:r>
+      <w:proofErr w:type="gramEnd"/>
+      <w:r>
+        <w:t xml:space="preserve"> doubled unlike </w:t>
+      </w:r>
+      <w:proofErr w:type="spellStart"/>
+      <w:r>
+        <w:t>arrayList</w:t>
+      </w:r>
+      <w:proofErr w:type="spellEnd"/>
+      <w:r>
+        <w:t xml:space="preserve"> where it grows with 1.5</w:t>
+      </w:r>
+    </w:p>
+    <w:p>
+      <w:r>
+        <w:t xml:space="preserve">we can also control the capacity increment in the Vector constructor while creating it after initial Capacity </w:t>
+      </w:r>
+    </w:p>
+    <w:p>
+      <w:r>
+        <w:t xml:space="preserve">If the capacity increment is given as 3, it will </w:t>
+      </w:r>
+      <w:r>
+        <w:rPr>
+          <w:b/>
+          <w:bCs/>
+        </w:rPr>
+        <w:t>increase by 3, not multiply by 3</w:t>
+      </w:r>
+      <w:r>
+        <w:t>.</w:t>
+      </w:r>
+    </w:p>
+    <w:p>
+      <w:r>
+        <w:t>For example, if the current capacity is 8, it will become 11, not 24.</w:t>
+      </w:r>
+    </w:p>
+    <w:p>
+      <w:r>
+        <w:t>methods same as array</w:t>
+      </w:r>
+    </w:p>
+    <w:p>
+      <w:r>
+        <w:t xml:space="preserve">if we use same </w:t>
+      </w:r>
+      <w:proofErr w:type="spellStart"/>
+      <w:r>
+        <w:t>ArrayList</w:t>
+      </w:r>
+      <w:proofErr w:type="spellEnd"/>
+      <w:r>
+        <w:t xml:space="preserve"> in 2 different threads and add some elements in it </w:t>
+      </w:r>
+      <w:proofErr w:type="spellStart"/>
+      <w:r>
+        <w:t>eg</w:t>
+      </w:r>
+      <w:proofErr w:type="spellEnd"/>
+      <w:r>
+        <w:t xml:space="preserve"> if we add 100 from both threads </w:t>
+      </w:r>
+    </w:p>
+    <w:p>
+      <w:r>
+        <w:t xml:space="preserve">then it will not give 200 in a result it will give less than that because it may access at the same time it will add </w:t>
+      </w:r>
+    </w:p>
+    <w:p>
+      <w:r>
+        <w:t>and that is not the case in Vector.</w:t>
+      </w:r>
+    </w:p>
+    <w:p>
+      <w:pPr>
+        <w:rPr>
+          <w:b/>
+          <w:bCs/>
+        </w:rPr>
+      </w:pPr>
+      <w:r>
+        <w:rPr>
+          <w:b/>
+          <w:bCs/>
+        </w:rPr>
+        <w:t>Stack:</w:t>
+      </w:r>
+    </w:p>
+    <w:p>
+      <w:r>
+        <w:rPr>
+          <w:highlight w:val="cyan"/>
+        </w:rPr>
+        <w:t>extends vector</w:t>
+      </w:r>
+    </w:p>
+    <w:p>
+      <w:r>
+        <w:t xml:space="preserve">as it extends </w:t>
+      </w:r>
+      <w:proofErr w:type="gramStart"/>
+      <w:r>
+        <w:t>vector</w:t>
+      </w:r>
+      <w:proofErr w:type="gramEnd"/>
+      <w:r>
+        <w:t xml:space="preserve"> we can do things out of the scope of stack as well like adding in between removing from middle </w:t>
+      </w:r>
+      <w:proofErr w:type="spellStart"/>
+      <w:r>
+        <w:t>etc</w:t>
+      </w:r>
+      <w:proofErr w:type="spellEnd"/>
+      <w:r>
+        <w:t xml:space="preserve">, but not recommended </w:t>
+      </w:r>
+    </w:p>
+    <w:p>
+      <w:r>
+        <w:t>push pop peek search(</w:t>
+      </w:r>
+      <w:proofErr w:type="spellStart"/>
+      <w:r>
+        <w:t>elem</w:t>
+      </w:r>
+      <w:proofErr w:type="spellEnd"/>
+      <w:r>
+        <w:t>) return index</w:t>
+      </w:r>
+      <w:r>
+        <w:t xml:space="preserve"> </w:t>
+      </w:r>
+      <w:r>
+        <w:t>(1 based)</w:t>
+      </w:r>
+    </w:p>
+    <w:p>
+      <w:r>
+        <w:t xml:space="preserve">we can use </w:t>
+      </w:r>
+      <w:proofErr w:type="spellStart"/>
+      <w:r>
+        <w:t>arraylist</w:t>
+      </w:r>
+      <w:proofErr w:type="spellEnd"/>
+      <w:r>
+        <w:t xml:space="preserve"> and linked list both as a stack</w:t>
+      </w:r>
+    </w:p>
+    <w:p>
+      <w:proofErr w:type="spellStart"/>
+      <w:proofErr w:type="gramStart"/>
+      <w:r>
+        <w:t>alist.add</w:t>
+      </w:r>
+      <w:proofErr w:type="spellEnd"/>
+      <w:r>
+        <w:t>(1);/</w:t>
+      </w:r>
+      <w:proofErr w:type="gramEnd"/>
+      <w:r>
+        <w:t>/ push</w:t>
+      </w:r>
+    </w:p>
+    <w:p>
+      <w:proofErr w:type="spellStart"/>
+      <w:proofErr w:type="gramStart"/>
+      <w:r>
+        <w:t>alist.remove</w:t>
+      </w:r>
+      <w:proofErr w:type="spellEnd"/>
+      <w:proofErr w:type="gramEnd"/>
+      <w:r>
+        <w:t>(</w:t>
+      </w:r>
+      <w:proofErr w:type="spellStart"/>
+      <w:proofErr w:type="gramStart"/>
+      <w:r>
+        <w:t>alist.size</w:t>
+      </w:r>
+      <w:proofErr w:type="spellEnd"/>
+      <w:proofErr w:type="gramEnd"/>
+      <w:r>
+        <w:t>()-</w:t>
+      </w:r>
+      <w:proofErr w:type="gramStart"/>
+      <w:r>
+        <w:t>1);/</w:t>
+      </w:r>
+      <w:proofErr w:type="gramEnd"/>
+      <w:r>
+        <w:t>/pop</w:t>
+      </w:r>
+    </w:p>
+    <w:p>
+      <w:proofErr w:type="spellStart"/>
+      <w:r>
+        <w:t>alist.get</w:t>
+      </w:r>
+      <w:proofErr w:type="spellEnd"/>
+      <w:r>
+        <w:t>(</w:t>
+      </w:r>
+      <w:proofErr w:type="spellStart"/>
+      <w:proofErr w:type="gramStart"/>
+      <w:r>
+        <w:t>alist.size</w:t>
+      </w:r>
+      <w:proofErr w:type="spellEnd"/>
+      <w:proofErr w:type="gramEnd"/>
+      <w:r>
+        <w:t>()-1); //peek;</w:t>
+      </w:r>
+    </w:p>
+    <w:p>
+      <w:r>
+        <w:t xml:space="preserve">it is not recommended to use </w:t>
+      </w:r>
+      <w:proofErr w:type="spellStart"/>
+      <w:r>
+        <w:t>arraylist</w:t>
+      </w:r>
+      <w:proofErr w:type="spellEnd"/>
+      <w:r>
+        <w:t xml:space="preserve"> as stack there is one more class </w:t>
+      </w:r>
+      <w:proofErr w:type="spellStart"/>
+      <w:r>
+        <w:t>ArrayDeque</w:t>
+      </w:r>
+      <w:proofErr w:type="spellEnd"/>
+      <w:r>
+        <w:t xml:space="preserve"> we can use it as stack </w:t>
+      </w:r>
+    </w:p>
+    <w:p>
+      <w:proofErr w:type="spellStart"/>
+      <w:r>
+        <w:t>ArrayDeQueue</w:t>
+      </w:r>
+      <w:proofErr w:type="spellEnd"/>
+      <w:r>
+        <w:t xml:space="preserve"> can be used as both queue and stack </w:t>
+      </w:r>
+    </w:p>
+    <w:p>
+      <w:pPr>
+        <w:rPr>
+          <w:b/>
+          <w:bCs/>
+        </w:rPr>
+      </w:pPr>
+      <w:proofErr w:type="spellStart"/>
+      <w:r>
+        <w:rPr>
+          <w:b/>
+          <w:bCs/>
+        </w:rPr>
+        <w:t>CopyOn</w:t>
+      </w:r>
+      <w:r>
+        <w:rPr>
+          <w:b/>
+          <w:bCs/>
+        </w:rPr>
+        <w:t>Write</w:t>
+      </w:r>
+      <w:r>
+        <w:rPr>
+          <w:b/>
+          <w:bCs/>
+        </w:rPr>
+        <w:t>ArrayList</w:t>
+      </w:r>
+      <w:proofErr w:type="spellEnd"/>
+      <w:r>
+        <w:rPr>
+          <w:b/>
+          <w:bCs/>
+        </w:rPr>
+        <w:t>:</w:t>
+      </w:r>
+    </w:p>
+    <w:p>
+      <w:r>
+        <w:t xml:space="preserve">this </w:t>
+      </w:r>
+      <w:proofErr w:type="gramStart"/>
+      <w:r>
+        <w:t>is  thread</w:t>
+      </w:r>
+      <w:proofErr w:type="gramEnd"/>
+      <w:r>
+        <w:t xml:space="preserve"> safe and synchronized </w:t>
+      </w:r>
+      <w:proofErr w:type="spellStart"/>
+      <w:r>
+        <w:t>ArrayList</w:t>
+      </w:r>
+      <w:proofErr w:type="spellEnd"/>
+    </w:p>
+    <w:p>
+      <w:r>
+        <w:t xml:space="preserve">use when there are too many read operations </w:t>
+      </w:r>
+    </w:p>
+    <w:p>
+      <w:r>
+        <w:t xml:space="preserve">in this whenever a write operation like adding or removing the elements in a list occurs so instead of modifying the existing </w:t>
+      </w:r>
+      <w:proofErr w:type="spellStart"/>
+      <w:r>
+        <w:t>arraylist</w:t>
+      </w:r>
+      <w:proofErr w:type="spellEnd"/>
+      <w:r>
+        <w:t xml:space="preserve"> it creates a new </w:t>
+      </w:r>
+      <w:proofErr w:type="spellStart"/>
+      <w:r>
+        <w:t>arraylist</w:t>
+      </w:r>
+      <w:proofErr w:type="spellEnd"/>
+      <w:r>
+        <w:t xml:space="preserve"> and modifications are applied to this new list </w:t>
+      </w:r>
+    </w:p>
+    <w:p>
+      <w:r>
+        <w:t xml:space="preserve">in normal </w:t>
+      </w:r>
+      <w:proofErr w:type="spellStart"/>
+      <w:r>
+        <w:t>ArrayList</w:t>
+      </w:r>
+      <w:proofErr w:type="spellEnd"/>
+      <w:r>
+        <w:t xml:space="preserve"> if do this:</w:t>
+      </w:r>
+    </w:p>
+    <w:p>
+      <w:r>
+        <w:t xml:space="preserve"> </w:t>
+      </w:r>
+      <w:proofErr w:type="gramStart"/>
+      <w:r>
+        <w:t>for(</w:t>
+      </w:r>
+      <w:proofErr w:type="gramEnd"/>
+      <w:r>
+        <w:t xml:space="preserve">Integer i: </w:t>
+      </w:r>
+      <w:proofErr w:type="gramStart"/>
+      <w:r>
+        <w:t>list){</w:t>
+      </w:r>
+      <w:proofErr w:type="gramEnd"/>
+    </w:p>
+    <w:p>
+      <w:r>
+        <w:t xml:space="preserve">         </w:t>
+      </w:r>
+      <w:proofErr w:type="spellStart"/>
+      <w:proofErr w:type="gramStart"/>
+      <w:r>
+        <w:t>list.add</w:t>
+      </w:r>
+      <w:proofErr w:type="spellEnd"/>
+      <w:r>
+        <w:t>(</w:t>
+      </w:r>
+      <w:proofErr w:type="gramEnd"/>
+      <w:r>
+        <w:t>4);</w:t>
+      </w:r>
+    </w:p>
+    <w:p>
+      <w:r>
+        <w:t xml:space="preserve">         </w:t>
+      </w:r>
+      <w:proofErr w:type="spellStart"/>
+      <w:r>
+        <w:t>System.out.println</w:t>
+      </w:r>
+      <w:proofErr w:type="spellEnd"/>
+      <w:r>
+        <w:t>(</w:t>
+      </w:r>
+      <w:proofErr w:type="spellStart"/>
+      <w:r>
+        <w:t>i</w:t>
+      </w:r>
+      <w:proofErr w:type="spellEnd"/>
+      <w:r>
+        <w:t>);</w:t>
+      </w:r>
+    </w:p>
+    <w:p>
+      <w:r>
+        <w:t xml:space="preserve">     }</w:t>
+      </w:r>
+    </w:p>
+    <w:p>
+      <w:r>
+        <w:t xml:space="preserve"> </w:t>
+      </w:r>
+      <w:r>
+        <w:rPr>
+          <w:highlight w:val="cyan"/>
+        </w:rPr>
+        <w:t>it will give err as Concurrent modification Exception</w:t>
+      </w:r>
+    </w:p>
+    <w:p>
+      <w:r>
+        <w:t xml:space="preserve">but will not print the element added during loop execution because </w:t>
+      </w:r>
+    </w:p>
+    <w:p>
+      <w:r>
+        <w:lastRenderedPageBreak/>
+        <w:t xml:space="preserve">When a for-each loop starts on a </w:t>
+      </w:r>
+      <w:proofErr w:type="spellStart"/>
+      <w:r>
+        <w:t>CopyOnWriteArrayList</w:t>
+      </w:r>
+      <w:proofErr w:type="spellEnd"/>
+      <w:r>
+        <w:t>, the iterator takes a snapshot (copy) of the list. It iterates over that snapshot, so any elements added later are not visible during the current iteration.</w:t>
+      </w:r>
+    </w:p>
+    <w:p>
+      <w:proofErr w:type="spellStart"/>
+      <w:r>
+        <w:t>CopyOnWriteArrayList</w:t>
+      </w:r>
+      <w:proofErr w:type="spellEnd"/>
+      <w:r>
+        <w:t xml:space="preserve"> for this only foreach takes snapshot </w:t>
+      </w:r>
+      <w:r>
+        <w:t xml:space="preserve">and for every iterator </w:t>
+      </w:r>
+      <w:proofErr w:type="spellStart"/>
+      <w:r>
+        <w:t>CopyOnWriteArrayList</w:t>
+      </w:r>
+      <w:proofErr w:type="spellEnd"/>
+      <w:r>
+        <w:t xml:space="preserve"> takes snapshot </w:t>
       </w:r>
     </w:p>
     <w:p>
@@ -2006,157 +3041,361 @@
       </w:tr>
     </w:tbl>
     <w:p/>
+    <w:p/>
     <w:p>
       <w:pPr>
         <w:rPr>
-          <w:sz w:val="30"/>
-          <w:szCs w:val="30"/>
+          <w:b/>
+          <w:bCs/>
         </w:rPr>
       </w:pPr>
       <w:r>
         <w:rPr>
-          <w:sz w:val="30"/>
-          <w:szCs w:val="30"/>
-          <w:highlight w:val="yellow"/>
-        </w:rPr>
+          <w:b/>
+          <w:bCs/>
+        </w:rPr>
+        <w:t>Map:</w:t>
+      </w:r>
+    </w:p>
+    <w:p>
+      <w:r>
+        <w:t xml:space="preserve">It does not </w:t>
+      </w:r>
+      <w:proofErr w:type="gramStart"/>
+      <w:r>
+        <w:t>implements</w:t>
+      </w:r>
+      <w:proofErr w:type="gramEnd"/>
+      <w:r>
+        <w:t xml:space="preserve"> Collection it is the separate interface </w:t>
+      </w:r>
+      <w:r>
+        <w:tab/>
+        <w:t xml:space="preserve"> </w:t>
+      </w:r>
+    </w:p>
+    <w:p>
+      <w:r>
+        <w:t>unique key</w:t>
+      </w:r>
+    </w:p>
+    <w:p>
+      <w:r>
+        <w:t xml:space="preserve"> </w:t>
+      </w:r>
+      <w:proofErr w:type="spellStart"/>
+      <w:proofErr w:type="gramStart"/>
+      <w:r>
+        <w:t>map.put</w:t>
+      </w:r>
+      <w:proofErr w:type="spellEnd"/>
+      <w:r>
+        <w:t>(</w:t>
+      </w:r>
+      <w:proofErr w:type="gramEnd"/>
+      <w:r>
+        <w:t>)</w:t>
+      </w:r>
+    </w:p>
+    <w:p>
+      <w:proofErr w:type="spellStart"/>
+      <w:r>
+        <w:t>map.get</w:t>
+      </w:r>
+      <w:proofErr w:type="spellEnd"/>
+      <w:r>
+        <w:t>(key)</w:t>
+      </w:r>
+    </w:p>
+    <w:p>
+      <w:proofErr w:type="spellStart"/>
+      <w:proofErr w:type="gramStart"/>
+      <w:r>
+        <w:t>map.getOrDefault</w:t>
+      </w:r>
+      <w:proofErr w:type="spellEnd"/>
+      <w:proofErr w:type="gramEnd"/>
+      <w:r>
+        <w:t>(key, default value)</w:t>
+      </w:r>
+    </w:p>
+    <w:p>
+      <w:proofErr w:type="spellStart"/>
+      <w:proofErr w:type="gramStart"/>
+      <w:r>
+        <w:t>map.putIfAbsent</w:t>
+      </w:r>
+      <w:proofErr w:type="spellEnd"/>
+      <w:proofErr w:type="gramEnd"/>
+      <w:r>
+        <w:t>(key, value)</w:t>
+      </w:r>
+    </w:p>
+    <w:p>
+      <w:proofErr w:type="spellStart"/>
+      <w:proofErr w:type="gramStart"/>
+      <w:r>
+        <w:t>map.containsKey</w:t>
+      </w:r>
+      <w:proofErr w:type="spellEnd"/>
+      <w:proofErr w:type="gramEnd"/>
+      <w:r>
+        <w:t>(key)</w:t>
+      </w:r>
+    </w:p>
+    <w:p>
+      <w:proofErr w:type="spellStart"/>
+      <w:proofErr w:type="gramStart"/>
+      <w:r>
+        <w:t>map.containsValue</w:t>
+      </w:r>
+      <w:proofErr w:type="spellEnd"/>
+      <w:proofErr w:type="gramEnd"/>
+      <w:r>
+        <w:t>(value)</w:t>
+      </w:r>
+    </w:p>
+    <w:p>
+      <w:proofErr w:type="spellStart"/>
+      <w:proofErr w:type="gramStart"/>
+      <w:r>
+        <w:t>map.remove</w:t>
+      </w:r>
+      <w:proofErr w:type="spellEnd"/>
+      <w:proofErr w:type="gramEnd"/>
+      <w:r>
+        <w:t>(</w:t>
+      </w:r>
+      <w:proofErr w:type="gramStart"/>
+      <w:r>
+        <w:t xml:space="preserve">key)   </w:t>
+      </w:r>
+      <w:proofErr w:type="gramEnd"/>
+      <w:r>
+        <w:t xml:space="preserve">and </w:t>
+      </w:r>
+      <w:proofErr w:type="spellStart"/>
+      <w:proofErr w:type="gramStart"/>
+      <w:r>
+        <w:t>map.remove</w:t>
+      </w:r>
+      <w:proofErr w:type="spellEnd"/>
+      <w:proofErr w:type="gramEnd"/>
+      <w:r>
+        <w:t xml:space="preserve">(key, value); if value and key </w:t>
+      </w:r>
+      <w:proofErr w:type="gramStart"/>
+      <w:r>
+        <w:t>does</w:t>
+      </w:r>
+      <w:proofErr w:type="gramEnd"/>
+      <w:r>
+        <w:t xml:space="preserve"> not match it is not going to delete </w:t>
+      </w:r>
+    </w:p>
+    <w:p>
+      <w:r>
+        <w:t>looping</w:t>
+      </w:r>
+    </w:p>
+    <w:p>
+      <w:proofErr w:type="spellStart"/>
+      <w:proofErr w:type="gramStart"/>
+      <w:r>
+        <w:t>map.keySet</w:t>
+      </w:r>
+      <w:proofErr w:type="spellEnd"/>
+      <w:proofErr w:type="gramEnd"/>
+      <w:r>
+        <w:t>()</w:t>
+      </w:r>
+    </w:p>
+    <w:p>
+      <w:proofErr w:type="spellStart"/>
+      <w:proofErr w:type="gramStart"/>
+      <w:r>
+        <w:t>map.entrySet</w:t>
+      </w:r>
+      <w:proofErr w:type="spellEnd"/>
+      <w:proofErr w:type="gramEnd"/>
+      <w:r>
+        <w:t xml:space="preserve">()-&gt; </w:t>
+      </w:r>
+      <w:proofErr w:type="spellStart"/>
+      <w:proofErr w:type="gramStart"/>
+      <w:r>
+        <w:t>getKey</w:t>
+      </w:r>
+      <w:proofErr w:type="spellEnd"/>
+      <w:r>
+        <w:t>(</w:t>
+      </w:r>
+      <w:proofErr w:type="gramEnd"/>
+      <w:r>
+        <w:t xml:space="preserve">) and </w:t>
+      </w:r>
+      <w:proofErr w:type="spellStart"/>
+      <w:proofErr w:type="gramStart"/>
+      <w:r>
+        <w:t>getValue</w:t>
+      </w:r>
+      <w:proofErr w:type="spellEnd"/>
+      <w:r>
+        <w:t>(</w:t>
+      </w:r>
+      <w:proofErr w:type="gramEnd"/>
+      <w:r>
+        <w:t xml:space="preserve">) both </w:t>
+      </w:r>
+    </w:p>
+    <w:p>
+      <w:r>
+        <w:t>key can be null as well</w:t>
+      </w:r>
+    </w:p>
+    <w:p>
+      <w:r>
+        <w:t xml:space="preserve">if we put a different value for same key already in map it is going to replace the value </w:t>
+      </w:r>
+    </w:p>
+    <w:p>
+      <w:r>
+        <w:t xml:space="preserve">HashMap-&gt; not thread synchronize </w:t>
+      </w:r>
+    </w:p>
+    <w:p/>
+    <w:p>
+      <w:r>
+        <w:t xml:space="preserve">constant time complexity </w:t>
+      </w:r>
+      <w:proofErr w:type="gramStart"/>
+      <w:r>
+        <w:t>O(</w:t>
+      </w:r>
+      <w:proofErr w:type="gramEnd"/>
+      <w:r>
+        <w:t>1)</w:t>
+      </w:r>
+    </w:p>
+    <w:p/>
+    <w:p>
+      <w:r>
         <w:lastRenderedPageBreak/>
-        <w:t>Vector:</w:t>
-      </w:r>
-    </w:p>
-    <w:p>
-      <w:r>
-        <w:t>it is there in java before collection framework but now it is the part of collection framework</w:t>
-      </w:r>
-    </w:p>
-    <w:p>
-      <w:r>
-        <w:t>it is synchronized and thread safe, takes extra memory</w:t>
-      </w:r>
-    </w:p>
-    <w:p>
-      <w:r>
-        <w:t>very useful in multithreaded env</w:t>
-      </w:r>
-    </w:p>
-    <w:p>
-      <w:r>
-        <w:t xml:space="preserve">LinkedList and </w:t>
-      </w:r>
-      <w:proofErr w:type="spellStart"/>
-      <w:r>
-        <w:t>ArrayList</w:t>
-      </w:r>
-      <w:proofErr w:type="spellEnd"/>
-      <w:r>
-        <w:t xml:space="preserve"> are not thread safe </w:t>
-      </w:r>
-    </w:p>
-    <w:p>
-      <w:r>
-        <w:t xml:space="preserve">like </w:t>
-      </w:r>
-      <w:proofErr w:type="spellStart"/>
-      <w:r>
-        <w:t>ArrayList</w:t>
-      </w:r>
-      <w:proofErr w:type="spellEnd"/>
-      <w:r>
-        <w:t xml:space="preserve"> it does resizing of array with dynamic array </w:t>
-      </w:r>
-    </w:p>
-    <w:p>
-      <w:r>
-        <w:t xml:space="preserve">unlike </w:t>
-      </w:r>
-      <w:proofErr w:type="spellStart"/>
-      <w:r>
-        <w:t>ArrayList</w:t>
-      </w:r>
-      <w:proofErr w:type="spellEnd"/>
-      <w:r>
-        <w:t xml:space="preserve"> has method to check capacity </w:t>
-      </w:r>
-      <w:proofErr w:type="spellStart"/>
-      <w:proofErr w:type="gramStart"/>
-      <w:r>
-        <w:t>vec.cpacity</w:t>
-      </w:r>
-      <w:proofErr w:type="spellEnd"/>
-      <w:proofErr w:type="gramEnd"/>
-      <w:r>
-        <w:t>();</w:t>
-      </w:r>
-    </w:p>
-    <w:p>
-      <w:r>
-        <w:t xml:space="preserve">here if element comes and capacity is filled in vector the size </w:t>
-      </w:r>
-      <w:proofErr w:type="gramStart"/>
-      <w:r>
-        <w:t>get</w:t>
-      </w:r>
-      <w:proofErr w:type="gramEnd"/>
-      <w:r>
-        <w:t xml:space="preserve"> doubled unlike </w:t>
-      </w:r>
-      <w:proofErr w:type="spellStart"/>
-      <w:r>
-        <w:t>arrayList</w:t>
-      </w:r>
-      <w:proofErr w:type="spellEnd"/>
-      <w:r>
-        <w:t xml:space="preserve"> where it grows with 1.5</w:t>
-      </w:r>
-    </w:p>
-    <w:p>
-      <w:r>
-        <w:t xml:space="preserve">we can also control the capacity increment in the Vector constructor while creating it after initial Capacity </w:t>
-      </w:r>
-    </w:p>
-    <w:p>
-      <w:r>
-        <w:t xml:space="preserve">if </w:t>
-      </w:r>
-      <w:proofErr w:type="spellStart"/>
-      <w:r>
-        <w:t>give</w:t>
-      </w:r>
-      <w:r>
-        <w:t>a</w:t>
-      </w:r>
-      <w:proofErr w:type="spellEnd"/>
-    </w:p>
-    <w:p>
-      <w:r>
-        <w:t xml:space="preserve"> it will + not * like if given 3 and </w:t>
-      </w:r>
-      <w:proofErr w:type="spellStart"/>
-      <w:proofErr w:type="gramStart"/>
-      <w:r>
-        <w:t>currentcapacity</w:t>
-      </w:r>
-      <w:proofErr w:type="spellEnd"/>
-      <w:proofErr w:type="gramEnd"/>
-      <w:r>
-        <w:t xml:space="preserve"> is it will become 11 not 24</w:t>
-      </w:r>
-    </w:p>
-    <w:p>
-      <w:r>
-        <w:t>methods same as array</w:t>
-      </w:r>
-    </w:p>
-    <w:p>
-      <w:r>
-        <w:t xml:space="preserve">if we use same </w:t>
-      </w:r>
-      <w:proofErr w:type="spellStart"/>
-      <w:r>
-        <w:t>ArrayList</w:t>
-      </w:r>
-      <w:proofErr w:type="spellEnd"/>
-      <w:r>
-        <w:t xml:space="preserve"> in 2 different threads and add some elements in it </w:t>
+        <w:t>Internal Working of HashMap:</w:t>
+      </w:r>
+    </w:p>
+    <w:p>
+      <w:r>
+        <w:t xml:space="preserve">Basic components of </w:t>
+      </w:r>
+      <w:proofErr w:type="spellStart"/>
+      <w:r>
+        <w:t>hashmap</w:t>
+      </w:r>
+      <w:proofErr w:type="spellEnd"/>
+      <w:r>
+        <w:t xml:space="preserve"> </w:t>
+      </w:r>
+    </w:p>
+    <w:p>
+      <w:r>
+        <w:t>1)Key-&gt; identifier used to retrieve the value</w:t>
+      </w:r>
+    </w:p>
+    <w:p>
+      <w:r>
+        <w:t xml:space="preserve">2)value-&gt; The data associated with key </w:t>
+      </w:r>
+    </w:p>
+    <w:p>
+      <w:r>
+        <w:t>3)</w:t>
+      </w:r>
+      <w:r>
+        <w:rPr>
+          <w:highlight w:val="cyan"/>
+        </w:rPr>
+        <w:t>Bucket</w:t>
+      </w:r>
+      <w:r>
+        <w:t xml:space="preserve">-&gt; A place where key value pairs are stored. Think of bucket as cells in a list or array </w:t>
+      </w:r>
+    </w:p>
+    <w:p>
+      <w:r>
+        <w:t>4)</w:t>
+      </w:r>
+      <w:r>
+        <w:rPr>
+          <w:highlight w:val="cyan"/>
+        </w:rPr>
+        <w:t>Hash Function</w:t>
+      </w:r>
+      <w:r>
+        <w:t xml:space="preserve"> -&gt; converts a key to index (bucket location or storage)</w:t>
+      </w:r>
+    </w:p>
+    <w:p>
+      <w:r>
+        <w:tab/>
+        <w:t xml:space="preserve">Hash function is an algorithm that </w:t>
+      </w:r>
+      <w:r>
+        <w:rPr>
+          <w:highlight w:val="cyan"/>
+        </w:rPr>
+        <w:t>takes</w:t>
+      </w:r>
+      <w:r>
+        <w:t xml:space="preserve"> an input or </w:t>
+      </w:r>
+      <w:r>
+        <w:rPr>
+          <w:highlight w:val="cyan"/>
+        </w:rPr>
+        <w:t>key</w:t>
+      </w:r>
+      <w:r>
+        <w:t xml:space="preserve"> and </w:t>
+      </w:r>
+      <w:r>
+        <w:rPr>
+          <w:highlight w:val="cyan"/>
+        </w:rPr>
+        <w:t>returns</w:t>
+      </w:r>
+      <w:r>
+        <w:t xml:space="preserve"> </w:t>
+      </w:r>
+      <w:r>
+        <w:rPr>
+          <w:highlight w:val="cyan"/>
+        </w:rPr>
+        <w:t>a fixed sized string of bytes</w:t>
+      </w:r>
+      <w:r>
+        <w:t>, typically a numerical value.</w:t>
+      </w:r>
+    </w:p>
+    <w:p>
+      <w:r>
+        <w:tab/>
+        <w:t>The output is known as hash code, hash value or simply hash. The primary purpose of a hash function is to map data of arbitrary size to data of fixed size.</w:t>
+      </w:r>
+    </w:p>
+    <w:p>
+      <w:r>
+        <w:t>Characteristics of hash function:</w:t>
+      </w:r>
+    </w:p>
+    <w:p>
+      <w:r>
+        <w:t xml:space="preserve">Deterministic: same input will always produce same output </w:t>
+      </w:r>
+    </w:p>
+    <w:p>
+      <w:r>
+        <w:t>Fixed output size: regardless of output size code has consistent size (</w:t>
       </w:r>
       <w:proofErr w:type="spellStart"/>
       <w:r>
@@ -2164,168 +3403,682 @@
       </w:r>
       <w:proofErr w:type="spellEnd"/>
       <w:r>
-        <w:t xml:space="preserve"> if we add 100 from both threads </w:t>
-      </w:r>
-    </w:p>
-    <w:p>
-      <w:r>
-        <w:t xml:space="preserve">then it will not give 200 in a result it will give less than that because it may access at the same time it will add </w:t>
-      </w:r>
-    </w:p>
-    <w:p>
-      <w:r>
-        <w:t>and that is not the case in Vector.</w:t>
+        <w:t>: 32b</w:t>
+      </w:r>
+      <w:r>
+        <w:t>i</w:t>
+      </w:r>
+      <w:r>
+        <w:t>t, 64 bit)</w:t>
+      </w:r>
+    </w:p>
+    <w:p>
+      <w:r>
+        <w:t xml:space="preserve">Efficient Computation: </w:t>
+      </w:r>
+    </w:p>
+    <w:p/>
+    <w:p>
+      <w:r>
+        <w:t xml:space="preserve">How data stored in </w:t>
+      </w:r>
+      <w:proofErr w:type="spellStart"/>
+      <w:r>
+        <w:t>hashMap</w:t>
+      </w:r>
+      <w:proofErr w:type="spellEnd"/>
+      <w:r>
+        <w:t>:</w:t>
+      </w:r>
+    </w:p>
+    <w:p>
+      <w:r>
+        <w:t xml:space="preserve">1) Hashing the Key-&gt; key passed through hash function to generate unique </w:t>
+      </w:r>
+      <w:proofErr w:type="spellStart"/>
+      <w:r>
+        <w:t>hashcode</w:t>
+      </w:r>
+      <w:proofErr w:type="spellEnd"/>
+      <w:r>
+        <w:t xml:space="preserve"> (Pans integer number). this hash code helps determine where the key value pair will be stored in the array (bucket array).</w:t>
+      </w:r>
+    </w:p>
+    <w:p>
+      <w:r>
+        <w:t xml:space="preserve">2)Calculating the index: hash code then used to calculate an index int the array (bucket location) </w:t>
+      </w:r>
+      <w:proofErr w:type="gramStart"/>
+      <w:r>
+        <w:t>using :</w:t>
+      </w:r>
+      <w:proofErr w:type="gramEnd"/>
+    </w:p>
+    <w:p>
+      <w:r>
+        <w:t xml:space="preserve">int index= </w:t>
+      </w:r>
+      <w:proofErr w:type="spellStart"/>
+      <w:r>
+        <w:t>hashcode</w:t>
+      </w:r>
+      <w:proofErr w:type="spellEnd"/>
+      <w:r>
+        <w:t xml:space="preserve"> % </w:t>
+      </w:r>
+      <w:proofErr w:type="spellStart"/>
+      <w:r>
+        <w:t>arraySize</w:t>
+      </w:r>
+      <w:proofErr w:type="spellEnd"/>
+      <w:r>
+        <w:t>;</w:t>
+      </w:r>
+    </w:p>
+    <w:p>
+      <w:r>
+        <w:t xml:space="preserve">this index decides which bucket will store the key value pair </w:t>
+      </w:r>
+    </w:p>
+    <w:p>
+      <w:r>
+        <w:t xml:space="preserve">By </w:t>
+      </w:r>
+      <w:proofErr w:type="gramStart"/>
+      <w:r>
+        <w:t>default</w:t>
+      </w:r>
+      <w:proofErr w:type="gramEnd"/>
+      <w:r>
+        <w:t xml:space="preserve"> the size of array is 16 </w:t>
+      </w:r>
+    </w:p>
+    <w:p>
+      <w:r>
+        <w:t>3) Storing in the bucket:</w:t>
+      </w:r>
+    </w:p>
+    <w:p>
+      <w:r>
+        <w:t>key-value pair stored in the bucket at the calculated index.</w:t>
+      </w:r>
+    </w:p>
+    <w:p>
+      <w:r>
+        <w:t xml:space="preserve">Each bucket can hold multiple key-value pairs </w:t>
+      </w:r>
+    </w:p>
+    <w:p>
+      <w:r>
+        <w:t xml:space="preserve">this is called collision </w:t>
+      </w:r>
+      <w:r>
+        <w:rPr>
+          <w:highlight w:val="cyan"/>
+        </w:rPr>
+        <w:t>handling mechanism</w:t>
+      </w:r>
+      <w:r>
+        <w:t>****</w:t>
+      </w:r>
+    </w:p>
+    <w:p>
+      <w:pPr>
+        <w:rPr>
+          <w:b/>
+          <w:bCs/>
+        </w:rPr>
+      </w:pPr>
+      <w:r>
+        <w:rPr>
+          <w:b/>
+          <w:bCs/>
+        </w:rPr>
+        <w:t>Handling Collision:</w:t>
+      </w:r>
+    </w:p>
+    <w:p>
+      <w:r>
+        <w:t xml:space="preserve">Since different keys can generate same </w:t>
+      </w:r>
+      <w:proofErr w:type="gramStart"/>
+      <w:r>
+        <w:t>index(</w:t>
+      </w:r>
+      <w:proofErr w:type="gramEnd"/>
+      <w:r>
+        <w:t xml:space="preserve">called collision) </w:t>
+      </w:r>
+      <w:proofErr w:type="spellStart"/>
+      <w:r>
+        <w:t>hashmap</w:t>
+      </w:r>
+      <w:proofErr w:type="spellEnd"/>
+      <w:r>
+        <w:t xml:space="preserve"> uses technique to handle this situation. </w:t>
+      </w:r>
+    </w:p>
+    <w:p/>
+    <w:p>
+      <w:r>
+        <w:t>[ on every index of bucket array</w:t>
+      </w:r>
+      <w:r>
+        <w:t>,</w:t>
+      </w:r>
+      <w:r>
+        <w:t xml:space="preserve"> linked list is stored but in java 8 we use balanced binary search tree or RB </w:t>
+      </w:r>
+      <w:proofErr w:type="gramStart"/>
+      <w:r>
+        <w:t>tree( as</w:t>
+      </w:r>
+      <w:proofErr w:type="gramEnd"/>
+      <w:r>
+        <w:t xml:space="preserve"> linked list uses linear search to search the element and it takes a lot of time), in case of collision it has pointer to next node or if </w:t>
+      </w:r>
+      <w:proofErr w:type="gramStart"/>
+      <w:r>
+        <w:t xml:space="preserve">multiple  </w:t>
+      </w:r>
+      <w:proofErr w:type="spellStart"/>
+      <w:r>
+        <w:t>kv</w:t>
+      </w:r>
+      <w:proofErr w:type="spellEnd"/>
+      <w:proofErr w:type="gramEnd"/>
+      <w:r>
+        <w:t xml:space="preserve"> pairs map to the same bucket</w:t>
+      </w:r>
+    </w:p>
+    <w:p>
+      <w:proofErr w:type="gramStart"/>
+      <w:r>
+        <w:lastRenderedPageBreak/>
+        <w:t>basically</w:t>
+      </w:r>
+      <w:proofErr w:type="gramEnd"/>
+      <w:r>
+        <w:t xml:space="preserve"> what happen the </w:t>
+      </w:r>
+      <w:proofErr w:type="spellStart"/>
+      <w:r>
+        <w:t>linkedlist</w:t>
+      </w:r>
+      <w:proofErr w:type="spellEnd"/>
+      <w:r>
+        <w:t xml:space="preserve"> get converted to red black tree after certain </w:t>
+      </w:r>
+      <w:proofErr w:type="spellStart"/>
+      <w:r>
+        <w:t>threashold</w:t>
+      </w:r>
+      <w:proofErr w:type="spellEnd"/>
+      <w:r>
+        <w:t xml:space="preserve"> (default 8) </w:t>
+      </w:r>
+      <w:proofErr w:type="spellStart"/>
+      <w:r>
+        <w:t>thereashold</w:t>
+      </w:r>
+      <w:proofErr w:type="spellEnd"/>
+      <w:r>
+        <w:t xml:space="preserve"> is called as </w:t>
+      </w:r>
+      <w:proofErr w:type="spellStart"/>
+      <w:r>
+        <w:t>Treefy</w:t>
+      </w:r>
+      <w:proofErr w:type="spellEnd"/>
+      <w:r>
+        <w:t xml:space="preserve"> </w:t>
+      </w:r>
+      <w:proofErr w:type="spellStart"/>
+      <w:r>
+        <w:t>Threashhold</w:t>
+      </w:r>
+      <w:proofErr w:type="spellEnd"/>
+    </w:p>
+    <w:p>
+      <w:r>
+        <w:t xml:space="preserve">time complexity in case if RB tree -&gt; </w:t>
+      </w:r>
+      <w:proofErr w:type="gramStart"/>
+      <w:r>
+        <w:t>O(</w:t>
+      </w:r>
+      <w:proofErr w:type="spellStart"/>
+      <w:r>
+        <w:t>logn</w:t>
+      </w:r>
+      <w:proofErr w:type="spellEnd"/>
+      <w:r>
+        <w:t xml:space="preserve"> )</w:t>
+      </w:r>
+      <w:proofErr w:type="gramEnd"/>
+    </w:p>
+    <w:p/>
+    <w:p>
+      <w:r>
+        <w:t xml:space="preserve">when they </w:t>
+      </w:r>
+      <w:r>
+        <w:t>retrieved</w:t>
+      </w:r>
+      <w:r>
+        <w:t xml:space="preserve"> </w:t>
+      </w:r>
+      <w:proofErr w:type="spellStart"/>
+      <w:r>
+        <w:t>hashmpa</w:t>
+      </w:r>
+      <w:proofErr w:type="spellEnd"/>
+      <w:r>
+        <w:t xml:space="preserve"> traverse the linked list of </w:t>
+      </w:r>
+      <w:proofErr w:type="spellStart"/>
+      <w:r>
+        <w:t>bst</w:t>
+      </w:r>
+      <w:proofErr w:type="spellEnd"/>
+      <w:r>
+        <w:t xml:space="preserve"> </w:t>
+      </w:r>
+      <w:proofErr w:type="spellStart"/>
+      <w:r>
+        <w:t>untill</w:t>
+      </w:r>
+      <w:proofErr w:type="spellEnd"/>
+      <w:r>
+        <w:t xml:space="preserve"> it founds the match </w:t>
+      </w:r>
+    </w:p>
+    <w:p/>
+    <w:p>
+      <w:r>
+        <w:t xml:space="preserve">How data is retrieved from hash </w:t>
+      </w:r>
+      <w:proofErr w:type="gramStart"/>
+      <w:r>
+        <w:t>map :</w:t>
+      </w:r>
+      <w:proofErr w:type="gramEnd"/>
+    </w:p>
+    <w:p>
+      <w:r>
+        <w:t xml:space="preserve">1)hashing the key-&gt; similar to insertion </w:t>
+      </w:r>
+    </w:p>
+    <w:p>
+      <w:r>
+        <w:t xml:space="preserve">2) finding the index-&gt; hash code is used to find the index of the bucket where the key value pair is stored </w:t>
+      </w:r>
+    </w:p>
+    <w:p>
+      <w:r>
+        <w:t xml:space="preserve">3)Searching the bucket -&gt; once the correct bucket is found it checks for the key in that bucket. if it finds the key it </w:t>
+      </w:r>
+      <w:proofErr w:type="gramStart"/>
+      <w:r>
+        <w:t>return</w:t>
+      </w:r>
+      <w:proofErr w:type="gramEnd"/>
+      <w:r>
+        <w:t xml:space="preserve"> the associated </w:t>
+      </w:r>
+      <w:proofErr w:type="gramStart"/>
+      <w:r>
+        <w:t>value .</w:t>
+      </w:r>
+      <w:proofErr w:type="gramEnd"/>
+    </w:p>
+    <w:p/>
+    <w:p/>
+    <w:p>
+      <w:pPr>
+        <w:rPr>
+          <w:b/>
+          <w:bCs/>
+        </w:rPr>
+      </w:pPr>
+      <w:r>
+        <w:rPr>
+          <w:b/>
+          <w:bCs/>
+        </w:rPr>
+        <w:t xml:space="preserve">HashMap </w:t>
+      </w:r>
+      <w:proofErr w:type="gramStart"/>
+      <w:r>
+        <w:rPr>
+          <w:b/>
+          <w:bCs/>
+        </w:rPr>
+        <w:t>Resizing(</w:t>
+      </w:r>
+      <w:proofErr w:type="gramEnd"/>
+      <w:r>
+        <w:rPr>
+          <w:b/>
+          <w:bCs/>
+        </w:rPr>
+        <w:t>Rehashing):</w:t>
+      </w:r>
+    </w:p>
+    <w:p>
+      <w:r>
+        <w:t xml:space="preserve">HashMap has an internal array size, which is 16 by </w:t>
+      </w:r>
+      <w:r>
+        <w:t>default</w:t>
+      </w:r>
+      <w:r>
+        <w:t xml:space="preserve"> when the </w:t>
+      </w:r>
+      <w:r>
+        <w:t>number</w:t>
+      </w:r>
+      <w:r>
+        <w:t xml:space="preserve"> of elements (key-value) pair grows to certain load </w:t>
+      </w:r>
+      <w:proofErr w:type="gramStart"/>
+      <w:r>
+        <w:t>factor(</w:t>
+      </w:r>
+      <w:proofErr w:type="gramEnd"/>
+      <w:r>
+        <w:t>default</w:t>
+      </w:r>
+      <w:r>
+        <w:t xml:space="preserve"> 0.75) </w:t>
+      </w:r>
+      <w:r>
+        <w:t>HashMap</w:t>
+      </w:r>
+      <w:r>
+        <w:t xml:space="preserve"> automatically resizes the array to hold more data. This is called Rehashing.</w:t>
+      </w:r>
+    </w:p>
+    <w:p/>
+    <w:p>
+      <w:r>
+        <w:t xml:space="preserve">The default array size is 16 so when more than 12 elements (16*0.75) are inserted, the </w:t>
+      </w:r>
+      <w:r>
+        <w:t>HashMap</w:t>
+      </w:r>
+      <w:r>
+        <w:t xml:space="preserve"> will resize.</w:t>
+      </w:r>
+    </w:p>
+    <w:p/>
+    <w:p>
+      <w:r>
+        <w:t xml:space="preserve">In </w:t>
+      </w:r>
+      <w:r>
+        <w:t>HashMap</w:t>
+      </w:r>
+      <w:r>
+        <w:t xml:space="preserve"> constructor as well we can give initial capacity as and load </w:t>
+      </w:r>
+      <w:proofErr w:type="gramStart"/>
+      <w:r>
+        <w:t>factor  &lt;</w:t>
+      </w:r>
+      <w:proofErr w:type="gramEnd"/>
+      <w:r>
+        <w:t>IC, LF&gt;</w:t>
+      </w:r>
+    </w:p>
+    <w:p>
+      <w:r>
+        <w:t>All entries are rehashed (</w:t>
+      </w:r>
+      <w:r>
+        <w:t>i.e.</w:t>
+      </w:r>
+      <w:r>
+        <w:t xml:space="preserve"> their positions are recalculated) and placed into the new array </w:t>
+      </w:r>
+    </w:p>
+    <w:p/>
+    <w:p>
+      <w:r>
+        <w:t xml:space="preserve">Time </w:t>
+      </w:r>
+      <w:r>
+        <w:t>complexity</w:t>
+      </w:r>
+      <w:r>
+        <w:t xml:space="preserve">: </w:t>
+      </w:r>
+      <w:proofErr w:type="gramStart"/>
+      <w:r>
+        <w:t>O(</w:t>
+      </w:r>
+      <w:proofErr w:type="gramEnd"/>
+      <w:r>
+        <w:t xml:space="preserve">1) without </w:t>
+      </w:r>
+      <w:r>
+        <w:t>collision</w:t>
+      </w:r>
+      <w:r>
+        <w:t xml:space="preserve">, with </w:t>
+      </w:r>
+      <w:r>
+        <w:t>collision</w:t>
+      </w:r>
+      <w:r>
+        <w:t xml:space="preserve"> O(n) with balanced BST it is O(</w:t>
+      </w:r>
+      <w:proofErr w:type="spellStart"/>
+      <w:r>
+        <w:t>logn</w:t>
+      </w:r>
+      <w:proofErr w:type="spellEnd"/>
+      <w:r>
+        <w:t>).</w:t>
+      </w:r>
+    </w:p>
+    <w:p>
+      <w:r>
+        <w:t xml:space="preserve">in case of </w:t>
+      </w:r>
+      <w:proofErr w:type="spellStart"/>
+      <w:r>
+        <w:t>constiansKey</w:t>
+      </w:r>
+      <w:proofErr w:type="spellEnd"/>
+      <w:r>
+        <w:t xml:space="preserve">: TC same </w:t>
+      </w:r>
+    </w:p>
+    <w:p>
+      <w:r>
+        <w:t xml:space="preserve">in case of </w:t>
+      </w:r>
+      <w:proofErr w:type="spellStart"/>
+      <w:r>
+        <w:t>caontinsValue</w:t>
+      </w:r>
+      <w:proofErr w:type="spellEnd"/>
+      <w:r>
+        <w:t>: TC O(</w:t>
+      </w:r>
+      <w:proofErr w:type="gramStart"/>
+      <w:r>
+        <w:t>n)  for</w:t>
+      </w:r>
+      <w:proofErr w:type="gramEnd"/>
+      <w:r>
+        <w:t xml:space="preserve"> both (WC and BC)</w:t>
+      </w:r>
+    </w:p>
+    <w:p>
+      <w:r>
+        <w:t xml:space="preserve">size -&gt; </w:t>
+      </w:r>
+      <w:proofErr w:type="gramStart"/>
+      <w:r>
+        <w:t>O(</w:t>
+      </w:r>
+      <w:proofErr w:type="gramEnd"/>
+      <w:r>
+        <w:t>1) for all</w:t>
+      </w:r>
+    </w:p>
+    <w:p>
+      <w:proofErr w:type="spellStart"/>
+      <w:r>
+        <w:t>HashCode</w:t>
+      </w:r>
+      <w:proofErr w:type="spellEnd"/>
+      <w:r>
+        <w:t xml:space="preserve"> generates by playing with </w:t>
+      </w:r>
+      <w:r>
+        <w:t>memory</w:t>
+      </w:r>
+      <w:r>
+        <w:t xml:space="preserve"> address</w:t>
+      </w:r>
+    </w:p>
+    <w:p>
+      <w:r>
+        <w:t xml:space="preserve">in case of </w:t>
+      </w:r>
+      <w:r>
+        <w:t>collations</w:t>
+      </w:r>
+      <w:r>
+        <w:t xml:space="preserve"> equals methods is used </w:t>
+      </w:r>
+      <w:r>
+        <w:t>to</w:t>
+      </w:r>
+      <w:r>
+        <w:t xml:space="preserve"> check the index match </w:t>
       </w:r>
     </w:p>
     <w:p/>
     <w:p/>
     <w:p/>
+    <w:p>
+      <w:r>
+        <w:t>Linked HashMap:</w:t>
+      </w:r>
+    </w:p>
+    <w:p>
+      <w:r>
+        <w:lastRenderedPageBreak/>
+        <w:t xml:space="preserve">extends </w:t>
+      </w:r>
+      <w:r>
+        <w:t>HashMap</w:t>
+      </w:r>
+      <w:r>
+        <w:t xml:space="preserve"> </w:t>
+      </w:r>
+    </w:p>
+    <w:p>
+      <w:proofErr w:type="spellStart"/>
+      <w:r>
+        <w:t>linkedHashMap</w:t>
+      </w:r>
+      <w:proofErr w:type="spellEnd"/>
+      <w:r>
+        <w:t xml:space="preserve"> has a double linked list that </w:t>
+      </w:r>
+      <w:r>
+        <w:rPr>
+          <w:highlight w:val="cyan"/>
+        </w:rPr>
+        <w:t>maintains the order of element</w:t>
+      </w:r>
+      <w:r>
+        <w:t xml:space="preserve"> in which we have </w:t>
+      </w:r>
+      <w:r>
+        <w:t>Putten</w:t>
+      </w:r>
+      <w:r>
+        <w:t xml:space="preserve"> them</w:t>
+      </w:r>
+    </w:p>
+    <w:p>
+      <w:r>
+        <w:t xml:space="preserve">its bit slow than </w:t>
+      </w:r>
+      <w:r>
+        <w:t>HashMap</w:t>
+      </w:r>
+    </w:p>
+    <w:p>
+      <w:r>
+        <w:t xml:space="preserve">like </w:t>
+      </w:r>
+      <w:r>
+        <w:t>HashMap</w:t>
+      </w:r>
+      <w:r>
+        <w:t xml:space="preserve"> constructor here as well we can give initial capacity load factor and access order (this is extra)</w:t>
+      </w:r>
+    </w:p>
+    <w:p>
+      <w:r>
+        <w:t xml:space="preserve">by </w:t>
+      </w:r>
+      <w:proofErr w:type="gramStart"/>
+      <w:r>
+        <w:t>default</w:t>
+      </w:r>
+      <w:proofErr w:type="gramEnd"/>
+      <w:r>
+        <w:t xml:space="preserve"> access order is false </w:t>
+      </w:r>
+    </w:p>
+    <w:p>
+      <w:r>
+        <w:t xml:space="preserve">if we mark it true then the least recently used shifts to the last as it uses LRU cache </w:t>
+      </w:r>
+    </w:p>
     <w:p/>
     <w:p>
       <w:r>
-        <w:t>Stack:</w:t>
-      </w:r>
-    </w:p>
-    <w:p>
-      <w:r>
-        <w:t>extends vector</w:t>
-      </w:r>
-    </w:p>
-    <w:p>
-      <w:r>
-        <w:t xml:space="preserve">as it extends </w:t>
-      </w:r>
-      <w:proofErr w:type="gramStart"/>
-      <w:r>
-        <w:t>vector</w:t>
-      </w:r>
-      <w:proofErr w:type="gramEnd"/>
-      <w:r>
-        <w:t xml:space="preserve"> we can do things out t=of the scope of stack as well like adding in between removing from middle </w:t>
-      </w:r>
-      <w:proofErr w:type="spellStart"/>
-      <w:r>
-        <w:t>etc</w:t>
-      </w:r>
-      <w:proofErr w:type="spellEnd"/>
-      <w:r>
-        <w:t xml:space="preserve">, but not recommended </w:t>
-      </w:r>
-    </w:p>
-    <w:p>
-      <w:r>
-        <w:t>push pop peek search(</w:t>
-      </w:r>
-      <w:proofErr w:type="spellStart"/>
-      <w:r>
-        <w:t>elem</w:t>
-      </w:r>
-      <w:proofErr w:type="spellEnd"/>
-      <w:r>
-        <w:t>) return index</w:t>
-      </w:r>
-      <w:r>
-        <w:tab/>
-        <w:t>(1 based)</w:t>
-      </w:r>
-    </w:p>
-    <w:p>
-      <w:r>
-        <w:t xml:space="preserve">we can use </w:t>
-      </w:r>
-      <w:proofErr w:type="spellStart"/>
-      <w:r>
-        <w:t>arraylist</w:t>
-      </w:r>
-      <w:proofErr w:type="spellEnd"/>
-      <w:r>
-        <w:t xml:space="preserve"> and linked list both as a stack</w:t>
-      </w:r>
-    </w:p>
-    <w:p>
-      <w:proofErr w:type="spellStart"/>
-      <w:proofErr w:type="gramStart"/>
-      <w:r>
-        <w:t>alist.add</w:t>
-      </w:r>
-      <w:proofErr w:type="spellEnd"/>
-      <w:r>
-        <w:t>(1);/</w:t>
-      </w:r>
-      <w:proofErr w:type="gramEnd"/>
-      <w:r>
-        <w:t>/ push</w:t>
-      </w:r>
-    </w:p>
-    <w:p>
-      <w:proofErr w:type="spellStart"/>
-      <w:proofErr w:type="gramStart"/>
-      <w:r>
-        <w:t>alist.remove</w:t>
-      </w:r>
-      <w:proofErr w:type="spellEnd"/>
-      <w:proofErr w:type="gramEnd"/>
+        <w:t xml:space="preserve">Use case: can't store everything in the cache so with this we can remove the </w:t>
+      </w:r>
+      <w:proofErr w:type="spellStart"/>
+      <w:r>
+        <w:t>lru</w:t>
+      </w:r>
+      <w:proofErr w:type="spellEnd"/>
+      <w:r>
+        <w:t xml:space="preserve"> thing as it went to top </w:t>
+      </w:r>
+    </w:p>
+    <w:p>
+      <w:r>
+        <w:t>it is not thread safe</w:t>
+      </w:r>
+    </w:p>
+    <w:p>
+      <w:r>
+        <w:t>**</w:t>
+      </w:r>
+      <w:proofErr w:type="spellStart"/>
+      <w:proofErr w:type="gramStart"/>
+      <w:r>
+        <w:t>removeEldestEntry</w:t>
+      </w:r>
+      <w:proofErr w:type="spellEnd"/>
       <w:r>
         <w:t>(</w:t>
       </w:r>
-      <w:proofErr w:type="spellStart"/>
-      <w:proofErr w:type="gramStart"/>
-      <w:r>
-        <w:t>alist.size</w:t>
-      </w:r>
-      <w:proofErr w:type="spellEnd"/>
-      <w:proofErr w:type="gramEnd"/>
-      <w:r>
-        <w:t>()-</w:t>
-      </w:r>
-      <w:proofErr w:type="gramStart"/>
-      <w:r>
-        <w:t>1);/</w:t>
-      </w:r>
-      <w:proofErr w:type="gramEnd"/>
-      <w:r>
-        <w:t>/pop</w:t>
-      </w:r>
-    </w:p>
-    <w:p>
-      <w:proofErr w:type="spellStart"/>
-      <w:r>
-        <w:t>alist.get</w:t>
-      </w:r>
-      <w:proofErr w:type="spellEnd"/>
-      <w:r>
-        <w:t>(</w:t>
-      </w:r>
-      <w:proofErr w:type="spellStart"/>
-      <w:proofErr w:type="gramStart"/>
-      <w:r>
-        <w:t>alist.size</w:t>
-      </w:r>
-      <w:proofErr w:type="spellEnd"/>
-      <w:proofErr w:type="gramEnd"/>
-      <w:r>
-        <w:t>()-1); //peek;</w:t>
-      </w:r>
-    </w:p>
-    <w:p>
-      <w:r>
-        <w:t xml:space="preserve">it is not recommended to use </w:t>
-      </w:r>
-      <w:proofErr w:type="spellStart"/>
-      <w:r>
-        <w:t>arraylist</w:t>
-      </w:r>
-      <w:proofErr w:type="spellEnd"/>
-      <w:r>
-        <w:t xml:space="preserve"> as stack there is one more class </w:t>
-      </w:r>
-      <w:proofErr w:type="spellStart"/>
-      <w:r>
-        <w:t>ArrayDeque</w:t>
-      </w:r>
-      <w:proofErr w:type="spellEnd"/>
-      <w:r>
-        <w:t xml:space="preserve"> we can use it as stack </w:t>
+      <w:proofErr w:type="gramEnd"/>
+      <w:r>
+        <w:t>)</w:t>
       </w:r>
     </w:p>
     <w:p/>
@@ -2336,7 +4089,7 @@
     <w:p>
       <w:proofErr w:type="spellStart"/>
       <w:r>
-        <w:t>CopyOnRightArrayList</w:t>
+        <w:t>WeakHashMap</w:t>
       </w:r>
       <w:proofErr w:type="spellEnd"/>
       <w:r>
@@ -2345,1213 +4098,6 @@
     </w:p>
     <w:p>
       <w:r>
-        <w:t xml:space="preserve">this </w:t>
-      </w:r>
-      <w:proofErr w:type="gramStart"/>
-      <w:r>
-        <w:t>is  thread</w:t>
-      </w:r>
-      <w:proofErr w:type="gramEnd"/>
-      <w:r>
-        <w:t xml:space="preserve"> safe and synchronized </w:t>
-      </w:r>
-      <w:proofErr w:type="spellStart"/>
-      <w:r>
-        <w:t>ArrayList</w:t>
-      </w:r>
-      <w:proofErr w:type="spellEnd"/>
-    </w:p>
-    <w:p>
-      <w:r>
-        <w:t xml:space="preserve">use when there are too many read operations </w:t>
-      </w:r>
-    </w:p>
-    <w:p>
-      <w:r>
-        <w:t xml:space="preserve">in this whenever a write operation like adding or removing the elements in a list occurs so instead of modifying the existing </w:t>
-      </w:r>
-      <w:proofErr w:type="spellStart"/>
-      <w:r>
-        <w:t>arraylist</w:t>
-      </w:r>
-      <w:proofErr w:type="spellEnd"/>
-      <w:r>
-        <w:t xml:space="preserve"> it creates a new </w:t>
-      </w:r>
-      <w:proofErr w:type="spellStart"/>
-      <w:r>
-        <w:t>arraylist</w:t>
-      </w:r>
-      <w:proofErr w:type="spellEnd"/>
-      <w:r>
-        <w:t xml:space="preserve"> and modifications are applied to this new list </w:t>
-      </w:r>
-    </w:p>
-    <w:p/>
-    <w:p>
-      <w:r>
-        <w:t xml:space="preserve">in normal </w:t>
-      </w:r>
-      <w:proofErr w:type="spellStart"/>
-      <w:r>
-        <w:t>ArrayList</w:t>
-      </w:r>
-      <w:proofErr w:type="spellEnd"/>
-      <w:r>
-        <w:t xml:space="preserve"> if do this:</w:t>
-      </w:r>
-    </w:p>
-    <w:p>
-      <w:r>
-        <w:t xml:space="preserve"> </w:t>
-      </w:r>
-      <w:proofErr w:type="gramStart"/>
-      <w:r>
-        <w:t>for(</w:t>
-      </w:r>
-      <w:proofErr w:type="gramEnd"/>
-      <w:r>
-        <w:t xml:space="preserve">Integer i: </w:t>
-      </w:r>
-      <w:proofErr w:type="gramStart"/>
-      <w:r>
-        <w:t>list){</w:t>
-      </w:r>
-      <w:proofErr w:type="gramEnd"/>
-    </w:p>
-    <w:p>
-      <w:r>
-        <w:t xml:space="preserve">         </w:t>
-      </w:r>
-      <w:proofErr w:type="spellStart"/>
-      <w:proofErr w:type="gramStart"/>
-      <w:r>
-        <w:t>list.add</w:t>
-      </w:r>
-      <w:proofErr w:type="spellEnd"/>
-      <w:r>
-        <w:t>(</w:t>
-      </w:r>
-      <w:proofErr w:type="gramEnd"/>
-      <w:r>
-        <w:t>4);</w:t>
-      </w:r>
-    </w:p>
-    <w:p>
-      <w:r>
-        <w:t xml:space="preserve">         </w:t>
-      </w:r>
-      <w:proofErr w:type="spellStart"/>
-      <w:r>
-        <w:t>System.out.println</w:t>
-      </w:r>
-      <w:proofErr w:type="spellEnd"/>
-      <w:r>
-        <w:t>(</w:t>
-      </w:r>
-      <w:proofErr w:type="spellStart"/>
-      <w:r>
-        <w:t>i</w:t>
-      </w:r>
-      <w:proofErr w:type="spellEnd"/>
-      <w:r>
-        <w:t>);</w:t>
-      </w:r>
-    </w:p>
-    <w:p>
-      <w:r>
-        <w:t xml:space="preserve">     }</w:t>
-      </w:r>
-    </w:p>
-    <w:p>
-      <w:r>
-        <w:t xml:space="preserve">      it will give err as Concurrent modification Exception</w:t>
-      </w:r>
-    </w:p>
-    <w:p>
-      <w:r>
-        <w:t xml:space="preserve">but will not print the element added during loop execution because </w:t>
-      </w:r>
-    </w:p>
-    <w:p>
-      <w:r>
-        <w:t xml:space="preserve">When a for-each loop starts on a </w:t>
-      </w:r>
-      <w:proofErr w:type="spellStart"/>
-      <w:r>
-        <w:t>CopyOnWriteArrayList</w:t>
-      </w:r>
-      <w:proofErr w:type="spellEnd"/>
-      <w:r>
-        <w:t>, the iterator takes a snapshot (copy) of the list. It iterates over that snapshot, so any elements added later are not visible during the current iteration.</w:t>
-      </w:r>
-    </w:p>
-    <w:p>
-      <w:proofErr w:type="spellStart"/>
-      <w:r>
-        <w:t>CopyOnWriteArrayList</w:t>
-      </w:r>
-      <w:proofErr w:type="spellEnd"/>
-      <w:r>
-        <w:t xml:space="preserve"> for this only foreach takes snapshot </w:t>
-      </w:r>
-    </w:p>
-    <w:p/>
-    <w:p/>
-    <w:p/>
-    <w:p/>
-    <w:p/>
-    <w:p/>
-    <w:p/>
-    <w:p/>
-    <w:p/>
-    <w:p>
-      <w:r>
-        <w:t>Map:</w:t>
-      </w:r>
-    </w:p>
-    <w:p>
-      <w:r>
-        <w:t xml:space="preserve">It does not </w:t>
-      </w:r>
-      <w:proofErr w:type="gramStart"/>
-      <w:r>
-        <w:t>implements</w:t>
-      </w:r>
-      <w:proofErr w:type="gramEnd"/>
-      <w:r>
-        <w:t xml:space="preserve"> Collection it is the separate interface </w:t>
-      </w:r>
-      <w:r>
-        <w:tab/>
-        <w:t xml:space="preserve"> </w:t>
-      </w:r>
-    </w:p>
-    <w:p>
-      <w:r>
-        <w:t>unique key</w:t>
-      </w:r>
-    </w:p>
-    <w:p>
-      <w:r>
-        <w:t xml:space="preserve"> </w:t>
-      </w:r>
-      <w:proofErr w:type="spellStart"/>
-      <w:proofErr w:type="gramStart"/>
-      <w:r>
-        <w:t>map.put</w:t>
-      </w:r>
-      <w:proofErr w:type="spellEnd"/>
-      <w:r>
-        <w:t>(</w:t>
-      </w:r>
-      <w:proofErr w:type="gramEnd"/>
-      <w:r>
-        <w:t>)</w:t>
-      </w:r>
-    </w:p>
-    <w:p>
-      <w:proofErr w:type="spellStart"/>
-      <w:r>
-        <w:lastRenderedPageBreak/>
-        <w:t>map.get</w:t>
-      </w:r>
-      <w:proofErr w:type="spellEnd"/>
-      <w:r>
-        <w:t>(key)</w:t>
-      </w:r>
-    </w:p>
-    <w:p>
-      <w:proofErr w:type="spellStart"/>
-      <w:proofErr w:type="gramStart"/>
-      <w:r>
-        <w:t>map.getOrDefault</w:t>
-      </w:r>
-      <w:proofErr w:type="spellEnd"/>
-      <w:proofErr w:type="gramEnd"/>
-      <w:r>
-        <w:t>(key, default value)</w:t>
-      </w:r>
-    </w:p>
-    <w:p>
-      <w:proofErr w:type="spellStart"/>
-      <w:proofErr w:type="gramStart"/>
-      <w:r>
-        <w:t>map.putIfAbsent</w:t>
-      </w:r>
-      <w:proofErr w:type="spellEnd"/>
-      <w:proofErr w:type="gramEnd"/>
-      <w:r>
-        <w:t>(key, value)</w:t>
-      </w:r>
-    </w:p>
-    <w:p>
-      <w:proofErr w:type="spellStart"/>
-      <w:proofErr w:type="gramStart"/>
-      <w:r>
-        <w:t>map.containsKey</w:t>
-      </w:r>
-      <w:proofErr w:type="spellEnd"/>
-      <w:proofErr w:type="gramEnd"/>
-      <w:r>
-        <w:t>(key)</w:t>
-      </w:r>
-    </w:p>
-    <w:p>
-      <w:proofErr w:type="spellStart"/>
-      <w:proofErr w:type="gramStart"/>
-      <w:r>
-        <w:t>map.containsValue</w:t>
-      </w:r>
-      <w:proofErr w:type="spellEnd"/>
-      <w:proofErr w:type="gramEnd"/>
-      <w:r>
-        <w:t>(value)</w:t>
-      </w:r>
-    </w:p>
-    <w:p>
-      <w:proofErr w:type="spellStart"/>
-      <w:proofErr w:type="gramStart"/>
-      <w:r>
-        <w:t>map.remove</w:t>
-      </w:r>
-      <w:proofErr w:type="spellEnd"/>
-      <w:proofErr w:type="gramEnd"/>
-      <w:r>
-        <w:t>(</w:t>
-      </w:r>
-      <w:proofErr w:type="gramStart"/>
-      <w:r>
-        <w:t xml:space="preserve">key)   </w:t>
-      </w:r>
-      <w:proofErr w:type="gramEnd"/>
-      <w:r>
-        <w:t xml:space="preserve">and </w:t>
-      </w:r>
-      <w:proofErr w:type="spellStart"/>
-      <w:proofErr w:type="gramStart"/>
-      <w:r>
-        <w:t>map.remove</w:t>
-      </w:r>
-      <w:proofErr w:type="spellEnd"/>
-      <w:proofErr w:type="gramEnd"/>
-      <w:r>
-        <w:t xml:space="preserve">(key, value); if value and key </w:t>
-      </w:r>
-      <w:proofErr w:type="gramStart"/>
-      <w:r>
-        <w:t>does</w:t>
-      </w:r>
-      <w:proofErr w:type="gramEnd"/>
-      <w:r>
-        <w:t xml:space="preserve"> not match it is not going to delete </w:t>
-      </w:r>
-    </w:p>
-    <w:p>
-      <w:r>
-        <w:t>looping</w:t>
-      </w:r>
-    </w:p>
-    <w:p>
-      <w:proofErr w:type="spellStart"/>
-      <w:proofErr w:type="gramStart"/>
-      <w:r>
-        <w:t>map.keySet</w:t>
-      </w:r>
-      <w:proofErr w:type="spellEnd"/>
-      <w:proofErr w:type="gramEnd"/>
-      <w:r>
-        <w:t>()</w:t>
-      </w:r>
-    </w:p>
-    <w:p>
-      <w:proofErr w:type="spellStart"/>
-      <w:proofErr w:type="gramStart"/>
-      <w:r>
-        <w:t>map.entrySet</w:t>
-      </w:r>
-      <w:proofErr w:type="spellEnd"/>
-      <w:proofErr w:type="gramEnd"/>
-      <w:r>
-        <w:t xml:space="preserve">()-&gt; </w:t>
-      </w:r>
-      <w:proofErr w:type="spellStart"/>
-      <w:proofErr w:type="gramStart"/>
-      <w:r>
-        <w:t>getKey</w:t>
-      </w:r>
-      <w:proofErr w:type="spellEnd"/>
-      <w:r>
-        <w:t>(</w:t>
-      </w:r>
-      <w:proofErr w:type="gramEnd"/>
-      <w:r>
-        <w:t xml:space="preserve">) and </w:t>
-      </w:r>
-      <w:proofErr w:type="spellStart"/>
-      <w:proofErr w:type="gramStart"/>
-      <w:r>
-        <w:t>getValue</w:t>
-      </w:r>
-      <w:proofErr w:type="spellEnd"/>
-      <w:r>
-        <w:t>(</w:t>
-      </w:r>
-      <w:proofErr w:type="gramEnd"/>
-      <w:r>
-        <w:t xml:space="preserve">) both </w:t>
-      </w:r>
-    </w:p>
-    <w:p>
-      <w:r>
-        <w:t>key can be null as well</w:t>
-      </w:r>
-    </w:p>
-    <w:p>
-      <w:r>
-        <w:t xml:space="preserve">if we put a different value for same key already in map it is going to replace the value </w:t>
-      </w:r>
-    </w:p>
-    <w:p>
-      <w:r>
-        <w:t xml:space="preserve">HashMap-&gt; not thread synchronize </w:t>
-      </w:r>
-    </w:p>
-    <w:p/>
-    <w:p>
-      <w:r>
-        <w:t xml:space="preserve">constant time complexity </w:t>
-      </w:r>
-      <w:proofErr w:type="gramStart"/>
-      <w:r>
-        <w:t>O(</w:t>
-      </w:r>
-      <w:proofErr w:type="gramEnd"/>
-      <w:r>
-        <w:t>1)</w:t>
-      </w:r>
-    </w:p>
-    <w:p/>
-    <w:p>
-      <w:r>
-        <w:t>Internal Working of HashMap:</w:t>
-      </w:r>
-    </w:p>
-    <w:p>
-      <w:r>
-        <w:t xml:space="preserve">Basic components of </w:t>
-      </w:r>
-      <w:proofErr w:type="spellStart"/>
-      <w:r>
-        <w:t>hashmap</w:t>
-      </w:r>
-      <w:proofErr w:type="spellEnd"/>
-      <w:r>
-        <w:t xml:space="preserve"> </w:t>
-      </w:r>
-    </w:p>
-    <w:p>
-      <w:r>
-        <w:t>1)Key-&gt; identifier used to retrieve the value</w:t>
-      </w:r>
-    </w:p>
-    <w:p>
-      <w:r>
-        <w:t xml:space="preserve">2)value-&gt; The data associated with key </w:t>
-      </w:r>
-    </w:p>
-    <w:p>
-      <w:r>
-        <w:t>3)</w:t>
-      </w:r>
-      <w:r>
-        <w:rPr>
-          <w:highlight w:val="cyan"/>
-        </w:rPr>
-        <w:t>Bucket</w:t>
-      </w:r>
-      <w:r>
-        <w:t xml:space="preserve">-&gt; A place where key value pairs are stored. Think of bucket as cells in a list or array </w:t>
-      </w:r>
-    </w:p>
-    <w:p>
-      <w:r>
-        <w:t>4)</w:t>
-      </w:r>
-      <w:r>
-        <w:rPr>
-          <w:highlight w:val="cyan"/>
-        </w:rPr>
-        <w:t>Hash Function</w:t>
-      </w:r>
-      <w:r>
-        <w:t xml:space="preserve"> -&gt; converts a key to index (bucket location or storage)</w:t>
-      </w:r>
-    </w:p>
-    <w:p>
-      <w:r>
-        <w:tab/>
-        <w:t xml:space="preserve">Hash function is an algorithm that </w:t>
-      </w:r>
-      <w:r>
-        <w:rPr>
-          <w:highlight w:val="cyan"/>
-        </w:rPr>
-        <w:t>takes</w:t>
-      </w:r>
-      <w:r>
-        <w:t xml:space="preserve"> an input or </w:t>
-      </w:r>
-      <w:r>
-        <w:rPr>
-          <w:highlight w:val="cyan"/>
-        </w:rPr>
-        <w:t>key</w:t>
-      </w:r>
-      <w:r>
-        <w:t xml:space="preserve"> and </w:t>
-      </w:r>
-      <w:r>
-        <w:rPr>
-          <w:highlight w:val="cyan"/>
-        </w:rPr>
-        <w:t>returns</w:t>
-      </w:r>
-      <w:r>
-        <w:t xml:space="preserve"> </w:t>
-      </w:r>
-      <w:r>
-        <w:rPr>
-          <w:highlight w:val="cyan"/>
-        </w:rPr>
-        <w:t>a fixed sized string of bytes</w:t>
-      </w:r>
-      <w:r>
-        <w:t>, typically a numerical value.</w:t>
-      </w:r>
-    </w:p>
-    <w:p>
-      <w:r>
-        <w:tab/>
-        <w:t>The output is known as hash code, hash value or simply hash. The primary purpose of a hash function is to map data of arbitrary size to data of fixed size.</w:t>
-      </w:r>
-    </w:p>
-    <w:p>
-      <w:r>
-        <w:t>Characteristics of hash function:</w:t>
-      </w:r>
-    </w:p>
-    <w:p>
-      <w:r>
-        <w:t xml:space="preserve">Deterministic: same input will always produce same output </w:t>
-      </w:r>
-    </w:p>
-    <w:p>
-      <w:r>
-        <w:t>Fixed output size: regardless of output size code has consistent size (</w:t>
-      </w:r>
-      <w:proofErr w:type="spellStart"/>
-      <w:r>
-        <w:t>eg</w:t>
-      </w:r>
-      <w:proofErr w:type="spellEnd"/>
-      <w:r>
-        <w:t>: 32b</w:t>
-      </w:r>
-      <w:r>
-        <w:t>i</w:t>
-      </w:r>
-      <w:r>
-        <w:t>t, 64 bit)</w:t>
-      </w:r>
-    </w:p>
-    <w:p>
-      <w:r>
-        <w:t xml:space="preserve">Efficient Computation: </w:t>
-      </w:r>
-    </w:p>
-    <w:p/>
-    <w:p>
-      <w:r>
-        <w:t xml:space="preserve">How data stored in </w:t>
-      </w:r>
-      <w:proofErr w:type="spellStart"/>
-      <w:r>
-        <w:t>hashMap</w:t>
-      </w:r>
-      <w:proofErr w:type="spellEnd"/>
-      <w:r>
-        <w:t>:</w:t>
-      </w:r>
-    </w:p>
-    <w:p>
-      <w:r>
-        <w:lastRenderedPageBreak/>
-        <w:t xml:space="preserve">1) Hashing the Key-&gt; key passed through hash function to generate unique </w:t>
-      </w:r>
-      <w:proofErr w:type="spellStart"/>
-      <w:r>
-        <w:t>hashcode</w:t>
-      </w:r>
-      <w:proofErr w:type="spellEnd"/>
-      <w:r>
-        <w:t xml:space="preserve"> (Pans integer number). this hash code helps determine where the key value pair will be stored in the array (bucket array).</w:t>
-      </w:r>
-    </w:p>
-    <w:p>
-      <w:r>
-        <w:t xml:space="preserve">2)Calculating the index: hash code then used to calculate an index int the array (bucket location) </w:t>
-      </w:r>
-      <w:proofErr w:type="gramStart"/>
-      <w:r>
-        <w:t>using :</w:t>
-      </w:r>
-      <w:proofErr w:type="gramEnd"/>
-    </w:p>
-    <w:p>
-      <w:r>
-        <w:t xml:space="preserve">int index= </w:t>
-      </w:r>
-      <w:proofErr w:type="spellStart"/>
-      <w:r>
-        <w:t>hashcode</w:t>
-      </w:r>
-      <w:proofErr w:type="spellEnd"/>
-      <w:r>
-        <w:t xml:space="preserve"> % </w:t>
-      </w:r>
-      <w:proofErr w:type="spellStart"/>
-      <w:r>
-        <w:t>arraySize</w:t>
-      </w:r>
-      <w:proofErr w:type="spellEnd"/>
-      <w:r>
-        <w:t>;</w:t>
-      </w:r>
-    </w:p>
-    <w:p>
-      <w:r>
-        <w:t xml:space="preserve">this index decides which bucket will store the key value pair </w:t>
-      </w:r>
-    </w:p>
-    <w:p>
-      <w:r>
-        <w:t xml:space="preserve">By </w:t>
-      </w:r>
-      <w:proofErr w:type="gramStart"/>
-      <w:r>
-        <w:t>default</w:t>
-      </w:r>
-      <w:proofErr w:type="gramEnd"/>
-      <w:r>
-        <w:t xml:space="preserve"> the size of array is 16 </w:t>
-      </w:r>
-    </w:p>
-    <w:p>
-      <w:r>
-        <w:t>3) Storing in the bucket:</w:t>
-      </w:r>
-    </w:p>
-    <w:p>
-      <w:r>
-        <w:t>key-value pair stored in the bucket at the calculated index.</w:t>
-      </w:r>
-    </w:p>
-    <w:p>
-      <w:r>
-        <w:t xml:space="preserve">Each bucket can hold multiple key-value pairs </w:t>
-      </w:r>
-    </w:p>
-    <w:p>
-      <w:r>
-        <w:t xml:space="preserve">this is called collision </w:t>
-      </w:r>
-      <w:r>
-        <w:rPr>
-          <w:highlight w:val="cyan"/>
-        </w:rPr>
-        <w:t>handling mechanism</w:t>
-      </w:r>
-      <w:r>
-        <w:t>****</w:t>
-      </w:r>
-    </w:p>
-    <w:p>
-      <w:pPr>
-        <w:rPr>
-          <w:b/>
-          <w:bCs/>
-        </w:rPr>
-      </w:pPr>
-      <w:r>
-        <w:rPr>
-          <w:b/>
-          <w:bCs/>
-        </w:rPr>
-        <w:t>Handling Collision:</w:t>
-      </w:r>
-    </w:p>
-    <w:p>
-      <w:r>
-        <w:t xml:space="preserve">Since different keys can generate same </w:t>
-      </w:r>
-      <w:proofErr w:type="gramStart"/>
-      <w:r>
-        <w:t>index(</w:t>
-      </w:r>
-      <w:proofErr w:type="gramEnd"/>
-      <w:r>
-        <w:t xml:space="preserve">called collision) </w:t>
-      </w:r>
-      <w:proofErr w:type="spellStart"/>
-      <w:r>
-        <w:t>hashmap</w:t>
-      </w:r>
-      <w:proofErr w:type="spellEnd"/>
-      <w:r>
-        <w:t xml:space="preserve"> uses technique to handle this situation. </w:t>
-      </w:r>
-    </w:p>
-    <w:p/>
-    <w:p>
-      <w:r>
-        <w:t>[ on every index of bucket array</w:t>
-      </w:r>
-      <w:r>
-        <w:t>,</w:t>
-      </w:r>
-      <w:r>
-        <w:t xml:space="preserve"> linked list is stored but in java 8 we use balanced binary search tree or RB </w:t>
-      </w:r>
-      <w:proofErr w:type="gramStart"/>
-      <w:r>
-        <w:t>tree( as</w:t>
-      </w:r>
-      <w:proofErr w:type="gramEnd"/>
-      <w:r>
-        <w:t xml:space="preserve"> linked list uses linear search to search the element and it takes a lot of time), in case of collision it has pointer to next node or if </w:t>
-      </w:r>
-      <w:proofErr w:type="gramStart"/>
-      <w:r>
-        <w:t xml:space="preserve">multiple  </w:t>
-      </w:r>
-      <w:proofErr w:type="spellStart"/>
-      <w:r>
-        <w:t>kv</w:t>
-      </w:r>
-      <w:proofErr w:type="spellEnd"/>
-      <w:proofErr w:type="gramEnd"/>
-      <w:r>
-        <w:t xml:space="preserve"> pairs map to the same bucket</w:t>
-      </w:r>
-    </w:p>
-    <w:p>
-      <w:proofErr w:type="gramStart"/>
-      <w:r>
-        <w:t>basically</w:t>
-      </w:r>
-      <w:proofErr w:type="gramEnd"/>
-      <w:r>
-        <w:t xml:space="preserve"> what happen the </w:t>
-      </w:r>
-      <w:proofErr w:type="spellStart"/>
-      <w:r>
-        <w:t>linkedlist</w:t>
-      </w:r>
-      <w:proofErr w:type="spellEnd"/>
-      <w:r>
-        <w:t xml:space="preserve"> get converted to red black tree after certain </w:t>
-      </w:r>
-      <w:proofErr w:type="spellStart"/>
-      <w:r>
-        <w:t>threashold</w:t>
-      </w:r>
-      <w:proofErr w:type="spellEnd"/>
-      <w:r>
-        <w:t xml:space="preserve"> (default 8) </w:t>
-      </w:r>
-      <w:proofErr w:type="spellStart"/>
-      <w:r>
-        <w:t>thereashold</w:t>
-      </w:r>
-      <w:proofErr w:type="spellEnd"/>
-      <w:r>
-        <w:t xml:space="preserve"> is called as </w:t>
-      </w:r>
-      <w:proofErr w:type="spellStart"/>
-      <w:r>
-        <w:t>Treefy</w:t>
-      </w:r>
-      <w:proofErr w:type="spellEnd"/>
-      <w:r>
-        <w:t xml:space="preserve"> </w:t>
-      </w:r>
-      <w:proofErr w:type="spellStart"/>
-      <w:r>
-        <w:t>Threashhold</w:t>
-      </w:r>
-      <w:proofErr w:type="spellEnd"/>
-    </w:p>
-    <w:p>
-      <w:r>
-        <w:t xml:space="preserve">time complexity in case if RB tree -&gt; </w:t>
-      </w:r>
-      <w:proofErr w:type="gramStart"/>
-      <w:r>
-        <w:t>O(</w:t>
-      </w:r>
-      <w:proofErr w:type="spellStart"/>
-      <w:r>
-        <w:t>logn</w:t>
-      </w:r>
-      <w:proofErr w:type="spellEnd"/>
-      <w:r>
-        <w:t xml:space="preserve"> )</w:t>
-      </w:r>
-      <w:proofErr w:type="gramEnd"/>
-    </w:p>
-    <w:p/>
-    <w:p>
-      <w:r>
-        <w:t xml:space="preserve">when they </w:t>
-      </w:r>
-      <w:r>
-        <w:t>retrieved</w:t>
-      </w:r>
-      <w:r>
-        <w:t xml:space="preserve"> </w:t>
-      </w:r>
-      <w:proofErr w:type="spellStart"/>
-      <w:r>
-        <w:t>hashmpa</w:t>
-      </w:r>
-      <w:proofErr w:type="spellEnd"/>
-      <w:r>
-        <w:t xml:space="preserve"> traverse the linked list of </w:t>
-      </w:r>
-      <w:proofErr w:type="spellStart"/>
-      <w:r>
-        <w:t>bst</w:t>
-      </w:r>
-      <w:proofErr w:type="spellEnd"/>
-      <w:r>
-        <w:t xml:space="preserve"> </w:t>
-      </w:r>
-      <w:proofErr w:type="spellStart"/>
-      <w:r>
-        <w:t>untill</w:t>
-      </w:r>
-      <w:proofErr w:type="spellEnd"/>
-      <w:r>
-        <w:t xml:space="preserve"> it founds the match </w:t>
-      </w:r>
-    </w:p>
-    <w:p/>
-    <w:p>
-      <w:r>
-        <w:t xml:space="preserve">How data is retrieved from hash </w:t>
-      </w:r>
-      <w:proofErr w:type="gramStart"/>
-      <w:r>
-        <w:t>map :</w:t>
-      </w:r>
-      <w:proofErr w:type="gramEnd"/>
-    </w:p>
-    <w:p>
-      <w:r>
-        <w:t xml:space="preserve">1)hashing the key-&gt; similar to insertion </w:t>
-      </w:r>
-    </w:p>
-    <w:p>
-      <w:r>
-        <w:t xml:space="preserve">2) finding the index-&gt; hash code is used to find the index of the bucket where the key value pair is stored </w:t>
-      </w:r>
-    </w:p>
-    <w:p>
-      <w:r>
-        <w:t xml:space="preserve">3)Searching the bucket -&gt; once the correct bucket is found it checks for the key in that bucket. if it finds the key it </w:t>
-      </w:r>
-      <w:proofErr w:type="gramStart"/>
-      <w:r>
-        <w:t>return</w:t>
-      </w:r>
-      <w:proofErr w:type="gramEnd"/>
-      <w:r>
-        <w:t xml:space="preserve"> the associated </w:t>
-      </w:r>
-      <w:proofErr w:type="gramStart"/>
-      <w:r>
-        <w:t>value .</w:t>
-      </w:r>
-      <w:proofErr w:type="gramEnd"/>
-    </w:p>
-    <w:p/>
-    <w:p/>
-    <w:p>
-      <w:pPr>
-        <w:rPr>
-          <w:b/>
-          <w:bCs/>
-        </w:rPr>
-      </w:pPr>
-      <w:r>
-        <w:rPr>
-          <w:b/>
-          <w:bCs/>
-        </w:rPr>
-        <w:t xml:space="preserve">HashMap </w:t>
-      </w:r>
-      <w:proofErr w:type="gramStart"/>
-      <w:r>
-        <w:rPr>
-          <w:b/>
-          <w:bCs/>
-        </w:rPr>
-        <w:t>Resizing(</w:t>
-      </w:r>
-      <w:proofErr w:type="gramEnd"/>
-      <w:r>
-        <w:rPr>
-          <w:b/>
-          <w:bCs/>
-        </w:rPr>
-        <w:t>Rehashing):</w:t>
-      </w:r>
-    </w:p>
-    <w:p>
-      <w:r>
-        <w:t xml:space="preserve">HashMap has an internal array size, which is 16 by </w:t>
-      </w:r>
-      <w:r>
-        <w:t>default</w:t>
-      </w:r>
-      <w:r>
-        <w:t xml:space="preserve"> when the </w:t>
-      </w:r>
-      <w:r>
-        <w:t>number</w:t>
-      </w:r>
-      <w:r>
-        <w:t xml:space="preserve"> of elements (key-value) pair grows to certain load </w:t>
-      </w:r>
-      <w:proofErr w:type="gramStart"/>
-      <w:r>
-        <w:t>factor(</w:t>
-      </w:r>
-      <w:proofErr w:type="gramEnd"/>
-      <w:r>
-        <w:t>default</w:t>
-      </w:r>
-      <w:r>
-        <w:t xml:space="preserve"> 0.75) </w:t>
-      </w:r>
-      <w:r>
-        <w:t>HashMap</w:t>
-      </w:r>
-      <w:r>
-        <w:t xml:space="preserve"> automatically resizes the array to hold more data. This is called Rehashing.</w:t>
-      </w:r>
-    </w:p>
-    <w:p/>
-    <w:p>
-      <w:r>
-        <w:lastRenderedPageBreak/>
-        <w:t xml:space="preserve">The default array size is 16 so when more than 12 elements (16*0.75) are inserted, the </w:t>
-      </w:r>
-      <w:r>
-        <w:t>HashMap</w:t>
-      </w:r>
-      <w:r>
-        <w:t xml:space="preserve"> will resize.</w:t>
-      </w:r>
-    </w:p>
-    <w:p/>
-    <w:p>
-      <w:r>
-        <w:t xml:space="preserve">In </w:t>
-      </w:r>
-      <w:r>
-        <w:t>HashMap</w:t>
-      </w:r>
-      <w:r>
-        <w:t xml:space="preserve"> constructor as well we can give initial capacity as and load </w:t>
-      </w:r>
-      <w:proofErr w:type="gramStart"/>
-      <w:r>
-        <w:t>factor  &lt;</w:t>
-      </w:r>
-      <w:proofErr w:type="gramEnd"/>
-      <w:r>
-        <w:t>IC, LF&gt;</w:t>
-      </w:r>
-    </w:p>
-    <w:p>
-      <w:r>
-        <w:t>All entries are rehashed (</w:t>
-      </w:r>
-      <w:r>
-        <w:t>i.e.</w:t>
-      </w:r>
-      <w:r>
-        <w:t xml:space="preserve"> their positions are recalculated) and placed into the new array </w:t>
-      </w:r>
-    </w:p>
-    <w:p/>
-    <w:p>
-      <w:r>
-        <w:t xml:space="preserve">Time </w:t>
-      </w:r>
-      <w:r>
-        <w:t>complexity</w:t>
-      </w:r>
-      <w:r>
-        <w:t xml:space="preserve">: </w:t>
-      </w:r>
-      <w:proofErr w:type="gramStart"/>
-      <w:r>
-        <w:t>O(</w:t>
-      </w:r>
-      <w:proofErr w:type="gramEnd"/>
-      <w:r>
-        <w:t xml:space="preserve">1) without </w:t>
-      </w:r>
-      <w:r>
-        <w:t>collision</w:t>
-      </w:r>
-      <w:r>
-        <w:t xml:space="preserve">, with </w:t>
-      </w:r>
-      <w:r>
-        <w:t>collision</w:t>
-      </w:r>
-      <w:r>
-        <w:t xml:space="preserve"> O(n) with balanced BST it is O(</w:t>
-      </w:r>
-      <w:proofErr w:type="spellStart"/>
-      <w:r>
-        <w:t>logn</w:t>
-      </w:r>
-      <w:proofErr w:type="spellEnd"/>
-      <w:r>
-        <w:t>).</w:t>
-      </w:r>
-    </w:p>
-    <w:p>
-      <w:r>
-        <w:t xml:space="preserve">in case of </w:t>
-      </w:r>
-      <w:proofErr w:type="spellStart"/>
-      <w:r>
-        <w:t>constiansKey</w:t>
-      </w:r>
-      <w:proofErr w:type="spellEnd"/>
-      <w:r>
-        <w:t xml:space="preserve">: TC same </w:t>
-      </w:r>
-    </w:p>
-    <w:p>
-      <w:r>
-        <w:t xml:space="preserve">in case of </w:t>
-      </w:r>
-      <w:proofErr w:type="spellStart"/>
-      <w:r>
-        <w:t>caontinsValue</w:t>
-      </w:r>
-      <w:proofErr w:type="spellEnd"/>
-      <w:r>
-        <w:t>: TC O(</w:t>
-      </w:r>
-      <w:proofErr w:type="gramStart"/>
-      <w:r>
-        <w:t>n)  for</w:t>
-      </w:r>
-      <w:proofErr w:type="gramEnd"/>
-      <w:r>
-        <w:t xml:space="preserve"> both (WC and BC)</w:t>
-      </w:r>
-    </w:p>
-    <w:p>
-      <w:r>
-        <w:t xml:space="preserve">size -&gt; </w:t>
-      </w:r>
-      <w:proofErr w:type="gramStart"/>
-      <w:r>
-        <w:t>O(</w:t>
-      </w:r>
-      <w:proofErr w:type="gramEnd"/>
-      <w:r>
-        <w:t>1) for all</w:t>
-      </w:r>
-    </w:p>
-    <w:p>
-      <w:proofErr w:type="spellStart"/>
-      <w:r>
-        <w:t>HashCode</w:t>
-      </w:r>
-      <w:proofErr w:type="spellEnd"/>
-      <w:r>
-        <w:t xml:space="preserve"> generates by playing with </w:t>
-      </w:r>
-      <w:r>
-        <w:t>memory</w:t>
-      </w:r>
-      <w:r>
-        <w:t xml:space="preserve"> address</w:t>
-      </w:r>
-    </w:p>
-    <w:p>
-      <w:r>
-        <w:t xml:space="preserve">in case of </w:t>
-      </w:r>
-      <w:r>
-        <w:t>collations</w:t>
-      </w:r>
-      <w:r>
-        <w:t xml:space="preserve"> equals methods is used </w:t>
-      </w:r>
-      <w:r>
-        <w:t>to</w:t>
-      </w:r>
-      <w:r>
-        <w:t xml:space="preserve"> check the index match </w:t>
-      </w:r>
-    </w:p>
-    <w:p/>
-    <w:p/>
-    <w:p/>
-    <w:p>
-      <w:r>
-        <w:t>Linked HashMap:</w:t>
-      </w:r>
-    </w:p>
-    <w:p>
-      <w:r>
-        <w:t xml:space="preserve">extends </w:t>
-      </w:r>
-      <w:r>
-        <w:t>HashMap</w:t>
-      </w:r>
-      <w:r>
-        <w:t xml:space="preserve"> </w:t>
-      </w:r>
-    </w:p>
-    <w:p>
-      <w:proofErr w:type="spellStart"/>
-      <w:r>
-        <w:t>linkedHashMap</w:t>
-      </w:r>
-      <w:proofErr w:type="spellEnd"/>
-      <w:r>
-        <w:t xml:space="preserve"> has a double linked list that </w:t>
-      </w:r>
-      <w:r>
-        <w:rPr>
-          <w:highlight w:val="cyan"/>
-        </w:rPr>
-        <w:t>maintains the order of element</w:t>
-      </w:r>
-      <w:r>
-        <w:t xml:space="preserve"> in which we have </w:t>
-      </w:r>
-      <w:r>
-        <w:t>Putten</w:t>
-      </w:r>
-      <w:r>
-        <w:t xml:space="preserve"> them</w:t>
-      </w:r>
-    </w:p>
-    <w:p>
-      <w:r>
-        <w:t xml:space="preserve">its bit slow than </w:t>
-      </w:r>
-      <w:r>
-        <w:t>HashMap</w:t>
-      </w:r>
-    </w:p>
-    <w:p>
-      <w:r>
-        <w:t xml:space="preserve">like </w:t>
-      </w:r>
-      <w:r>
-        <w:t>HashMap</w:t>
-      </w:r>
-      <w:r>
-        <w:t xml:space="preserve"> constructor here as well we can give initial capacity load factor and access order (this is extra)</w:t>
-      </w:r>
-    </w:p>
-    <w:p>
-      <w:r>
-        <w:t xml:space="preserve">by </w:t>
-      </w:r>
-      <w:proofErr w:type="gramStart"/>
-      <w:r>
-        <w:t>default</w:t>
-      </w:r>
-      <w:proofErr w:type="gramEnd"/>
-      <w:r>
-        <w:t xml:space="preserve"> access order is false </w:t>
-      </w:r>
-    </w:p>
-    <w:p>
-      <w:r>
-        <w:t xml:space="preserve">if we mark it true then the least recently used shifts to the last as it uses LRU cache </w:t>
-      </w:r>
-    </w:p>
-    <w:p/>
-    <w:p>
-      <w:r>
-        <w:t xml:space="preserve">Use case: can't store everything in the cache so with this we can remove the </w:t>
-      </w:r>
-      <w:proofErr w:type="spellStart"/>
-      <w:r>
-        <w:t>lru</w:t>
-      </w:r>
-      <w:proofErr w:type="spellEnd"/>
-      <w:r>
-        <w:t xml:space="preserve"> thing as it went to top </w:t>
-      </w:r>
-    </w:p>
-    <w:p>
-      <w:r>
-        <w:t>it is not thread safe</w:t>
-      </w:r>
-    </w:p>
-    <w:p>
-      <w:r>
-        <w:t>**</w:t>
-      </w:r>
-      <w:proofErr w:type="spellStart"/>
-      <w:proofErr w:type="gramStart"/>
-      <w:r>
-        <w:t>removeEldestEntry</w:t>
-      </w:r>
-      <w:proofErr w:type="spellEnd"/>
-      <w:r>
-        <w:t>(</w:t>
-      </w:r>
-      <w:proofErr w:type="gramEnd"/>
-      <w:r>
-        <w:t>)</w:t>
-      </w:r>
-    </w:p>
-    <w:p/>
-    <w:p/>
-    <w:p/>
-    <w:p/>
-    <w:p/>
-    <w:p>
-      <w:proofErr w:type="spellStart"/>
-      <w:r>
-        <w:t>WeakHashMap</w:t>
-      </w:r>
-      <w:proofErr w:type="spellEnd"/>
-      <w:r>
-        <w:t>:</w:t>
-      </w:r>
-    </w:p>
-    <w:p>
-      <w:r>
-        <w:lastRenderedPageBreak/>
         <w:t xml:space="preserve">an entry in week </w:t>
       </w:r>
       <w:r>
@@ -3729,6 +4275,7 @@
               <w:rPr>
                 <w:lang w:val="en-IN"/>
               </w:rPr>
+              <w:lastRenderedPageBreak/>
               <w:t>Map&lt;String, Integer&gt; map = new HashMap&lt;</w:t>
             </w:r>
             <w:proofErr w:type="gramStart"/>
@@ -4047,10 +4594,7 @@
             </w:r>
             <w:proofErr w:type="gramEnd"/>
             <w:r>
-              <w:t>1</w:t>
-            </w:r>
-            <w:r>
-              <w:t>, 200);</w:t>
+              <w:t>1, 200);</w:t>
             </w:r>
           </w:p>
           <w:p>
@@ -4068,10 +4612,7 @@
             <w:proofErr w:type="spellStart"/>
             <w:proofErr w:type="gramStart"/>
             <w:r>
-              <w:t>hashM</w:t>
-            </w:r>
-            <w:r>
-              <w:t>ap.put</w:t>
+              <w:t>hashMap.put</w:t>
             </w:r>
             <w:proofErr w:type="spellEnd"/>
             <w:r>
@@ -4086,10 +4627,7 @@
             <w:proofErr w:type="spellStart"/>
             <w:proofErr w:type="gramStart"/>
             <w:r>
-              <w:t>hashM</w:t>
-            </w:r>
-            <w:r>
-              <w:t>ap.put</w:t>
+              <w:t>hashMap.put</w:t>
             </w:r>
             <w:proofErr w:type="spellEnd"/>
             <w:r>
@@ -4116,10 +4654,7 @@
             <w:proofErr w:type="spellStart"/>
             <w:proofErr w:type="gramStart"/>
             <w:r>
-              <w:t>IdM</w:t>
-            </w:r>
-            <w:r>
-              <w:t>ap.put</w:t>
+              <w:t>IdMap.put</w:t>
             </w:r>
             <w:proofErr w:type="spellEnd"/>
             <w:r>
@@ -4134,10 +4669,7 @@
             <w:proofErr w:type="spellStart"/>
             <w:proofErr w:type="gramStart"/>
             <w:r>
-              <w:t>IdM</w:t>
-            </w:r>
-            <w:r>
-              <w:t>ap.put</w:t>
+              <w:t>IdMap.put</w:t>
             </w:r>
             <w:proofErr w:type="spellEnd"/>
             <w:r>
@@ -4176,7 +4708,6 @@
     <w:p/>
     <w:p>
       <w:r>
-        <w:lastRenderedPageBreak/>
         <w:t>Comparable:</w:t>
       </w:r>
     </w:p>
@@ -4415,6 +4946,7 @@
           </w:tcPr>
           <w:p>
             <w:r>
+              <w:lastRenderedPageBreak/>
               <w:t xml:space="preserve">In this even if we do </w:t>
             </w:r>
             <w:proofErr w:type="spellStart"/>
@@ -4584,7 +5116,6 @@
       <w:proofErr w:type="spellStart"/>
       <w:proofErr w:type="gramStart"/>
       <w:r>
-        <w:lastRenderedPageBreak/>
         <w:t>map.subMap</w:t>
       </w:r>
       <w:proofErr w:type="spellEnd"/>
@@ -4724,6 +5255,7 @@
     </w:p>
     <w:p>
       <w:r>
+        <w:lastRenderedPageBreak/>
         <w:t xml:space="preserve">extends map like </w:t>
       </w:r>
       <w:r>
@@ -5089,7 +5621,6 @@
     <w:p>
       <w:proofErr w:type="spellStart"/>
       <w:r>
-        <w:lastRenderedPageBreak/>
         <w:t>EnumMap</w:t>
       </w:r>
       <w:proofErr w:type="spellEnd"/>
@@ -5185,6 +5716,7 @@
     </w:p>
     <w:p>
       <w:r>
+        <w:lastRenderedPageBreak/>
         <w:t xml:space="preserve">data stored in </w:t>
       </w:r>
       <w:proofErr w:type="spellStart"/>
@@ -5290,7 +5822,6 @@
     <w:p/>
     <w:p>
       <w:r>
-        <w:lastRenderedPageBreak/>
         <w:t xml:space="preserve">Iterator&lt;Integer&gt; </w:t>
       </w:r>
       <w:proofErr w:type="spellStart"/>
@@ -5530,7 +6061,6 @@
     </w:p>
     <w:p>
       <w:r>
-        <w:lastRenderedPageBreak/>
         <w:t xml:space="preserve">create a copy of array when insertion takes place </w:t>
       </w:r>
     </w:p>

--- a/Collections.docx
+++ b/Collections.docx
@@ -19,7 +19,7 @@
           <w:szCs w:val="30"/>
           <w:highlight w:val="yellow"/>
         </w:rPr>
-        <w:t>Collections:</w:t>
+        <w:t>Collection:</w:t>
       </w:r>
     </w:p>
     <w:p>
@@ -141,93 +141,165 @@
           <w:sz w:val="20"/>
           <w:szCs w:val="20"/>
         </w:rPr>
-        <w:t>Solved by Collections.</w:t>
-      </w:r>
-    </w:p>
-    <w:p>
-      <w:pPr>
+        <w:t xml:space="preserve">Solved by </w:t>
+      </w:r>
+      <w:r>
         <w:rPr>
           <w:sz w:val="20"/>
           <w:szCs w:val="20"/>
         </w:rPr>
-      </w:pPr>
-      <w:proofErr w:type="gramStart"/>
+        <w:t>Collection</w:t>
+      </w:r>
       <w:r>
         <w:rPr>
           <w:sz w:val="20"/>
           <w:szCs w:val="20"/>
         </w:rPr>
-        <w:t>Also</w:t>
-      </w:r>
-      <w:proofErr w:type="gramEnd"/>
-      <w:r>
+        <w:t>.</w:t>
+      </w:r>
+    </w:p>
+    <w:p>
+      <w:pPr>
         <w:rPr>
           <w:sz w:val="20"/>
           <w:szCs w:val="20"/>
         </w:rPr>
-        <w:t xml:space="preserve"> collections provide utility algorithms like </w:t>
-      </w:r>
-      <w:proofErr w:type="spellStart"/>
+      </w:pPr>
+      <w:proofErr w:type="gramStart"/>
       <w:r>
         <w:rPr>
           <w:sz w:val="20"/>
           <w:szCs w:val="20"/>
         </w:rPr>
-        <w:t>Collections.sort</w:t>
-      </w:r>
-      <w:proofErr w:type="spellEnd"/>
+        <w:t>Also</w:t>
+      </w:r>
+      <w:proofErr w:type="gramEnd"/>
       <w:r>
         <w:rPr>
           <w:sz w:val="20"/>
           <w:szCs w:val="20"/>
         </w:rPr>
-        <w:t xml:space="preserve">(), </w:t>
-      </w:r>
-    </w:p>
-    <w:p>
-      <w:pPr>
+        <w:t xml:space="preserve"> </w:t>
+      </w:r>
+      <w:r>
         <w:rPr>
           <w:sz w:val="20"/>
           <w:szCs w:val="20"/>
         </w:rPr>
-      </w:pPr>
+        <w:t>Collection</w:t>
+      </w:r>
       <w:r>
         <w:rPr>
           <w:sz w:val="20"/>
           <w:szCs w:val="20"/>
         </w:rPr>
-        <w:t xml:space="preserve">It is built around interfaces </w:t>
-      </w:r>
-    </w:p>
-    <w:p>
-      <w:pPr>
+        <w:t xml:space="preserve"> </w:t>
+      </w:r>
+      <w:proofErr w:type="gramStart"/>
+      <w:r>
         <w:rPr>
           <w:sz w:val="20"/>
           <w:szCs w:val="20"/>
         </w:rPr>
-      </w:pPr>
+        <w:t>provide</w:t>
+      </w:r>
+      <w:proofErr w:type="gramEnd"/>
       <w:r>
         <w:rPr>
           <w:sz w:val="20"/>
           <w:szCs w:val="20"/>
         </w:rPr>
-        <w:t xml:space="preserve">Map is a part of collections framework but it does not </w:t>
-      </w:r>
-      <w:proofErr w:type="gramStart"/>
+        <w:t xml:space="preserve"> utility algorithms like </w:t>
+      </w:r>
+      <w:proofErr w:type="spellStart"/>
       <w:r>
         <w:rPr>
           <w:sz w:val="20"/>
           <w:szCs w:val="20"/>
         </w:rPr>
-        <w:t>extends</w:t>
-      </w:r>
-      <w:proofErr w:type="gramEnd"/>
+        <w:t>Collection</w:t>
+      </w:r>
       <w:r>
         <w:rPr>
           <w:sz w:val="20"/>
           <w:szCs w:val="20"/>
         </w:rPr>
-        <w:t xml:space="preserve"> Collections</w:t>
+        <w:t>.sort</w:t>
+      </w:r>
+      <w:proofErr w:type="spellEnd"/>
+      <w:r>
+        <w:rPr>
+          <w:sz w:val="20"/>
+          <w:szCs w:val="20"/>
+        </w:rPr>
+        <w:t xml:space="preserve">(), </w:t>
+      </w:r>
+    </w:p>
+    <w:p>
+      <w:pPr>
+        <w:rPr>
+          <w:sz w:val="20"/>
+          <w:szCs w:val="20"/>
+        </w:rPr>
+      </w:pPr>
+      <w:r>
+        <w:rPr>
+          <w:sz w:val="20"/>
+          <w:szCs w:val="20"/>
+        </w:rPr>
+        <w:t xml:space="preserve">It is built around interfaces </w:t>
+      </w:r>
+    </w:p>
+    <w:p>
+      <w:pPr>
+        <w:rPr>
+          <w:sz w:val="20"/>
+          <w:szCs w:val="20"/>
+        </w:rPr>
+      </w:pPr>
+      <w:r>
+        <w:rPr>
+          <w:sz w:val="20"/>
+          <w:szCs w:val="20"/>
+        </w:rPr>
+        <w:t xml:space="preserve">Map is a part of </w:t>
+      </w:r>
+      <w:r>
+        <w:rPr>
+          <w:sz w:val="20"/>
+          <w:szCs w:val="20"/>
+        </w:rPr>
+        <w:t>Collection</w:t>
+      </w:r>
+      <w:r>
+        <w:rPr>
+          <w:sz w:val="20"/>
+          <w:szCs w:val="20"/>
+        </w:rPr>
+        <w:t xml:space="preserve"> framework but it does not </w:t>
+      </w:r>
+      <w:proofErr w:type="gramStart"/>
+      <w:r>
+        <w:rPr>
+          <w:sz w:val="20"/>
+          <w:szCs w:val="20"/>
+        </w:rPr>
+        <w:t>extends</w:t>
+      </w:r>
+      <w:proofErr w:type="gramEnd"/>
+      <w:r>
+        <w:rPr>
+          <w:sz w:val="20"/>
+          <w:szCs w:val="20"/>
+        </w:rPr>
+        <w:t xml:space="preserve"> </w:t>
+      </w:r>
+      <w:r>
+        <w:rPr>
+          <w:sz w:val="20"/>
+          <w:szCs w:val="20"/>
+        </w:rPr>
+        <w:t>Collection</w:t>
       </w:r>
     </w:p>
     <w:p>
@@ -260,17 +332,15 @@
           <w:sz w:val="20"/>
           <w:szCs w:val="20"/>
         </w:rPr>
-        <w:t xml:space="preserve"> and collections </w:t>
-      </w:r>
-      <w:proofErr w:type="gramStart"/>
+        <w:t xml:space="preserve"> and </w:t>
+      </w:r>
       <w:r>
         <w:rPr>
           <w:sz w:val="20"/>
           <w:szCs w:val="20"/>
         </w:rPr>
-        <w:t>extends</w:t>
-      </w:r>
-      <w:proofErr w:type="gramEnd"/>
+        <w:t>Collection</w:t>
+      </w:r>
       <w:r>
         <w:rPr>
           <w:sz w:val="20"/>
@@ -278,19 +348,38 @@
         </w:rPr>
         <w:t xml:space="preserve"> </w:t>
       </w:r>
-      <w:proofErr w:type="spellStart"/>
+      <w:proofErr w:type="gramStart"/>
       <w:r>
         <w:rPr>
           <w:sz w:val="20"/>
           <w:szCs w:val="20"/>
         </w:rPr>
+        <w:t>extends</w:t>
+      </w:r>
+      <w:proofErr w:type="gramEnd"/>
+      <w:r>
+        <w:rPr>
+          <w:sz w:val="20"/>
+          <w:szCs w:val="20"/>
+        </w:rPr>
+        <w:t xml:space="preserve"> </w:t>
+      </w:r>
+      <w:proofErr w:type="spellStart"/>
+      <w:r>
+        <w:rPr>
+          <w:sz w:val="20"/>
+          <w:szCs w:val="20"/>
+        </w:rPr>
         <w:t>iterable</w:t>
       </w:r>
       <w:proofErr w:type="spellEnd"/>
     </w:p>
     <w:p>
       <w:r>
-        <w:t>Collections -&gt;</w:t>
+        <w:t>Collection</w:t>
+      </w:r>
+      <w:r>
+        <w:t xml:space="preserve"> -&gt;</w:t>
       </w:r>
     </w:p>
     <w:p>
@@ -790,7 +879,10 @@
     <w:p>
       <w:proofErr w:type="spellStart"/>
       <w:r>
-        <w:t>Collections.sort</w:t>
+        <w:t>Collection</w:t>
+      </w:r>
+      <w:r>
+        <w:t>.sort</w:t>
       </w:r>
       <w:proofErr w:type="spellEnd"/>
       <w:r>
@@ -2385,663 +2477,7 @@
         <w:t xml:space="preserve"> takes snapshot </w:t>
       </w:r>
     </w:p>
-    <w:p>
-      <w:pPr>
-        <w:rPr>
-          <w:b/>
-          <w:bCs/>
-          <w:sz w:val="30"/>
-          <w:szCs w:val="30"/>
-        </w:rPr>
-      </w:pPr>
-      <w:r>
-        <w:rPr>
-          <w:b/>
-          <w:bCs/>
-          <w:sz w:val="30"/>
-          <w:szCs w:val="30"/>
-          <w:highlight w:val="yellow"/>
-        </w:rPr>
-        <w:t>Deque:</w:t>
-      </w:r>
-    </w:p>
-    <w:p>
-      <w:pPr>
-        <w:rPr>
-          <w:sz w:val="20"/>
-          <w:szCs w:val="20"/>
-        </w:rPr>
-      </w:pPr>
-      <w:r>
-        <w:rPr>
-          <w:sz w:val="20"/>
-          <w:szCs w:val="20"/>
-        </w:rPr>
-        <w:t>A Deque allows insertion and removal from both ends of the queue.</w:t>
-      </w:r>
-    </w:p>
-    <w:p>
-      <w:pPr>
-        <w:rPr>
-          <w:sz w:val="20"/>
-          <w:szCs w:val="20"/>
-        </w:rPr>
-      </w:pPr>
-      <w:proofErr w:type="spellStart"/>
-      <w:proofErr w:type="gramStart"/>
-      <w:r>
-        <w:rPr>
-          <w:sz w:val="20"/>
-          <w:szCs w:val="20"/>
-        </w:rPr>
-        <w:t>addFirst</w:t>
-      </w:r>
-      <w:proofErr w:type="spellEnd"/>
-      <w:r>
-        <w:rPr>
-          <w:sz w:val="20"/>
-          <w:szCs w:val="20"/>
-        </w:rPr>
-        <w:t>(</w:t>
-      </w:r>
-      <w:proofErr w:type="gramEnd"/>
-      <w:r>
-        <w:rPr>
-          <w:sz w:val="20"/>
-          <w:szCs w:val="20"/>
-        </w:rPr>
-        <w:t xml:space="preserve">), </w:t>
-      </w:r>
-      <w:proofErr w:type="spellStart"/>
-      <w:proofErr w:type="gramStart"/>
-      <w:r>
-        <w:rPr>
-          <w:sz w:val="20"/>
-          <w:szCs w:val="20"/>
-        </w:rPr>
-        <w:t>addLast</w:t>
-      </w:r>
-      <w:proofErr w:type="spellEnd"/>
-      <w:r>
-        <w:rPr>
-          <w:sz w:val="20"/>
-          <w:szCs w:val="20"/>
-        </w:rPr>
-        <w:t>(</w:t>
-      </w:r>
-      <w:proofErr w:type="gramEnd"/>
-      <w:r>
-        <w:rPr>
-          <w:sz w:val="20"/>
-          <w:szCs w:val="20"/>
-        </w:rPr>
-        <w:t xml:space="preserve">), </w:t>
-      </w:r>
-      <w:proofErr w:type="spellStart"/>
-      <w:proofErr w:type="gramStart"/>
-      <w:r>
-        <w:rPr>
-          <w:sz w:val="20"/>
-          <w:szCs w:val="20"/>
-        </w:rPr>
-        <w:t>removeFirst</w:t>
-      </w:r>
-      <w:proofErr w:type="spellEnd"/>
-      <w:r>
-        <w:rPr>
-          <w:sz w:val="20"/>
-          <w:szCs w:val="20"/>
-        </w:rPr>
-        <w:t>(</w:t>
-      </w:r>
-      <w:proofErr w:type="gramEnd"/>
-      <w:r>
-        <w:rPr>
-          <w:sz w:val="20"/>
-          <w:szCs w:val="20"/>
-        </w:rPr>
-        <w:t xml:space="preserve">), </w:t>
-      </w:r>
-      <w:proofErr w:type="spellStart"/>
-      <w:proofErr w:type="gramStart"/>
-      <w:r>
-        <w:rPr>
-          <w:sz w:val="20"/>
-          <w:szCs w:val="20"/>
-        </w:rPr>
-        <w:t>removeLast</w:t>
-      </w:r>
-      <w:proofErr w:type="spellEnd"/>
-      <w:r>
-        <w:rPr>
-          <w:sz w:val="20"/>
-          <w:szCs w:val="20"/>
-        </w:rPr>
-        <w:t xml:space="preserve">(),  </w:t>
-      </w:r>
-      <w:proofErr w:type="spellStart"/>
-      <w:r>
-        <w:rPr>
-          <w:sz w:val="20"/>
-          <w:szCs w:val="20"/>
-        </w:rPr>
-        <w:t>peekLast</w:t>
-      </w:r>
-      <w:proofErr w:type="spellEnd"/>
-      <w:proofErr w:type="gramEnd"/>
-      <w:r>
-        <w:rPr>
-          <w:sz w:val="20"/>
-          <w:szCs w:val="20"/>
-        </w:rPr>
-        <w:t xml:space="preserve">(), </w:t>
-      </w:r>
-      <w:proofErr w:type="spellStart"/>
-      <w:proofErr w:type="gramStart"/>
-      <w:r>
-        <w:rPr>
-          <w:sz w:val="20"/>
-          <w:szCs w:val="20"/>
-        </w:rPr>
-        <w:t>peekFirst</w:t>
-      </w:r>
-      <w:proofErr w:type="spellEnd"/>
-      <w:r>
-        <w:rPr>
-          <w:sz w:val="20"/>
-          <w:szCs w:val="20"/>
-        </w:rPr>
-        <w:t>(</w:t>
-      </w:r>
-      <w:proofErr w:type="gramEnd"/>
-      <w:r>
-        <w:rPr>
-          <w:sz w:val="20"/>
-          <w:szCs w:val="20"/>
-        </w:rPr>
-        <w:t>).</w:t>
-      </w:r>
-    </w:p>
-    <w:p>
-      <w:pPr>
-        <w:rPr>
-          <w:sz w:val="20"/>
-          <w:szCs w:val="20"/>
-        </w:rPr>
-      </w:pPr>
-      <w:r>
-        <w:rPr>
-          <w:sz w:val="20"/>
-          <w:szCs w:val="20"/>
-        </w:rPr>
-        <w:t>FIFO(Queue)</w:t>
-      </w:r>
-      <w:r>
-        <w:rPr>
-          <w:sz w:val="20"/>
-          <w:szCs w:val="20"/>
-        </w:rPr>
-        <w:tab/>
-      </w:r>
-      <w:r>
-        <w:rPr>
-          <w:sz w:val="20"/>
-          <w:szCs w:val="20"/>
-        </w:rPr>
-        <w:tab/>
-      </w:r>
-      <w:r>
-        <w:rPr>
-          <w:sz w:val="20"/>
-          <w:szCs w:val="20"/>
-        </w:rPr>
-        <w:tab/>
-      </w:r>
-      <w:r>
-        <w:rPr>
-          <w:sz w:val="20"/>
-          <w:szCs w:val="20"/>
-        </w:rPr>
-        <w:tab/>
-      </w:r>
-      <w:r>
-        <w:rPr>
-          <w:sz w:val="20"/>
-          <w:szCs w:val="20"/>
-        </w:rPr>
-        <w:tab/>
-      </w:r>
-      <w:r>
-        <w:rPr>
-          <w:sz w:val="20"/>
-          <w:szCs w:val="20"/>
-        </w:rPr>
-        <w:tab/>
-      </w:r>
-      <w:r>
-        <w:rPr>
-          <w:sz w:val="20"/>
-          <w:szCs w:val="20"/>
-        </w:rPr>
-        <w:tab/>
-      </w:r>
-      <w:r>
-        <w:rPr>
-          <w:sz w:val="20"/>
-          <w:szCs w:val="20"/>
-        </w:rPr>
-        <w:tab/>
-        <w:t>LIFO(Stack)</w:t>
-      </w:r>
-    </w:p>
-    <w:tbl>
-      <w:tblPr>
-        <w:tblStyle w:val="TableGrid"/>
-        <w:tblW w:w="0" w:type="auto"/>
-        <w:tblLook w:val="04A0" w:firstRow="1" w:lastRow="0" w:firstColumn="1" w:lastColumn="0" w:noHBand="0" w:noVBand="1"/>
-      </w:tblPr>
-      <w:tblGrid>
-        <w:gridCol w:w="5971"/>
-        <w:gridCol w:w="5971"/>
-      </w:tblGrid>
-      <w:tr>
-        <w:tc>
-          <w:tcPr>
-            <w:tcW w:w="5971" w:type="dxa"/>
-          </w:tcPr>
-          <w:p>
-            <w:pPr>
-              <w:rPr>
-                <w:sz w:val="30"/>
-                <w:szCs w:val="30"/>
-              </w:rPr>
-            </w:pPr>
-            <w:r>
-              <w:rPr>
-                <w:sz w:val="30"/>
-                <w:szCs w:val="30"/>
-              </w:rPr>
-              <w:t xml:space="preserve">Deque&lt;Integer&gt; d = new </w:t>
-            </w:r>
-            <w:proofErr w:type="spellStart"/>
-            <w:r>
-              <w:rPr>
-                <w:sz w:val="30"/>
-                <w:szCs w:val="30"/>
-              </w:rPr>
-              <w:t>ArrayDeque</w:t>
-            </w:r>
-            <w:proofErr w:type="spellEnd"/>
-            <w:r>
-              <w:rPr>
-                <w:sz w:val="30"/>
-                <w:szCs w:val="30"/>
-              </w:rPr>
-              <w:t>&lt;</w:t>
-            </w:r>
-            <w:proofErr w:type="gramStart"/>
-            <w:r>
-              <w:rPr>
-                <w:sz w:val="30"/>
-                <w:szCs w:val="30"/>
-              </w:rPr>
-              <w:t>&gt;(</w:t>
-            </w:r>
-            <w:proofErr w:type="gramEnd"/>
-            <w:r>
-              <w:rPr>
-                <w:sz w:val="30"/>
-                <w:szCs w:val="30"/>
-              </w:rPr>
-              <w:t>);</w:t>
-            </w:r>
-          </w:p>
-          <w:p>
-            <w:pPr>
-              <w:rPr>
-                <w:sz w:val="30"/>
-                <w:szCs w:val="30"/>
-              </w:rPr>
-            </w:pPr>
-            <w:proofErr w:type="spellStart"/>
-            <w:r>
-              <w:rPr>
-                <w:sz w:val="30"/>
-                <w:szCs w:val="30"/>
-              </w:rPr>
-              <w:t>d.</w:t>
-            </w:r>
-            <w:proofErr w:type="gramStart"/>
-            <w:r>
-              <w:rPr>
-                <w:sz w:val="30"/>
-                <w:szCs w:val="30"/>
-              </w:rPr>
-              <w:t>addLast</w:t>
-            </w:r>
-            <w:proofErr w:type="spellEnd"/>
-            <w:r>
-              <w:rPr>
-                <w:sz w:val="30"/>
-                <w:szCs w:val="30"/>
-              </w:rPr>
-              <w:t>(</w:t>
-            </w:r>
-            <w:proofErr w:type="gramEnd"/>
-            <w:r>
-              <w:rPr>
-                <w:sz w:val="30"/>
-                <w:szCs w:val="30"/>
-              </w:rPr>
-              <w:t>10);</w:t>
-            </w:r>
-          </w:p>
-          <w:p>
-            <w:pPr>
-              <w:rPr>
-                <w:sz w:val="30"/>
-                <w:szCs w:val="30"/>
-              </w:rPr>
-            </w:pPr>
-            <w:proofErr w:type="spellStart"/>
-            <w:r>
-              <w:rPr>
-                <w:sz w:val="30"/>
-                <w:szCs w:val="30"/>
-              </w:rPr>
-              <w:t>d.</w:t>
-            </w:r>
-            <w:proofErr w:type="gramStart"/>
-            <w:r>
-              <w:rPr>
-                <w:sz w:val="30"/>
-                <w:szCs w:val="30"/>
-              </w:rPr>
-              <w:t>addLast</w:t>
-            </w:r>
-            <w:proofErr w:type="spellEnd"/>
-            <w:r>
-              <w:rPr>
-                <w:sz w:val="30"/>
-                <w:szCs w:val="30"/>
-              </w:rPr>
-              <w:t>(</w:t>
-            </w:r>
-            <w:proofErr w:type="gramEnd"/>
-            <w:r>
-              <w:rPr>
-                <w:sz w:val="30"/>
-                <w:szCs w:val="30"/>
-              </w:rPr>
-              <w:t>20);</w:t>
-            </w:r>
-          </w:p>
-          <w:p>
-            <w:pPr>
-              <w:rPr>
-                <w:sz w:val="30"/>
-                <w:szCs w:val="30"/>
-              </w:rPr>
-            </w:pPr>
-            <w:proofErr w:type="spellStart"/>
-            <w:r>
-              <w:rPr>
-                <w:sz w:val="30"/>
-                <w:szCs w:val="30"/>
-              </w:rPr>
-              <w:t>d.</w:t>
-            </w:r>
-            <w:proofErr w:type="gramStart"/>
-            <w:r>
-              <w:rPr>
-                <w:sz w:val="30"/>
-                <w:szCs w:val="30"/>
-              </w:rPr>
-              <w:t>addLast</w:t>
-            </w:r>
-            <w:proofErr w:type="spellEnd"/>
-            <w:r>
-              <w:rPr>
-                <w:sz w:val="30"/>
-                <w:szCs w:val="30"/>
-              </w:rPr>
-              <w:t>(</w:t>
-            </w:r>
-            <w:proofErr w:type="gramEnd"/>
-            <w:r>
-              <w:rPr>
-                <w:sz w:val="30"/>
-                <w:szCs w:val="30"/>
-              </w:rPr>
-              <w:t>30);</w:t>
-            </w:r>
-          </w:p>
-          <w:p>
-            <w:pPr>
-              <w:rPr>
-                <w:sz w:val="30"/>
-                <w:szCs w:val="30"/>
-              </w:rPr>
-            </w:pPr>
-            <w:proofErr w:type="spellStart"/>
-            <w:r>
-              <w:rPr>
-                <w:sz w:val="30"/>
-                <w:szCs w:val="30"/>
-              </w:rPr>
-              <w:t>d.</w:t>
-            </w:r>
-            <w:proofErr w:type="gramStart"/>
-            <w:r>
-              <w:rPr>
-                <w:sz w:val="30"/>
-                <w:szCs w:val="30"/>
-              </w:rPr>
-              <w:t>removeFirst</w:t>
-            </w:r>
-            <w:proofErr w:type="spellEnd"/>
-            <w:r>
-              <w:rPr>
-                <w:sz w:val="30"/>
-                <w:szCs w:val="30"/>
-              </w:rPr>
-              <w:t>();  /</w:t>
-            </w:r>
-            <w:proofErr w:type="gramEnd"/>
-            <w:r>
-              <w:rPr>
-                <w:sz w:val="30"/>
-                <w:szCs w:val="30"/>
-              </w:rPr>
-              <w:t>/ 10</w:t>
-            </w:r>
-          </w:p>
-        </w:tc>
-        <w:tc>
-          <w:tcPr>
-            <w:tcW w:w="5971" w:type="dxa"/>
-          </w:tcPr>
-          <w:p>
-            <w:pPr>
-              <w:rPr>
-                <w:sz w:val="30"/>
-                <w:szCs w:val="30"/>
-              </w:rPr>
-            </w:pPr>
-            <w:proofErr w:type="spellStart"/>
-            <w:r>
-              <w:rPr>
-                <w:sz w:val="30"/>
-                <w:szCs w:val="30"/>
-              </w:rPr>
-              <w:t>d.</w:t>
-            </w:r>
-            <w:proofErr w:type="gramStart"/>
-            <w:r>
-              <w:rPr>
-                <w:sz w:val="30"/>
-                <w:szCs w:val="30"/>
-              </w:rPr>
-              <w:t>addLast</w:t>
-            </w:r>
-            <w:proofErr w:type="spellEnd"/>
-            <w:r>
-              <w:rPr>
-                <w:sz w:val="30"/>
-                <w:szCs w:val="30"/>
-              </w:rPr>
-              <w:t>(</w:t>
-            </w:r>
-            <w:proofErr w:type="gramEnd"/>
-            <w:r>
-              <w:rPr>
-                <w:sz w:val="30"/>
-                <w:szCs w:val="30"/>
-              </w:rPr>
-              <w:t>10);</w:t>
-            </w:r>
-          </w:p>
-          <w:p>
-            <w:pPr>
-              <w:rPr>
-                <w:sz w:val="30"/>
-                <w:szCs w:val="30"/>
-              </w:rPr>
-            </w:pPr>
-            <w:proofErr w:type="spellStart"/>
-            <w:r>
-              <w:rPr>
-                <w:sz w:val="30"/>
-                <w:szCs w:val="30"/>
-              </w:rPr>
-              <w:t>d.</w:t>
-            </w:r>
-            <w:proofErr w:type="gramStart"/>
-            <w:r>
-              <w:rPr>
-                <w:sz w:val="30"/>
-                <w:szCs w:val="30"/>
-              </w:rPr>
-              <w:t>addLast</w:t>
-            </w:r>
-            <w:proofErr w:type="spellEnd"/>
-            <w:r>
-              <w:rPr>
-                <w:sz w:val="30"/>
-                <w:szCs w:val="30"/>
-              </w:rPr>
-              <w:t>(</w:t>
-            </w:r>
-            <w:proofErr w:type="gramEnd"/>
-            <w:r>
-              <w:rPr>
-                <w:sz w:val="30"/>
-                <w:szCs w:val="30"/>
-              </w:rPr>
-              <w:t>20);</w:t>
-            </w:r>
-          </w:p>
-          <w:p>
-            <w:pPr>
-              <w:rPr>
-                <w:sz w:val="30"/>
-                <w:szCs w:val="30"/>
-              </w:rPr>
-            </w:pPr>
-            <w:proofErr w:type="spellStart"/>
-            <w:r>
-              <w:rPr>
-                <w:sz w:val="30"/>
-                <w:szCs w:val="30"/>
-              </w:rPr>
-              <w:t>d.</w:t>
-            </w:r>
-            <w:proofErr w:type="gramStart"/>
-            <w:r>
-              <w:rPr>
-                <w:sz w:val="30"/>
-                <w:szCs w:val="30"/>
-              </w:rPr>
-              <w:t>addLast</w:t>
-            </w:r>
-            <w:proofErr w:type="spellEnd"/>
-            <w:r>
-              <w:rPr>
-                <w:sz w:val="30"/>
-                <w:szCs w:val="30"/>
-              </w:rPr>
-              <w:t>(</w:t>
-            </w:r>
-            <w:proofErr w:type="gramEnd"/>
-            <w:r>
-              <w:rPr>
-                <w:sz w:val="30"/>
-                <w:szCs w:val="30"/>
-              </w:rPr>
-              <w:t>30</w:t>
-            </w:r>
-            <w:proofErr w:type="gramStart"/>
-            <w:r>
-              <w:rPr>
-                <w:sz w:val="30"/>
-                <w:szCs w:val="30"/>
-              </w:rPr>
-              <w:t>);</w:t>
-            </w:r>
-            <w:r>
-              <w:rPr>
-                <w:sz w:val="30"/>
-                <w:szCs w:val="30"/>
-              </w:rPr>
-              <w:t>+</w:t>
-            </w:r>
-            <w:proofErr w:type="gramEnd"/>
-          </w:p>
-          <w:p>
-            <w:pPr>
-              <w:rPr>
-                <w:sz w:val="30"/>
-                <w:szCs w:val="30"/>
-              </w:rPr>
-            </w:pPr>
-            <w:proofErr w:type="spellStart"/>
-            <w:r>
-              <w:rPr>
-                <w:sz w:val="30"/>
-                <w:szCs w:val="30"/>
-              </w:rPr>
-              <w:t>d.</w:t>
-            </w:r>
-            <w:proofErr w:type="gramStart"/>
-            <w:r>
-              <w:rPr>
-                <w:sz w:val="30"/>
-                <w:szCs w:val="30"/>
-              </w:rPr>
-              <w:t>removeLast</w:t>
-            </w:r>
-            <w:proofErr w:type="spellEnd"/>
-            <w:r>
-              <w:rPr>
-                <w:sz w:val="30"/>
-                <w:szCs w:val="30"/>
-              </w:rPr>
-              <w:t xml:space="preserve">();   </w:t>
-            </w:r>
-            <w:proofErr w:type="gramEnd"/>
-            <w:r>
-              <w:rPr>
-                <w:sz w:val="30"/>
-                <w:szCs w:val="30"/>
-              </w:rPr>
-              <w:t>// 30</w:t>
-            </w:r>
-          </w:p>
-        </w:tc>
-      </w:tr>
-    </w:tbl>
     <w:p/>
-    <w:p/>
     <w:p>
       <w:pPr>
         <w:rPr>
@@ -3059,15 +2495,27 @@
     </w:p>
     <w:p>
       <w:r>
+        <w:rPr>
+          <w:highlight w:val="cyan"/>
+        </w:rPr>
         <w:t xml:space="preserve">It does not </w:t>
       </w:r>
       <w:proofErr w:type="gramStart"/>
       <w:r>
+        <w:rPr>
+          <w:highlight w:val="cyan"/>
+        </w:rPr>
         <w:t>implements</w:t>
       </w:r>
       <w:proofErr w:type="gramEnd"/>
       <w:r>
-        <w:t xml:space="preserve"> Collection it is the separate interface </w:t>
+        <w:rPr>
+          <w:highlight w:val="cyan"/>
+        </w:rPr>
+        <w:t xml:space="preserve"> Collection it is the separate interface</w:t>
+      </w:r>
+      <w:r>
+        <w:t xml:space="preserve"> </w:t>
       </w:r>
       <w:r>
         <w:tab/>
@@ -3078,11 +2526,14 @@
       <w:r>
         <w:t>unique key</w:t>
       </w:r>
-    </w:p>
-    <w:p>
       <w:r>
         <w:t xml:space="preserve"> </w:t>
       </w:r>
+    </w:p>
+    <w:p>
+      <w:r>
+        <w:t xml:space="preserve"> </w:t>
+      </w:r>
       <w:proofErr w:type="spellStart"/>
       <w:proofErr w:type="gramStart"/>
       <w:r>
@@ -3194,7 +2645,22 @@
       </w:r>
     </w:p>
     <w:p>
-      <w:r>
+      <w:pPr>
+        <w:tabs>
+          <w:tab w:val="left" w:pos="1542"/>
+        </w:tabs>
+        <w:rPr>
+          <w:b/>
+          <w:bCs/>
+          <w:u w:val="single"/>
+        </w:rPr>
+      </w:pPr>
+      <w:r>
+        <w:rPr>
+          <w:b/>
+          <w:bCs/>
+          <w:u w:val="single"/>
+        </w:rPr>
         <w:t>looping</w:t>
       </w:r>
     </w:p>
@@ -3224,32 +2690,35 @@
       <w:proofErr w:type="spellStart"/>
       <w:proofErr w:type="gramStart"/>
       <w:r>
+        <w:t>i.</w:t>
+      </w:r>
+      <w:r>
         <w:t>getKey</w:t>
       </w:r>
       <w:proofErr w:type="spellEnd"/>
-      <w:r>
-        <w:t>(</w:t>
-      </w:r>
-      <w:proofErr w:type="gramEnd"/>
-      <w:r>
-        <w:t xml:space="preserve">) and </w:t>
-      </w:r>
-      <w:proofErr w:type="spellStart"/>
-      <w:proofErr w:type="gramStart"/>
+      <w:proofErr w:type="gramEnd"/>
+      <w:r>
+        <w:t xml:space="preserve">() and </w:t>
+      </w:r>
+      <w:proofErr w:type="spellStart"/>
+      <w:proofErr w:type="gramStart"/>
+      <w:r>
+        <w:t>i.</w:t>
+      </w:r>
       <w:r>
         <w:t>getValue</w:t>
       </w:r>
       <w:proofErr w:type="spellEnd"/>
-      <w:r>
-        <w:t>(</w:t>
-      </w:r>
-      <w:proofErr w:type="gramEnd"/>
-      <w:r>
-        <w:t xml:space="preserve">) both </w:t>
-      </w:r>
-    </w:p>
-    <w:p>
-      <w:r>
+      <w:proofErr w:type="gramEnd"/>
+      <w:r>
+        <w:t xml:space="preserve">() both </w:t>
+      </w:r>
+    </w:p>
+    <w:p>
+      <w:r>
+        <w:rPr>
+          <w:highlight w:val="cyan"/>
+        </w:rPr>
         <w:t>key can be null as well</w:t>
       </w:r>
     </w:p>
@@ -3257,13 +2726,59 @@
       <w:r>
         <w:t xml:space="preserve">if we put a different value for same key already in map it is going to replace the value </w:t>
       </w:r>
+      <w:r>
+        <w:tab/>
+      </w:r>
     </w:p>
     <w:p>
       <w:r>
         <w:t xml:space="preserve">HashMap-&gt; not thread synchronize </w:t>
       </w:r>
-    </w:p>
-    <w:p/>
+      <w:r>
+        <w:t xml:space="preserve">but we can synchronize normal </w:t>
+      </w:r>
+      <w:proofErr w:type="spellStart"/>
+      <w:r>
+        <w:t>hashmap</w:t>
+      </w:r>
+      <w:proofErr w:type="spellEnd"/>
+      <w:r>
+        <w:t xml:space="preserve"> as well as:</w:t>
+      </w:r>
+      <w:r>
+        <w:br/>
+      </w:r>
+      <w:r>
+        <w:t xml:space="preserve">Map&lt;Integer, String&gt; map = </w:t>
+      </w:r>
+      <w:proofErr w:type="spellStart"/>
+      <w:r>
+        <w:rPr>
+          <w:b/>
+          <w:bCs/>
+        </w:rPr>
+        <w:t>Collection</w:t>
+      </w:r>
+      <w:r>
+        <w:rPr>
+          <w:b/>
+          <w:bCs/>
+        </w:rPr>
+        <w:t>.synchronizedMap</w:t>
+      </w:r>
+      <w:proofErr w:type="spellEnd"/>
+      <w:r>
+        <w:t>(new HashMap&lt;</w:t>
+      </w:r>
+      <w:proofErr w:type="gramStart"/>
+      <w:r>
+        <w:t>&gt;(</w:t>
+      </w:r>
+      <w:proofErr w:type="gramEnd"/>
+      <w:r>
+        <w:t>));</w:t>
+      </w:r>
+    </w:p>
     <w:p>
       <w:r>
         <w:t xml:space="preserve">constant time complexity </w:t>
@@ -3277,10 +2792,18 @@
         <w:t>1)</w:t>
       </w:r>
     </w:p>
-    <w:p/>
-    <w:p>
-      <w:r>
-        <w:lastRenderedPageBreak/>
+    <w:p>
+      <w:pPr>
+        <w:rPr>
+          <w:b/>
+          <w:bCs/>
+        </w:rPr>
+      </w:pPr>
+      <w:r>
+        <w:rPr>
+          <w:b/>
+          <w:bCs/>
+        </w:rPr>
         <w:t>Internal Working of HashMap:</w:t>
       </w:r>
     </w:p>
@@ -3288,11 +2811,9 @@
       <w:r>
         <w:t xml:space="preserve">Basic components of </w:t>
       </w:r>
-      <w:proofErr w:type="spellStart"/>
-      <w:r>
-        <w:t>hashmap</w:t>
-      </w:r>
-      <w:proofErr w:type="spellEnd"/>
+      <w:r>
+        <w:t>HashMap</w:t>
+      </w:r>
       <w:r>
         <w:t xml:space="preserve"> </w:t>
       </w:r>
@@ -3384,7 +2905,18 @@
       </w:r>
     </w:p>
     <w:p>
-      <w:r>
+      <w:pPr>
+        <w:rPr>
+          <w:b/>
+          <w:bCs/>
+        </w:rPr>
+      </w:pPr>
+      <w:r>
+        <w:rPr>
+          <w:b/>
+          <w:bCs/>
+        </w:rPr>
+        <w:lastRenderedPageBreak/>
         <w:t>Characteristics of hash function:</w:t>
       </w:r>
     </w:p>
@@ -3417,16 +2949,13 @@
         <w:t xml:space="preserve">Efficient Computation: </w:t>
       </w:r>
     </w:p>
-    <w:p/>
     <w:p>
       <w:r>
         <w:t xml:space="preserve">How data stored in </w:t>
       </w:r>
-      <w:proofErr w:type="spellStart"/>
-      <w:r>
-        <w:t>hashMap</w:t>
-      </w:r>
-      <w:proofErr w:type="spellEnd"/>
+      <w:r>
+        <w:t>HashMap</w:t>
+      </w:r>
       <w:r>
         <w:t>:</w:t>
       </w:r>
@@ -3455,23 +2984,49 @@
       <w:proofErr w:type="gramEnd"/>
     </w:p>
     <w:p>
-      <w:r>
+      <w:pPr>
+        <w:rPr>
+          <w:b/>
+          <w:bCs/>
+        </w:rPr>
+      </w:pPr>
+      <w:r>
+        <w:rPr>
+          <w:b/>
+          <w:bCs/>
+        </w:rPr>
         <w:t xml:space="preserve">int index= </w:t>
       </w:r>
       <w:proofErr w:type="spellStart"/>
       <w:r>
+        <w:rPr>
+          <w:b/>
+          <w:bCs/>
+        </w:rPr>
         <w:t>hashcode</w:t>
       </w:r>
       <w:proofErr w:type="spellEnd"/>
       <w:r>
+        <w:rPr>
+          <w:b/>
+          <w:bCs/>
+        </w:rPr>
         <w:t xml:space="preserve"> % </w:t>
       </w:r>
       <w:proofErr w:type="spellStart"/>
       <w:r>
+        <w:rPr>
+          <w:b/>
+          <w:bCs/>
+        </w:rPr>
         <w:t>arraySize</w:t>
       </w:r>
       <w:proofErr w:type="spellEnd"/>
       <w:r>
+        <w:rPr>
+          <w:b/>
+          <w:bCs/>
+        </w:rPr>
         <w:t>;</w:t>
       </w:r>
     </w:p>
@@ -3549,16 +3104,13 @@
       <w:r>
         <w:t xml:space="preserve">called collision) </w:t>
       </w:r>
-      <w:proofErr w:type="spellStart"/>
-      <w:r>
-        <w:t>hashmap</w:t>
-      </w:r>
-      <w:proofErr w:type="spellEnd"/>
+      <w:r>
+        <w:t>HashMap</w:t>
+      </w:r>
       <w:r>
         <w:t xml:space="preserve"> uses technique to handle this situation. </w:t>
       </w:r>
     </w:p>
-    <w:p/>
     <w:p>
       <w:r>
         <w:t>[ on every index of bucket array</w:t>
@@ -3594,506 +3146,881 @@
     <w:p>
       <w:proofErr w:type="gramStart"/>
       <w:r>
+        <w:t>basically</w:t>
+      </w:r>
+      <w:proofErr w:type="gramEnd"/>
+      <w:r>
+        <w:t xml:space="preserve"> what happen the </w:t>
+      </w:r>
+      <w:r>
+        <w:t>LinkedList</w:t>
+      </w:r>
+      <w:r>
+        <w:t xml:space="preserve"> get converted to red black tree after certain </w:t>
+      </w:r>
+      <w:r>
+        <w:t>threshold</w:t>
+      </w:r>
+      <w:r>
+        <w:t xml:space="preserve"> (default 8) </w:t>
+      </w:r>
+      <w:r>
+        <w:t>threshold</w:t>
+      </w:r>
+      <w:r>
+        <w:t xml:space="preserve"> is called as </w:t>
+      </w:r>
+      <w:r>
+        <w:t>Treeify</w:t>
+      </w:r>
+      <w:r>
+        <w:t xml:space="preserve"> </w:t>
+      </w:r>
+      <w:r>
+        <w:t>Threshold</w:t>
+      </w:r>
+    </w:p>
+    <w:p>
+      <w:r>
+        <w:t xml:space="preserve">However, reaching 8 nodes does </w:t>
+      </w:r>
+      <w:r>
+        <w:rPr>
+          <w:b/>
+          <w:bCs/>
+        </w:rPr>
+        <w:t xml:space="preserve">not automatically mean </w:t>
+      </w:r>
+      <w:proofErr w:type="spellStart"/>
+      <w:r>
+        <w:rPr>
+          <w:b/>
+          <w:bCs/>
+        </w:rPr>
+        <w:t>treeification</w:t>
+      </w:r>
+      <w:proofErr w:type="spellEnd"/>
+      <w:r>
+        <w:t>. HashMap also considers the table capacity. If the table is too small, HashMap prefers resizing instead.</w:t>
+      </w:r>
+    </w:p>
+    <w:p>
+      <w:pPr>
+        <w:rPr>
+          <w:b/>
+          <w:bCs/>
+        </w:rPr>
+      </w:pPr>
+      <w:proofErr w:type="gramStart"/>
+      <w:r>
+        <w:rPr>
+          <w:b/>
+          <w:bCs/>
+        </w:rPr>
+        <w:t>time  complexities</w:t>
+      </w:r>
+      <w:proofErr w:type="gramEnd"/>
+      <w:r>
+        <w:rPr>
+          <w:b/>
+          <w:bCs/>
+        </w:rPr>
+        <w:t xml:space="preserve"> </w:t>
+      </w:r>
+    </w:p>
+    <w:p>
+      <w:r>
+        <w:t>Linked List bucket → O(n)</w:t>
+      </w:r>
+      <w:r>
+        <w:br/>
+        <w:t xml:space="preserve">Red-Black Tree bucket → </w:t>
+      </w:r>
+      <w:proofErr w:type="gramStart"/>
+      <w:r>
+        <w:t>O(</w:t>
+      </w:r>
+      <w:proofErr w:type="gramEnd"/>
+      <w:r>
+        <w:t>log n)</w:t>
+      </w:r>
+      <w:r>
+        <w:br/>
+        <w:t xml:space="preserve">HashMap average lookup → </w:t>
+      </w:r>
+      <w:proofErr w:type="gramStart"/>
+      <w:r>
+        <w:t>O(</w:t>
+      </w:r>
+      <w:proofErr w:type="gramEnd"/>
+      <w:r>
+        <w:t>1)</w:t>
+      </w:r>
+    </w:p>
+    <w:p>
+      <w:r>
+        <w:t xml:space="preserve">when they </w:t>
+      </w:r>
+      <w:r>
+        <w:t>retrieved</w:t>
+      </w:r>
+      <w:r>
+        <w:t xml:space="preserve"> </w:t>
+      </w:r>
+      <w:r>
+        <w:t>HashMap</w:t>
+      </w:r>
+      <w:r>
+        <w:t xml:space="preserve"> traverse the linked list of </w:t>
+      </w:r>
+      <w:proofErr w:type="spellStart"/>
+      <w:r>
+        <w:t>bst</w:t>
+      </w:r>
+      <w:proofErr w:type="spellEnd"/>
+      <w:r>
+        <w:t xml:space="preserve"> </w:t>
+      </w:r>
+      <w:proofErr w:type="spellStart"/>
+      <w:r>
+        <w:t>untill</w:t>
+      </w:r>
+      <w:proofErr w:type="spellEnd"/>
+      <w:r>
+        <w:t xml:space="preserve"> it founds the match </w:t>
+      </w:r>
+    </w:p>
+    <w:p>
+      <w:r>
+        <w:t xml:space="preserve">How data is retrieved from hash </w:t>
+      </w:r>
+      <w:proofErr w:type="gramStart"/>
+      <w:r>
+        <w:t>map :</w:t>
+      </w:r>
+      <w:proofErr w:type="gramEnd"/>
+    </w:p>
+    <w:p>
+      <w:r>
+        <w:t xml:space="preserve">1)hashing the key-&gt; similar to insertion </w:t>
+      </w:r>
+    </w:p>
+    <w:p>
+      <w:r>
+        <w:t>2) finding the index-&gt; hash code is used to find the index of the bucket where the key value pair is stored</w:t>
+      </w:r>
+    </w:p>
+    <w:p>
+      <w:r>
+        <w:t>Int index=</w:t>
+      </w:r>
+      <w:proofErr w:type="spellStart"/>
+      <w:r>
+        <w:t>hashcode</w:t>
+      </w:r>
+      <w:proofErr w:type="spellEnd"/>
+      <w:r>
+        <w:t>%</w:t>
+      </w:r>
+      <w:proofErr w:type="spellStart"/>
+      <w:r>
+        <w:rPr>
+          <w:lang w:val="en-IN"/>
+        </w:rPr>
+        <w:t>arrraysize</w:t>
+      </w:r>
+      <w:proofErr w:type="spellEnd"/>
+      <w:r>
+        <w:t xml:space="preserve"> </w:t>
+      </w:r>
+    </w:p>
+    <w:p>
+      <w:r>
         <w:lastRenderedPageBreak/>
-        <w:t>basically</w:t>
-      </w:r>
-      <w:proofErr w:type="gramEnd"/>
-      <w:r>
-        <w:t xml:space="preserve"> what happen the </w:t>
-      </w:r>
-      <w:proofErr w:type="spellStart"/>
-      <w:r>
-        <w:t>linkedlist</w:t>
-      </w:r>
-      <w:proofErr w:type="spellEnd"/>
-      <w:r>
-        <w:t xml:space="preserve"> get converted to red black tree after certain </w:t>
-      </w:r>
-      <w:proofErr w:type="spellStart"/>
-      <w:r>
-        <w:t>threashold</w:t>
-      </w:r>
-      <w:proofErr w:type="spellEnd"/>
-      <w:r>
-        <w:t xml:space="preserve"> (default 8) </w:t>
-      </w:r>
-      <w:proofErr w:type="spellStart"/>
-      <w:r>
-        <w:t>thereashold</w:t>
-      </w:r>
-      <w:proofErr w:type="spellEnd"/>
-      <w:r>
-        <w:t xml:space="preserve"> is called as </w:t>
-      </w:r>
-      <w:proofErr w:type="spellStart"/>
-      <w:r>
-        <w:t>Treefy</w:t>
+        <w:t xml:space="preserve">3)Searching the bucket -&gt; once the correct bucket is found it checks for the key in that bucket. if it finds the key it </w:t>
+      </w:r>
+      <w:proofErr w:type="gramStart"/>
+      <w:r>
+        <w:t>return</w:t>
+      </w:r>
+      <w:proofErr w:type="gramEnd"/>
+      <w:r>
+        <w:t xml:space="preserve"> the associated </w:t>
+      </w:r>
+      <w:proofErr w:type="gramStart"/>
+      <w:r>
+        <w:t>value .</w:t>
+      </w:r>
+      <w:proofErr w:type="gramEnd"/>
+    </w:p>
+    <w:p>
+      <w:pPr>
+        <w:rPr>
+          <w:b/>
+          <w:bCs/>
+        </w:rPr>
+      </w:pPr>
+      <w:r>
+        <w:rPr>
+          <w:b/>
+          <w:bCs/>
+        </w:rPr>
+        <w:t xml:space="preserve">HashMap </w:t>
+      </w:r>
+      <w:proofErr w:type="gramStart"/>
+      <w:r>
+        <w:rPr>
+          <w:b/>
+          <w:bCs/>
+        </w:rPr>
+        <w:t>Resizing(</w:t>
+      </w:r>
+      <w:proofErr w:type="gramEnd"/>
+      <w:r>
+        <w:rPr>
+          <w:b/>
+          <w:bCs/>
+        </w:rPr>
+        <w:t>Rehashing):</w:t>
+      </w:r>
+    </w:p>
+    <w:p>
+      <w:r>
+        <w:t xml:space="preserve">HashMap has an internal array size, which is 16 by </w:t>
+      </w:r>
+      <w:r>
+        <w:t>default</w:t>
+      </w:r>
+      <w:r>
+        <w:t xml:space="preserve"> when the </w:t>
+      </w:r>
+      <w:r>
+        <w:t>number</w:t>
+      </w:r>
+      <w:r>
+        <w:t xml:space="preserve"> of elements (key-value) pair grows to certain load </w:t>
+      </w:r>
+      <w:proofErr w:type="gramStart"/>
+      <w:r>
+        <w:t>factor(</w:t>
+      </w:r>
+      <w:proofErr w:type="gramEnd"/>
+      <w:r>
+        <w:t>default</w:t>
+      </w:r>
+      <w:r>
+        <w:t xml:space="preserve"> 0.75) </w:t>
+      </w:r>
+      <w:r>
+        <w:t>HashMap</w:t>
+      </w:r>
+      <w:r>
+        <w:t xml:space="preserve"> automatically resizes the array to hold more data. This is called Rehashing.</w:t>
+      </w:r>
+    </w:p>
+    <w:p>
+      <w:r>
+        <w:t xml:space="preserve">The default array size is 16 so when more than 12 elements (16*0.75) are inserted, the </w:t>
+      </w:r>
+      <w:r>
+        <w:t>HashMap</w:t>
+      </w:r>
+      <w:r>
+        <w:t xml:space="preserve"> will resize.</w:t>
+      </w:r>
+    </w:p>
+    <w:p>
+      <w:r>
+        <w:t xml:space="preserve">In </w:t>
+      </w:r>
+      <w:r>
+        <w:t>HashMap</w:t>
+      </w:r>
+      <w:r>
+        <w:t xml:space="preserve"> constructor as well we can give initial capacity as and load </w:t>
+      </w:r>
+      <w:proofErr w:type="gramStart"/>
+      <w:r>
+        <w:t>factor  &lt;</w:t>
+      </w:r>
+      <w:proofErr w:type="gramEnd"/>
+      <w:r>
+        <w:t>IC, LF&gt;</w:t>
+      </w:r>
+    </w:p>
+    <w:p>
+      <w:r>
+        <w:t>All entries are rehashed (</w:t>
+      </w:r>
+      <w:r>
+        <w:t>i.e.</w:t>
+      </w:r>
+      <w:r>
+        <w:t xml:space="preserve"> their positions are recalculated) and placed into the new array </w:t>
+      </w:r>
+    </w:p>
+    <w:p>
+      <w:r>
+        <w:t xml:space="preserve">Time </w:t>
+      </w:r>
+      <w:r>
+        <w:t>complexity</w:t>
+      </w:r>
+      <w:r>
+        <w:t xml:space="preserve">: </w:t>
+      </w:r>
+      <w:proofErr w:type="gramStart"/>
+      <w:r>
+        <w:t>O(</w:t>
+      </w:r>
+      <w:proofErr w:type="gramEnd"/>
+      <w:r>
+        <w:t xml:space="preserve">1) without </w:t>
+      </w:r>
+      <w:r>
+        <w:t>collision</w:t>
+      </w:r>
+      <w:r>
+        <w:t xml:space="preserve">, with </w:t>
+      </w:r>
+      <w:r>
+        <w:t>collision</w:t>
+      </w:r>
+      <w:r>
+        <w:t xml:space="preserve"> O(n) with balanced BST it is O(</w:t>
+      </w:r>
+      <w:proofErr w:type="spellStart"/>
+      <w:r>
+        <w:t>logn</w:t>
+      </w:r>
+      <w:proofErr w:type="spellEnd"/>
+      <w:r>
+        <w:t>).</w:t>
+      </w:r>
+    </w:p>
+    <w:p>
+      <w:r>
+        <w:t xml:space="preserve">in case of </w:t>
+      </w:r>
+      <w:proofErr w:type="spellStart"/>
+      <w:r>
+        <w:t>constiansKey</w:t>
+      </w:r>
+      <w:proofErr w:type="spellEnd"/>
+      <w:r>
+        <w:t xml:space="preserve">: TC same </w:t>
+      </w:r>
+    </w:p>
+    <w:p>
+      <w:r>
+        <w:t xml:space="preserve">in case of </w:t>
+      </w:r>
+      <w:proofErr w:type="spellStart"/>
+      <w:r>
+        <w:t>caontinsValue</w:t>
+      </w:r>
+      <w:proofErr w:type="spellEnd"/>
+      <w:r>
+        <w:t>: TC O(</w:t>
+      </w:r>
+      <w:proofErr w:type="gramStart"/>
+      <w:r>
+        <w:t>n)  for</w:t>
+      </w:r>
+      <w:proofErr w:type="gramEnd"/>
+      <w:r>
+        <w:t xml:space="preserve"> both (WC and BC)</w:t>
+      </w:r>
+    </w:p>
+    <w:p>
+      <w:r>
+        <w:t xml:space="preserve">size -&gt; </w:t>
+      </w:r>
+      <w:proofErr w:type="gramStart"/>
+      <w:r>
+        <w:t>O(</w:t>
+      </w:r>
+      <w:proofErr w:type="gramEnd"/>
+      <w:r>
+        <w:t>1) for all</w:t>
+      </w:r>
+    </w:p>
+    <w:p>
+      <w:proofErr w:type="spellStart"/>
+      <w:r>
+        <w:t>HashCode</w:t>
+      </w:r>
+      <w:proofErr w:type="spellEnd"/>
+      <w:r>
+        <w:t xml:space="preserve"> generates by playing with </w:t>
+      </w:r>
+      <w:r>
+        <w:t>memory</w:t>
+      </w:r>
+      <w:r>
+        <w:t xml:space="preserve"> address</w:t>
+      </w:r>
+    </w:p>
+    <w:p>
+      <w:r>
+        <w:t xml:space="preserve">in case of </w:t>
+      </w:r>
+      <w:r>
+        <w:t>collations</w:t>
+      </w:r>
+      <w:r>
+        <w:t xml:space="preserve"> equals methods is used </w:t>
+      </w:r>
+      <w:r>
+        <w:t>to</w:t>
+      </w:r>
+      <w:r>
+        <w:t xml:space="preserve"> check the index match </w:t>
+      </w:r>
+    </w:p>
+    <w:p>
+      <w:pPr>
+        <w:rPr>
+          <w:b/>
+          <w:bCs/>
+        </w:rPr>
+      </w:pPr>
+      <w:proofErr w:type="spellStart"/>
+      <w:r>
+        <w:rPr>
+          <w:b/>
+          <w:bCs/>
+        </w:rPr>
+        <w:t>LinkedHashMap</w:t>
+      </w:r>
+      <w:proofErr w:type="spellEnd"/>
+    </w:p>
+    <w:p>
+      <w:pPr>
+        <w:numPr>
+          <w:ilvl w:val="0"/>
+          <w:numId w:val="1"/>
+        </w:numPr>
+      </w:pPr>
+      <w:proofErr w:type="spellStart"/>
+      <w:r>
+        <w:t>LinkedHashMap</w:t>
+      </w:r>
+      <w:proofErr w:type="spellEnd"/>
+      <w:r>
+        <w:t xml:space="preserve"> extends HashMap.</w:t>
+      </w:r>
+    </w:p>
+    <w:p>
+      <w:pPr>
+        <w:numPr>
+          <w:ilvl w:val="0"/>
+          <w:numId w:val="1"/>
+        </w:numPr>
+      </w:pPr>
+      <w:r>
+        <w:t>Uses hashing + buckets like HashMap.</w:t>
+      </w:r>
+    </w:p>
+    <w:p>
+      <w:pPr>
+        <w:numPr>
+          <w:ilvl w:val="0"/>
+          <w:numId w:val="1"/>
+        </w:numPr>
+      </w:pPr>
+      <w:r>
+        <w:t>Maintains a doubly linked list between entries to maintain iteration order.</w:t>
+      </w:r>
+    </w:p>
+    <w:p>
+      <w:pPr>
+        <w:numPr>
+          <w:ilvl w:val="0"/>
+          <w:numId w:val="1"/>
+        </w:numPr>
+      </w:pPr>
+      <w:r>
+        <w:t>Slightly slower than HashMap because of the additional ordering links.</w:t>
+      </w:r>
+    </w:p>
+    <w:p>
+      <w:pPr>
+        <w:numPr>
+          <w:ilvl w:val="0"/>
+          <w:numId w:val="1"/>
+        </w:numPr>
+      </w:pPr>
+      <w:r>
+        <w:t>Not thread-safe.</w:t>
+      </w:r>
+    </w:p>
+    <w:p>
+      <w:r>
+        <w:t>Constructor</w:t>
+      </w:r>
+    </w:p>
+    <w:p>
+      <w:r>
+        <w:t>Like HashMap, it supports:</w:t>
+      </w:r>
+    </w:p>
+    <w:p>
+      <w:pPr>
+        <w:numPr>
+          <w:ilvl w:val="0"/>
+          <w:numId w:val="2"/>
+        </w:numPr>
+      </w:pPr>
+      <w:r>
+        <w:t>Initial capacity</w:t>
+      </w:r>
+    </w:p>
+    <w:p>
+      <w:pPr>
+        <w:numPr>
+          <w:ilvl w:val="0"/>
+          <w:numId w:val="2"/>
+        </w:numPr>
+      </w:pPr>
+      <w:r>
+        <w:t>Load factor</w:t>
+      </w:r>
+    </w:p>
+    <w:p>
+      <w:pPr>
+        <w:numPr>
+          <w:ilvl w:val="0"/>
+          <w:numId w:val="2"/>
+        </w:numPr>
+      </w:pPr>
+      <w:r>
+        <w:t>Access order — extra option</w:t>
+      </w:r>
+    </w:p>
+    <w:p>
+      <w:r>
+        <w:t xml:space="preserve">new </w:t>
+      </w:r>
+      <w:proofErr w:type="spellStart"/>
+      <w:r>
+        <w:t>LinkedHashMap</w:t>
+      </w:r>
+      <w:proofErr w:type="spellEnd"/>
+      <w:r>
+        <w:t>&lt;</w:t>
+      </w:r>
+      <w:proofErr w:type="gramStart"/>
+      <w:r>
+        <w:t>&gt;(</w:t>
+      </w:r>
+      <w:proofErr w:type="spellStart"/>
+      <w:proofErr w:type="gramEnd"/>
+      <w:r>
+        <w:t>initialCapacity</w:t>
+      </w:r>
+      <w:proofErr w:type="spellEnd"/>
+      <w:r>
+        <w:t xml:space="preserve">, </w:t>
+      </w:r>
+      <w:proofErr w:type="spellStart"/>
+      <w:r>
+        <w:t>loadFactor</w:t>
+      </w:r>
+      <w:proofErr w:type="spellEnd"/>
+      <w:r>
+        <w:t xml:space="preserve">, </w:t>
+      </w:r>
+      <w:proofErr w:type="spellStart"/>
+      <w:r>
+        <w:t>accessOrder</w:t>
+      </w:r>
+      <w:proofErr w:type="spellEnd"/>
+      <w:r>
+        <w:t>);</w:t>
+      </w:r>
+    </w:p>
+    <w:p>
+      <w:pPr>
+        <w:numPr>
+          <w:ilvl w:val="0"/>
+          <w:numId w:val="3"/>
+        </w:numPr>
+      </w:pPr>
+      <w:proofErr w:type="spellStart"/>
+      <w:r>
+        <w:t>accessOrder</w:t>
+      </w:r>
+      <w:proofErr w:type="spellEnd"/>
+      <w:r>
+        <w:t xml:space="preserve"> = false (default) → Insertion order</w:t>
+      </w:r>
+    </w:p>
+    <w:p>
+      <w:pPr>
+        <w:numPr>
+          <w:ilvl w:val="0"/>
+          <w:numId w:val="3"/>
+        </w:numPr>
+      </w:pPr>
+      <w:proofErr w:type="spellStart"/>
+      <w:r>
+        <w:t>accessOrder</w:t>
+      </w:r>
+      <w:proofErr w:type="spellEnd"/>
+      <w:r>
+        <w:t xml:space="preserve"> = true → Access order</w:t>
+      </w:r>
+    </w:p>
+    <w:p>
+      <w:r>
+        <w:t>Access Order / LRU</w:t>
+      </w:r>
+    </w:p>
+    <w:p>
+      <w:r>
+        <w:t xml:space="preserve">When </w:t>
+      </w:r>
+      <w:proofErr w:type="spellStart"/>
+      <w:r>
+        <w:t>accessOrder</w:t>
+      </w:r>
+      <w:proofErr w:type="spellEnd"/>
+      <w:r>
+        <w:t xml:space="preserve"> = true, accessing an entry moves it to the end.</w:t>
+      </w:r>
+    </w:p>
+    <w:p>
+      <w:r>
+        <w:t>Before:  1 → 2 → 3</w:t>
+      </w:r>
+    </w:p>
+    <w:p>
+      <w:proofErr w:type="gramStart"/>
+      <w:r>
+        <w:t>get(</w:t>
+      </w:r>
+      <w:proofErr w:type="gramEnd"/>
+      <w:r>
+        <w:t>1)</w:t>
+      </w:r>
+    </w:p>
+    <w:p>
+      <w:r>
+        <w:lastRenderedPageBreak/>
+        <w:t>After:   2 → 3 → 1</w:t>
+      </w:r>
+    </w:p>
+    <w:p>
+      <w:proofErr w:type="gramStart"/>
+      <w:r>
+        <w:t>So</w:t>
+      </w:r>
+      <w:proofErr w:type="gramEnd"/>
+      <w:r>
+        <w:t xml:space="preserve"> the first entry = Least Recently Used (LRU) and the last entry = Most Recently Used (MRU).</w:t>
+      </w:r>
+    </w:p>
+    <w:p>
+      <w:proofErr w:type="spellStart"/>
+      <w:proofErr w:type="gramStart"/>
+      <w:r>
+        <w:t>removeEldestEntry</w:t>
+      </w:r>
+      <w:proofErr w:type="spellEnd"/>
+      <w:r>
+        <w:t>(</w:t>
+      </w:r>
+      <w:proofErr w:type="gramEnd"/>
+      <w:r>
+        <w:t>)</w:t>
+      </w:r>
+    </w:p>
+    <w:p>
+      <w:r>
+        <w:t>Can be overridden to automatically remove the eldest entry when the cache exceeds a limit.</w:t>
+      </w:r>
+    </w:p>
+    <w:p>
+      <w:r>
+        <w:t>@Override</w:t>
+      </w:r>
+    </w:p>
+    <w:p>
+      <w:r>
+        <w:t xml:space="preserve">protected </w:t>
+      </w:r>
+      <w:proofErr w:type="spellStart"/>
+      <w:r>
+        <w:t>boolean</w:t>
       </w:r>
       <w:proofErr w:type="spellEnd"/>
       <w:r>
         <w:t xml:space="preserve"> </w:t>
       </w:r>
       <w:proofErr w:type="spellStart"/>
-      <w:r>
-        <w:t>Threashhold</w:t>
-      </w:r>
-      <w:proofErr w:type="spellEnd"/>
-    </w:p>
-    <w:p>
-      <w:r>
-        <w:t xml:space="preserve">time complexity in case if RB tree -&gt; </w:t>
-      </w:r>
-      <w:proofErr w:type="gramStart"/>
-      <w:r>
-        <w:t>O(</w:t>
-      </w:r>
-      <w:proofErr w:type="spellStart"/>
-      <w:r>
-        <w:t>logn</w:t>
-      </w:r>
-      <w:proofErr w:type="spellEnd"/>
-      <w:r>
-        <w:t xml:space="preserve"> )</w:t>
-      </w:r>
-      <w:proofErr w:type="gramEnd"/>
-    </w:p>
-    <w:p/>
-    <w:p>
-      <w:r>
-        <w:t xml:space="preserve">when they </w:t>
-      </w:r>
-      <w:r>
-        <w:t>retrieved</w:t>
-      </w:r>
-      <w:r>
-        <w:t xml:space="preserve"> </w:t>
-      </w:r>
-      <w:proofErr w:type="spellStart"/>
-      <w:r>
-        <w:t>hashmpa</w:t>
-      </w:r>
-      <w:proofErr w:type="spellEnd"/>
-      <w:r>
-        <w:t xml:space="preserve"> traverse the linked list of </w:t>
-      </w:r>
-      <w:proofErr w:type="spellStart"/>
-      <w:r>
-        <w:t>bst</w:t>
-      </w:r>
-      <w:proofErr w:type="spellEnd"/>
-      <w:r>
-        <w:t xml:space="preserve"> </w:t>
-      </w:r>
-      <w:proofErr w:type="spellStart"/>
-      <w:r>
-        <w:t>untill</w:t>
-      </w:r>
-      <w:proofErr w:type="spellEnd"/>
-      <w:r>
-        <w:t xml:space="preserve"> it founds the match </w:t>
-      </w:r>
-    </w:p>
-    <w:p/>
-    <w:p>
-      <w:r>
-        <w:t xml:space="preserve">How data is retrieved from hash </w:t>
-      </w:r>
-      <w:proofErr w:type="gramStart"/>
-      <w:r>
-        <w:t>map :</w:t>
-      </w:r>
-      <w:proofErr w:type="gramEnd"/>
-    </w:p>
-    <w:p>
-      <w:r>
-        <w:t xml:space="preserve">1)hashing the key-&gt; similar to insertion </w:t>
-      </w:r>
-    </w:p>
-    <w:p>
-      <w:r>
-        <w:t xml:space="preserve">2) finding the index-&gt; hash code is used to find the index of the bucket where the key value pair is stored </w:t>
-      </w:r>
-    </w:p>
-    <w:p>
-      <w:r>
-        <w:t xml:space="preserve">3)Searching the bucket -&gt; once the correct bucket is found it checks for the key in that bucket. if it finds the key it </w:t>
-      </w:r>
-      <w:proofErr w:type="gramStart"/>
-      <w:r>
-        <w:t>return</w:t>
-      </w:r>
-      <w:proofErr w:type="gramEnd"/>
-      <w:r>
-        <w:t xml:space="preserve"> the associated </w:t>
-      </w:r>
-      <w:proofErr w:type="gramStart"/>
-      <w:r>
-        <w:t>value .</w:t>
-      </w:r>
-      <w:proofErr w:type="gramEnd"/>
-    </w:p>
-    <w:p/>
-    <w:p/>
-    <w:p>
-      <w:pPr>
-        <w:rPr>
-          <w:b/>
-          <w:bCs/>
-        </w:rPr>
-      </w:pPr>
-      <w:r>
-        <w:rPr>
-          <w:b/>
-          <w:bCs/>
-        </w:rPr>
-        <w:t xml:space="preserve">HashMap </w:t>
-      </w:r>
-      <w:proofErr w:type="gramStart"/>
-      <w:r>
-        <w:rPr>
-          <w:b/>
-          <w:bCs/>
-        </w:rPr>
-        <w:t>Resizing(</w:t>
-      </w:r>
-      <w:proofErr w:type="gramEnd"/>
-      <w:r>
-        <w:rPr>
-          <w:b/>
-          <w:bCs/>
-        </w:rPr>
-        <w:t>Rehashing):</w:t>
-      </w:r>
-    </w:p>
-    <w:p>
-      <w:r>
-        <w:t xml:space="preserve">HashMap has an internal array size, which is 16 by </w:t>
-      </w:r>
-      <w:r>
-        <w:t>default</w:t>
-      </w:r>
-      <w:r>
-        <w:t xml:space="preserve"> when the </w:t>
-      </w:r>
-      <w:r>
-        <w:t>number</w:t>
-      </w:r>
-      <w:r>
-        <w:t xml:space="preserve"> of elements (key-value) pair grows to certain load </w:t>
-      </w:r>
-      <w:proofErr w:type="gramStart"/>
-      <w:r>
-        <w:t>factor(</w:t>
-      </w:r>
-      <w:proofErr w:type="gramEnd"/>
-      <w:r>
-        <w:t>default</w:t>
-      </w:r>
-      <w:r>
-        <w:t xml:space="preserve"> 0.75) </w:t>
-      </w:r>
-      <w:r>
-        <w:t>HashMap</w:t>
-      </w:r>
-      <w:r>
-        <w:t xml:space="preserve"> automatically resizes the array to hold more data. This is called Rehashing.</w:t>
-      </w:r>
-    </w:p>
-    <w:p/>
-    <w:p>
-      <w:r>
-        <w:t xml:space="preserve">The default array size is 16 so when more than 12 elements (16*0.75) are inserted, the </w:t>
-      </w:r>
-      <w:r>
-        <w:t>HashMap</w:t>
-      </w:r>
-      <w:r>
-        <w:t xml:space="preserve"> will resize.</w:t>
-      </w:r>
-    </w:p>
-    <w:p/>
-    <w:p>
-      <w:r>
-        <w:t xml:space="preserve">In </w:t>
-      </w:r>
-      <w:r>
-        <w:t>HashMap</w:t>
-      </w:r>
-      <w:r>
-        <w:t xml:space="preserve"> constructor as well we can give initial capacity as and load </w:t>
-      </w:r>
-      <w:proofErr w:type="gramStart"/>
-      <w:r>
-        <w:t>factor  &lt;</w:t>
-      </w:r>
-      <w:proofErr w:type="gramEnd"/>
-      <w:r>
-        <w:t>IC, LF&gt;</w:t>
-      </w:r>
-    </w:p>
-    <w:p>
-      <w:r>
-        <w:t>All entries are rehashed (</w:t>
-      </w:r>
-      <w:r>
-        <w:t>i.e.</w:t>
-      </w:r>
-      <w:r>
-        <w:t xml:space="preserve"> their positions are recalculated) and placed into the new array </w:t>
-      </w:r>
-    </w:p>
-    <w:p/>
-    <w:p>
-      <w:r>
-        <w:t xml:space="preserve">Time </w:t>
-      </w:r>
-      <w:r>
-        <w:t>complexity</w:t>
-      </w:r>
-      <w:r>
-        <w:t xml:space="preserve">: </w:t>
-      </w:r>
-      <w:proofErr w:type="gramStart"/>
-      <w:r>
-        <w:t>O(</w:t>
-      </w:r>
-      <w:proofErr w:type="gramEnd"/>
-      <w:r>
-        <w:t xml:space="preserve">1) without </w:t>
-      </w:r>
-      <w:r>
-        <w:t>collision</w:t>
-      </w:r>
-      <w:r>
-        <w:t xml:space="preserve">, with </w:t>
-      </w:r>
-      <w:r>
-        <w:t>collision</w:t>
-      </w:r>
-      <w:r>
-        <w:t xml:space="preserve"> O(n) with balanced BST it is O(</w:t>
-      </w:r>
-      <w:proofErr w:type="spellStart"/>
-      <w:r>
-        <w:t>logn</w:t>
-      </w:r>
-      <w:proofErr w:type="spellEnd"/>
-      <w:r>
-        <w:t>).</w:t>
-      </w:r>
-    </w:p>
-    <w:p>
-      <w:r>
-        <w:t xml:space="preserve">in case of </w:t>
-      </w:r>
-      <w:proofErr w:type="spellStart"/>
-      <w:r>
-        <w:t>constiansKey</w:t>
-      </w:r>
-      <w:proofErr w:type="spellEnd"/>
-      <w:r>
-        <w:t xml:space="preserve">: TC same </w:t>
-      </w:r>
-    </w:p>
-    <w:p>
-      <w:r>
-        <w:t xml:space="preserve">in case of </w:t>
-      </w:r>
-      <w:proofErr w:type="spellStart"/>
-      <w:r>
-        <w:t>caontinsValue</w:t>
-      </w:r>
-      <w:proofErr w:type="spellEnd"/>
-      <w:r>
-        <w:t>: TC O(</w:t>
-      </w:r>
-      <w:proofErr w:type="gramStart"/>
-      <w:r>
-        <w:t>n)  for</w:t>
-      </w:r>
-      <w:proofErr w:type="gramEnd"/>
-      <w:r>
-        <w:t xml:space="preserve"> both (WC and BC)</w:t>
-      </w:r>
-    </w:p>
-    <w:p>
-      <w:r>
-        <w:t xml:space="preserve">size -&gt; </w:t>
-      </w:r>
-      <w:proofErr w:type="gramStart"/>
-      <w:r>
-        <w:t>O(</w:t>
-      </w:r>
-      <w:proofErr w:type="gramEnd"/>
-      <w:r>
-        <w:t>1) for all</w:t>
-      </w:r>
-    </w:p>
-    <w:p>
-      <w:proofErr w:type="spellStart"/>
-      <w:r>
-        <w:t>HashCode</w:t>
-      </w:r>
-      <w:proofErr w:type="spellEnd"/>
-      <w:r>
-        <w:t xml:space="preserve"> generates by playing with </w:t>
-      </w:r>
-      <w:r>
-        <w:t>memory</w:t>
-      </w:r>
-      <w:r>
-        <w:t xml:space="preserve"> address</w:t>
-      </w:r>
-    </w:p>
-    <w:p>
-      <w:r>
-        <w:t xml:space="preserve">in case of </w:t>
-      </w:r>
-      <w:r>
-        <w:t>collations</w:t>
-      </w:r>
-      <w:r>
-        <w:t xml:space="preserve"> equals methods is used </w:t>
-      </w:r>
-      <w:r>
-        <w:t>to</w:t>
-      </w:r>
-      <w:r>
-        <w:t xml:space="preserve"> check the index match </w:t>
-      </w:r>
-    </w:p>
-    <w:p/>
-    <w:p/>
-    <w:p/>
-    <w:p>
-      <w:r>
-        <w:t>Linked HashMap:</w:t>
-      </w:r>
-    </w:p>
-    <w:p>
-      <w:r>
-        <w:lastRenderedPageBreak/>
-        <w:t xml:space="preserve">extends </w:t>
-      </w:r>
-      <w:r>
-        <w:t>HashMap</w:t>
-      </w:r>
-      <w:r>
-        <w:t xml:space="preserve"> </w:t>
-      </w:r>
-    </w:p>
-    <w:p>
-      <w:proofErr w:type="spellStart"/>
-      <w:r>
-        <w:t>linkedHashMap</w:t>
-      </w:r>
-      <w:proofErr w:type="spellEnd"/>
-      <w:r>
-        <w:t xml:space="preserve"> has a double linked list that </w:t>
-      </w:r>
+      <w:proofErr w:type="gramStart"/>
+      <w:r>
+        <w:t>removeEldestEntry</w:t>
+      </w:r>
+      <w:proofErr w:type="spellEnd"/>
+      <w:r>
+        <w:t>(</w:t>
+      </w:r>
+      <w:proofErr w:type="spellStart"/>
+      <w:proofErr w:type="gramEnd"/>
+      <w:r>
+        <w:t>Map.Entry</w:t>
+      </w:r>
+      <w:proofErr w:type="spellEnd"/>
+      <w:r>
+        <w:t>&lt;</w:t>
+      </w:r>
+      <w:proofErr w:type="gramStart"/>
+      <w:r>
+        <w:t>K,V</w:t>
+      </w:r>
+      <w:proofErr w:type="gramEnd"/>
+      <w:r>
+        <w:t>&gt; eldest) {</w:t>
+      </w:r>
+    </w:p>
+    <w:p>
+      <w:r>
+        <w:t xml:space="preserve">    return </w:t>
+      </w:r>
+      <w:proofErr w:type="gramStart"/>
+      <w:r>
+        <w:t>size(</w:t>
+      </w:r>
+      <w:proofErr w:type="gramEnd"/>
+      <w:r>
+        <w:t>) &gt; 3;</w:t>
+      </w:r>
+    </w:p>
+    <w:p>
+      <w:r>
+        <w:t>}</w:t>
+      </w:r>
+    </w:p>
+    <w:p>
+      <w:r>
+        <w:t xml:space="preserve">With </w:t>
+      </w:r>
+      <w:proofErr w:type="spellStart"/>
+      <w:r>
+        <w:t>accessOrder</w:t>
+      </w:r>
+      <w:proofErr w:type="spellEnd"/>
+      <w:r>
+        <w:t xml:space="preserve"> = true, this can be used to implement a simple LRU cache.</w:t>
+      </w:r>
+    </w:p>
+    <w:p>
+      <w:r>
+        <w:t>Cache size = 3</w:t>
+      </w:r>
+    </w:p>
+    <w:p>
+      <w:r>
+        <w:t>1 → 2 → 3</w:t>
+      </w:r>
+    </w:p>
+    <w:p>
+      <w:proofErr w:type="gramStart"/>
+      <w:r>
+        <w:t>get(</w:t>
+      </w:r>
+      <w:proofErr w:type="gramEnd"/>
+      <w:r>
+        <w:t>1)</w:t>
+      </w:r>
+    </w:p>
+    <w:p>
+      <w:r>
+        <w:t>2 → 3 → 1</w:t>
+      </w:r>
+    </w:p>
+    <w:p>
+      <w:proofErr w:type="gramStart"/>
+      <w:r>
+        <w:t>put(</w:t>
+      </w:r>
+      <w:proofErr w:type="gramEnd"/>
+      <w:r>
+        <w:t>4)</w:t>
+      </w:r>
+    </w:p>
+    <w:p>
+      <w:r>
+        <w:t>2 → 3 → 1 → 4</w:t>
+      </w:r>
+    </w:p>
+    <w:p>
+      <w:r>
+        <w:t xml:space="preserve">       ↓</w:t>
+      </w:r>
+    </w:p>
+    <w:p>
+      <w:r>
+        <w:t>remove eldest (2)</w:t>
+      </w:r>
+    </w:p>
+    <w:p>
+      <w:r>
+        <w:t xml:space="preserve">       ↓</w:t>
+      </w:r>
+    </w:p>
+    <w:p>
+      <w:r>
+        <w:t>3 → 1 → 4</w:t>
+      </w:r>
+    </w:p>
+    <w:p>
+      <w:pPr>
+        <w:tabs>
+          <w:tab w:val="left" w:pos="2600"/>
+        </w:tabs>
+        <w:rPr>
+          <w:b/>
+          <w:bCs/>
+        </w:rPr>
+      </w:pPr>
+      <w:proofErr w:type="spellStart"/>
+      <w:r>
+        <w:rPr>
+          <w:b/>
+          <w:bCs/>
+        </w:rPr>
+        <w:t>WeakHashMap</w:t>
+      </w:r>
+      <w:proofErr w:type="spellEnd"/>
+      <w:r>
+        <w:rPr>
+          <w:b/>
+          <w:bCs/>
+        </w:rPr>
+        <w:t>:</w:t>
+      </w:r>
+      <w:r>
+        <w:rPr>
+          <w:b/>
+          <w:bCs/>
+        </w:rPr>
+        <w:tab/>
+      </w:r>
+    </w:p>
+    <w:p>
+      <w:pPr>
+        <w:tabs>
+          <w:tab w:val="left" w:pos="2600"/>
+        </w:tabs>
+      </w:pPr>
       <w:r>
         <w:rPr>
           <w:highlight w:val="cyan"/>
         </w:rPr>
-        <w:t>maintains the order of element</w:t>
-      </w:r>
-      <w:r>
-        <w:t xml:space="preserve"> in which we have </w:t>
-      </w:r>
-      <w:r>
-        <w:t>Putten</w:t>
-      </w:r>
-      <w:r>
-        <w:t xml:space="preserve"> them</w:t>
-      </w:r>
-    </w:p>
-    <w:p>
-      <w:r>
-        <w:t xml:space="preserve">its bit slow than </w:t>
-      </w:r>
-      <w:r>
-        <w:t>HashMap</w:t>
-      </w:r>
-    </w:p>
-    <w:p>
-      <w:r>
-        <w:t xml:space="preserve">like </w:t>
-      </w:r>
-      <w:r>
-        <w:t>HashMap</w:t>
-      </w:r>
-      <w:r>
-        <w:t xml:space="preserve"> constructor here as well we can give initial capacity load factor and access order (this is extra)</w:t>
-      </w:r>
-    </w:p>
-    <w:p>
-      <w:r>
-        <w:t xml:space="preserve">by </w:t>
-      </w:r>
-      <w:proofErr w:type="gramStart"/>
-      <w:r>
-        <w:t>default</w:t>
-      </w:r>
-      <w:proofErr w:type="gramEnd"/>
-      <w:r>
-        <w:t xml:space="preserve"> access order is false </w:t>
-      </w:r>
-    </w:p>
-    <w:p>
-      <w:r>
-        <w:t xml:space="preserve">if we mark it true then the least recently used shifts to the last as it uses LRU cache </w:t>
-      </w:r>
-    </w:p>
-    <w:p/>
-    <w:p>
-      <w:r>
-        <w:t xml:space="preserve">Use case: can't store everything in the cache so with this we can remove the </w:t>
-      </w:r>
-      <w:proofErr w:type="spellStart"/>
-      <w:r>
-        <w:t>lru</w:t>
-      </w:r>
-      <w:proofErr w:type="spellEnd"/>
-      <w:r>
-        <w:t xml:space="preserve"> thing as it went to top </w:t>
-      </w:r>
-    </w:p>
-    <w:p>
-      <w:r>
-        <w:t>it is not thread safe</w:t>
-      </w:r>
-    </w:p>
-    <w:p>
-      <w:r>
-        <w:t>**</w:t>
-      </w:r>
-      <w:proofErr w:type="spellStart"/>
-      <w:proofErr w:type="gramStart"/>
-      <w:r>
-        <w:t>removeEldestEntry</w:t>
-      </w:r>
-      <w:proofErr w:type="spellEnd"/>
-      <w:r>
-        <w:t>(</w:t>
-      </w:r>
-      <w:proofErr w:type="gramEnd"/>
-      <w:r>
-        <w:t>)</w:t>
-      </w:r>
-    </w:p>
-    <w:p/>
-    <w:p/>
-    <w:p/>
-    <w:p/>
-    <w:p/>
-    <w:p>
-      <w:proofErr w:type="spellStart"/>
-      <w:r>
-        <w:t>WeakHashMap</w:t>
-      </w:r>
-      <w:proofErr w:type="spellEnd"/>
-      <w:r>
-        <w:t>:</w:t>
+        <w:t>Implements map interface</w:t>
       </w:r>
     </w:p>
     <w:p>
@@ -4232,9 +4159,9 @@
         <w:t xml:space="preserve">       → separate object → can become GC-eligible</w:t>
       </w:r>
     </w:p>
-    <w:p/>
-    <w:p>
-      <w:r>
+    <w:p>
+      <w:r>
+        <w:lastRenderedPageBreak/>
         <w:t>Integer cached value        → may remain strongly reachable</w:t>
       </w:r>
     </w:p>
@@ -4275,7 +4202,6 @@
               <w:rPr>
                 <w:lang w:val="en-IN"/>
               </w:rPr>
-              <w:lastRenderedPageBreak/>
               <w:t>Map&lt;String, Integer&gt; map = new HashMap&lt;</w:t>
             </w:r>
             <w:proofErr w:type="gramStart"/>
@@ -4292,13 +4218,6 @@
               </w:rPr>
               <w:t>);</w:t>
             </w:r>
-          </w:p>
-          <w:p>
-            <w:pPr>
-              <w:rPr>
-                <w:lang w:val="en-IN"/>
-              </w:rPr>
-            </w:pPr>
           </w:p>
           <w:p>
             <w:pPr>
@@ -4362,15 +4281,50 @@
       </w:tr>
     </w:tbl>
     <w:p>
-      <w:pPr>
-        <w:rPr>
-          <w:lang w:val="en-IN"/>
-        </w:rPr>
-      </w:pPr>
-    </w:p>
-    <w:p>
-      <w:r>
-        <w:t>Identity HashMap:</w:t>
+      <w:r>
+        <w:rPr>
+          <w:b/>
+          <w:bCs/>
+        </w:rPr>
+        <w:t xml:space="preserve">Real world example: </w:t>
+      </w:r>
+      <w:r>
+        <w:t>for keeping the metadata of objects</w:t>
+      </w:r>
+    </w:p>
+    <w:p>
+      <w:pPr>
+        <w:rPr>
+          <w:u w:val="single"/>
+        </w:rPr>
+      </w:pPr>
+      <w:r>
+        <w:rPr>
+          <w:b/>
+          <w:bCs/>
+          <w:u w:val="single"/>
+        </w:rPr>
+        <w:t>Identity</w:t>
+      </w:r>
+      <w:r>
+        <w:rPr>
+          <w:u w:val="single"/>
+        </w:rPr>
+        <w:t xml:space="preserve"> </w:t>
+      </w:r>
+      <w:r>
+        <w:rPr>
+          <w:b/>
+          <w:bCs/>
+          <w:u w:val="single"/>
+        </w:rPr>
+        <w:t>HashMap</w:t>
+      </w:r>
+      <w:r>
+        <w:rPr>
+          <w:u w:val="single"/>
+        </w:rPr>
+        <w:t>:</w:t>
       </w:r>
     </w:p>
     <w:p>
@@ -4705,9 +4659,4658 @@
         </w:tc>
       </w:tr>
     </w:tbl>
+    <w:p>
+      <w:pPr>
+        <w:tabs>
+          <w:tab w:val="left" w:pos="2800"/>
+        </w:tabs>
+      </w:pPr>
+      <w:r>
+        <w:rPr>
+          <w:b/>
+          <w:bCs/>
+        </w:rPr>
+        <w:t>Real world use:</w:t>
+      </w:r>
+      <w:r>
+        <w:t xml:space="preserve"> </w:t>
+      </w:r>
+      <w:r>
+        <w:t>Tracking exact objects</w:t>
+      </w:r>
+    </w:p>
+    <w:p>
+      <w:pPr>
+        <w:rPr>
+          <w:b/>
+          <w:bCs/>
+        </w:rPr>
+      </w:pPr>
+      <w:r>
+        <w:rPr>
+          <w:b/>
+          <w:bCs/>
+        </w:rPr>
+        <w:t>SORTEDMAP → NAVIGABLEMAP → TREEMAP</w:t>
+      </w:r>
+    </w:p>
+    <w:p>
+      <w:r>
+        <w:t>Hierarchy:</w:t>
+      </w:r>
+      <w:r>
+        <w:br/>
+        <w:t>Map</w:t>
+      </w:r>
+      <w:r>
+        <w:br/>
+        <w:t>↓</w:t>
+      </w:r>
+      <w:r>
+        <w:br/>
+      </w:r>
+      <w:proofErr w:type="spellStart"/>
+      <w:r>
+        <w:t>SortedMap</w:t>
+      </w:r>
+      <w:proofErr w:type="spellEnd"/>
+      <w:r>
+        <w:br/>
+        <w:t>↓</w:t>
+      </w:r>
+      <w:r>
+        <w:br/>
+      </w:r>
+      <w:proofErr w:type="spellStart"/>
+      <w:r>
+        <w:t>NavigableMap</w:t>
+      </w:r>
+      <w:proofErr w:type="spellEnd"/>
+      <w:r>
+        <w:br/>
+        <w:t>↓</w:t>
+      </w:r>
+      <w:r>
+        <w:br/>
+      </w:r>
+      <w:proofErr w:type="spellStart"/>
+      <w:r>
+        <w:t>TreeMap</w:t>
+      </w:r>
+      <w:proofErr w:type="spellEnd"/>
+      <w:r>
+        <w:t xml:space="preserve"> (Implementation)</w:t>
+      </w:r>
+    </w:p>
+    <w:p>
+      <w:pPr>
+        <w:numPr>
+          <w:ilvl w:val="0"/>
+          <w:numId w:val="4"/>
+        </w:numPr>
+      </w:pPr>
+      <w:r>
+        <w:t>SORTEDMAP</w:t>
+      </w:r>
+    </w:p>
+    <w:p>
+      <w:r>
+        <w:pict w14:anchorId="32FCA6AD">
+          <v:rect id="_x0000_i1070" style="width:0;height:1.5pt" o:hralign="center" o:hrstd="t" o:hr="t" fillcolor="#a0a0a0" stroked="f"/>
+        </w:pict>
+      </w:r>
+    </w:p>
+    <w:p>
+      <w:r>
+        <w:t xml:space="preserve">• </w:t>
+      </w:r>
+      <w:proofErr w:type="spellStart"/>
+      <w:r>
+        <w:t>SortedMap</w:t>
+      </w:r>
+      <w:proofErr w:type="spellEnd"/>
+      <w:r>
+        <w:t xml:space="preserve"> is an interface that extends Map.</w:t>
+      </w:r>
+      <w:r>
+        <w:br/>
+        <w:t>• Maintains entries sorted according to keys.</w:t>
+      </w:r>
+      <w:r>
+        <w:br/>
+        <w:t xml:space="preserve">• Common implementation: </w:t>
+      </w:r>
+      <w:proofErr w:type="spellStart"/>
+      <w:r>
+        <w:t>TreeMap</w:t>
+      </w:r>
+      <w:proofErr w:type="spellEnd"/>
+      <w:r>
+        <w:t>.</w:t>
+      </w:r>
+    </w:p>
+    <w:p>
+      <w:r>
+        <w:lastRenderedPageBreak/>
+        <w:t>Important methods:</w:t>
+      </w:r>
+    </w:p>
+    <w:p>
+      <w:proofErr w:type="spellStart"/>
+      <w:proofErr w:type="gramStart"/>
+      <w:r>
+        <w:t>firstKey</w:t>
+      </w:r>
+      <w:proofErr w:type="spellEnd"/>
+      <w:r>
+        <w:t>(</w:t>
+      </w:r>
+      <w:proofErr w:type="gramEnd"/>
+      <w:r>
+        <w:t>) → smallest key</w:t>
+      </w:r>
+      <w:r>
+        <w:br/>
+      </w:r>
+      <w:proofErr w:type="spellStart"/>
+      <w:proofErr w:type="gramStart"/>
+      <w:r>
+        <w:t>lastKey</w:t>
+      </w:r>
+      <w:proofErr w:type="spellEnd"/>
+      <w:r>
+        <w:t>(</w:t>
+      </w:r>
+      <w:proofErr w:type="gramEnd"/>
+      <w:r>
+        <w:t>) → largest key</w:t>
+      </w:r>
+      <w:r>
+        <w:br/>
+      </w:r>
+      <w:proofErr w:type="spellStart"/>
+      <w:r>
+        <w:t>headMap</w:t>
+      </w:r>
+      <w:proofErr w:type="spellEnd"/>
+      <w:r>
+        <w:t>(</w:t>
+      </w:r>
+      <w:proofErr w:type="spellStart"/>
+      <w:r>
+        <w:t>toKey</w:t>
+      </w:r>
+      <w:proofErr w:type="spellEnd"/>
+      <w:r>
+        <w:t xml:space="preserve">) → keys &lt; </w:t>
+      </w:r>
+      <w:proofErr w:type="spellStart"/>
+      <w:r>
+        <w:t>toKey</w:t>
+      </w:r>
+      <w:proofErr w:type="spellEnd"/>
+      <w:r>
+        <w:br/>
+      </w:r>
+      <w:proofErr w:type="spellStart"/>
+      <w:r>
+        <w:t>tailMap</w:t>
+      </w:r>
+      <w:proofErr w:type="spellEnd"/>
+      <w:r>
+        <w:t>(</w:t>
+      </w:r>
+      <w:proofErr w:type="spellStart"/>
+      <w:r>
+        <w:t>fromKey</w:t>
+      </w:r>
+      <w:proofErr w:type="spellEnd"/>
+      <w:r>
+        <w:t xml:space="preserve">) → keys &gt;= </w:t>
+      </w:r>
+      <w:proofErr w:type="spellStart"/>
+      <w:r>
+        <w:t>fromKey</w:t>
+      </w:r>
+      <w:proofErr w:type="spellEnd"/>
+      <w:r>
+        <w:br/>
+      </w:r>
+      <w:proofErr w:type="spellStart"/>
+      <w:r>
+        <w:t>subMap</w:t>
+      </w:r>
+      <w:proofErr w:type="spellEnd"/>
+      <w:r>
+        <w:t>(</w:t>
+      </w:r>
+      <w:proofErr w:type="spellStart"/>
+      <w:proofErr w:type="gramStart"/>
+      <w:r>
+        <w:t>fromKey,toKey</w:t>
+      </w:r>
+      <w:proofErr w:type="spellEnd"/>
+      <w:proofErr w:type="gramEnd"/>
+      <w:r>
+        <w:t xml:space="preserve">) → keys &gt;= </w:t>
+      </w:r>
+      <w:proofErr w:type="spellStart"/>
+      <w:r>
+        <w:t>fromKey</w:t>
+      </w:r>
+      <w:proofErr w:type="spellEnd"/>
+      <w:r>
+        <w:t xml:space="preserve"> and &lt; </w:t>
+      </w:r>
+      <w:proofErr w:type="spellStart"/>
+      <w:r>
+        <w:t>toKey</w:t>
+      </w:r>
+      <w:proofErr w:type="spellEnd"/>
+    </w:p>
+    <w:p>
+      <w:pPr>
+        <w:numPr>
+          <w:ilvl w:val="0"/>
+          <w:numId w:val="5"/>
+        </w:numPr>
+      </w:pPr>
+      <w:r>
+        <w:t>NAVIGABLEMAP</w:t>
+      </w:r>
+    </w:p>
+    <w:p>
+      <w:r>
+        <w:pict w14:anchorId="2192FB23">
+          <v:rect id="_x0000_i1071" style="width:0;height:1.5pt" o:hralign="center" o:hrstd="t" o:hr="t" fillcolor="#a0a0a0" stroked="f"/>
+        </w:pict>
+      </w:r>
+    </w:p>
+    <w:p>
+      <w:r>
+        <w:t xml:space="preserve">• </w:t>
+      </w:r>
+      <w:proofErr w:type="spellStart"/>
+      <w:r>
+        <w:t>NavigableMap</w:t>
+      </w:r>
+      <w:proofErr w:type="spellEnd"/>
+      <w:r>
+        <w:t xml:space="preserve"> extends </w:t>
+      </w:r>
+      <w:proofErr w:type="spellStart"/>
+      <w:r>
+        <w:t>SortedMap</w:t>
+      </w:r>
+      <w:proofErr w:type="spellEnd"/>
+      <w:r>
+        <w:t>.</w:t>
+      </w:r>
+      <w:r>
+        <w:br/>
+        <w:t>• Provides additional navigation/nearest-key operations.</w:t>
+      </w:r>
+    </w:p>
+    <w:p>
+      <w:r>
+        <w:t>Important methods:</w:t>
+      </w:r>
+    </w:p>
+    <w:p>
+      <w:proofErr w:type="spellStart"/>
+      <w:r>
+        <w:t>lowerKey</w:t>
+      </w:r>
+      <w:proofErr w:type="spellEnd"/>
+      <w:r>
+        <w:t>(key) → &lt; key</w:t>
+      </w:r>
+      <w:r>
+        <w:br/>
+      </w:r>
+      <w:proofErr w:type="spellStart"/>
+      <w:r>
+        <w:t>floorKey</w:t>
+      </w:r>
+      <w:proofErr w:type="spellEnd"/>
+      <w:r>
+        <w:t>(key) → &lt;= key</w:t>
+      </w:r>
+      <w:r>
+        <w:br/>
+      </w:r>
+      <w:proofErr w:type="spellStart"/>
+      <w:r>
+        <w:t>ceilingKey</w:t>
+      </w:r>
+      <w:proofErr w:type="spellEnd"/>
+      <w:r>
+        <w:t>(key) → &gt;= key</w:t>
+      </w:r>
+      <w:r>
+        <w:br/>
+      </w:r>
+      <w:proofErr w:type="spellStart"/>
+      <w:r>
+        <w:t>higherKey</w:t>
+      </w:r>
+      <w:proofErr w:type="spellEnd"/>
+      <w:r>
+        <w:t>(key) → &gt; key</w:t>
+      </w:r>
+      <w:r>
+        <w:br/>
+      </w:r>
+      <w:proofErr w:type="spellStart"/>
+      <w:proofErr w:type="gramStart"/>
+      <w:r>
+        <w:t>descendingMap</w:t>
+      </w:r>
+      <w:proofErr w:type="spellEnd"/>
+      <w:r>
+        <w:t>(</w:t>
+      </w:r>
+      <w:proofErr w:type="gramEnd"/>
+      <w:r>
+        <w:t>) → reverse-order view</w:t>
+      </w:r>
+    </w:p>
+    <w:p>
+      <w:r>
+        <w:t>Example:</w:t>
+      </w:r>
+      <w:r>
+        <w:br/>
+        <w:t>Keys: 10, 20, 30, 40</w:t>
+      </w:r>
+      <w:r>
+        <w:br/>
+        <w:t>For key = 25:</w:t>
+      </w:r>
+    </w:p>
+    <w:p>
+      <w:proofErr w:type="spellStart"/>
+      <w:proofErr w:type="gramStart"/>
+      <w:r>
+        <w:t>lowerKey</w:t>
+      </w:r>
+      <w:proofErr w:type="spellEnd"/>
+      <w:r>
+        <w:t>(</w:t>
+      </w:r>
+      <w:proofErr w:type="gramEnd"/>
+      <w:r>
+        <w:t>25) → 20</w:t>
+      </w:r>
+      <w:r>
+        <w:br/>
+      </w:r>
+      <w:proofErr w:type="spellStart"/>
+      <w:proofErr w:type="gramStart"/>
+      <w:r>
+        <w:t>floorKey</w:t>
+      </w:r>
+      <w:proofErr w:type="spellEnd"/>
+      <w:r>
+        <w:t>(</w:t>
+      </w:r>
+      <w:proofErr w:type="gramEnd"/>
+      <w:r>
+        <w:t>25) → 20</w:t>
+      </w:r>
+      <w:r>
+        <w:br/>
+      </w:r>
+      <w:proofErr w:type="spellStart"/>
+      <w:proofErr w:type="gramStart"/>
+      <w:r>
+        <w:t>ceilingKey</w:t>
+      </w:r>
+      <w:proofErr w:type="spellEnd"/>
+      <w:r>
+        <w:t>(</w:t>
+      </w:r>
+      <w:proofErr w:type="gramEnd"/>
+      <w:r>
+        <w:t>25) → 30</w:t>
+      </w:r>
+      <w:r>
+        <w:br/>
+      </w:r>
+      <w:proofErr w:type="spellStart"/>
+      <w:proofErr w:type="gramStart"/>
+      <w:r>
+        <w:t>higherKey</w:t>
+      </w:r>
+      <w:proofErr w:type="spellEnd"/>
+      <w:r>
+        <w:t>(</w:t>
+      </w:r>
+      <w:proofErr w:type="gramEnd"/>
+      <w:r>
+        <w:t>25) → 30</w:t>
+      </w:r>
+    </w:p>
+    <w:p>
+      <w:pPr>
+        <w:numPr>
+          <w:ilvl w:val="0"/>
+          <w:numId w:val="6"/>
+        </w:numPr>
+      </w:pPr>
+      <w:r>
+        <w:t>TREEMAP</w:t>
+      </w:r>
+    </w:p>
+    <w:p>
+      <w:r>
+        <w:pict w14:anchorId="1EB941B6">
+          <v:rect id="_x0000_i1072" style="width:0;height:1.5pt" o:hralign="center" o:hrstd="t" o:hr="t" fillcolor="#a0a0a0" stroked="f"/>
+        </w:pict>
+      </w:r>
+    </w:p>
+    <w:p>
+      <w:r>
+        <w:t xml:space="preserve">• </w:t>
+      </w:r>
+      <w:proofErr w:type="spellStart"/>
+      <w:r>
+        <w:t>TreeMap</w:t>
+      </w:r>
+      <w:proofErr w:type="spellEnd"/>
+      <w:r>
+        <w:t xml:space="preserve"> is a class that implements </w:t>
+      </w:r>
+      <w:proofErr w:type="spellStart"/>
+      <w:r>
+        <w:t>NavigableMap</w:t>
+      </w:r>
+      <w:proofErr w:type="spellEnd"/>
+      <w:r>
+        <w:t>.</w:t>
+      </w:r>
+      <w:r>
+        <w:br/>
+        <w:t>• Internally uses a Red-Black Tree.</w:t>
+      </w:r>
+      <w:r>
+        <w:br/>
+        <w:t>• Keeps keys sorted.</w:t>
+      </w:r>
+      <w:r>
+        <w:br/>
+        <w:t xml:space="preserve">• Search / Insert / Delete → </w:t>
+      </w:r>
+      <w:proofErr w:type="gramStart"/>
+      <w:r>
+        <w:t>O(</w:t>
+      </w:r>
+      <w:proofErr w:type="gramEnd"/>
+      <w:r>
+        <w:t>log n).</w:t>
+      </w:r>
+    </w:p>
+    <w:p>
+      <w:r>
+        <w:t>Ordering:</w:t>
+      </w:r>
+      <w:r>
+        <w:br/>
+        <w:t>• Integer, String etc. → natural ordering is available.</w:t>
+      </w:r>
+      <w:r>
+        <w:br/>
+        <w:t>• Custom class → use Comparable (</w:t>
+      </w:r>
+      <w:proofErr w:type="spellStart"/>
+      <w:proofErr w:type="gramStart"/>
+      <w:r>
+        <w:t>compareTo</w:t>
+      </w:r>
+      <w:proofErr w:type="spellEnd"/>
+      <w:r>
+        <w:t>(</w:t>
+      </w:r>
+      <w:proofErr w:type="gramEnd"/>
+      <w:r>
+        <w:t>)) OR Comparator.</w:t>
+      </w:r>
+    </w:p>
+    <w:p>
+      <w:r>
+        <w:t>NULL KEY:</w:t>
+      </w:r>
+      <w:r>
+        <w:br/>
+        <w:t xml:space="preserve">• Normal </w:t>
+      </w:r>
+      <w:proofErr w:type="spellStart"/>
+      <w:r>
+        <w:t>TreeMap</w:t>
+      </w:r>
+      <w:proofErr w:type="spellEnd"/>
+      <w:r>
+        <w:t xml:space="preserve"> with natural ordering does not allow null key.</w:t>
+      </w:r>
+      <w:r>
+        <w:br/>
+        <w:t xml:space="preserve">• </w:t>
+      </w:r>
+      <w:proofErr w:type="spellStart"/>
+      <w:proofErr w:type="gramStart"/>
+      <w:r>
+        <w:t>map.put</w:t>
+      </w:r>
+      <w:proofErr w:type="spellEnd"/>
+      <w:r>
+        <w:t>(</w:t>
+      </w:r>
+      <w:proofErr w:type="gramEnd"/>
+      <w:r>
+        <w:t xml:space="preserve">null, value) → </w:t>
+      </w:r>
+      <w:proofErr w:type="spellStart"/>
+      <w:r>
+        <w:t>NullPointerException</w:t>
+      </w:r>
+      <w:proofErr w:type="spellEnd"/>
+      <w:r>
+        <w:t>.</w:t>
+      </w:r>
+      <w:r>
+        <w:br/>
+        <w:t>• A custom Comparator can be designed to handle null.</w:t>
+      </w:r>
+    </w:p>
+    <w:p>
+      <w:r>
+        <w:t>REMEMBER:</w:t>
+      </w:r>
+    </w:p>
+    <w:p>
+      <w:proofErr w:type="spellStart"/>
+      <w:r>
+        <w:lastRenderedPageBreak/>
+        <w:t>SortedMap</w:t>
+      </w:r>
+      <w:proofErr w:type="spellEnd"/>
+      <w:r>
+        <w:t xml:space="preserve"> → Sorting by keys</w:t>
+      </w:r>
+      <w:r>
+        <w:br/>
+      </w:r>
+      <w:proofErr w:type="spellStart"/>
+      <w:r>
+        <w:t>NavigableMap</w:t>
+      </w:r>
+      <w:proofErr w:type="spellEnd"/>
+      <w:r>
+        <w:t xml:space="preserve"> → Sorting + Navigation/nearest keys</w:t>
+      </w:r>
+      <w:r>
+        <w:br/>
+      </w:r>
+      <w:proofErr w:type="spellStart"/>
+      <w:r>
+        <w:t>TreeMap</w:t>
+      </w:r>
+      <w:proofErr w:type="spellEnd"/>
+      <w:r>
+        <w:t xml:space="preserve"> → Implementation + Red-Black Tree</w:t>
+      </w:r>
+    </w:p>
     <w:p/>
-    <w:p>
-      <w:r>
+    <w:p/>
+    <w:p>
+      <w:pPr>
+        <w:rPr>
+          <w:b/>
+          <w:bCs/>
+        </w:rPr>
+      </w:pPr>
+      <w:proofErr w:type="spellStart"/>
+      <w:r>
+        <w:rPr>
+          <w:b/>
+          <w:bCs/>
+          <w:highlight w:val="yellow"/>
+        </w:rPr>
+        <w:t>Hashtable</w:t>
+      </w:r>
+      <w:proofErr w:type="spellEnd"/>
+      <w:r>
+        <w:rPr>
+          <w:b/>
+          <w:bCs/>
+          <w:highlight w:val="yellow"/>
+        </w:rPr>
+        <w:t xml:space="preserve"> (Legacy Class)</w:t>
+      </w:r>
+    </w:p>
+    <w:p>
+      <w:proofErr w:type="spellStart"/>
+      <w:r>
+        <w:t>Hashtable</w:t>
+      </w:r>
+      <w:proofErr w:type="spellEnd"/>
+      <w:r>
+        <w:t xml:space="preserve"> is a legacy Map implementation</w:t>
+      </w:r>
+      <w:r>
+        <w:t>.</w:t>
+      </w:r>
+    </w:p>
+    <w:p>
+      <w:r>
+        <w:t>It extends Dictionary and implements Map; it does not extend HashMap.</w:t>
+      </w:r>
+    </w:p>
+    <w:p>
+      <w:r>
+        <w:t>It is synchronized / thread-safe for individual operations.</w:t>
+      </w:r>
+      <w:r>
+        <w:t xml:space="preserve"> -&gt;</w:t>
+      </w:r>
+    </w:p>
+    <w:p>
+      <w:pPr>
+        <w:rPr>
+          <w:highlight w:val="darkCyan"/>
+          <w:lang w:val="en-IN"/>
+        </w:rPr>
+      </w:pPr>
+      <w:r>
+        <w:t>put(1</w:t>
+      </w:r>
+      <w:proofErr w:type="gramStart"/>
+      <w:r>
+        <w:t>,</w:t>
+      </w:r>
+      <w:r>
+        <w:rPr>
+          <w:lang w:val="en-IN"/>
+        </w:rPr>
+        <w:t>”A</w:t>
+      </w:r>
+      <w:proofErr w:type="gramEnd"/>
+      <w:r>
+        <w:rPr>
+          <w:lang w:val="en-IN"/>
+        </w:rPr>
+        <w:t>”</w:t>
+      </w:r>
+      <w:proofErr w:type="gramStart"/>
+      <w:r>
+        <w:rPr>
+          <w:lang w:val="en-IN"/>
+        </w:rPr>
+        <w:t>);  put</w:t>
+      </w:r>
+      <w:proofErr w:type="gramEnd"/>
+      <w:r>
+        <w:rPr>
+          <w:lang w:val="en-IN"/>
+        </w:rPr>
+        <w:t>(2</w:t>
+      </w:r>
+      <w:proofErr w:type="gramStart"/>
+      <w:r>
+        <w:rPr>
+          <w:lang w:val="en-IN"/>
+        </w:rPr>
+        <w:t>,”B</w:t>
+      </w:r>
+      <w:proofErr w:type="gramEnd"/>
+      <w:r>
+        <w:rPr>
+          <w:lang w:val="en-IN"/>
+        </w:rPr>
+        <w:t xml:space="preserve">”); </w:t>
+      </w:r>
+      <w:r>
+        <w:rPr>
+          <w:lang w:val="en-IN"/>
+        </w:rPr>
+        <w:t>put(</w:t>
+      </w:r>
+      <w:r>
+        <w:rPr>
+          <w:lang w:val="en-IN"/>
+        </w:rPr>
+        <w:t>3</w:t>
+      </w:r>
+      <w:r>
+        <w:rPr>
+          <w:lang w:val="en-IN"/>
+        </w:rPr>
+        <w:t>,”</w:t>
+      </w:r>
+      <w:r>
+        <w:rPr>
+          <w:lang w:val="en-IN"/>
+        </w:rPr>
+        <w:t>C</w:t>
+      </w:r>
+      <w:r>
+        <w:rPr>
+          <w:lang w:val="en-IN"/>
+        </w:rPr>
+        <w:t>”</w:t>
+      </w:r>
+      <w:proofErr w:type="gramStart"/>
+      <w:r>
+        <w:rPr>
+          <w:lang w:val="en-IN"/>
+        </w:rPr>
+        <w:t>)</w:t>
+      </w:r>
+      <w:r>
+        <w:rPr>
+          <w:lang w:val="en-IN"/>
+        </w:rPr>
+        <w:t>;  -</w:t>
+      </w:r>
+      <w:proofErr w:type="gramEnd"/>
+      <w:r>
+        <w:rPr>
+          <w:lang w:val="en-IN"/>
+        </w:rPr>
+        <w:t>&gt; these are individual operations and are thread synchronized (or individually synchronize)</w:t>
+      </w:r>
+      <w:r>
+        <w:rPr>
+          <w:lang w:val="en-IN"/>
+        </w:rPr>
+        <w:br/>
+      </w:r>
+      <w:r>
+        <w:rPr>
+          <w:highlight w:val="darkCyan"/>
+          <w:lang w:val="en-IN"/>
+        </w:rPr>
+        <w:t xml:space="preserve">if </w:t>
+      </w:r>
+      <w:proofErr w:type="gramStart"/>
+      <w:r>
+        <w:rPr>
+          <w:highlight w:val="darkCyan"/>
+          <w:lang w:val="en-IN"/>
+        </w:rPr>
+        <w:t>(!</w:t>
+      </w:r>
+      <w:proofErr w:type="spellStart"/>
+      <w:r>
+        <w:rPr>
+          <w:highlight w:val="darkCyan"/>
+          <w:lang w:val="en-IN"/>
+        </w:rPr>
+        <w:t>map</w:t>
+      </w:r>
+      <w:proofErr w:type="gramEnd"/>
+      <w:r>
+        <w:rPr>
+          <w:highlight w:val="darkCyan"/>
+          <w:lang w:val="en-IN"/>
+        </w:rPr>
+        <w:t>.</w:t>
+      </w:r>
+      <w:proofErr w:type="gramStart"/>
+      <w:r>
+        <w:rPr>
+          <w:highlight w:val="darkCyan"/>
+          <w:lang w:val="en-IN"/>
+        </w:rPr>
+        <w:t>containsKey</w:t>
+      </w:r>
+      <w:proofErr w:type="spellEnd"/>
+      <w:r>
+        <w:rPr>
+          <w:highlight w:val="darkCyan"/>
+          <w:lang w:val="en-IN"/>
+        </w:rPr>
+        <w:t>(</w:t>
+      </w:r>
+      <w:proofErr w:type="gramEnd"/>
+      <w:r>
+        <w:rPr>
+          <w:highlight w:val="darkCyan"/>
+          <w:lang w:val="en-IN"/>
+        </w:rPr>
+        <w:t>1)) {</w:t>
+      </w:r>
+    </w:p>
+    <w:p>
+      <w:pPr>
+        <w:rPr>
+          <w:highlight w:val="darkCyan"/>
+          <w:lang w:val="en-IN"/>
+        </w:rPr>
+      </w:pPr>
+      <w:r>
+        <w:rPr>
+          <w:highlight w:val="darkCyan"/>
+          <w:lang w:val="en-IN"/>
+        </w:rPr>
+        <w:t xml:space="preserve">    </w:t>
+      </w:r>
+      <w:proofErr w:type="spellStart"/>
+      <w:proofErr w:type="gramStart"/>
+      <w:r>
+        <w:rPr>
+          <w:highlight w:val="darkCyan"/>
+          <w:lang w:val="en-IN"/>
+        </w:rPr>
+        <w:t>map.put</w:t>
+      </w:r>
+      <w:proofErr w:type="spellEnd"/>
+      <w:r>
+        <w:rPr>
+          <w:highlight w:val="darkCyan"/>
+          <w:lang w:val="en-IN"/>
+        </w:rPr>
+        <w:t>(</w:t>
+      </w:r>
+      <w:proofErr w:type="gramEnd"/>
+      <w:r>
+        <w:rPr>
+          <w:highlight w:val="darkCyan"/>
+          <w:lang w:val="en-IN"/>
+        </w:rPr>
+        <w:t>1, "A");</w:t>
+      </w:r>
+    </w:p>
+    <w:p>
+      <w:pPr>
+        <w:rPr>
+          <w:lang w:val="en-IN"/>
+        </w:rPr>
+      </w:pPr>
+      <w:r>
+        <w:rPr>
+          <w:highlight w:val="darkCyan"/>
+          <w:lang w:val="en-IN"/>
+        </w:rPr>
+        <w:t>}</w:t>
+      </w:r>
+      <w:r>
+        <w:rPr>
+          <w:lang w:val="en-IN"/>
+        </w:rPr>
+        <w:t xml:space="preserve"> -&gt; this highlighted methos is not synchronized as it is not there are 2 operations other thread may perform operations in between them.</w:t>
+      </w:r>
+    </w:p>
+    <w:p>
+      <w:r>
+        <w:rPr>
+          <w:highlight w:val="cyan"/>
+        </w:rPr>
+        <w:t>It does not allow null keys or null values.</w:t>
+      </w:r>
+    </w:p>
+    <w:p>
+      <w:proofErr w:type="spellStart"/>
+      <w:r>
+        <w:t>Hashtable</w:t>
+      </w:r>
+      <w:proofErr w:type="spellEnd"/>
+      <w:r>
+        <w:t xml:space="preserve"> uses hashing and buckets to store entries.</w:t>
+      </w:r>
+    </w:p>
+    <w:p>
+      <w:r>
+        <w:t>Historically, collisions are handled using linked lists; unlike modern HashMap, it does not treeify collision buckets.</w:t>
+      </w:r>
+    </w:p>
+    <w:p>
+      <w:r>
+        <w:t>Its methods are synchronized, so concurrent access to individual operations is protected.</w:t>
+      </w:r>
+    </w:p>
+    <w:p>
+      <w:r>
+        <w:t xml:space="preserve">Because of synchronization overhead, </w:t>
+      </w:r>
+      <w:proofErr w:type="spellStart"/>
+      <w:r>
+        <w:t>Hashtable</w:t>
+      </w:r>
+      <w:proofErr w:type="spellEnd"/>
+      <w:r>
+        <w:t xml:space="preserve"> is generally less suitable for modern concurrent applications.</w:t>
+      </w:r>
+    </w:p>
+    <w:p>
+      <w:r>
+        <w:t xml:space="preserve">For modern concurrent access, </w:t>
+      </w:r>
+      <w:proofErr w:type="spellStart"/>
+      <w:r>
+        <w:t>ConcurrentHashMap</w:t>
+      </w:r>
+      <w:proofErr w:type="spellEnd"/>
+      <w:r>
+        <w:t xml:space="preserve"> is generally preferred.</w:t>
+      </w:r>
+    </w:p>
+    <w:p>
+      <w:r>
+        <w:t>Important point about reading</w:t>
+      </w:r>
+    </w:p>
+    <w:p>
+      <w:proofErr w:type="spellStart"/>
+      <w:r>
+        <w:t>Hashtable</w:t>
+      </w:r>
+      <w:proofErr w:type="spellEnd"/>
+      <w:r>
+        <w:t xml:space="preserve"> synchronizes its operations, including reads.</w:t>
+      </w:r>
+    </w:p>
+    <w:p>
+      <w:r>
+        <w:t>So:</w:t>
+      </w:r>
+    </w:p>
+    <w:p>
+      <w:r>
+        <w:t xml:space="preserve">Thread 1 → </w:t>
+      </w:r>
+      <w:proofErr w:type="gramStart"/>
+      <w:r>
+        <w:t>get(</w:t>
+      </w:r>
+      <w:proofErr w:type="gramEnd"/>
+      <w:r>
+        <w:t>)</w:t>
+      </w:r>
+    </w:p>
+    <w:p>
+      <w:r>
+        <w:t xml:space="preserve">Thread 2 → </w:t>
+      </w:r>
+      <w:proofErr w:type="gramStart"/>
+      <w:r>
+        <w:t>get(</w:t>
+      </w:r>
+      <w:proofErr w:type="gramEnd"/>
+      <w:r>
+        <w:t>)</w:t>
+      </w:r>
+    </w:p>
+    <w:p>
+      <w:r>
+        <w:t>The operations are synchronized, even though reading itself does not necessarily need exclusive access.</w:t>
+      </w:r>
+      <w:r>
+        <w:tab/>
+      </w:r>
+    </w:p>
+    <w:p>
+      <w:r>
+        <w:br w:type="page"/>
+      </w:r>
+    </w:p>
+    <w:p>
+      <w:pPr>
+        <w:rPr>
+          <w:b/>
+          <w:bCs/>
+        </w:rPr>
+      </w:pPr>
+      <w:r>
+        <w:rPr>
+          <w:b/>
+          <w:bCs/>
+        </w:rPr>
+        <w:lastRenderedPageBreak/>
+        <w:t>Concurrent HashMap:</w:t>
+      </w:r>
+    </w:p>
+    <w:p>
+      <w:r>
+        <w:t xml:space="preserve"> Java 7:</w:t>
+      </w:r>
+    </w:p>
+    <w:p>
+      <w:proofErr w:type="spellStart"/>
+      <w:r>
+        <w:t>ConcurrentHashMap</w:t>
+      </w:r>
+      <w:proofErr w:type="spellEnd"/>
+      <w:r>
+        <w:t xml:space="preserve">→ </w:t>
+      </w:r>
+      <w:r>
+        <w:t>Segments</w:t>
+      </w:r>
+      <w:r>
+        <w:t xml:space="preserve"> → </w:t>
+      </w:r>
+      <w:r>
+        <w:t>Bucket array in each Segment</w:t>
+      </w:r>
+    </w:p>
+    <w:p>
+      <w:r>
+        <w:t>• Default: 16 segments.</w:t>
+      </w:r>
+    </w:p>
+    <w:p>
+      <w:r>
+        <w:t>• Each segment has its own lock.</w:t>
+      </w:r>
+    </w:p>
+    <w:p>
+      <w:r>
+        <w:t>• Hash is used in 2 steps:</w:t>
+      </w:r>
+    </w:p>
+    <w:p>
+      <w:r>
+        <w:t>Key → Hash → Segment → Bucket</w:t>
+      </w:r>
+    </w:p>
+    <w:p>
+      <w:r>
+        <w:t>Segment calculation:</w:t>
+      </w:r>
+    </w:p>
+    <w:p>
+      <w:proofErr w:type="spellStart"/>
+      <w:r>
+        <w:t>segmentIndex</w:t>
+      </w:r>
+      <w:proofErr w:type="spellEnd"/>
+      <w:r>
+        <w:t xml:space="preserve"> = (hash &gt;&gt;&gt; </w:t>
+      </w:r>
+      <w:proofErr w:type="spellStart"/>
+      <w:r>
+        <w:t>segmentShift</w:t>
+      </w:r>
+      <w:proofErr w:type="spellEnd"/>
+      <w:r>
+        <w:t xml:space="preserve">) &amp; </w:t>
+      </w:r>
+      <w:proofErr w:type="spellStart"/>
+      <w:r>
+        <w:t>segmentMask</w:t>
+      </w:r>
+      <w:proofErr w:type="spellEnd"/>
+      <w:r>
+        <w:t>;</w:t>
+      </w:r>
+    </w:p>
+    <w:p>
+      <w:r>
+        <w:t>• Different segments can be written concurrently.</w:t>
+      </w:r>
+    </w:p>
+    <w:p>
+      <w:r>
+        <w:t>Thread 1 → Segment 2 → WRITE</w:t>
+      </w:r>
+    </w:p>
+    <w:p>
+      <w:r>
+        <w:t>Thread 2 → Segment 8 → WRITE</w:t>
+      </w:r>
+    </w:p>
+    <w:p>
+      <w:r>
+        <w:t>↓</w:t>
+      </w:r>
+    </w:p>
+    <w:p>
+      <w:r>
+        <w:t>Both can run together</w:t>
+      </w:r>
+    </w:p>
+    <w:p>
+      <w:r>
+        <w:t xml:space="preserve">Thread </w:t>
+      </w:r>
+      <w:r>
+        <w:t xml:space="preserve">3 </w:t>
+      </w:r>
+      <w:r>
+        <w:t xml:space="preserve">→ Segment </w:t>
+      </w:r>
+      <w:r>
+        <w:t xml:space="preserve">8 </w:t>
+      </w:r>
+      <w:r>
+        <w:t>→ WRITE</w:t>
+      </w:r>
+      <w:r>
+        <w:t xml:space="preserve"> </w:t>
+      </w:r>
+    </w:p>
+    <w:p>
+      <w:r>
+        <w:t>↓</w:t>
+      </w:r>
+    </w:p>
+    <w:p>
+      <w:r>
+        <w:t>didn’t work</w:t>
+      </w:r>
+    </w:p>
+    <w:p>
+      <w:r>
+        <w:t>J</w:t>
+      </w:r>
+      <w:r>
+        <w:t>ava 8+:</w:t>
+      </w:r>
+    </w:p>
+    <w:p>
+      <w:proofErr w:type="spellStart"/>
+      <w:r>
+        <w:t>ConcurrentHashMap</w:t>
+      </w:r>
+      <w:proofErr w:type="spellEnd"/>
+      <w:r>
+        <w:t xml:space="preserve">→ </w:t>
+      </w:r>
+      <w:r>
+        <w:t>Single table</w:t>
+      </w:r>
+      <w:r>
+        <w:t xml:space="preserve">→ </w:t>
+      </w:r>
+      <w:r>
+        <w:t>Buckets/Bins</w:t>
+      </w:r>
+    </w:p>
+    <w:p>
+      <w:r>
+        <w:t>• No segments.</w:t>
+      </w:r>
+    </w:p>
+    <w:p>
+      <w:r>
+        <w:t xml:space="preserve">• Empty bin → </w:t>
+      </w:r>
+      <w:proofErr w:type="gramStart"/>
+      <w:r>
+        <w:t>CAS</w:t>
+      </w:r>
+      <w:r>
+        <w:t>(</w:t>
+      </w:r>
+      <w:proofErr w:type="gramEnd"/>
+      <w:r>
+        <w:t xml:space="preserve">Compare and Swap) </w:t>
+      </w:r>
+      <w:r>
+        <w:t>inserts the node.</w:t>
+      </w:r>
+    </w:p>
+    <w:p>
+      <w:r>
+        <w:t>• Existing bin → synchronize that bin when required.</w:t>
+      </w:r>
+    </w:p>
+    <w:p>
+      <w:r>
+        <w:t>• Provides finer-grained concurrency.</w:t>
+      </w:r>
+    </w:p>
+    <w:p>
+      <w:r>
+        <w:t>REMEMBER:</w:t>
+      </w:r>
+    </w:p>
+    <w:p>
+      <w:r>
+        <w:t>Java 7:</w:t>
+      </w:r>
+    </w:p>
+    <w:p>
+      <w:r>
+        <w:t>Hash → Segment → Bucket → Segment Lock</w:t>
+      </w:r>
+    </w:p>
+    <w:p>
+      <w:r>
+        <w:t>Java 8+:</w:t>
+      </w:r>
+    </w:p>
+    <w:p>
+      <w:r>
+        <w:t>Hash → Bucket → CAS / Bin Lock</w:t>
+      </w:r>
+    </w:p>
+    <w:p/>
+    <w:p>
+      <w:pPr>
+        <w:rPr>
+          <w:b/>
+          <w:bCs/>
+        </w:rPr>
+      </w:pPr>
+      <w:proofErr w:type="spellStart"/>
+      <w:r>
+        <w:rPr>
+          <w:b/>
+          <w:bCs/>
+        </w:rPr>
+        <w:t>ImmutableMap</w:t>
+      </w:r>
+      <w:proofErr w:type="spellEnd"/>
+      <w:r>
+        <w:rPr>
+          <w:b/>
+          <w:bCs/>
+        </w:rPr>
+        <w:t>:</w:t>
+      </w:r>
+    </w:p>
+    <w:p>
+      <w:r>
+        <w:t>let map1 is normal map to make it Immutable map use:</w:t>
+      </w:r>
+    </w:p>
+    <w:p>
+      <w:r>
+        <w:lastRenderedPageBreak/>
+        <w:t xml:space="preserve">Map&lt;Integer, Integer&gt; map2= </w:t>
+      </w:r>
+      <w:proofErr w:type="spellStart"/>
+      <w:r>
+        <w:t>Collection</w:t>
+      </w:r>
+      <w:r>
+        <w:t>.unmodifiableMap</w:t>
+      </w:r>
+      <w:proofErr w:type="spellEnd"/>
+      <w:r>
+        <w:t xml:space="preserve">(map1); /// it is just a view of normal map </w:t>
+      </w:r>
+    </w:p>
+    <w:p>
+      <w:r>
+        <w:t xml:space="preserve">can change map1 but can't change map2 if tried give </w:t>
+      </w:r>
+      <w:proofErr w:type="spellStart"/>
+      <w:r>
+        <w:t>unsupportedoperatoinException</w:t>
+      </w:r>
+      <w:proofErr w:type="spellEnd"/>
+    </w:p>
+    <w:p>
+      <w:proofErr w:type="gramStart"/>
+      <w:r>
+        <w:t>it's</w:t>
+      </w:r>
+      <w:proofErr w:type="gramEnd"/>
+      <w:r>
+        <w:t xml:space="preserve"> limitation is that it is only the view if normal map one can change the map1 now even </w:t>
+      </w:r>
+    </w:p>
+    <w:p>
+      <w:r>
+        <w:t>Solution:</w:t>
+      </w:r>
+    </w:p>
+    <w:p>
+      <w:r>
+        <w:t xml:space="preserve">map3= </w:t>
+      </w:r>
+      <w:proofErr w:type="spellStart"/>
+      <w:r>
+        <w:t>Map.of</w:t>
+      </w:r>
+      <w:proofErr w:type="spellEnd"/>
+      <w:r>
+        <w:t>('key1',12,'key2',23,'key3',</w:t>
+      </w:r>
+      <w:proofErr w:type="gramStart"/>
+      <w:r>
+        <w:t>46);/</w:t>
+      </w:r>
+      <w:proofErr w:type="gramEnd"/>
+      <w:r>
+        <w:t xml:space="preserve">/ limited to 10 entries only </w:t>
+      </w:r>
+    </w:p>
+    <w:p>
+      <w:r>
+        <w:t xml:space="preserve">can't modify map3 </w:t>
+      </w:r>
+    </w:p>
+    <w:p>
+      <w:r>
+        <w:t>for more than 10 entries use:</w:t>
+      </w:r>
+    </w:p>
+    <w:p>
+      <w:r>
+        <w:t xml:space="preserve">map4= </w:t>
+      </w:r>
+      <w:proofErr w:type="spellStart"/>
+      <w:r>
+        <w:t>Map.ofEntries</w:t>
+      </w:r>
+      <w:proofErr w:type="spellEnd"/>
+      <w:r>
+        <w:t>(</w:t>
+      </w:r>
+      <w:proofErr w:type="spellStart"/>
+      <w:r>
+        <w:t>Map.entry</w:t>
+      </w:r>
+      <w:proofErr w:type="spellEnd"/>
+      <w:r>
+        <w:t>('key1',12</w:t>
+      </w:r>
+      <w:proofErr w:type="gramStart"/>
+      <w:r>
+        <w:t>),</w:t>
+      </w:r>
+      <w:proofErr w:type="spellStart"/>
+      <w:r>
+        <w:t>Map.entry</w:t>
+      </w:r>
+      <w:proofErr w:type="spellEnd"/>
+      <w:proofErr w:type="gramEnd"/>
+      <w:r>
+        <w:t>('key1',</w:t>
+      </w:r>
+      <w:proofErr w:type="gramStart"/>
+      <w:r>
+        <w:t>12)------------</w:t>
+      </w:r>
+      <w:proofErr w:type="gramEnd"/>
+      <w:r>
+        <w:t>);</w:t>
+      </w:r>
+    </w:p>
+    <w:p>
+      <w:pPr>
+        <w:rPr>
+          <w:b/>
+          <w:bCs/>
+        </w:rPr>
+      </w:pPr>
+      <w:proofErr w:type="spellStart"/>
+      <w:r>
+        <w:rPr>
+          <w:b/>
+          <w:bCs/>
+        </w:rPr>
+        <w:t>EnumMap</w:t>
+      </w:r>
+      <w:proofErr w:type="spellEnd"/>
+      <w:r>
+        <w:rPr>
+          <w:b/>
+          <w:bCs/>
+        </w:rPr>
+        <w:t>:</w:t>
+      </w:r>
+    </w:p>
+    <w:p>
+      <w:pPr>
+        <w:rPr>
+          <w:b/>
+          <w:bCs/>
+        </w:rPr>
+      </w:pPr>
+      <w:r>
+        <w:t xml:space="preserve">Implements map </w:t>
+      </w:r>
+      <w:proofErr w:type="spellStart"/>
+      <w:r>
+        <w:t>intetrface</w:t>
+      </w:r>
+      <w:proofErr w:type="spellEnd"/>
+    </w:p>
+    <w:p>
+      <w:r>
+        <w:t xml:space="preserve">if all the keys in the map are from particular Enum then it is good to create a </w:t>
+      </w:r>
+      <w:proofErr w:type="spellStart"/>
+      <w:r>
+        <w:t>Enu</w:t>
+      </w:r>
+      <w:r>
+        <w:t>m</w:t>
+      </w:r>
+      <w:r>
+        <w:t>Map</w:t>
+      </w:r>
+      <w:proofErr w:type="spellEnd"/>
+      <w:r>
+        <w:t xml:space="preserve"> as it knows all the keys i</w:t>
+      </w:r>
+      <w:r>
+        <w:t>n</w:t>
+      </w:r>
+      <w:r>
+        <w:t xml:space="preserve"> advance </w:t>
+      </w:r>
+    </w:p>
+    <w:p>
+      <w:r>
+        <w:t xml:space="preserve">no hashing no resizing as it already knows the size of Enum as we put values to map with the key in Enum it </w:t>
+      </w:r>
+      <w:proofErr w:type="gramStart"/>
+      <w:r>
+        <w:t>get</w:t>
+      </w:r>
+      <w:proofErr w:type="gramEnd"/>
+      <w:r>
+        <w:t xml:space="preserve"> associated to that key in Enum</w:t>
+      </w:r>
+    </w:p>
+    <w:p>
+      <w:r>
+        <w:t>Syntax: Map&lt;</w:t>
+      </w:r>
+      <w:proofErr w:type="spellStart"/>
+      <w:proofErr w:type="gramStart"/>
+      <w:r>
+        <w:t>String,Integer</w:t>
+      </w:r>
+      <w:proofErr w:type="spellEnd"/>
+      <w:proofErr w:type="gramEnd"/>
+      <w:r>
+        <w:t xml:space="preserve">&gt; map=new </w:t>
+      </w:r>
+      <w:proofErr w:type="spellStart"/>
+      <w:r>
+        <w:t>EnumMap</w:t>
+      </w:r>
+      <w:proofErr w:type="spellEnd"/>
+      <w:r>
+        <w:t>&lt;</w:t>
+      </w:r>
+      <w:proofErr w:type="spellStart"/>
+      <w:r>
+        <w:t>EnumName.class</w:t>
+      </w:r>
+      <w:proofErr w:type="spellEnd"/>
+      <w:r>
+        <w:t>&gt;;</w:t>
+      </w:r>
+    </w:p>
+    <w:p>
+      <w:r>
+        <w:t xml:space="preserve">maintains order </w:t>
+      </w:r>
+      <w:r>
+        <w:t xml:space="preserve">in which the </w:t>
+      </w:r>
+      <w:proofErr w:type="spellStart"/>
+      <w:r>
+        <w:t>enum</w:t>
+      </w:r>
+      <w:proofErr w:type="spellEnd"/>
+      <w:r>
+        <w:t xml:space="preserve"> is declared.</w:t>
+      </w:r>
+    </w:p>
+    <w:p>
+      <w:pPr>
+        <w:rPr>
+          <w:b/>
+          <w:bCs/>
+        </w:rPr>
+      </w:pPr>
+      <w:r>
+        <w:rPr>
+          <w:b/>
+          <w:bCs/>
+        </w:rPr>
+        <w:t>SKIP LIST — SHORT NOTES</w:t>
+      </w:r>
+    </w:p>
+    <w:p>
+      <w:pPr>
+        <w:rPr>
+          <w:sz w:val="20"/>
+          <w:szCs w:val="20"/>
+        </w:rPr>
+      </w:pPr>
+      <w:r>
+        <w:t xml:space="preserve">• </w:t>
+      </w:r>
+      <w:r>
+        <w:rPr>
+          <w:sz w:val="20"/>
+          <w:szCs w:val="20"/>
+        </w:rPr>
+        <w:t>Skip List = Sorted Linked List + Shortcut levels.</w:t>
+      </w:r>
+    </w:p>
+    <w:p>
+      <w:pPr>
+        <w:rPr>
+          <w:sz w:val="20"/>
+          <w:szCs w:val="20"/>
+        </w:rPr>
+      </w:pPr>
+      <w:r>
+        <w:rPr>
+          <w:sz w:val="20"/>
+          <w:szCs w:val="20"/>
+        </w:rPr>
+        <w:t>• When a new key is inserted, the implementation probabilistically/randomly decides how many levels that node will have.</w:t>
+      </w:r>
+    </w:p>
+    <w:p>
+      <w:pPr>
+        <w:rPr>
+          <w:sz w:val="20"/>
+          <w:szCs w:val="20"/>
+        </w:rPr>
+      </w:pPr>
+      <w:r>
+        <w:rPr>
+          <w:sz w:val="20"/>
+          <w:szCs w:val="20"/>
+        </w:rPr>
+        <w:t>• Level 0 → contains all nodes.</w:t>
+      </w:r>
+      <w:r>
+        <w:rPr>
+          <w:sz w:val="20"/>
+          <w:szCs w:val="20"/>
+        </w:rPr>
+        <w:br/>
+        <w:t>• Higher levels → contain fewer nodes and act as shortcuts.</w:t>
+      </w:r>
+    </w:p>
+    <w:p>
+      <w:pPr>
+        <w:rPr>
+          <w:sz w:val="20"/>
+          <w:szCs w:val="20"/>
+        </w:rPr>
+      </w:pPr>
+      <w:r>
+        <w:rPr>
+          <w:sz w:val="20"/>
+          <w:szCs w:val="20"/>
+        </w:rPr>
+        <w:t>Example:</w:t>
+      </w:r>
+    </w:p>
+    <w:p>
+      <w:pPr>
+        <w:rPr>
+          <w:sz w:val="20"/>
+          <w:szCs w:val="20"/>
+        </w:rPr>
+      </w:pPr>
+      <w:r>
+        <w:rPr>
+          <w:sz w:val="20"/>
+          <w:szCs w:val="20"/>
+        </w:rPr>
+        <w:t>Level 2: 10 ─────────→ 30</w:t>
+      </w:r>
+      <w:r>
+        <w:rPr>
+          <w:sz w:val="20"/>
+          <w:szCs w:val="20"/>
+        </w:rPr>
+        <w:br/>
+        <w:t>Level 1: 10 ──→ 20 ──→ 30</w:t>
+      </w:r>
+      <w:r>
+        <w:rPr>
+          <w:sz w:val="20"/>
+          <w:szCs w:val="20"/>
+        </w:rPr>
+        <w:br/>
+        <w:t>Level 0: 10 → 20 → 30</w:t>
+      </w:r>
+    </w:p>
+    <w:p>
+      <w:pPr>
+        <w:rPr>
+          <w:sz w:val="20"/>
+          <w:szCs w:val="20"/>
+        </w:rPr>
+      </w:pPr>
+      <w:r>
+        <w:rPr>
+          <w:sz w:val="20"/>
+          <w:szCs w:val="20"/>
+        </w:rPr>
+        <w:t>• Nodes are stored in memory and contain key, value and references/links to nodes at different levels.</w:t>
+      </w:r>
+    </w:p>
+    <w:p>
+      <w:pPr>
+        <w:rPr>
+          <w:sz w:val="20"/>
+          <w:szCs w:val="20"/>
+        </w:rPr>
+      </w:pPr>
+      <w:r>
+        <w:rPr>
+          <w:sz w:val="20"/>
+          <w:szCs w:val="20"/>
+        </w:rPr>
+        <w:t>• Same node can participate in multiple levels; data is not copied for every level.</w:t>
+      </w:r>
+    </w:p>
+    <w:p>
+      <w:pPr>
+        <w:rPr>
+          <w:sz w:val="20"/>
+          <w:szCs w:val="20"/>
+        </w:rPr>
+      </w:pPr>
+      <w:r>
+        <w:rPr>
+          <w:sz w:val="20"/>
+          <w:szCs w:val="20"/>
+        </w:rPr>
+        <w:t xml:space="preserve">• Search, insertion and deletion → </w:t>
+      </w:r>
+      <w:proofErr w:type="gramStart"/>
+      <w:r>
+        <w:rPr>
+          <w:sz w:val="20"/>
+          <w:szCs w:val="20"/>
+        </w:rPr>
+        <w:t>O(</w:t>
+      </w:r>
+      <w:proofErr w:type="gramEnd"/>
+      <w:r>
+        <w:rPr>
+          <w:sz w:val="20"/>
+          <w:szCs w:val="20"/>
+        </w:rPr>
+        <w:t>log n) expected/average time.</w:t>
+      </w:r>
+    </w:p>
+    <w:p>
+      <w:pPr>
+        <w:rPr>
+          <w:b/>
+          <w:bCs/>
+        </w:rPr>
+      </w:pPr>
+      <w:r>
+        <w:rPr>
+          <w:b/>
+          <w:bCs/>
+        </w:rPr>
+        <w:t>CONCURRENT SKIP LIST MAP:</w:t>
+      </w:r>
+    </w:p>
+    <w:p>
+      <w:pPr>
+        <w:rPr>
+          <w:sz w:val="20"/>
+          <w:szCs w:val="20"/>
+        </w:rPr>
+      </w:pPr>
+      <w:r>
+        <w:t xml:space="preserve">• </w:t>
+      </w:r>
+      <w:r>
+        <w:rPr>
+          <w:sz w:val="20"/>
+          <w:szCs w:val="20"/>
+        </w:rPr>
+        <w:t>Thread-safe and sorted Map.</w:t>
+      </w:r>
+      <w:r>
+        <w:rPr>
+          <w:sz w:val="20"/>
+          <w:szCs w:val="20"/>
+        </w:rPr>
+        <w:br/>
+        <w:t>• Uses Skip List instead of hashing.</w:t>
+      </w:r>
+      <w:r>
+        <w:rPr>
+          <w:sz w:val="20"/>
+          <w:szCs w:val="20"/>
+        </w:rPr>
+        <w:br/>
+        <w:t>• Suitable for multithreaded environments.</w:t>
+      </w:r>
+      <w:r>
+        <w:rPr>
+          <w:sz w:val="20"/>
+          <w:szCs w:val="20"/>
+        </w:rPr>
+        <w:br/>
+        <w:t>• Uses CAS internally for concurrent updates.</w:t>
+      </w:r>
+    </w:p>
+    <w:p>
+      <w:pPr>
+        <w:rPr>
+          <w:sz w:val="20"/>
+          <w:szCs w:val="20"/>
+        </w:rPr>
+      </w:pPr>
+      <w:r>
+        <w:rPr>
+          <w:sz w:val="20"/>
+          <w:szCs w:val="20"/>
+        </w:rPr>
+        <w:t>Remember:</w:t>
+      </w:r>
+    </w:p>
+    <w:p>
+      <w:pPr>
+        <w:rPr>
+          <w:sz w:val="20"/>
+          <w:szCs w:val="20"/>
+        </w:rPr>
+      </w:pPr>
+      <w:r>
+        <w:rPr>
+          <w:sz w:val="20"/>
+          <w:szCs w:val="20"/>
+        </w:rPr>
+        <w:t>Skip List = Sorted list + Random shortcuts</w:t>
+      </w:r>
+      <w:r>
+        <w:rPr>
+          <w:sz w:val="20"/>
+          <w:szCs w:val="20"/>
+        </w:rPr>
+        <w:br/>
+      </w:r>
+      <w:proofErr w:type="spellStart"/>
+      <w:r>
+        <w:rPr>
+          <w:sz w:val="20"/>
+          <w:szCs w:val="20"/>
+        </w:rPr>
+        <w:t>ConcurrentSkipListMap</w:t>
+      </w:r>
+      <w:proofErr w:type="spellEnd"/>
+      <w:r>
+        <w:rPr>
+          <w:sz w:val="20"/>
+          <w:szCs w:val="20"/>
+        </w:rPr>
+        <w:t xml:space="preserve"> = Thread-safe + Sorted + Skip List</w:t>
+      </w:r>
+    </w:p>
+    <w:p>
+      <w:r>
+        <w:rPr>
+          <w:b/>
+          <w:bCs/>
+          <w:sz w:val="36"/>
+          <w:szCs w:val="36"/>
+        </w:rPr>
+        <w:lastRenderedPageBreak/>
+        <w:t>Iterator</w:t>
+      </w:r>
+    </w:p>
+    <w:p>
+      <w:r>
+        <w:t>• Iterator is an interface used to traverse elements of a Collection one by one.</w:t>
+      </w:r>
+    </w:p>
+    <w:p>
+      <w:r>
+        <w:t>Syntax:</w:t>
+      </w:r>
+      <w:r>
+        <w:br/>
+        <w:t xml:space="preserve">Iterator </w:t>
+      </w:r>
+      <w:proofErr w:type="spellStart"/>
+      <w:r>
+        <w:t>itr</w:t>
+      </w:r>
+      <w:proofErr w:type="spellEnd"/>
+      <w:r>
+        <w:t xml:space="preserve"> = </w:t>
+      </w:r>
+      <w:proofErr w:type="spellStart"/>
+      <w:proofErr w:type="gramStart"/>
+      <w:r>
+        <w:t>list.iterator</w:t>
+      </w:r>
+      <w:proofErr w:type="spellEnd"/>
+      <w:proofErr w:type="gramEnd"/>
+      <w:r>
+        <w:t>();</w:t>
+      </w:r>
+    </w:p>
+    <w:p>
+      <w:pPr>
+        <w:rPr>
+          <w:b/>
+          <w:bCs/>
+        </w:rPr>
+      </w:pPr>
+      <w:r>
+        <w:rPr>
+          <w:b/>
+          <w:bCs/>
+        </w:rPr>
+        <w:t>Main methods:</w:t>
+      </w:r>
+    </w:p>
+    <w:p>
+      <w:proofErr w:type="spellStart"/>
+      <w:proofErr w:type="gramStart"/>
+      <w:r>
+        <w:t>hasNext</w:t>
+      </w:r>
+      <w:proofErr w:type="spellEnd"/>
+      <w:r>
+        <w:t>(</w:t>
+      </w:r>
+      <w:proofErr w:type="gramEnd"/>
+      <w:r>
+        <w:t>) → returns true if another element is available.</w:t>
+      </w:r>
+      <w:r>
+        <w:br/>
+      </w:r>
+      <w:proofErr w:type="gramStart"/>
+      <w:r>
+        <w:t>next(</w:t>
+      </w:r>
+      <w:proofErr w:type="gramEnd"/>
+      <w:r>
+        <w:t>) → returns the next element and moves the cursor forward.</w:t>
+      </w:r>
+      <w:r>
+        <w:br/>
+      </w:r>
+      <w:proofErr w:type="gramStart"/>
+      <w:r>
+        <w:t>remove(</w:t>
+      </w:r>
+      <w:proofErr w:type="gramEnd"/>
+      <w:r>
+        <w:t xml:space="preserve">) → removes the last element returned by </w:t>
+      </w:r>
+      <w:proofErr w:type="gramStart"/>
+      <w:r>
+        <w:t>next(</w:t>
+      </w:r>
+      <w:proofErr w:type="gramEnd"/>
+      <w:r>
+        <w:t>).</w:t>
+      </w:r>
+    </w:p>
+    <w:p>
+      <w:r>
+        <w:t>Example:</w:t>
+      </w:r>
+      <w:r>
+        <w:br/>
+        <w:t xml:space="preserve">Iterator </w:t>
+      </w:r>
+      <w:proofErr w:type="spellStart"/>
+      <w:r>
+        <w:t>itr</w:t>
+      </w:r>
+      <w:proofErr w:type="spellEnd"/>
+      <w:r>
+        <w:t xml:space="preserve"> = </w:t>
+      </w:r>
+      <w:proofErr w:type="spellStart"/>
+      <w:proofErr w:type="gramStart"/>
+      <w:r>
+        <w:t>list.iterator</w:t>
+      </w:r>
+      <w:proofErr w:type="spellEnd"/>
+      <w:proofErr w:type="gramEnd"/>
+      <w:r>
+        <w:t>();</w:t>
+      </w:r>
+    </w:p>
+    <w:p>
+      <w:r>
+        <w:t>while (</w:t>
+      </w:r>
+      <w:proofErr w:type="spellStart"/>
+      <w:proofErr w:type="gramStart"/>
+      <w:r>
+        <w:t>itr.hasNext</w:t>
+      </w:r>
+      <w:proofErr w:type="spellEnd"/>
+      <w:proofErr w:type="gramEnd"/>
+      <w:r>
+        <w:t>()) {</w:t>
+      </w:r>
+      <w:r>
+        <w:br/>
+        <w:t xml:space="preserve">Integer num = </w:t>
+      </w:r>
+      <w:proofErr w:type="spellStart"/>
+      <w:proofErr w:type="gramStart"/>
+      <w:r>
+        <w:t>itr.next</w:t>
+      </w:r>
+      <w:proofErr w:type="spellEnd"/>
+      <w:proofErr w:type="gramEnd"/>
+      <w:r>
+        <w:t>();</w:t>
+      </w:r>
+    </w:p>
+    <w:p>
+      <w:r>
+        <w:t>if (</w:t>
+      </w:r>
+      <w:proofErr w:type="spellStart"/>
+      <w:proofErr w:type="gramStart"/>
+      <w:r>
+        <w:t>num.equals</w:t>
+      </w:r>
+      <w:proofErr w:type="spellEnd"/>
+      <w:proofErr w:type="gramEnd"/>
+      <w:r>
+        <w:t>(45)) {</w:t>
+      </w:r>
+    </w:p>
+    <w:p>
+      <w:r>
+        <w:t xml:space="preserve">    </w:t>
+      </w:r>
+      <w:proofErr w:type="spellStart"/>
+      <w:proofErr w:type="gramStart"/>
+      <w:r>
+        <w:t>itr.remove</w:t>
+      </w:r>
+      <w:proofErr w:type="spellEnd"/>
+      <w:proofErr w:type="gramEnd"/>
+      <w:r>
+        <w:t>();</w:t>
+      </w:r>
+    </w:p>
+    <w:p>
+      <w:r>
+        <w:t>}</w:t>
+      </w:r>
+    </w:p>
+    <w:p>
+      <w:r>
+        <w:t>}</w:t>
+      </w:r>
+    </w:p>
+    <w:p>
+      <w:pPr>
+        <w:rPr>
+          <w:b/>
+          <w:bCs/>
+        </w:rPr>
+      </w:pPr>
+      <w:r>
+        <w:rPr>
+          <w:b/>
+          <w:bCs/>
+        </w:rPr>
+        <w:t>INTERNAL WORKING:</w:t>
+      </w:r>
+    </w:p>
+    <w:p>
+      <w:r>
+        <w:t>• iterator() creates an Iterator object for the collection.</w:t>
+      </w:r>
+      <w:r>
+        <w:br/>
+        <w:t>• Iterator maintains its traversal state/cursor.</w:t>
+      </w:r>
+      <w:r>
+        <w:br/>
+        <w:t xml:space="preserve">• For </w:t>
+      </w:r>
+      <w:proofErr w:type="spellStart"/>
+      <w:r>
+        <w:t>ArrayList</w:t>
+      </w:r>
+      <w:proofErr w:type="spellEnd"/>
+      <w:r>
+        <w:t>, the cursor is essentially an index.</w:t>
+      </w:r>
+      <w:r>
+        <w:br/>
+        <w:t xml:space="preserve">• </w:t>
+      </w:r>
+      <w:proofErr w:type="spellStart"/>
+      <w:r>
+        <w:t>hasNext</w:t>
+      </w:r>
+      <w:proofErr w:type="spellEnd"/>
+      <w:r>
+        <w:t>() checks whether more elements are available.</w:t>
+      </w:r>
+      <w:r>
+        <w:br/>
+        <w:t>• next() returns the current element and advances the cursor.</w:t>
+      </w:r>
+      <w:r>
+        <w:br/>
+        <w:t xml:space="preserve">• Iterator also uses modification tracking (e.g., </w:t>
+      </w:r>
+      <w:proofErr w:type="spellStart"/>
+      <w:r>
+        <w:t>modCount</w:t>
+      </w:r>
+      <w:proofErr w:type="spellEnd"/>
+      <w:r>
+        <w:t>/</w:t>
+      </w:r>
+      <w:proofErr w:type="spellStart"/>
+      <w:r>
+        <w:t>expectedModCount</w:t>
+      </w:r>
+      <w:proofErr w:type="spellEnd"/>
+      <w:r>
+        <w:t xml:space="preserve"> in </w:t>
+      </w:r>
+      <w:proofErr w:type="spellStart"/>
+      <w:r>
+        <w:t>ArrayList</w:t>
+      </w:r>
+      <w:proofErr w:type="spellEnd"/>
+      <w:r>
+        <w:t>) to detect unexpected structural modification.</w:t>
+      </w:r>
+      <w:r>
+        <w:br/>
+        <w:t xml:space="preserve">• Direct structural modification of the collection while iterating can cause </w:t>
+      </w:r>
+      <w:proofErr w:type="spellStart"/>
+      <w:r>
+        <w:t>ConcurrentModificationException</w:t>
+      </w:r>
+      <w:proofErr w:type="spellEnd"/>
+      <w:r>
+        <w:t>.</w:t>
+      </w:r>
+      <w:r>
+        <w:br/>
+        <w:t xml:space="preserve">• </w:t>
+      </w:r>
+      <w:proofErr w:type="spellStart"/>
+      <w:r>
+        <w:t>itr.remove</w:t>
+      </w:r>
+      <w:proofErr w:type="spellEnd"/>
+      <w:r>
+        <w:t>() is the Iterator-provided way to remove the last element returned by next().</w:t>
+      </w:r>
+    </w:p>
+    <w:p>
+      <w:pPr>
+        <w:rPr>
+          <w:b/>
+          <w:bCs/>
+        </w:rPr>
+      </w:pPr>
+      <w:r>
+        <w:rPr>
+          <w:b/>
+          <w:bCs/>
+        </w:rPr>
+        <w:t>IMPORTANT:</w:t>
+      </w:r>
+    </w:p>
+    <w:p>
+      <w:r>
+        <w:t xml:space="preserve">• Iterator does NOT guarantee that every Collection supports </w:t>
+      </w:r>
+      <w:proofErr w:type="gramStart"/>
+      <w:r>
+        <w:t>remove(</w:t>
+      </w:r>
+      <w:proofErr w:type="gramEnd"/>
+      <w:r>
+        <w:t>).</w:t>
+      </w:r>
+      <w:r>
+        <w:br/>
+        <w:t xml:space="preserve">• </w:t>
+      </w:r>
+      <w:proofErr w:type="gramStart"/>
+      <w:r>
+        <w:t>remove(</w:t>
+      </w:r>
+      <w:proofErr w:type="gramEnd"/>
+      <w:r>
+        <w:t xml:space="preserve">) is optional. If the underlying collection/iterator does not support it, </w:t>
+      </w:r>
+      <w:proofErr w:type="spellStart"/>
+      <w:r>
+        <w:t>UnsupportedOperationException</w:t>
+      </w:r>
+      <w:proofErr w:type="spellEnd"/>
+      <w:r>
+        <w:t xml:space="preserve"> is thrown.</w:t>
+      </w:r>
+      <w:r>
+        <w:br/>
+        <w:t xml:space="preserve">• Example: </w:t>
+      </w:r>
+      <w:proofErr w:type="spellStart"/>
+      <w:r>
+        <w:t>Arrays.asList</w:t>
+      </w:r>
+      <w:proofErr w:type="spellEnd"/>
+      <w:r>
+        <w:t xml:space="preserve">(...) creates a fixed-size list, so </w:t>
+      </w:r>
+      <w:proofErr w:type="spellStart"/>
+      <w:proofErr w:type="gramStart"/>
+      <w:r>
+        <w:t>itr.remove</w:t>
+      </w:r>
+      <w:proofErr w:type="spellEnd"/>
+      <w:proofErr w:type="gramEnd"/>
+      <w:r>
+        <w:t xml:space="preserve">() throws </w:t>
+      </w:r>
+      <w:proofErr w:type="spellStart"/>
+      <w:r>
+        <w:t>UnsupportedOperationException</w:t>
+      </w:r>
+      <w:proofErr w:type="spellEnd"/>
+      <w:r>
+        <w:t>.</w:t>
+      </w:r>
+      <w:r>
+        <w:br/>
+        <w:t xml:space="preserve">• </w:t>
+      </w:r>
+      <w:proofErr w:type="spellStart"/>
+      <w:r>
+        <w:t>ArrayList</w:t>
+      </w:r>
+      <w:proofErr w:type="spellEnd"/>
+      <w:r>
+        <w:t xml:space="preserve"> supports </w:t>
+      </w:r>
+      <w:proofErr w:type="spellStart"/>
+      <w:r>
+        <w:t>Iterator.remove</w:t>
+      </w:r>
+      <w:proofErr w:type="spellEnd"/>
+      <w:r>
+        <w:t>().</w:t>
+      </w:r>
+    </w:p>
+    <w:p>
+      <w:pPr>
+        <w:rPr>
+          <w:b/>
+          <w:bCs/>
+        </w:rPr>
+      </w:pPr>
+      <w:r>
+        <w:rPr>
+          <w:b/>
+          <w:bCs/>
+        </w:rPr>
+        <w:t>ITERATOR vs LISTITERATOR:</w:t>
+      </w:r>
+    </w:p>
+    <w:p>
+      <w:r>
+        <w:t>Iterator:</w:t>
+      </w:r>
+      <w:r>
+        <w:br/>
+        <w:t>→ Forward traversal only.</w:t>
+      </w:r>
+      <w:r>
+        <w:br/>
+        <w:t xml:space="preserve">→ </w:t>
+      </w:r>
+      <w:proofErr w:type="spellStart"/>
+      <w:proofErr w:type="gramStart"/>
+      <w:r>
+        <w:t>hasNext</w:t>
+      </w:r>
+      <w:proofErr w:type="spellEnd"/>
+      <w:r>
+        <w:t>(</w:t>
+      </w:r>
+      <w:proofErr w:type="gramEnd"/>
+      <w:r>
+        <w:t xml:space="preserve">), </w:t>
+      </w:r>
+      <w:proofErr w:type="gramStart"/>
+      <w:r>
+        <w:t>next(</w:t>
+      </w:r>
+      <w:proofErr w:type="gramEnd"/>
+      <w:r>
+        <w:t xml:space="preserve">), </w:t>
+      </w:r>
+      <w:proofErr w:type="gramStart"/>
+      <w:r>
+        <w:t>remove(</w:t>
+      </w:r>
+      <w:proofErr w:type="gramEnd"/>
+      <w:r>
+        <w:t>).</w:t>
+      </w:r>
+    </w:p>
+    <w:p>
+      <w:proofErr w:type="spellStart"/>
+      <w:r>
+        <w:t>ListIterator</w:t>
+      </w:r>
+      <w:proofErr w:type="spellEnd"/>
+      <w:r>
+        <w:t>:</w:t>
+      </w:r>
+      <w:r>
+        <w:br/>
+        <w:t>→ Only for List implementations.</w:t>
+      </w:r>
+      <w:r>
+        <w:br/>
+      </w:r>
+      <w:r>
+        <w:lastRenderedPageBreak/>
+        <w:t>→ Forward + backward traversal.</w:t>
+      </w:r>
+      <w:r>
+        <w:br/>
+        <w:t xml:space="preserve">→ </w:t>
+      </w:r>
+      <w:proofErr w:type="spellStart"/>
+      <w:proofErr w:type="gramStart"/>
+      <w:r>
+        <w:t>hasNext</w:t>
+      </w:r>
+      <w:proofErr w:type="spellEnd"/>
+      <w:r>
+        <w:t>(</w:t>
+      </w:r>
+      <w:proofErr w:type="gramEnd"/>
+      <w:r>
+        <w:t xml:space="preserve">), </w:t>
+      </w:r>
+      <w:proofErr w:type="gramStart"/>
+      <w:r>
+        <w:t>next(</w:t>
+      </w:r>
+      <w:proofErr w:type="gramEnd"/>
+      <w:r>
+        <w:t xml:space="preserve">), </w:t>
+      </w:r>
+      <w:proofErr w:type="spellStart"/>
+      <w:proofErr w:type="gramStart"/>
+      <w:r>
+        <w:t>hasPrevious</w:t>
+      </w:r>
+      <w:proofErr w:type="spellEnd"/>
+      <w:r>
+        <w:t>(</w:t>
+      </w:r>
+      <w:proofErr w:type="gramEnd"/>
+      <w:r>
+        <w:t xml:space="preserve">), </w:t>
+      </w:r>
+      <w:proofErr w:type="gramStart"/>
+      <w:r>
+        <w:t>previous(</w:t>
+      </w:r>
+      <w:proofErr w:type="gramEnd"/>
+      <w:r>
+        <w:t>)</w:t>
+      </w:r>
+      <w:r>
+        <w:br/>
+        <w:t xml:space="preserve">→ Also supports </w:t>
+      </w:r>
+      <w:proofErr w:type="gramStart"/>
+      <w:r>
+        <w:t>add(</w:t>
+      </w:r>
+      <w:proofErr w:type="gramEnd"/>
+      <w:r>
+        <w:t xml:space="preserve">) and </w:t>
+      </w:r>
+      <w:proofErr w:type="gramStart"/>
+      <w:r>
+        <w:t>set(</w:t>
+      </w:r>
+      <w:proofErr w:type="gramEnd"/>
+      <w:r>
+        <w:t>).</w:t>
+      </w:r>
+    </w:p>
+    <w:p>
+      <w:proofErr w:type="spellStart"/>
+      <w:r>
+        <w:rPr>
+          <w:b/>
+          <w:bCs/>
+        </w:rPr>
+        <w:t>Iterable</w:t>
+      </w:r>
+      <w:proofErr w:type="spellEnd"/>
+      <w:r>
+        <w:t xml:space="preserve"> is an interface that represents an object whose elements can be traversed. It provides the </w:t>
+      </w:r>
+      <w:proofErr w:type="gramStart"/>
+      <w:r>
+        <w:t>iterator(</w:t>
+      </w:r>
+      <w:proofErr w:type="gramEnd"/>
+      <w:r>
+        <w:t xml:space="preserve">) method, which returns an Iterator. The enhanced for-each loop works with objects that are </w:t>
+      </w:r>
+      <w:proofErr w:type="spellStart"/>
+      <w:r>
+        <w:t>Iterable</w:t>
+      </w:r>
+      <w:proofErr w:type="spellEnd"/>
+      <w:r>
+        <w:t>.</w:t>
+      </w:r>
+    </w:p>
+    <w:p>
+      <w:r>
+        <w:t>N</w:t>
+      </w:r>
+      <w:r>
+        <w:t xml:space="preserve">ot </w:t>
+      </w:r>
+      <w:r>
+        <w:rPr>
+          <w:b/>
+          <w:bCs/>
+        </w:rPr>
+        <w:t>every class</w:t>
+      </w:r>
+      <w:r>
+        <w:t xml:space="preserve"> implementing </w:t>
+      </w:r>
+      <w:proofErr w:type="spellStart"/>
+      <w:r>
+        <w:t>Iterable</w:t>
+      </w:r>
+      <w:proofErr w:type="spellEnd"/>
+      <w:r>
+        <w:t xml:space="preserve"> is necessarily a Collection. </w:t>
+      </w:r>
+      <w:proofErr w:type="spellStart"/>
+      <w:r>
+        <w:t>Iterable</w:t>
+      </w:r>
+      <w:proofErr w:type="spellEnd"/>
+      <w:r>
+        <w:t xml:space="preserve"> is a more general interface.</w:t>
+      </w:r>
+    </w:p>
+    <w:p>
+      <w:pPr>
+        <w:rPr>
+          <w:b/>
+          <w:bCs/>
+        </w:rPr>
+      </w:pPr>
+      <w:r>
+        <w:rPr>
+          <w:b/>
+          <w:bCs/>
+        </w:rPr>
+        <w:t>SET:</w:t>
+      </w:r>
+    </w:p>
+    <w:p>
+      <w:r>
+        <w:t xml:space="preserve">set </w:t>
+      </w:r>
+      <w:proofErr w:type="gramStart"/>
+      <w:r>
+        <w:t>are</w:t>
+      </w:r>
+      <w:proofErr w:type="gramEnd"/>
+      <w:r>
+        <w:t xml:space="preserve"> mostly same as map </w:t>
+      </w:r>
+    </w:p>
+    <w:p>
+      <w:r>
+        <w:rPr>
+          <w:highlight w:val="cyan"/>
+        </w:rPr>
+        <w:t>as key in map itself a set</w:t>
+      </w:r>
+    </w:p>
+    <w:p>
+      <w:r>
+        <w:t xml:space="preserve">we can create any set or map synchronized with </w:t>
+      </w:r>
+    </w:p>
+    <w:p>
+      <w:proofErr w:type="spellStart"/>
+      <w:r>
+        <w:t>Collection</w:t>
+      </w:r>
+      <w:r>
+        <w:t>.synchronizedSet</w:t>
+      </w:r>
+      <w:proofErr w:type="spellEnd"/>
+      <w:r>
+        <w:t>(set);//</w:t>
+      </w:r>
+      <w:r>
+        <w:t>Collection</w:t>
+      </w:r>
+      <w:r>
+        <w:t xml:space="preserve"> is static class </w:t>
+      </w:r>
+    </w:p>
+    <w:p>
+      <w:r>
+        <w:t xml:space="preserve">here all methods of set get wrapped in a synchronized block and all methods blocking </w:t>
+      </w:r>
+    </w:p>
+    <w:p>
+      <w:r>
+        <w:t xml:space="preserve">in place of this use </w:t>
+      </w:r>
+      <w:proofErr w:type="spellStart"/>
+      <w:r>
+        <w:t>ConcurrentSkipLIstSet</w:t>
+      </w:r>
+      <w:proofErr w:type="spellEnd"/>
+    </w:p>
+    <w:p>
+      <w:r>
+        <w:t>sorted</w:t>
+      </w:r>
+    </w:p>
+    <w:p>
+      <w:r>
+        <w:t xml:space="preserve">weakly consistent </w:t>
+      </w:r>
+    </w:p>
+    <w:p>
+      <w:r>
+        <w:t xml:space="preserve">if we insert anything while iterating it will get reflected in the same iteration </w:t>
+      </w:r>
+    </w:p>
+    <w:p>
+      <w:r>
+        <w:t xml:space="preserve">it has built in thread safety </w:t>
+      </w:r>
+    </w:p>
+    <w:p>
+      <w:proofErr w:type="spellStart"/>
+      <w:proofErr w:type="gramStart"/>
+      <w:r>
+        <w:t>set.of</w:t>
+      </w:r>
+      <w:proofErr w:type="spellEnd"/>
+      <w:proofErr w:type="gramEnd"/>
+      <w:r>
+        <w:t>() can give more than 10 entries as well</w:t>
+      </w:r>
+    </w:p>
+    <w:p>
+      <w:pPr>
+        <w:rPr>
+          <w:b/>
+          <w:bCs/>
+        </w:rPr>
+      </w:pPr>
+      <w:r>
+        <w:rPr>
+          <w:b/>
+          <w:bCs/>
+        </w:rPr>
+        <w:t>CopyoWriteArraySet:</w:t>
+      </w:r>
+    </w:p>
+    <w:p>
+      <w:r>
+        <w:t>not sorted</w:t>
+      </w:r>
+    </w:p>
+    <w:p>
+      <w:r>
+        <w:t>uses internal array</w:t>
+      </w:r>
+    </w:p>
+    <w:p>
+      <w:r>
+        <w:t xml:space="preserve">create a copy of array when insertion takes place </w:t>
+      </w:r>
+    </w:p>
+    <w:p>
+      <w:pPr>
+        <w:rPr>
+          <w:b/>
+          <w:bCs/>
+          <w:sz w:val="30"/>
+          <w:szCs w:val="30"/>
+        </w:rPr>
+      </w:pPr>
+      <w:r>
+        <w:rPr>
+          <w:b/>
+          <w:bCs/>
+          <w:sz w:val="30"/>
+          <w:szCs w:val="30"/>
+        </w:rPr>
+        <w:t>QUEUE</w:t>
+      </w:r>
+    </w:p>
+    <w:p>
+      <w:pPr>
+        <w:rPr>
+          <w:sz w:val="20"/>
+          <w:szCs w:val="20"/>
+        </w:rPr>
+      </w:pPr>
+      <w:proofErr w:type="spellStart"/>
+      <w:r>
+        <w:rPr>
+          <w:sz w:val="20"/>
+          <w:szCs w:val="20"/>
+        </w:rPr>
+        <w:t>Iterable</w:t>
+      </w:r>
+      <w:proofErr w:type="spellEnd"/>
+      <w:r>
+        <w:rPr>
+          <w:sz w:val="20"/>
+          <w:szCs w:val="20"/>
+        </w:rPr>
+        <w:t xml:space="preserve"> -&gt; Collection</w:t>
+      </w:r>
+      <w:r>
+        <w:rPr>
+          <w:sz w:val="20"/>
+          <w:szCs w:val="20"/>
+        </w:rPr>
+        <w:t xml:space="preserve"> </w:t>
+      </w:r>
+      <w:r>
+        <w:rPr>
+          <w:sz w:val="20"/>
+          <w:szCs w:val="20"/>
+        </w:rPr>
+        <w:t xml:space="preserve">-&gt; Queue -&gt; </w:t>
+      </w:r>
+      <w:r>
+        <w:rPr>
+          <w:b/>
+          <w:bCs/>
+          <w:sz w:val="20"/>
+          <w:szCs w:val="20"/>
+        </w:rPr>
+        <w:t>Deque</w:t>
+      </w:r>
+      <w:r>
+        <w:rPr>
+          <w:sz w:val="20"/>
+          <w:szCs w:val="20"/>
+        </w:rPr>
+        <w:t xml:space="preserve"> -&gt; </w:t>
+      </w:r>
+      <w:proofErr w:type="spellStart"/>
+      <w:r>
+        <w:rPr>
+          <w:sz w:val="20"/>
+          <w:szCs w:val="20"/>
+        </w:rPr>
+        <w:t>ArrayDeque</w:t>
+      </w:r>
+      <w:proofErr w:type="spellEnd"/>
+    </w:p>
+    <w:p>
+      <w:pPr>
+        <w:rPr>
+          <w:sz w:val="20"/>
+          <w:szCs w:val="20"/>
+        </w:rPr>
+      </w:pPr>
+      <w:r>
+        <w:rPr>
+          <w:sz w:val="20"/>
+          <w:szCs w:val="20"/>
+        </w:rPr>
+        <w:t xml:space="preserve"> </w:t>
+      </w:r>
+      <w:r>
+        <w:rPr>
+          <w:sz w:val="20"/>
+          <w:szCs w:val="20"/>
+        </w:rPr>
+        <w:tab/>
+      </w:r>
+      <w:r>
+        <w:rPr>
+          <w:sz w:val="20"/>
+          <w:szCs w:val="20"/>
+        </w:rPr>
+        <w:tab/>
+      </w:r>
+      <w:r>
+        <w:rPr>
+          <w:sz w:val="20"/>
+          <w:szCs w:val="20"/>
+        </w:rPr>
+        <w:tab/>
+        <w:t> ↓</w:t>
+      </w:r>
+      <w:r>
+        <w:rPr>
+          <w:sz w:val="20"/>
+          <w:szCs w:val="20"/>
+        </w:rPr>
+        <w:tab/>
+        <w:t>↓</w:t>
+      </w:r>
+    </w:p>
+    <w:p>
+      <w:pPr>
+        <w:rPr>
+          <w:sz w:val="20"/>
+          <w:szCs w:val="20"/>
+        </w:rPr>
+      </w:pPr>
+      <w:r>
+        <w:rPr>
+          <w:sz w:val="20"/>
+          <w:szCs w:val="20"/>
+        </w:rPr>
+        <w:tab/>
+      </w:r>
+      <w:r>
+        <w:rPr>
+          <w:sz w:val="20"/>
+          <w:szCs w:val="20"/>
+        </w:rPr>
+        <w:tab/>
+      </w:r>
+      <w:proofErr w:type="spellStart"/>
+      <w:r>
+        <w:rPr>
+          <w:sz w:val="20"/>
+          <w:szCs w:val="20"/>
+        </w:rPr>
+        <w:t>PriorityQueue</w:t>
+      </w:r>
+      <w:proofErr w:type="spellEnd"/>
+      <w:r>
+        <w:tab/>
+      </w:r>
+      <w:proofErr w:type="spellStart"/>
+      <w:r>
+        <w:rPr>
+          <w:sz w:val="20"/>
+          <w:szCs w:val="20"/>
+        </w:rPr>
+        <w:t>Linkedlist</w:t>
+      </w:r>
+      <w:proofErr w:type="spellEnd"/>
+    </w:p>
+    <w:p>
+      <w:pPr>
+        <w:rPr>
+          <w:sz w:val="20"/>
+          <w:szCs w:val="20"/>
+        </w:rPr>
+      </w:pPr>
+      <w:r>
+        <w:rPr>
+          <w:sz w:val="20"/>
+          <w:szCs w:val="20"/>
+        </w:rPr>
+        <w:t xml:space="preserve"> Follows FIFO. Insert from rear and remove from font </w:t>
+      </w:r>
+    </w:p>
+    <w:p>
+      <w:pPr>
+        <w:rPr>
+          <w:sz w:val="20"/>
+          <w:szCs w:val="20"/>
+        </w:rPr>
+        <w:sectPr>
+          <w:pgSz w:w="12240" w:h="15840"/>
+          <w:pgMar w:top="144" w:right="144" w:bottom="144" w:left="144" w:header="720" w:footer="720" w:gutter="0"/>
+          <w:cols w:space="720"/>
+          <w:docGrid w:linePitch="360"/>
+        </w:sectPr>
+      </w:pPr>
+    </w:p>
+    <w:tbl>
+      <w:tblPr>
+        <w:tblStyle w:val="TableGrid"/>
+        <w:tblW w:w="0" w:type="auto"/>
+        <w:tblLook w:val="04A0" w:firstRow="1" w:lastRow="0" w:firstColumn="1" w:lastColumn="0" w:noHBand="0" w:noVBand="1"/>
+      </w:tblPr>
+      <w:tblGrid>
+        <w:gridCol w:w="11942"/>
+      </w:tblGrid>
+      <w:tr>
+        <w:tc>
+          <w:tcPr>
+            <w:tcW w:w="11942" w:type="dxa"/>
+          </w:tcPr>
+          <w:p>
+            <w:pPr>
+              <w:rPr>
+                <w:sz w:val="20"/>
+                <w:szCs w:val="20"/>
+              </w:rPr>
+            </w:pPr>
+            <w:r>
+              <w:rPr>
+                <w:sz w:val="20"/>
+                <w:szCs w:val="20"/>
+              </w:rPr>
+              <w:t xml:space="preserve">Methods -&gt; </w:t>
+            </w:r>
+          </w:p>
+          <w:p>
+            <w:pPr>
+              <w:rPr>
+                <w:sz w:val="20"/>
+                <w:szCs w:val="20"/>
+              </w:rPr>
+            </w:pPr>
+            <w:r>
+              <w:rPr>
+                <w:sz w:val="20"/>
+                <w:szCs w:val="20"/>
+              </w:rPr>
+              <w:t>add(e); insert exception on failure</w:t>
+            </w:r>
+          </w:p>
+          <w:p>
+            <w:pPr>
+              <w:rPr>
+                <w:sz w:val="20"/>
+                <w:szCs w:val="20"/>
+              </w:rPr>
+            </w:pPr>
+            <w:r>
+              <w:rPr>
+                <w:sz w:val="20"/>
+                <w:szCs w:val="20"/>
+              </w:rPr>
+              <w:t xml:space="preserve">offer(e); insert returns false on failure </w:t>
+            </w:r>
+          </w:p>
+          <w:p>
+            <w:pPr>
+              <w:rPr>
+                <w:sz w:val="20"/>
+                <w:szCs w:val="20"/>
+              </w:rPr>
+            </w:pPr>
+          </w:p>
+          <w:p>
+            <w:pPr>
+              <w:rPr>
+                <w:sz w:val="20"/>
+                <w:szCs w:val="20"/>
+              </w:rPr>
+            </w:pPr>
+            <w:proofErr w:type="gramStart"/>
+            <w:r>
+              <w:rPr>
+                <w:sz w:val="20"/>
+                <w:szCs w:val="20"/>
+              </w:rPr>
+              <w:t>remove(</w:t>
+            </w:r>
+            <w:proofErr w:type="gramEnd"/>
+            <w:r>
+              <w:rPr>
+                <w:sz w:val="20"/>
+                <w:szCs w:val="20"/>
+              </w:rPr>
+              <w:t>); exception if empty</w:t>
+            </w:r>
+          </w:p>
+          <w:p>
+            <w:pPr>
+              <w:rPr>
+                <w:sz w:val="20"/>
+                <w:szCs w:val="20"/>
+              </w:rPr>
+            </w:pPr>
+            <w:proofErr w:type="gramStart"/>
+            <w:r>
+              <w:rPr>
+                <w:sz w:val="20"/>
+                <w:szCs w:val="20"/>
+              </w:rPr>
+              <w:t>poll(</w:t>
+            </w:r>
+            <w:proofErr w:type="gramEnd"/>
+            <w:r>
+              <w:rPr>
+                <w:sz w:val="20"/>
+                <w:szCs w:val="20"/>
+              </w:rPr>
+              <w:t>); returns null If empty</w:t>
+            </w:r>
+          </w:p>
+          <w:p>
+            <w:pPr>
+              <w:rPr>
+                <w:sz w:val="20"/>
+                <w:szCs w:val="20"/>
+              </w:rPr>
+            </w:pPr>
+          </w:p>
+          <w:p>
+            <w:pPr>
+              <w:rPr>
+                <w:sz w:val="20"/>
+                <w:szCs w:val="20"/>
+              </w:rPr>
+            </w:pPr>
+            <w:proofErr w:type="gramStart"/>
+            <w:r>
+              <w:rPr>
+                <w:sz w:val="20"/>
+                <w:szCs w:val="20"/>
+              </w:rPr>
+              <w:t>element(</w:t>
+            </w:r>
+            <w:proofErr w:type="gramEnd"/>
+            <w:r>
+              <w:rPr>
+                <w:sz w:val="20"/>
+                <w:szCs w:val="20"/>
+              </w:rPr>
+              <w:t xml:space="preserve">); examine front exception if empty </w:t>
+            </w:r>
+          </w:p>
+          <w:p>
+            <w:pPr>
+              <w:rPr>
+                <w:sz w:val="20"/>
+                <w:szCs w:val="20"/>
+              </w:rPr>
+            </w:pPr>
+            <w:proofErr w:type="gramStart"/>
+            <w:r>
+              <w:rPr>
+                <w:sz w:val="20"/>
+                <w:szCs w:val="20"/>
+              </w:rPr>
+              <w:t>peek(</w:t>
+            </w:r>
+            <w:proofErr w:type="gramEnd"/>
+            <w:r>
+              <w:rPr>
+                <w:sz w:val="20"/>
+                <w:szCs w:val="20"/>
+              </w:rPr>
+              <w:t>); examine front returns null if empty</w:t>
+            </w:r>
+          </w:p>
+          <w:p>
+            <w:pPr>
+              <w:rPr>
+                <w:sz w:val="20"/>
+                <w:szCs w:val="20"/>
+              </w:rPr>
+            </w:pPr>
+          </w:p>
+        </w:tc>
+      </w:tr>
+    </w:tbl>
+    <w:p>
+      <w:pPr>
+        <w:rPr>
+          <w:b/>
+          <w:bCs/>
+          <w:sz w:val="30"/>
+          <w:szCs w:val="30"/>
+        </w:rPr>
+      </w:pPr>
+      <w:r>
+        <w:rPr>
+          <w:b/>
+          <w:bCs/>
+          <w:sz w:val="30"/>
+          <w:szCs w:val="30"/>
+          <w:highlight w:val="yellow"/>
+        </w:rPr>
+        <w:lastRenderedPageBreak/>
+        <w:t>Deque</w:t>
+      </w:r>
+      <w:r>
+        <w:rPr>
+          <w:b/>
+          <w:bCs/>
+          <w:sz w:val="30"/>
+          <w:szCs w:val="30"/>
+          <w:highlight w:val="yellow"/>
+        </w:rPr>
+        <w:t xml:space="preserve"> - Interface</w:t>
+      </w:r>
+      <w:r>
+        <w:rPr>
+          <w:b/>
+          <w:bCs/>
+          <w:sz w:val="30"/>
+          <w:szCs w:val="30"/>
+          <w:highlight w:val="yellow"/>
+        </w:rPr>
+        <w:t>:</w:t>
+      </w:r>
+    </w:p>
+    <w:p>
+      <w:pPr>
+        <w:rPr>
+          <w:sz w:val="20"/>
+          <w:szCs w:val="20"/>
+        </w:rPr>
+      </w:pPr>
+      <w:r>
+        <w:rPr>
+          <w:sz w:val="20"/>
+          <w:szCs w:val="20"/>
+        </w:rPr>
+        <w:t>A Deque allows insertion and removal from both ends of the queue.</w:t>
+      </w:r>
+      <w:r>
+        <w:rPr>
+          <w:sz w:val="20"/>
+          <w:szCs w:val="20"/>
+        </w:rPr>
+        <w:t xml:space="preserve"> That’s why it behaves both as stack and queue.</w:t>
+      </w:r>
+    </w:p>
+    <w:p>
+      <w:pPr>
+        <w:rPr>
+          <w:sz w:val="20"/>
+          <w:szCs w:val="20"/>
+        </w:rPr>
+      </w:pPr>
+      <w:r>
+        <w:rPr>
+          <w:sz w:val="20"/>
+          <w:szCs w:val="20"/>
+        </w:rPr>
+        <w:tab/>
+      </w:r>
+      <w:r>
+        <w:rPr>
+          <w:sz w:val="20"/>
+          <w:szCs w:val="20"/>
+        </w:rPr>
+        <w:tab/>
+      </w:r>
+      <w:r>
+        <w:rPr>
+          <w:sz w:val="20"/>
+          <w:szCs w:val="20"/>
+        </w:rPr>
+        <w:tab/>
+      </w:r>
+      <w:r>
+        <w:rPr>
+          <w:sz w:val="20"/>
+          <w:szCs w:val="20"/>
+        </w:rPr>
+        <w:tab/>
+      </w:r>
+      <w:r>
+        <w:rPr>
+          <w:sz w:val="20"/>
+          <w:szCs w:val="20"/>
+        </w:rPr>
+        <w:tab/>
+      </w:r>
+      <w:r>
+        <w:rPr>
+          <w:sz w:val="20"/>
+          <w:szCs w:val="20"/>
+        </w:rPr>
+        <w:tab/>
+      </w:r>
+      <w:r>
+        <w:rPr>
+          <w:sz w:val="20"/>
+          <w:szCs w:val="20"/>
+        </w:rPr>
+        <w:tab/>
+      </w:r>
+    </w:p>
+    <w:tbl>
+      <w:tblPr>
+        <w:tblStyle w:val="TableGrid"/>
+        <w:tblW w:w="0" w:type="auto"/>
+        <w:tblLook w:val="04A0" w:firstRow="1" w:lastRow="0" w:firstColumn="1" w:lastColumn="0" w:noHBand="0" w:noVBand="1"/>
+      </w:tblPr>
+      <w:tblGrid>
+        <w:gridCol w:w="3541"/>
+      </w:tblGrid>
+      <w:tr>
+        <w:trPr>
+          <w:trHeight w:val="2819"/>
+        </w:trPr>
+        <w:tc>
+          <w:tcPr>
+            <w:tcW w:w="3541" w:type="dxa"/>
+          </w:tcPr>
+          <w:p>
+            <w:pPr>
+              <w:rPr>
+                <w:sz w:val="20"/>
+                <w:szCs w:val="20"/>
+              </w:rPr>
+            </w:pPr>
+            <w:r>
+              <w:rPr>
+                <w:sz w:val="20"/>
+                <w:szCs w:val="20"/>
+              </w:rPr>
+              <w:t xml:space="preserve">                DEQUE</w:t>
+            </w:r>
+          </w:p>
+          <w:p>
+            <w:pPr>
+              <w:rPr>
+                <w:sz w:val="20"/>
+                <w:szCs w:val="20"/>
+              </w:rPr>
+            </w:pPr>
+            <w:r>
+              <w:rPr>
+                <w:sz w:val="20"/>
+                <w:szCs w:val="20"/>
+              </w:rPr>
+              <w:t xml:space="preserve">             /          \</w:t>
+            </w:r>
+          </w:p>
+          <w:p>
+            <w:pPr>
+              <w:rPr>
+                <w:sz w:val="20"/>
+                <w:szCs w:val="20"/>
+              </w:rPr>
+            </w:pPr>
+            <w:r>
+              <w:rPr>
+                <w:sz w:val="20"/>
+                <w:szCs w:val="20"/>
+              </w:rPr>
+              <w:t xml:space="preserve">            ↓            ↓</w:t>
+            </w:r>
+          </w:p>
+          <w:p>
+            <w:pPr>
+              <w:rPr>
+                <w:sz w:val="20"/>
+                <w:szCs w:val="20"/>
+              </w:rPr>
+            </w:pPr>
+            <w:r>
+              <w:rPr>
+                <w:sz w:val="20"/>
+                <w:szCs w:val="20"/>
+              </w:rPr>
+              <w:t xml:space="preserve">         Queue          Stack</w:t>
+            </w:r>
+          </w:p>
+          <w:p>
+            <w:pPr>
+              <w:rPr>
+                <w:sz w:val="20"/>
+                <w:szCs w:val="20"/>
+              </w:rPr>
+            </w:pPr>
+          </w:p>
+          <w:p>
+            <w:pPr>
+              <w:rPr>
+                <w:sz w:val="20"/>
+                <w:szCs w:val="20"/>
+              </w:rPr>
+            </w:pPr>
+            <w:r>
+              <w:rPr>
+                <w:sz w:val="20"/>
+                <w:szCs w:val="20"/>
+              </w:rPr>
+              <w:t>Queue:                  Stack:</w:t>
+            </w:r>
+          </w:p>
+          <w:p>
+            <w:pPr>
+              <w:rPr>
+                <w:sz w:val="20"/>
+                <w:szCs w:val="20"/>
+              </w:rPr>
+            </w:pPr>
+            <w:proofErr w:type="spellStart"/>
+            <w:proofErr w:type="gramStart"/>
+            <w:r>
+              <w:rPr>
+                <w:sz w:val="20"/>
+                <w:szCs w:val="20"/>
+              </w:rPr>
+              <w:t>addLast</w:t>
+            </w:r>
+            <w:proofErr w:type="spellEnd"/>
+            <w:r>
+              <w:rPr>
+                <w:sz w:val="20"/>
+                <w:szCs w:val="20"/>
+              </w:rPr>
+              <w:t>(</w:t>
+            </w:r>
+            <w:proofErr w:type="gramEnd"/>
+            <w:r>
+              <w:rPr>
+                <w:sz w:val="20"/>
+                <w:szCs w:val="20"/>
+              </w:rPr>
+              <w:t xml:space="preserve">)               </w:t>
+            </w:r>
+            <w:proofErr w:type="spellStart"/>
+            <w:proofErr w:type="gramStart"/>
+            <w:r>
+              <w:rPr>
+                <w:sz w:val="20"/>
+                <w:szCs w:val="20"/>
+              </w:rPr>
+              <w:t>addFirst</w:t>
+            </w:r>
+            <w:proofErr w:type="spellEnd"/>
+            <w:r>
+              <w:rPr>
+                <w:sz w:val="20"/>
+                <w:szCs w:val="20"/>
+              </w:rPr>
+              <w:t>(</w:t>
+            </w:r>
+            <w:proofErr w:type="gramEnd"/>
+            <w:r>
+              <w:rPr>
+                <w:sz w:val="20"/>
+                <w:szCs w:val="20"/>
+              </w:rPr>
+              <w:t>)</w:t>
+            </w:r>
+          </w:p>
+          <w:p>
+            <w:pPr>
+              <w:rPr>
+                <w:sz w:val="20"/>
+                <w:szCs w:val="20"/>
+              </w:rPr>
+            </w:pPr>
+            <w:proofErr w:type="spellStart"/>
+            <w:proofErr w:type="gramStart"/>
+            <w:r>
+              <w:rPr>
+                <w:sz w:val="20"/>
+                <w:szCs w:val="20"/>
+              </w:rPr>
+              <w:t>removeFirst</w:t>
+            </w:r>
+            <w:proofErr w:type="spellEnd"/>
+            <w:r>
+              <w:rPr>
+                <w:sz w:val="20"/>
+                <w:szCs w:val="20"/>
+              </w:rPr>
+              <w:t>(</w:t>
+            </w:r>
+            <w:proofErr w:type="gramEnd"/>
+            <w:r>
+              <w:rPr>
+                <w:sz w:val="20"/>
+                <w:szCs w:val="20"/>
+              </w:rPr>
+              <w:t xml:space="preserve">)           </w:t>
+            </w:r>
+            <w:proofErr w:type="spellStart"/>
+            <w:proofErr w:type="gramStart"/>
+            <w:r>
+              <w:rPr>
+                <w:sz w:val="20"/>
+                <w:szCs w:val="20"/>
+              </w:rPr>
+              <w:t>removeFirst</w:t>
+            </w:r>
+            <w:proofErr w:type="spellEnd"/>
+            <w:r>
+              <w:rPr>
+                <w:sz w:val="20"/>
+                <w:szCs w:val="20"/>
+              </w:rPr>
+              <w:t>(</w:t>
+            </w:r>
+            <w:proofErr w:type="gramEnd"/>
+            <w:r>
+              <w:rPr>
+                <w:sz w:val="20"/>
+                <w:szCs w:val="20"/>
+              </w:rPr>
+              <w:t>)</w:t>
+            </w:r>
+          </w:p>
+          <w:p>
+            <w:pPr>
+              <w:rPr>
+                <w:sz w:val="20"/>
+                <w:szCs w:val="20"/>
+              </w:rPr>
+            </w:pPr>
+            <w:r>
+              <w:rPr>
+                <w:sz w:val="20"/>
+                <w:szCs w:val="20"/>
+              </w:rPr>
+              <w:t xml:space="preserve">   ↓                        ↓</w:t>
+            </w:r>
+          </w:p>
+          <w:p>
+            <w:pPr>
+              <w:rPr>
+                <w:sz w:val="30"/>
+                <w:szCs w:val="30"/>
+              </w:rPr>
+            </w:pPr>
+            <w:r>
+              <w:rPr>
+                <w:sz w:val="30"/>
+                <w:szCs w:val="30"/>
+              </w:rPr>
+              <w:t>FIFO              LIFO</w:t>
+            </w:r>
+          </w:p>
+        </w:tc>
+      </w:tr>
+    </w:tbl>
+    <w:p>
+      <w:r>
+        <w:t>ARRAYDEQUE</w:t>
+      </w:r>
+    </w:p>
+    <w:p>
+      <w:r>
+        <w:t xml:space="preserve">• </w:t>
+      </w:r>
+      <w:proofErr w:type="spellStart"/>
+      <w:r>
+        <w:t>ArrayDeque</w:t>
+      </w:r>
+      <w:proofErr w:type="spellEnd"/>
+      <w:r>
+        <w:t xml:space="preserve"> is a class that implements the Deque interface.</w:t>
+      </w:r>
+    </w:p>
+    <w:p>
+      <w:r>
+        <w:t>• Internally uses a resizable circular array.</w:t>
+      </w:r>
+      <w:r>
+        <w:br/>
+        <w:t>• Allows insertion and removal from both ends.</w:t>
+      </w:r>
+      <w:r>
+        <w:br/>
+        <w:t>• Not thread-safe.</w:t>
+      </w:r>
+      <w:r>
+        <w:br/>
+        <w:t>• Does NOT allow null elements.</w:t>
+      </w:r>
+      <w:r>
+        <w:br/>
+        <w:t>• Generally preferred over the legacy Stack class for stack operations.</w:t>
+      </w:r>
+    </w:p>
+    <w:p>
+      <w:pPr>
+        <w:rPr>
+          <w:b/>
+          <w:bCs/>
+        </w:rPr>
+        <w:sectPr>
+          <w:type w:val="continuous"/>
+          <w:pgSz w:w="12240" w:h="15840"/>
+          <w:pgMar w:top="144" w:right="144" w:bottom="144" w:left="144" w:header="720" w:footer="720" w:gutter="0"/>
+          <w:cols w:space="720"/>
+          <w:docGrid w:linePitch="360"/>
+        </w:sectPr>
+      </w:pPr>
+    </w:p>
+    <w:p>
+      <w:pPr>
+        <w:rPr>
+          <w:b/>
+          <w:bCs/>
+        </w:rPr>
+      </w:pPr>
+      <w:r>
+        <w:rPr>
+          <w:b/>
+          <w:bCs/>
+        </w:rPr>
+        <w:t>AS QUEUE — FIFO:</w:t>
+      </w:r>
+    </w:p>
+    <w:p>
+      <w:proofErr w:type="spellStart"/>
+      <w:r>
+        <w:t>addLast</w:t>
+      </w:r>
+      <w:proofErr w:type="spellEnd"/>
+      <w:r>
+        <w:t xml:space="preserve">(e) / </w:t>
+      </w:r>
+      <w:proofErr w:type="spellStart"/>
+      <w:r>
+        <w:t>offerLast</w:t>
+      </w:r>
+      <w:proofErr w:type="spellEnd"/>
+      <w:r>
+        <w:t>(e) → Insert at rear</w:t>
+      </w:r>
+      <w:r>
+        <w:br/>
+      </w:r>
+      <w:proofErr w:type="spellStart"/>
+      <w:proofErr w:type="gramStart"/>
+      <w:r>
+        <w:t>removeFirst</w:t>
+      </w:r>
+      <w:proofErr w:type="spellEnd"/>
+      <w:r>
+        <w:t>(</w:t>
+      </w:r>
+      <w:proofErr w:type="gramEnd"/>
+      <w:r>
+        <w:t xml:space="preserve">) / </w:t>
+      </w:r>
+      <w:proofErr w:type="spellStart"/>
+      <w:proofErr w:type="gramStart"/>
+      <w:r>
+        <w:t>pollFirst</w:t>
+      </w:r>
+      <w:proofErr w:type="spellEnd"/>
+      <w:r>
+        <w:t>(</w:t>
+      </w:r>
+      <w:proofErr w:type="gramEnd"/>
+      <w:r>
+        <w:t>) → Remove from front</w:t>
+      </w:r>
+      <w:r>
+        <w:br/>
+      </w:r>
+      <w:proofErr w:type="spellStart"/>
+      <w:proofErr w:type="gramStart"/>
+      <w:r>
+        <w:t>peekFirst</w:t>
+      </w:r>
+      <w:proofErr w:type="spellEnd"/>
+      <w:r>
+        <w:t>(</w:t>
+      </w:r>
+      <w:proofErr w:type="gramEnd"/>
+      <w:r>
+        <w:t xml:space="preserve">) / </w:t>
+      </w:r>
+      <w:proofErr w:type="gramStart"/>
+      <w:r>
+        <w:t>peek(</w:t>
+      </w:r>
+      <w:proofErr w:type="gramEnd"/>
+      <w:r>
+        <w:t>) → View front</w:t>
+      </w:r>
+    </w:p>
+    <w:p>
+      <w:pPr>
+        <w:rPr>
+          <w:b/>
+          <w:bCs/>
+        </w:rPr>
+      </w:pPr>
+      <w:r>
+        <w:rPr>
+          <w:b/>
+          <w:bCs/>
+        </w:rPr>
+        <w:t>AS STACK — LIFO:</w:t>
+      </w:r>
+    </w:p>
+    <w:p>
+      <w:r>
+        <w:t xml:space="preserve">push(e) → </w:t>
+      </w:r>
+      <w:proofErr w:type="spellStart"/>
+      <w:r>
+        <w:t>offerFirst</w:t>
+      </w:r>
+      <w:proofErr w:type="spellEnd"/>
+      <w:r>
+        <w:t>(e)</w:t>
+      </w:r>
+      <w:r>
+        <w:br/>
+      </w:r>
+      <w:proofErr w:type="gramStart"/>
+      <w:r>
+        <w:t>pop(</w:t>
+      </w:r>
+      <w:proofErr w:type="gramEnd"/>
+      <w:r>
+        <w:t xml:space="preserve">) → </w:t>
+      </w:r>
+      <w:proofErr w:type="spellStart"/>
+      <w:r>
+        <w:t>pollFirst</w:t>
+      </w:r>
+      <w:proofErr w:type="spellEnd"/>
+      <w:r>
+        <w:t>()</w:t>
+      </w:r>
+      <w:r>
+        <w:br/>
+      </w:r>
+      <w:proofErr w:type="gramStart"/>
+      <w:r>
+        <w:t>peek(</w:t>
+      </w:r>
+      <w:proofErr w:type="gramEnd"/>
+      <w:r>
+        <w:t xml:space="preserve">) → </w:t>
+      </w:r>
+      <w:proofErr w:type="spellStart"/>
+      <w:proofErr w:type="gramStart"/>
+      <w:r>
+        <w:t>peekFirst</w:t>
+      </w:r>
+      <w:proofErr w:type="spellEnd"/>
+      <w:r>
+        <w:t>(</w:t>
+      </w:r>
+      <w:proofErr w:type="gramEnd"/>
+      <w:r>
+        <w:t>)</w:t>
+      </w:r>
+    </w:p>
+    <w:p>
+      <w:pPr>
+        <w:sectPr>
+          <w:type w:val="continuous"/>
+          <w:pgSz w:w="12240" w:h="15840"/>
+          <w:pgMar w:top="144" w:right="144" w:bottom="144" w:left="144" w:header="720" w:footer="720" w:gutter="0"/>
+          <w:cols w:num="2" w:space="720"/>
+          <w:docGrid w:linePitch="360"/>
+        </w:sectPr>
+      </w:pPr>
+    </w:p>
+    <w:p>
+      <w:r>
+        <w:t>Example:</w:t>
+      </w:r>
+      <w:r>
+        <w:br/>
+      </w:r>
+      <w:proofErr w:type="spellStart"/>
+      <w:r>
+        <w:t>ArrayDeque</w:t>
+      </w:r>
+      <w:proofErr w:type="spellEnd"/>
+      <w:r>
+        <w:t xml:space="preserve"> </w:t>
+      </w:r>
+      <w:proofErr w:type="spellStart"/>
+      <w:r>
+        <w:t>dq</w:t>
+      </w:r>
+      <w:proofErr w:type="spellEnd"/>
+      <w:r>
+        <w:t xml:space="preserve"> = new </w:t>
+      </w:r>
+      <w:proofErr w:type="spellStart"/>
+      <w:r>
+        <w:t>ArrayDeque</w:t>
+      </w:r>
+      <w:proofErr w:type="spellEnd"/>
+      <w:r>
+        <w:t>&lt;</w:t>
+      </w:r>
+      <w:proofErr w:type="gramStart"/>
+      <w:r>
+        <w:t>&gt;(</w:t>
+      </w:r>
+      <w:proofErr w:type="gramEnd"/>
+      <w:r>
+        <w:t>);</w:t>
+      </w:r>
+    </w:p>
+    <w:p>
+      <w:proofErr w:type="spellStart"/>
+      <w:proofErr w:type="gramStart"/>
+      <w:r>
+        <w:t>dq.push</w:t>
+      </w:r>
+      <w:proofErr w:type="spellEnd"/>
+      <w:proofErr w:type="gramEnd"/>
+      <w:r>
+        <w:t>(10);</w:t>
+      </w:r>
+      <w:r>
+        <w:br/>
+      </w:r>
+      <w:proofErr w:type="spellStart"/>
+      <w:proofErr w:type="gramStart"/>
+      <w:r>
+        <w:t>dq.push</w:t>
+      </w:r>
+      <w:proofErr w:type="spellEnd"/>
+      <w:proofErr w:type="gramEnd"/>
+      <w:r>
+        <w:t>(20);</w:t>
+      </w:r>
+      <w:r>
+        <w:br/>
+      </w:r>
+      <w:proofErr w:type="spellStart"/>
+      <w:proofErr w:type="gramStart"/>
+      <w:r>
+        <w:t>dq.push</w:t>
+      </w:r>
+      <w:proofErr w:type="spellEnd"/>
+      <w:proofErr w:type="gramEnd"/>
+      <w:r>
+        <w:t>(30);</w:t>
+      </w:r>
+    </w:p>
+    <w:p>
+      <w:proofErr w:type="spellStart"/>
+      <w:proofErr w:type="gramStart"/>
+      <w:r>
+        <w:t>dq.pop</w:t>
+      </w:r>
+      <w:proofErr w:type="spellEnd"/>
+      <w:r>
+        <w:t>(</w:t>
+      </w:r>
+      <w:proofErr w:type="gramEnd"/>
+      <w:r>
+        <w:t>); // 30</w:t>
+      </w:r>
+      <w:r>
+        <w:br/>
+      </w:r>
+      <w:proofErr w:type="spellStart"/>
+      <w:r>
+        <w:t>dq.peek</w:t>
+      </w:r>
+      <w:proofErr w:type="spellEnd"/>
+      <w:r>
+        <w:t>(); // 20</w:t>
+      </w:r>
+    </w:p>
+    <w:p>
+      <w:pPr>
+        <w:rPr>
+          <w:b/>
+          <w:bCs/>
+        </w:rPr>
+      </w:pPr>
+      <w:r>
+        <w:rPr>
+          <w:b/>
+          <w:bCs/>
+        </w:rPr>
+        <w:t>INTERNAL WORKING:</w:t>
+      </w:r>
+    </w:p>
+    <w:p>
+      <w:r>
+        <w:t>• Uses a circular array.</w:t>
+      </w:r>
+      <w:r>
+        <w:br/>
+        <w:t>• When the end of the array is reached, it can wrap around to the beginning.</w:t>
+      </w:r>
+      <w:r>
+        <w:br/>
+        <w:t>• When capacity is insufficient, it creates a larger array and rearranges/copies the elements.</w:t>
+      </w:r>
+    </w:p>
+    <w:p>
+      <w:pPr>
+        <w:rPr>
+          <w:b/>
+          <w:bCs/>
+        </w:rPr>
+      </w:pPr>
+      <w:r>
+        <w:rPr>
+          <w:b/>
+          <w:bCs/>
+        </w:rPr>
+        <w:t>WHY ARRAYDEQUE?</w:t>
+      </w:r>
+    </w:p>
+    <w:p>
+      <w:r>
+        <w:t>• Efficient operations at both ends.</w:t>
+      </w:r>
+      <w:r>
+        <w:br/>
+        <w:t>• Array-based storage provides good cache locality.</w:t>
+      </w:r>
+      <w:r>
+        <w:br/>
+        <w:t xml:space="preserve">• Java documentation generally recommends </w:t>
+      </w:r>
+      <w:proofErr w:type="spellStart"/>
+      <w:r>
+        <w:t>ArrayDeque</w:t>
+      </w:r>
+      <w:proofErr w:type="spellEnd"/>
+      <w:r>
+        <w:t xml:space="preserve"> over the legacy Stack class for stack usage.</w:t>
+      </w:r>
+    </w:p>
+    <w:p>
+      <w:pPr>
+        <w:rPr>
+          <w:b/>
+          <w:bCs/>
+        </w:rPr>
+      </w:pPr>
+      <w:proofErr w:type="spellStart"/>
+      <w:r>
+        <w:rPr>
+          <w:b/>
+          <w:bCs/>
+        </w:rPr>
+        <w:t>PriorityQueue</w:t>
+      </w:r>
+      <w:proofErr w:type="spellEnd"/>
+      <w:r>
+        <w:rPr>
+          <w:b/>
+          <w:bCs/>
+        </w:rPr>
+        <w:t xml:space="preserve"> </w:t>
+      </w:r>
+    </w:p>
+    <w:p>
+      <w:proofErr w:type="spellStart"/>
+      <w:r>
+        <w:lastRenderedPageBreak/>
+        <w:t>PriorityQueue</w:t>
+      </w:r>
+      <w:proofErr w:type="spellEnd"/>
+      <w:r>
+        <w:t xml:space="preserve"> is a Queue implementation where elements are processed according to </w:t>
+      </w:r>
+      <w:r>
+        <w:rPr>
+          <w:b/>
+          <w:bCs/>
+        </w:rPr>
+        <w:t>priority</w:t>
+      </w:r>
+      <w:r>
+        <w:t>, not FIFO order.</w:t>
+      </w:r>
+    </w:p>
+    <w:p>
+      <w:proofErr w:type="spellStart"/>
+      <w:r>
+        <w:t>PriorityQueue</w:t>
+      </w:r>
+      <w:proofErr w:type="spellEnd"/>
+      <w:r>
+        <w:t xml:space="preserve">&lt;Integer&gt; </w:t>
+      </w:r>
+      <w:proofErr w:type="spellStart"/>
+      <w:r>
+        <w:t>pq</w:t>
+      </w:r>
+      <w:proofErr w:type="spellEnd"/>
+      <w:r>
+        <w:t xml:space="preserve"> = new </w:t>
+      </w:r>
+      <w:proofErr w:type="spellStart"/>
+      <w:r>
+        <w:t>PriorityQueue</w:t>
+      </w:r>
+      <w:proofErr w:type="spellEnd"/>
+      <w:r>
+        <w:t>&lt;</w:t>
+      </w:r>
+      <w:proofErr w:type="gramStart"/>
+      <w:r>
+        <w:t>&gt;(</w:t>
+      </w:r>
+      <w:proofErr w:type="gramEnd"/>
+      <w:r>
+        <w:t>);</w:t>
+      </w:r>
+    </w:p>
+    <w:p>
+      <w:proofErr w:type="spellStart"/>
+      <w:proofErr w:type="gramStart"/>
+      <w:r>
+        <w:t>pq.add</w:t>
+      </w:r>
+      <w:proofErr w:type="spellEnd"/>
+      <w:r>
+        <w:t>(</w:t>
+      </w:r>
+      <w:proofErr w:type="gramEnd"/>
+      <w:r>
+        <w:t>30);</w:t>
+      </w:r>
+    </w:p>
+    <w:p>
+      <w:proofErr w:type="spellStart"/>
+      <w:proofErr w:type="gramStart"/>
+      <w:r>
+        <w:t>pq.add</w:t>
+      </w:r>
+      <w:proofErr w:type="spellEnd"/>
+      <w:r>
+        <w:t>(</w:t>
+      </w:r>
+      <w:proofErr w:type="gramEnd"/>
+      <w:r>
+        <w:t>10);</w:t>
+      </w:r>
+    </w:p>
+    <w:p>
+      <w:proofErr w:type="spellStart"/>
+      <w:proofErr w:type="gramStart"/>
+      <w:r>
+        <w:t>pq.add</w:t>
+      </w:r>
+      <w:proofErr w:type="spellEnd"/>
+      <w:r>
+        <w:t>(</w:t>
+      </w:r>
+      <w:proofErr w:type="gramEnd"/>
+      <w:r>
+        <w:t>20);</w:t>
+      </w:r>
+    </w:p>
+    <w:p>
+      <w:proofErr w:type="spellStart"/>
+      <w:proofErr w:type="gramStart"/>
+      <w:r>
+        <w:t>pq.poll</w:t>
+      </w:r>
+      <w:proofErr w:type="spellEnd"/>
+      <w:proofErr w:type="gramEnd"/>
+      <w:r>
+        <w:t>(); // 10</w:t>
+      </w:r>
+    </w:p>
+    <w:p>
+      <w:r>
+        <w:t xml:space="preserve">By default, </w:t>
+      </w:r>
+      <w:r>
+        <w:rPr>
+          <w:b/>
+          <w:bCs/>
+        </w:rPr>
+        <w:t>smallest element has the highest priority</w:t>
+      </w:r>
+      <w:r>
+        <w:t>.</w:t>
+      </w:r>
+    </w:p>
+    <w:p>
+      <w:pPr>
+        <w:rPr>
+          <w:b/>
+          <w:bCs/>
+        </w:rPr>
+      </w:pPr>
+      <w:r>
+        <w:rPr>
+          <w:b/>
+          <w:bCs/>
+        </w:rPr>
+        <w:t>Internal Working</w:t>
+      </w:r>
+    </w:p>
+    <w:p>
+      <w:pPr>
+        <w:numPr>
+          <w:ilvl w:val="0"/>
+          <w:numId w:val="7"/>
+        </w:numPr>
+      </w:pPr>
+      <w:r>
+        <w:t xml:space="preserve">Internally uses a </w:t>
+      </w:r>
+      <w:r>
+        <w:rPr>
+          <w:b/>
+          <w:bCs/>
+        </w:rPr>
+        <w:t>Binary Heap</w:t>
+      </w:r>
+      <w:r>
+        <w:t>.</w:t>
+      </w:r>
+    </w:p>
+    <w:p>
+      <w:pPr>
+        <w:numPr>
+          <w:ilvl w:val="0"/>
+          <w:numId w:val="7"/>
+        </w:numPr>
+        <w:rPr>
+          <w:highlight w:val="cyan"/>
+        </w:rPr>
+      </w:pPr>
+      <w:r>
+        <w:rPr>
+          <w:highlight w:val="cyan"/>
+        </w:rPr>
+        <w:t xml:space="preserve">Default </w:t>
+      </w:r>
+      <w:proofErr w:type="spellStart"/>
+      <w:r>
+        <w:rPr>
+          <w:highlight w:val="cyan"/>
+        </w:rPr>
+        <w:t>PriorityQueue</w:t>
+      </w:r>
+      <w:proofErr w:type="spellEnd"/>
+      <w:r>
+        <w:rPr>
+          <w:highlight w:val="cyan"/>
+        </w:rPr>
+        <w:t xml:space="preserve"> → </w:t>
+      </w:r>
+      <w:r>
+        <w:rPr>
+          <w:b/>
+          <w:bCs/>
+          <w:highlight w:val="cyan"/>
+        </w:rPr>
+        <w:t>Min Heap</w:t>
+      </w:r>
+      <w:r>
+        <w:rPr>
+          <w:highlight w:val="cyan"/>
+        </w:rPr>
+        <w:t>.</w:t>
+      </w:r>
+    </w:p>
+    <w:p>
+      <w:pPr>
+        <w:numPr>
+          <w:ilvl w:val="0"/>
+          <w:numId w:val="7"/>
+        </w:numPr>
+      </w:pPr>
+      <w:r>
+        <w:t xml:space="preserve">Heap is internally stored using an </w:t>
+      </w:r>
+      <w:r>
+        <w:rPr>
+          <w:b/>
+          <w:bCs/>
+        </w:rPr>
+        <w:t>array</w:t>
+      </w:r>
+      <w:r>
+        <w:t>.</w:t>
+      </w:r>
+    </w:p>
+    <w:p>
+      <w:pPr>
+        <w:numPr>
+          <w:ilvl w:val="0"/>
+          <w:numId w:val="7"/>
+        </w:numPr>
+      </w:pPr>
+      <w:r>
+        <w:t>Only the head is guaranteed to have the highest priority.</w:t>
+      </w:r>
+    </w:p>
+    <w:p>
+      <w:pPr>
+        <w:numPr>
+          <w:ilvl w:val="0"/>
+          <w:numId w:val="7"/>
+        </w:numPr>
+      </w:pPr>
+      <w:r>
+        <w:t xml:space="preserve">Iterating over </w:t>
+      </w:r>
+      <w:proofErr w:type="spellStart"/>
+      <w:r>
+        <w:t>PriorityQueue</w:t>
+      </w:r>
+      <w:proofErr w:type="spellEnd"/>
+      <w:r>
+        <w:t xml:space="preserve"> does </w:t>
+      </w:r>
+      <w:r>
+        <w:rPr>
+          <w:b/>
+          <w:bCs/>
+        </w:rPr>
+        <w:t>not</w:t>
+      </w:r>
+      <w:r>
+        <w:t xml:space="preserve"> guarantee sorted order.</w:t>
+      </w:r>
+    </w:p>
+    <w:p>
+      <w:pPr>
+        <w:rPr>
+          <w:b/>
+          <w:bCs/>
+        </w:rPr>
+      </w:pPr>
+      <w:r>
+        <w:rPr>
+          <w:b/>
+          <w:bCs/>
+        </w:rPr>
+        <w:t>How is Priority Defined?</w:t>
+      </w:r>
+    </w:p>
+    <w:p>
+      <w:r>
+        <w:t>Priority is defined using:</w:t>
+      </w:r>
+    </w:p>
+    <w:p>
+      <w:pPr>
+        <w:numPr>
+          <w:ilvl w:val="0"/>
+          <w:numId w:val="8"/>
+        </w:numPr>
+      </w:pPr>
+      <w:r>
+        <w:rPr>
+          <w:b/>
+          <w:bCs/>
+        </w:rPr>
+        <w:t>Natural Ordering (Comparable)</w:t>
+      </w:r>
+    </w:p>
+    <w:p>
+      <w:pPr>
+        <w:numPr>
+          <w:ilvl w:val="0"/>
+          <w:numId w:val="8"/>
+        </w:numPr>
+      </w:pPr>
+      <w:r>
+        <w:rPr>
+          <w:b/>
+          <w:bCs/>
+        </w:rPr>
+        <w:t>Custom Ordering (Comparator)</w:t>
+      </w:r>
+    </w:p>
+    <w:p>
+      <w:pPr>
+        <w:rPr>
+          <w:b/>
+          <w:bCs/>
+        </w:rPr>
+      </w:pPr>
+      <w:r>
+        <w:rPr>
+          <w:b/>
+          <w:bCs/>
+        </w:rPr>
+        <w:t>Default / Natural Ordering</w:t>
+      </w:r>
+    </w:p>
+    <w:p>
+      <w:proofErr w:type="spellStart"/>
+      <w:r>
+        <w:t>PriorityQueue</w:t>
+      </w:r>
+      <w:proofErr w:type="spellEnd"/>
+      <w:r>
+        <w:t xml:space="preserve">&lt;Integer&gt; </w:t>
+      </w:r>
+      <w:proofErr w:type="spellStart"/>
+      <w:r>
+        <w:t>pq</w:t>
+      </w:r>
+      <w:proofErr w:type="spellEnd"/>
+      <w:r>
+        <w:t xml:space="preserve"> = new </w:t>
+      </w:r>
+      <w:proofErr w:type="spellStart"/>
+      <w:r>
+        <w:t>PriorityQueue</w:t>
+      </w:r>
+      <w:proofErr w:type="spellEnd"/>
+      <w:r>
+        <w:t>&lt;</w:t>
+      </w:r>
+      <w:proofErr w:type="gramStart"/>
+      <w:r>
+        <w:t>&gt;(</w:t>
+      </w:r>
+      <w:proofErr w:type="gramEnd"/>
+      <w:r>
+        <w:t>);</w:t>
+      </w:r>
+    </w:p>
+    <w:p>
+      <w:r>
+        <w:t>10 → highest priority</w:t>
+      </w:r>
+    </w:p>
+    <w:p>
+      <w:r>
+        <w:t>20</w:t>
+      </w:r>
+    </w:p>
+    <w:p>
+      <w:r>
+        <w:t>30 → lowest priority</w:t>
+      </w:r>
+    </w:p>
+    <w:p>
+      <w:pPr>
+        <w:rPr>
+          <w:b/>
+          <w:bCs/>
+        </w:rPr>
+      </w:pPr>
+      <w:r>
+        <w:rPr>
+          <w:b/>
+          <w:bCs/>
+        </w:rPr>
+        <w:t>Custom Ordering using Comparator</w:t>
+      </w:r>
+    </w:p>
+    <w:p>
+      <w:r>
+        <w:t>For largest element to have highest priority:</w:t>
+      </w:r>
+    </w:p>
+    <w:p>
+      <w:proofErr w:type="spellStart"/>
+      <w:r>
+        <w:t>PriorityQueue</w:t>
+      </w:r>
+      <w:proofErr w:type="spellEnd"/>
+      <w:r>
+        <w:t xml:space="preserve">&lt;Integer&gt; </w:t>
+      </w:r>
+      <w:proofErr w:type="spellStart"/>
+      <w:r>
+        <w:t>pq</w:t>
+      </w:r>
+      <w:proofErr w:type="spellEnd"/>
+      <w:r>
+        <w:t xml:space="preserve"> =    new </w:t>
+      </w:r>
+      <w:proofErr w:type="spellStart"/>
+      <w:r>
+        <w:t>PriorityQueue</w:t>
+      </w:r>
+      <w:proofErr w:type="spellEnd"/>
+      <w:r>
+        <w:t>&lt;</w:t>
+      </w:r>
+      <w:proofErr w:type="gramStart"/>
+      <w:r>
+        <w:t>&gt;(</w:t>
+      </w:r>
+      <w:proofErr w:type="gramEnd"/>
+      <w:r>
+        <w:t xml:space="preserve">(a, b) -&gt; </w:t>
+      </w:r>
+      <w:proofErr w:type="spellStart"/>
+      <w:r>
+        <w:t>Integer.compare</w:t>
+      </w:r>
+      <w:proofErr w:type="spellEnd"/>
+      <w:r>
+        <w:t>(b, a));</w:t>
+      </w:r>
+    </w:p>
+    <w:p>
+      <w:r>
+        <w:t>30 → highest priority</w:t>
+      </w:r>
+    </w:p>
+    <w:p>
+      <w:r>
+        <w:t>20</w:t>
+      </w:r>
+    </w:p>
+    <w:p>
+      <w:r>
+        <w:t>10 → lowest priority</w:t>
+      </w:r>
+    </w:p>
+    <w:p>
+      <w:pPr>
+        <w:rPr>
+          <w:b/>
+          <w:bCs/>
+        </w:rPr>
+      </w:pPr>
+      <w:r>
+        <w:rPr>
+          <w:b/>
+          <w:bCs/>
+        </w:rPr>
+        <w:t>Custom Objects</w:t>
+      </w:r>
+    </w:p>
+    <w:p>
+      <w:r>
+        <w:t>class Student {</w:t>
+      </w:r>
+    </w:p>
+    <w:p>
+      <w:r>
+        <w:t xml:space="preserve">    String name;</w:t>
+      </w:r>
+    </w:p>
+    <w:p>
+      <w:r>
+        <w:lastRenderedPageBreak/>
+        <w:t xml:space="preserve">    int priority;</w:t>
+      </w:r>
+    </w:p>
+    <w:p/>
+    <w:p>
+      <w:r>
+        <w:t xml:space="preserve">    </w:t>
+      </w:r>
+      <w:proofErr w:type="gramStart"/>
+      <w:r>
+        <w:t>Student(</w:t>
+      </w:r>
+      <w:proofErr w:type="gramEnd"/>
+      <w:r>
+        <w:t>String name, int priority) {</w:t>
+      </w:r>
+    </w:p>
+    <w:p>
+      <w:r>
+        <w:t xml:space="preserve">        this.name = name;</w:t>
+      </w:r>
+    </w:p>
+    <w:p>
+      <w:r>
+        <w:t xml:space="preserve">        </w:t>
+      </w:r>
+      <w:proofErr w:type="spellStart"/>
+      <w:proofErr w:type="gramStart"/>
+      <w:r>
+        <w:t>this.priority</w:t>
+      </w:r>
+      <w:proofErr w:type="spellEnd"/>
+      <w:proofErr w:type="gramEnd"/>
+      <w:r>
+        <w:t xml:space="preserve"> = priority;</w:t>
+      </w:r>
+    </w:p>
+    <w:p>
+      <w:r>
+        <w:t xml:space="preserve">    }</w:t>
+      </w:r>
+    </w:p>
+    <w:p>
+      <w:r>
+        <w:t>}</w:t>
+      </w:r>
+    </w:p>
+    <w:p>
+      <w:r>
+        <w:t>Define priority using Comparator:</w:t>
+      </w:r>
+    </w:p>
+    <w:p>
+      <w:proofErr w:type="spellStart"/>
+      <w:r>
+        <w:t>PriorityQueue</w:t>
+      </w:r>
+      <w:proofErr w:type="spellEnd"/>
+      <w:r>
+        <w:t xml:space="preserve">&lt;Student&gt; </w:t>
+      </w:r>
+      <w:proofErr w:type="spellStart"/>
+      <w:r>
+        <w:t>pq</w:t>
+      </w:r>
+      <w:proofErr w:type="spellEnd"/>
+      <w:r>
+        <w:t xml:space="preserve"> =</w:t>
+      </w:r>
+    </w:p>
+    <w:p>
+      <w:r>
+        <w:t xml:space="preserve">    new </w:t>
+      </w:r>
+      <w:proofErr w:type="spellStart"/>
+      <w:r>
+        <w:t>PriorityQueue</w:t>
+      </w:r>
+      <w:proofErr w:type="spellEnd"/>
+      <w:r>
+        <w:t>&lt;</w:t>
+      </w:r>
+      <w:proofErr w:type="gramStart"/>
+      <w:r>
+        <w:t>&gt;(</w:t>
+      </w:r>
+      <w:proofErr w:type="gramEnd"/>
+    </w:p>
+    <w:p>
+      <w:r>
+        <w:t xml:space="preserve">        (s1, s2) -&gt; </w:t>
+      </w:r>
+      <w:proofErr w:type="spellStart"/>
+      <w:r>
+        <w:t>Integer.compare</w:t>
+      </w:r>
+      <w:proofErr w:type="spellEnd"/>
+      <w:r>
+        <w:t>(s</w:t>
+      </w:r>
+      <w:proofErr w:type="gramStart"/>
+      <w:r>
+        <w:t>1.priority</w:t>
+      </w:r>
+      <w:proofErr w:type="gramEnd"/>
+      <w:r>
+        <w:t>, s</w:t>
+      </w:r>
+      <w:proofErr w:type="gramStart"/>
+      <w:r>
+        <w:t>2.priority</w:t>
+      </w:r>
+      <w:proofErr w:type="gramEnd"/>
+      <w:r>
+        <w:t>)</w:t>
+      </w:r>
+    </w:p>
+    <w:p>
+      <w:r>
+        <w:t xml:space="preserve">    );</w:t>
+      </w:r>
+    </w:p>
+    <w:p>
+      <w:r>
+        <w:t xml:space="preserve">Now the student with the </w:t>
+      </w:r>
+      <w:r>
+        <w:rPr>
+          <w:b/>
+          <w:bCs/>
+        </w:rPr>
+        <w:t>smaller priority value</w:t>
+      </w:r>
+      <w:r>
+        <w:t xml:space="preserve"> is processed first.</w:t>
+      </w:r>
+    </w:p>
+    <w:p>
+      <w:pPr>
+        <w:rPr>
+          <w:b/>
+          <w:bCs/>
+        </w:rPr>
+      </w:pPr>
+      <w:r>
+        <w:rPr>
+          <w:b/>
+          <w:bCs/>
+        </w:rPr>
+        <w:t>Important Methods</w:t>
+      </w:r>
+    </w:p>
+    <w:tbl>
+      <w:tblPr>
+        <w:tblW w:w="0" w:type="auto"/>
+        <w:tblCellSpacing w:w="15" w:type="dxa"/>
+        <w:tblCellMar>
+          <w:top w:w="15" w:type="dxa"/>
+          <w:left w:w="15" w:type="dxa"/>
+          <w:bottom w:w="15" w:type="dxa"/>
+          <w:right w:w="15" w:type="dxa"/>
+        </w:tblCellMar>
+        <w:tblLook w:val="04A0" w:firstRow="1" w:lastRow="0" w:firstColumn="1" w:lastColumn="0" w:noHBand="0" w:noVBand="1"/>
+      </w:tblPr>
+      <w:tblGrid>
+        <w:gridCol w:w="1399"/>
+        <w:gridCol w:w="3278"/>
+      </w:tblGrid>
+      <w:tr>
+        <w:trPr>
+          <w:tblHeader/>
+          <w:tblCellSpacing w:w="15" w:type="dxa"/>
+        </w:trPr>
+        <w:tc>
+          <w:tcPr>
+            <w:tcW w:w="0" w:type="auto"/>
+            <w:vAlign w:val="center"/>
+            <w:hideMark/>
+          </w:tcPr>
+          <w:p>
+            <w:pPr>
+              <w:rPr>
+                <w:b/>
+                <w:bCs/>
+              </w:rPr>
+            </w:pPr>
+            <w:r>
+              <w:rPr>
+                <w:b/>
+                <w:bCs/>
+              </w:rPr>
+              <w:t>Method</w:t>
+            </w:r>
+          </w:p>
+        </w:tc>
+        <w:tc>
+          <w:tcPr>
+            <w:tcW w:w="0" w:type="auto"/>
+            <w:vAlign w:val="center"/>
+            <w:hideMark/>
+          </w:tcPr>
+          <w:p>
+            <w:pPr>
+              <w:rPr>
+                <w:b/>
+                <w:bCs/>
+              </w:rPr>
+            </w:pPr>
+            <w:r>
+              <w:rPr>
+                <w:b/>
+                <w:bCs/>
+              </w:rPr>
+              <w:t>Meaning</w:t>
+            </w:r>
+          </w:p>
+        </w:tc>
+      </w:tr>
+      <w:tr>
+        <w:trPr>
+          <w:tblCellSpacing w:w="15" w:type="dxa"/>
+        </w:trPr>
+        <w:tc>
+          <w:tcPr>
+            <w:tcW w:w="0" w:type="auto"/>
+            <w:vAlign w:val="center"/>
+            <w:hideMark/>
+          </w:tcPr>
+          <w:p>
+            <w:proofErr w:type="gramStart"/>
+            <w:r>
+              <w:t>offer(</w:t>
+            </w:r>
+            <w:proofErr w:type="gramEnd"/>
+            <w:r>
+              <w:t xml:space="preserve">) / </w:t>
+            </w:r>
+            <w:proofErr w:type="gramStart"/>
+            <w:r>
+              <w:t>add(</w:t>
+            </w:r>
+            <w:proofErr w:type="gramEnd"/>
+            <w:r>
+              <w:t>)</w:t>
+            </w:r>
+          </w:p>
+        </w:tc>
+        <w:tc>
+          <w:tcPr>
+            <w:tcW w:w="0" w:type="auto"/>
+            <w:vAlign w:val="center"/>
+            <w:hideMark/>
+          </w:tcPr>
+          <w:p>
+            <w:r>
+              <w:t>Insert element</w:t>
+            </w:r>
+          </w:p>
+        </w:tc>
+      </w:tr>
+      <w:tr>
+        <w:trPr>
+          <w:tblCellSpacing w:w="15" w:type="dxa"/>
+        </w:trPr>
+        <w:tc>
+          <w:tcPr>
+            <w:tcW w:w="0" w:type="auto"/>
+            <w:vAlign w:val="center"/>
+            <w:hideMark/>
+          </w:tcPr>
+          <w:p>
+            <w:proofErr w:type="gramStart"/>
+            <w:r>
+              <w:t>peek(</w:t>
+            </w:r>
+            <w:proofErr w:type="gramEnd"/>
+            <w:r>
+              <w:t>)</w:t>
+            </w:r>
+          </w:p>
+        </w:tc>
+        <w:tc>
+          <w:tcPr>
+            <w:tcW w:w="0" w:type="auto"/>
+            <w:vAlign w:val="center"/>
+            <w:hideMark/>
+          </w:tcPr>
+          <w:p>
+            <w:r>
+              <w:t>View highest-priority element</w:t>
+            </w:r>
+          </w:p>
+        </w:tc>
+      </w:tr>
+      <w:tr>
+        <w:trPr>
+          <w:tblCellSpacing w:w="15" w:type="dxa"/>
+        </w:trPr>
+        <w:tc>
+          <w:tcPr>
+            <w:tcW w:w="0" w:type="auto"/>
+            <w:vAlign w:val="center"/>
+            <w:hideMark/>
+          </w:tcPr>
+          <w:p>
+            <w:proofErr w:type="gramStart"/>
+            <w:r>
+              <w:t>poll(</w:t>
+            </w:r>
+            <w:proofErr w:type="gramEnd"/>
+            <w:r>
+              <w:t>)</w:t>
+            </w:r>
+          </w:p>
+        </w:tc>
+        <w:tc>
+          <w:tcPr>
+            <w:tcW w:w="0" w:type="auto"/>
+            <w:vAlign w:val="center"/>
+            <w:hideMark/>
+          </w:tcPr>
+          <w:p>
+            <w:r>
+              <w:t>Remove highest-priority element</w:t>
+            </w:r>
+          </w:p>
+        </w:tc>
+      </w:tr>
+      <w:tr>
+        <w:trPr>
+          <w:tblCellSpacing w:w="15" w:type="dxa"/>
+        </w:trPr>
+        <w:tc>
+          <w:tcPr>
+            <w:tcW w:w="0" w:type="auto"/>
+            <w:vAlign w:val="center"/>
+            <w:hideMark/>
+          </w:tcPr>
+          <w:p>
+            <w:proofErr w:type="gramStart"/>
+            <w:r>
+              <w:t>remove(</w:t>
+            </w:r>
+            <w:proofErr w:type="gramEnd"/>
+            <w:r>
+              <w:t>)</w:t>
+            </w:r>
+          </w:p>
+        </w:tc>
+        <w:tc>
+          <w:tcPr>
+            <w:tcW w:w="0" w:type="auto"/>
+            <w:vAlign w:val="center"/>
+            <w:hideMark/>
+          </w:tcPr>
+          <w:p>
+            <w:r>
+              <w:t>Remove head</w:t>
+            </w:r>
+          </w:p>
+        </w:tc>
+      </w:tr>
+    </w:tbl>
+    <w:p>
+      <w:pPr>
+        <w:rPr>
+          <w:b/>
+          <w:bCs/>
+        </w:rPr>
+      </w:pPr>
+      <w:r>
+        <w:rPr>
+          <w:b/>
+          <w:bCs/>
+        </w:rPr>
+        <w:t>Complexity</w:t>
+      </w:r>
+    </w:p>
+    <w:p>
+      <w:proofErr w:type="gramStart"/>
+      <w:r>
+        <w:t>peek(</w:t>
+      </w:r>
+      <w:proofErr w:type="gramEnd"/>
+      <w:r>
+        <w:t xml:space="preserve">)        → </w:t>
+      </w:r>
+      <w:proofErr w:type="gramStart"/>
+      <w:r>
+        <w:t>O(</w:t>
+      </w:r>
+      <w:proofErr w:type="gramEnd"/>
+      <w:r>
+        <w:t>1)</w:t>
+      </w:r>
+    </w:p>
+    <w:p>
+      <w:r>
+        <w:t>add()/</w:t>
+      </w:r>
+      <w:proofErr w:type="gramStart"/>
+      <w:r>
+        <w:t>offer(</w:t>
+      </w:r>
+      <w:proofErr w:type="gramEnd"/>
+      <w:r>
+        <w:t xml:space="preserve">) → </w:t>
+      </w:r>
+      <w:proofErr w:type="gramStart"/>
+      <w:r>
+        <w:t>O(</w:t>
+      </w:r>
+      <w:proofErr w:type="gramEnd"/>
+      <w:r>
+        <w:t>log n)</w:t>
+      </w:r>
+    </w:p>
+    <w:p>
+      <w:proofErr w:type="gramStart"/>
+      <w:r>
+        <w:t>poll(</w:t>
+      </w:r>
+      <w:proofErr w:type="gramEnd"/>
+      <w:r>
+        <w:t xml:space="preserve">)        → </w:t>
+      </w:r>
+      <w:proofErr w:type="gramStart"/>
+      <w:r>
+        <w:t>O(</w:t>
+      </w:r>
+      <w:proofErr w:type="gramEnd"/>
+      <w:r>
+        <w:t>log n)</w:t>
+      </w:r>
+    </w:p>
+    <w:p>
+      <w:proofErr w:type="gramStart"/>
+      <w:r>
+        <w:t>contains(</w:t>
+      </w:r>
+      <w:proofErr w:type="gramEnd"/>
+      <w:r>
+        <w:t>)    → O(n)</w:t>
+      </w:r>
+    </w:p>
+    <w:p>
+      <w:proofErr w:type="gramStart"/>
+      <w:r>
+        <w:t>remove(</w:t>
+      </w:r>
+      <w:proofErr w:type="gramEnd"/>
+      <w:r>
+        <w:t>Object)→ O(n)</w:t>
+      </w:r>
+    </w:p>
+    <w:p/>
+    <w:p>
+      <w:pPr>
+        <w:rPr>
+          <w:b/>
+          <w:bCs/>
+        </w:rPr>
+      </w:pPr>
+      <w:r>
+        <w:rPr>
+          <w:b/>
+          <w:bCs/>
+        </w:rPr>
         <w:t>Comparable:</w:t>
       </w:r>
     </w:p>
@@ -4734,6 +9337,7 @@
     </w:p>
     <w:p>
       <w:r>
+        <w:lastRenderedPageBreak/>
         <w:t xml:space="preserve">here list is a list of objects </w:t>
       </w:r>
     </w:p>
@@ -4798,10 +9402,7 @@
       </w:r>
       <w:proofErr w:type="spellStart"/>
       <w:r>
-        <w:t>I</w:t>
-      </w:r>
-      <w:r>
-        <w:t>nteger.compare</w:t>
+        <w:t>Integer.compare</w:t>
       </w:r>
       <w:proofErr w:type="spellEnd"/>
       <w:r>
@@ -4946,7 +9547,6 @@
           </w:tcPr>
           <w:p>
             <w:r>
-              <w:lastRenderedPageBreak/>
               <w:t xml:space="preserve">In this even if we do </w:t>
             </w:r>
             <w:proofErr w:type="spellStart"/>
@@ -4969,1103 +9569,8 @@
       </w:tr>
     </w:tbl>
     <w:p/>
-    <w:p/>
-    <w:p>
-      <w:pPr>
-        <w:rPr>
-          <w:b/>
-          <w:bCs/>
-        </w:rPr>
-      </w:pPr>
-      <w:proofErr w:type="spellStart"/>
-      <w:r>
-        <w:rPr>
-          <w:b/>
-          <w:bCs/>
-          <w:highlight w:val="yellow"/>
-        </w:rPr>
-        <w:t>SortedMap</w:t>
-      </w:r>
-      <w:proofErr w:type="spellEnd"/>
-      <w:r>
-        <w:rPr>
-          <w:b/>
-          <w:bCs/>
-          <w:highlight w:val="yellow"/>
-        </w:rPr>
-        <w:t>:</w:t>
-      </w:r>
-    </w:p>
-    <w:p>
-      <w:r>
-        <w:t xml:space="preserve"> it is an interface extending map </w:t>
-      </w:r>
-    </w:p>
-    <w:p>
-      <w:r>
-        <w:t xml:space="preserve">if we have to sort things on the basis of keys then we have to use </w:t>
-      </w:r>
-      <w:proofErr w:type="spellStart"/>
-      <w:r>
-        <w:t>sortedMap</w:t>
-      </w:r>
-      <w:proofErr w:type="spellEnd"/>
-      <w:r>
-        <w:t xml:space="preserve"> </w:t>
-      </w:r>
-    </w:p>
-    <w:p>
-      <w:r>
-        <w:t xml:space="preserve">its implementation class is </w:t>
-      </w:r>
-      <w:proofErr w:type="spellStart"/>
-      <w:r>
-        <w:t>TreeMap</w:t>
-      </w:r>
-      <w:proofErr w:type="spellEnd"/>
-    </w:p>
-    <w:p>
-      <w:r>
-        <w:t>have some specific methods that normal map does not have:</w:t>
-      </w:r>
-    </w:p>
-    <w:p>
-      <w:proofErr w:type="spellStart"/>
-      <w:proofErr w:type="gramStart"/>
-      <w:r>
-        <w:t>map.firstKey</w:t>
-      </w:r>
-      <w:proofErr w:type="spellEnd"/>
-      <w:proofErr w:type="gramEnd"/>
-      <w:r>
-        <w:t>();</w:t>
-      </w:r>
-    </w:p>
-    <w:p>
-      <w:proofErr w:type="spellStart"/>
-      <w:proofErr w:type="gramStart"/>
-      <w:r>
-        <w:t>map.lastKey</w:t>
-      </w:r>
-      <w:proofErr w:type="spellEnd"/>
-      <w:proofErr w:type="gramEnd"/>
-      <w:r>
-        <w:t>();</w:t>
-      </w:r>
-    </w:p>
-    <w:p>
-      <w:proofErr w:type="spellStart"/>
-      <w:proofErr w:type="gramStart"/>
-      <w:r>
-        <w:t>map.headMap</w:t>
-      </w:r>
-      <w:proofErr w:type="spellEnd"/>
-      <w:proofErr w:type="gramEnd"/>
-      <w:r>
-        <w:t>(</w:t>
-      </w:r>
-      <w:proofErr w:type="spellStart"/>
-      <w:r>
-        <w:t>toKey</w:t>
-      </w:r>
-      <w:proofErr w:type="spellEnd"/>
-      <w:r>
-        <w:t xml:space="preserve">);// goes to the key from start </w:t>
-      </w:r>
-      <w:proofErr w:type="spellStart"/>
-      <w:r>
-        <w:t>toKey</w:t>
-      </w:r>
-      <w:proofErr w:type="spellEnd"/>
-      <w:r>
-        <w:t>-&gt; excluded.</w:t>
-      </w:r>
-    </w:p>
-    <w:p>
-      <w:proofErr w:type="spellStart"/>
-      <w:proofErr w:type="gramStart"/>
-      <w:r>
-        <w:t>map.tailMap</w:t>
-      </w:r>
-      <w:proofErr w:type="spellEnd"/>
-      <w:proofErr w:type="gramEnd"/>
-      <w:r>
-        <w:t>(</w:t>
-      </w:r>
-      <w:proofErr w:type="spellStart"/>
-      <w:r>
-        <w:t>fromKey</w:t>
-      </w:r>
-      <w:proofErr w:type="spellEnd"/>
-      <w:r>
-        <w:t xml:space="preserve">);// goes to end from key </w:t>
-      </w:r>
-      <w:proofErr w:type="spellStart"/>
-      <w:r>
-        <w:t>fromKey</w:t>
-      </w:r>
-      <w:proofErr w:type="spellEnd"/>
-      <w:r>
-        <w:t xml:space="preserve">-&gt; included </w:t>
-      </w:r>
-      <w:r>
-        <w:tab/>
-      </w:r>
-    </w:p>
-    <w:p>
-      <w:proofErr w:type="spellStart"/>
-      <w:proofErr w:type="gramStart"/>
-      <w:r>
-        <w:t>map.subMap</w:t>
-      </w:r>
-      <w:proofErr w:type="spellEnd"/>
-      <w:proofErr w:type="gramEnd"/>
-      <w:r>
-        <w:t>();</w:t>
-      </w:r>
-    </w:p>
-    <w:p/>
-    <w:p>
-      <w:r>
-        <w:t xml:space="preserve">if we are using Integer, String etc. we don't have to pass </w:t>
-      </w:r>
-      <w:r>
-        <w:t>comparator</w:t>
-      </w:r>
-      <w:r>
-        <w:t xml:space="preserve"> but if using Student or some custom calls object then we have to declare </w:t>
-      </w:r>
-      <w:proofErr w:type="spellStart"/>
-      <w:r>
-        <w:t>compareTo</w:t>
-      </w:r>
-      <w:proofErr w:type="spellEnd"/>
-      <w:r>
-        <w:t xml:space="preserve"> or comparator in it for sorting </w:t>
-      </w:r>
-    </w:p>
-    <w:p>
-      <w:r>
-        <w:rPr>
-          <w:highlight w:val="cyan"/>
-        </w:rPr>
-        <w:t xml:space="preserve">as it has to sort if we give key as </w:t>
-      </w:r>
-      <w:proofErr w:type="gramStart"/>
-      <w:r>
-        <w:rPr>
-          <w:highlight w:val="cyan"/>
-        </w:rPr>
-        <w:t>null</w:t>
-      </w:r>
-      <w:proofErr w:type="gramEnd"/>
-      <w:r>
-        <w:rPr>
-          <w:highlight w:val="cyan"/>
-        </w:rPr>
-        <w:t xml:space="preserve"> it will give </w:t>
-      </w:r>
-      <w:proofErr w:type="spellStart"/>
-      <w:r>
-        <w:rPr>
-          <w:highlight w:val="cyan"/>
-        </w:rPr>
-        <w:t>nullpointerexception</w:t>
-      </w:r>
-      <w:proofErr w:type="spellEnd"/>
-      <w:r>
-        <w:t xml:space="preserve"> </w:t>
-      </w:r>
-      <w:r>
-        <w:tab/>
-      </w:r>
-    </w:p>
-    <w:p>
-      <w:r>
-        <w:rPr>
-          <w:highlight w:val="cyan"/>
-        </w:rPr>
-        <w:t>internally it uses RedBlack Tree</w:t>
-      </w:r>
-    </w:p>
-    <w:p/>
-    <w:p>
-      <w:proofErr w:type="spellStart"/>
-      <w:r>
-        <w:t>TreeMap</w:t>
-      </w:r>
-      <w:proofErr w:type="spellEnd"/>
-      <w:r>
-        <w:t xml:space="preserve"> extends </w:t>
-      </w:r>
-      <w:r>
-        <w:rPr>
-          <w:highlight w:val="cyan"/>
-        </w:rPr>
-        <w:t>navigable map</w:t>
-      </w:r>
-      <w:r>
-        <w:t xml:space="preserve"> and navigable map extends sorted map </w:t>
-      </w:r>
-    </w:p>
-    <w:p>
-      <w:r>
-        <w:t xml:space="preserve">navigable Map </w:t>
-      </w:r>
-      <w:proofErr w:type="gramStart"/>
-      <w:r>
-        <w:t>provides  options</w:t>
-      </w:r>
-      <w:proofErr w:type="gramEnd"/>
-      <w:r>
-        <w:t xml:space="preserve"> such as finding closest matching key or retrieving the map in reverse order </w:t>
-      </w:r>
-      <w:r>
-        <w:tab/>
-        <w:t xml:space="preserve"> </w:t>
-      </w:r>
-    </w:p>
-    <w:p/>
-    <w:p/>
-    <w:p/>
-    <w:p/>
-    <w:p>
-      <w:proofErr w:type="spellStart"/>
-      <w:proofErr w:type="gramStart"/>
-      <w:r>
-        <w:rPr>
-          <w:highlight w:val="yellow"/>
-        </w:rPr>
-        <w:t>HashTable</w:t>
-      </w:r>
-      <w:proofErr w:type="spellEnd"/>
-      <w:r>
-        <w:rPr>
-          <w:highlight w:val="yellow"/>
-        </w:rPr>
-        <w:t>(</w:t>
-      </w:r>
-      <w:proofErr w:type="gramEnd"/>
-      <w:r>
-        <w:rPr>
-          <w:highlight w:val="yellow"/>
-        </w:rPr>
-        <w:t>legacy class):</w:t>
-      </w:r>
-    </w:p>
-    <w:p>
-      <w:r>
-        <w:lastRenderedPageBreak/>
-        <w:t xml:space="preserve">extends map like </w:t>
-      </w:r>
-      <w:r>
-        <w:t>HashMap</w:t>
-      </w:r>
-    </w:p>
-    <w:p>
-      <w:r>
-        <w:t xml:space="preserve">it is synchronized </w:t>
-      </w:r>
-    </w:p>
-    <w:p>
-      <w:r>
-        <w:t xml:space="preserve">can't take null value in key and values both </w:t>
-      </w:r>
-      <w:r>
-        <w:tab/>
-      </w:r>
-    </w:p>
-    <w:p>
-      <w:r>
-        <w:t xml:space="preserve">it is replaced by concurrent </w:t>
-      </w:r>
-      <w:r>
-        <w:t>HashMap</w:t>
-      </w:r>
-      <w:r>
-        <w:t xml:space="preserve"> </w:t>
-      </w:r>
-      <w:r>
-        <w:tab/>
-      </w:r>
-    </w:p>
-    <w:p>
-      <w:r>
-        <w:t xml:space="preserve">only linked list in case of collision </w:t>
-      </w:r>
-    </w:p>
-    <w:p>
-      <w:r>
-        <w:t>all methods are synchronized read write and all</w:t>
-      </w:r>
-      <w:r>
-        <w:tab/>
-        <w:t xml:space="preserve"> </w:t>
-      </w:r>
-    </w:p>
-    <w:p>
-      <w:r>
-        <w:t xml:space="preserve">while it is not that mandatory to stop reading </w:t>
-      </w:r>
-      <w:r>
-        <w:tab/>
-        <w:t xml:space="preserve"> </w:t>
-      </w:r>
-    </w:p>
-    <w:p/>
-    <w:p/>
-    <w:p/>
-    <w:p>
-      <w:r>
-        <w:t>Concurrent HashMap:</w:t>
-      </w:r>
-    </w:p>
-    <w:p>
-      <w:r>
-        <w:t xml:space="preserve">extends map </w:t>
-      </w:r>
-    </w:p>
-    <w:p>
-      <w:r>
-        <w:t xml:space="preserve">have concurrency </w:t>
-      </w:r>
-    </w:p>
-    <w:p>
-      <w:r>
-        <w:t xml:space="preserve">in java 7 -&gt; segment base locking -&gt; 16 </w:t>
-      </w:r>
-      <w:proofErr w:type="gramStart"/>
-      <w:r>
-        <w:t>segments  -</w:t>
-      </w:r>
-      <w:proofErr w:type="gramEnd"/>
-      <w:r>
-        <w:t xml:space="preserve">&gt; smaller </w:t>
-      </w:r>
-      <w:r>
-        <w:t>HashMap</w:t>
-      </w:r>
-      <w:r>
-        <w:t xml:space="preserve"> </w:t>
-      </w:r>
-    </w:p>
-    <w:p>
-      <w:r>
-        <w:t>only the segment being written to or read is locked</w:t>
-      </w:r>
-    </w:p>
-    <w:p>
-      <w:r>
-        <w:t xml:space="preserve">read: do not require locking unless there is a write operation happening in the same segment </w:t>
-      </w:r>
-      <w:r>
-        <w:tab/>
-      </w:r>
-    </w:p>
-    <w:p>
-      <w:r>
-        <w:t xml:space="preserve">write: lock </w:t>
-      </w:r>
-    </w:p>
-    <w:p/>
-    <w:p/>
-    <w:p>
-      <w:r>
-        <w:t>java 8-&gt; no segmentation</w:t>
-      </w:r>
-    </w:p>
-    <w:p>
-      <w:r>
-        <w:tab/>
-        <w:t xml:space="preserve">-&gt; uses Compare and Swap </w:t>
-      </w:r>
-      <w:proofErr w:type="gramStart"/>
-      <w:r>
-        <w:t>approach  --</w:t>
-      </w:r>
-      <w:proofErr w:type="gramEnd"/>
-      <w:r>
-        <w:t xml:space="preserve">&gt; no locking except resizing or </w:t>
-      </w:r>
-      <w:proofErr w:type="gramStart"/>
-      <w:r>
-        <w:t>collision(</w:t>
-      </w:r>
-      <w:proofErr w:type="spellStart"/>
-      <w:proofErr w:type="gramEnd"/>
-      <w:r>
-        <w:t>bcz</w:t>
-      </w:r>
-      <w:proofErr w:type="spellEnd"/>
-      <w:r>
-        <w:t xml:space="preserve"> here we have to play with linked list)</w:t>
-      </w:r>
-      <w:r>
-        <w:tab/>
-      </w:r>
-    </w:p>
-    <w:p>
-      <w:r>
-        <w:tab/>
-      </w:r>
-      <w:proofErr w:type="spellStart"/>
-      <w:r>
-        <w:t>eg</w:t>
-      </w:r>
-      <w:proofErr w:type="spellEnd"/>
-      <w:r>
-        <w:t>: Thread A last saw --&gt; x=45;</w:t>
-      </w:r>
-    </w:p>
-    <w:p>
-      <w:r>
-        <w:tab/>
-      </w:r>
-      <w:r>
-        <w:tab/>
-        <w:t>Thread A work --&gt; x=50;</w:t>
-      </w:r>
-    </w:p>
-    <w:p>
-      <w:r>
-        <w:tab/>
-      </w:r>
-      <w:r>
-        <w:tab/>
-        <w:t>checks if x is still 45 then change it to 50 else do not change a</w:t>
-      </w:r>
-      <w:r>
-        <w:t>n</w:t>
-      </w:r>
-      <w:r>
-        <w:t xml:space="preserve">d retry </w:t>
-      </w:r>
-    </w:p>
-    <w:p>
-      <w:r>
-        <w:t xml:space="preserve">it may </w:t>
-      </w:r>
-      <w:proofErr w:type="spellStart"/>
-      <w:proofErr w:type="gramStart"/>
-      <w:r>
-        <w:t>gives</w:t>
-      </w:r>
-      <w:proofErr w:type="spellEnd"/>
-      <w:proofErr w:type="gramEnd"/>
-      <w:r>
-        <w:t xml:space="preserve"> a long loop if so if thread is failing for too long to change so it gets stop for some time to save </w:t>
-      </w:r>
-      <w:proofErr w:type="spellStart"/>
-      <w:r>
-        <w:t>cpu</w:t>
-      </w:r>
-      <w:proofErr w:type="spellEnd"/>
-      <w:r>
-        <w:t xml:space="preserve"> wastage </w:t>
-      </w:r>
-    </w:p>
-    <w:p/>
-    <w:p>
-      <w:r>
-        <w:t xml:space="preserve">in concurrent </w:t>
-      </w:r>
-      <w:r>
-        <w:t>HashMap</w:t>
-      </w:r>
-      <w:r>
-        <w:t xml:space="preserve"> if element comes after reaching the capacity it does not get double like normal maps here it uses incremental resizing</w:t>
-      </w:r>
-      <w:r>
-        <w:tab/>
-      </w:r>
-      <w:r>
-        <w:tab/>
-      </w:r>
-    </w:p>
-    <w:p/>
-    <w:p/>
-    <w:p/>
-    <w:p/>
-    <w:p>
-      <w:proofErr w:type="spellStart"/>
-      <w:r>
-        <w:t>ImmutableMap</w:t>
-      </w:r>
-      <w:proofErr w:type="spellEnd"/>
-      <w:r>
-        <w:t>:</w:t>
-      </w:r>
-    </w:p>
-    <w:p>
-      <w:r>
-        <w:t>let map1 is normal map to make it Immutable map use:</w:t>
-      </w:r>
-    </w:p>
-    <w:p>
-      <w:r>
-        <w:t xml:space="preserve">Map&lt;Integer, Integer&gt; map2= </w:t>
-      </w:r>
-      <w:proofErr w:type="spellStart"/>
-      <w:r>
-        <w:t>Collections.unmodifiableMap</w:t>
-      </w:r>
-      <w:proofErr w:type="spellEnd"/>
-      <w:r>
-        <w:t xml:space="preserve">(map1); /// it is just a view of normal map </w:t>
-      </w:r>
-    </w:p>
-    <w:p>
-      <w:r>
-        <w:t xml:space="preserve">can change map1 but can't change map2 if tried give </w:t>
-      </w:r>
-      <w:proofErr w:type="spellStart"/>
-      <w:r>
-        <w:t>unsupportedoperatoinException</w:t>
-      </w:r>
-      <w:proofErr w:type="spellEnd"/>
-    </w:p>
-    <w:p>
-      <w:proofErr w:type="gramStart"/>
-      <w:r>
-        <w:t>it's</w:t>
-      </w:r>
-      <w:proofErr w:type="gramEnd"/>
-      <w:r>
-        <w:t xml:space="preserve"> limitation is that it is only the view if normal map one can change the map1 now even </w:t>
-      </w:r>
-    </w:p>
-    <w:p/>
-    <w:p>
-      <w:r>
-        <w:t>Solution:</w:t>
-      </w:r>
-    </w:p>
-    <w:p>
-      <w:r>
-        <w:t xml:space="preserve">map3= </w:t>
-      </w:r>
-      <w:proofErr w:type="spellStart"/>
-      <w:r>
-        <w:t>Map.of</w:t>
-      </w:r>
-      <w:proofErr w:type="spellEnd"/>
-      <w:r>
-        <w:t>('key1',12,'key2',23,'key3',</w:t>
-      </w:r>
-      <w:proofErr w:type="gramStart"/>
-      <w:r>
-        <w:t>46);/</w:t>
-      </w:r>
-      <w:proofErr w:type="gramEnd"/>
-      <w:r>
-        <w:t xml:space="preserve">/ limited to 10 entries only </w:t>
-      </w:r>
-    </w:p>
-    <w:p>
-      <w:r>
-        <w:t xml:space="preserve">can't modify map3 </w:t>
-      </w:r>
-    </w:p>
-    <w:p/>
-    <w:p>
-      <w:r>
-        <w:t>for more than 10 entries use:</w:t>
-      </w:r>
-    </w:p>
-    <w:p>
-      <w:r>
-        <w:t xml:space="preserve">map4= </w:t>
-      </w:r>
-      <w:proofErr w:type="spellStart"/>
-      <w:r>
-        <w:t>Map.ofEntries</w:t>
-      </w:r>
-      <w:proofErr w:type="spellEnd"/>
-      <w:r>
-        <w:t>(</w:t>
-      </w:r>
-      <w:proofErr w:type="spellStart"/>
-      <w:r>
-        <w:t>Map.entry</w:t>
-      </w:r>
-      <w:proofErr w:type="spellEnd"/>
-      <w:r>
-        <w:t>('key1',12</w:t>
-      </w:r>
-      <w:proofErr w:type="gramStart"/>
-      <w:r>
-        <w:t>),</w:t>
-      </w:r>
-      <w:proofErr w:type="spellStart"/>
-      <w:r>
-        <w:t>Map.entry</w:t>
-      </w:r>
-      <w:proofErr w:type="spellEnd"/>
-      <w:proofErr w:type="gramEnd"/>
-      <w:r>
-        <w:t>('key1',</w:t>
-      </w:r>
-      <w:proofErr w:type="gramStart"/>
-      <w:r>
-        <w:t>12)------------</w:t>
-      </w:r>
-      <w:proofErr w:type="gramEnd"/>
-      <w:r>
-        <w:t>);</w:t>
-      </w:r>
-    </w:p>
-    <w:p/>
-    <w:p/>
-    <w:p/>
-    <w:p/>
-    <w:p>
-      <w:proofErr w:type="spellStart"/>
-      <w:r>
-        <w:t>EnumMap</w:t>
-      </w:r>
-      <w:proofErr w:type="spellEnd"/>
-      <w:r>
-        <w:t>:</w:t>
-      </w:r>
-    </w:p>
-    <w:p>
-      <w:r>
-        <w:t xml:space="preserve">if all the keys in the map are from particular Enum then it is good to create a </w:t>
-      </w:r>
-      <w:proofErr w:type="spellStart"/>
-      <w:r>
-        <w:t>Enu</w:t>
-      </w:r>
-      <w:r>
-        <w:t>m</w:t>
-      </w:r>
-      <w:r>
-        <w:t>Map</w:t>
-      </w:r>
-      <w:proofErr w:type="spellEnd"/>
-      <w:r>
-        <w:t xml:space="preserve"> as it knows all the keys i</w:t>
-      </w:r>
-      <w:r>
-        <w:t>n</w:t>
-      </w:r>
-      <w:r>
-        <w:t xml:space="preserve"> advance </w:t>
-      </w:r>
-    </w:p>
-    <w:p>
-      <w:r>
-        <w:t xml:space="preserve">no hashing no resizing as it already knows the size of Enum as we put values to map with the key in Enum it </w:t>
-      </w:r>
-      <w:proofErr w:type="gramStart"/>
-      <w:r>
-        <w:t>get</w:t>
-      </w:r>
-      <w:proofErr w:type="gramEnd"/>
-      <w:r>
-        <w:t xml:space="preserve"> associated to that key in Enum</w:t>
-      </w:r>
-    </w:p>
-    <w:p>
-      <w:r>
-        <w:t>Syntax: Map&lt;</w:t>
-      </w:r>
-      <w:proofErr w:type="spellStart"/>
-      <w:proofErr w:type="gramStart"/>
-      <w:r>
-        <w:t>String,Integer</w:t>
-      </w:r>
-      <w:proofErr w:type="spellEnd"/>
-      <w:proofErr w:type="gramEnd"/>
-      <w:r>
-        <w:t xml:space="preserve">&gt; map=new </w:t>
-      </w:r>
-      <w:proofErr w:type="spellStart"/>
-      <w:r>
-        <w:t>EnumMap</w:t>
-      </w:r>
-      <w:proofErr w:type="spellEnd"/>
-      <w:r>
-        <w:t>&lt;</w:t>
-      </w:r>
-      <w:proofErr w:type="spellStart"/>
-      <w:r>
-        <w:t>EnumName.class</w:t>
-      </w:r>
-      <w:proofErr w:type="spellEnd"/>
-      <w:r>
-        <w:t>&gt;;</w:t>
-      </w:r>
-    </w:p>
-    <w:p>
-      <w:r>
-        <w:t xml:space="preserve">maintains order </w:t>
-      </w:r>
-    </w:p>
-    <w:p/>
-    <w:p/>
-    <w:p/>
-    <w:p/>
-    <w:p/>
-    <w:p/>
-    <w:p/>
-    <w:p>
-      <w:r>
-        <w:t>Skip List HashMap:</w:t>
-      </w:r>
-    </w:p>
-    <w:p>
-      <w:r>
-        <w:lastRenderedPageBreak/>
-        <w:t xml:space="preserve">data stored in </w:t>
-      </w:r>
-      <w:proofErr w:type="spellStart"/>
-      <w:r>
-        <w:t>skiplist</w:t>
-      </w:r>
-      <w:proofErr w:type="spellEnd"/>
-      <w:r>
-        <w:t xml:space="preserve"> </w:t>
-      </w:r>
-    </w:p>
-    <w:p>
-      <w:r>
-        <w:t xml:space="preserve">sorted and thread safe tree map </w:t>
-      </w:r>
-    </w:p>
-    <w:p>
-      <w:r>
-        <w:t xml:space="preserve">skip list is probabilistic data structure allows for efficient search insertion and deletion operations </w:t>
-      </w:r>
-    </w:p>
-    <w:p>
-      <w:r>
-        <w:t xml:space="preserve">it has layered list in which data is store in layers top skip most elements followed by next layers and last layer has all the elements </w:t>
-      </w:r>
-    </w:p>
-    <w:p>
-      <w:r>
-        <w:t xml:space="preserve">it searches in first layer then 2nd then 3rd </w:t>
-      </w:r>
-    </w:p>
-    <w:p>
-      <w:r>
-        <w:t>TC: O(</w:t>
-      </w:r>
-      <w:proofErr w:type="spellStart"/>
-      <w:r>
-        <w:t>logn</w:t>
-      </w:r>
-      <w:proofErr w:type="spellEnd"/>
-      <w:r>
-        <w:t>)</w:t>
-      </w:r>
-    </w:p>
-    <w:p>
-      <w:r>
-        <w:t>can use in multithreaded environment</w:t>
-      </w:r>
-    </w:p>
-    <w:p/>
-    <w:p/>
-    <w:p/>
-    <w:p/>
-    <w:p>
-      <w:r>
-        <w:t xml:space="preserve">Iterator vs </w:t>
-      </w:r>
-      <w:proofErr w:type="spellStart"/>
-      <w:r>
-        <w:t>Interable</w:t>
-      </w:r>
-      <w:proofErr w:type="spellEnd"/>
-      <w:r>
-        <w:t>:</w:t>
-      </w:r>
-    </w:p>
-    <w:p>
-      <w:r>
-        <w:t xml:space="preserve">Every Class or interface implementing </w:t>
-      </w:r>
-      <w:proofErr w:type="spellStart"/>
-      <w:r>
-        <w:t>Iterable</w:t>
-      </w:r>
-      <w:proofErr w:type="spellEnd"/>
-      <w:r>
-        <w:t xml:space="preserve"> </w:t>
-      </w:r>
-      <w:r>
-        <w:t xml:space="preserve">can be used with for each loop </w:t>
-      </w:r>
-    </w:p>
-    <w:p>
-      <w:r>
-        <w:t xml:space="preserve">for (Integer i: </w:t>
-      </w:r>
-      <w:proofErr w:type="gramStart"/>
-      <w:r>
-        <w:t>list){</w:t>
-      </w:r>
-      <w:proofErr w:type="gramEnd"/>
-    </w:p>
-    <w:p>
-      <w:r>
-        <w:t xml:space="preserve"> </w:t>
-      </w:r>
-    </w:p>
-    <w:p>
-      <w:r>
-        <w:t>}</w:t>
-      </w:r>
-    </w:p>
-    <w:p/>
-    <w:p>
-      <w:r>
-        <w:t xml:space="preserve">Iterator&lt;Integer&gt; </w:t>
-      </w:r>
-      <w:proofErr w:type="spellStart"/>
-      <w:r>
-        <w:t>itr</w:t>
-      </w:r>
-      <w:proofErr w:type="spellEnd"/>
-      <w:r>
-        <w:t xml:space="preserve">= </w:t>
-      </w:r>
-      <w:proofErr w:type="spellStart"/>
-      <w:proofErr w:type="gramStart"/>
-      <w:r>
-        <w:t>list.iterator</w:t>
-      </w:r>
-      <w:proofErr w:type="spellEnd"/>
-      <w:proofErr w:type="gramEnd"/>
-      <w:r>
-        <w:t>();</w:t>
-      </w:r>
-      <w:r>
-        <w:tab/>
-      </w:r>
-      <w:r>
-        <w:tab/>
-        <w:t xml:space="preserve">// </w:t>
-      </w:r>
-      <w:proofErr w:type="spellStart"/>
-      <w:proofErr w:type="gramStart"/>
-      <w:r>
-        <w:t>list.listIterator</w:t>
-      </w:r>
-      <w:proofErr w:type="spellEnd"/>
-      <w:proofErr w:type="gramEnd"/>
-      <w:r>
-        <w:t xml:space="preserve">() has more methods like </w:t>
-      </w:r>
-      <w:proofErr w:type="spellStart"/>
-      <w:proofErr w:type="gramStart"/>
-      <w:r>
-        <w:t>hasPrevious</w:t>
-      </w:r>
-      <w:proofErr w:type="spellEnd"/>
-      <w:r>
-        <w:t>(</w:t>
-      </w:r>
-      <w:proofErr w:type="gramEnd"/>
-      <w:r>
-        <w:t>)</w:t>
-      </w:r>
-    </w:p>
-    <w:p>
-      <w:r>
-        <w:t>while(</w:t>
-      </w:r>
-      <w:proofErr w:type="spellStart"/>
-      <w:proofErr w:type="gramStart"/>
-      <w:r>
-        <w:t>itr.hasNext</w:t>
-      </w:r>
-      <w:proofErr w:type="spellEnd"/>
-      <w:proofErr w:type="gramEnd"/>
-      <w:r>
-        <w:t>(</w:t>
-      </w:r>
-      <w:proofErr w:type="gramStart"/>
-      <w:r>
-        <w:t>)){</w:t>
-      </w:r>
-      <w:proofErr w:type="gramEnd"/>
-    </w:p>
-    <w:p>
-      <w:r>
-        <w:t>Integer number=</w:t>
-      </w:r>
-      <w:proofErr w:type="spellStart"/>
-      <w:proofErr w:type="gramStart"/>
-      <w:r>
-        <w:t>itr.next</w:t>
-      </w:r>
-      <w:proofErr w:type="spellEnd"/>
-      <w:proofErr w:type="gramEnd"/>
-      <w:r>
-        <w:t>();</w:t>
-      </w:r>
-    </w:p>
-    <w:p/>
-    <w:p>
-      <w:r>
-        <w:t>}</w:t>
-      </w:r>
-    </w:p>
-    <w:p/>
-    <w:p>
-      <w:r>
-        <w:t xml:space="preserve">internal working of iterator </w:t>
-      </w:r>
-    </w:p>
-    <w:p>
-      <w:r>
-        <w:t xml:space="preserve">in iterator we can use </w:t>
-      </w:r>
-      <w:proofErr w:type="spellStart"/>
-      <w:proofErr w:type="gramStart"/>
-      <w:r>
-        <w:t>itr.remove</w:t>
-      </w:r>
-      <w:proofErr w:type="spellEnd"/>
-      <w:proofErr w:type="gramEnd"/>
-      <w:r>
-        <w:t xml:space="preserve">() method in between iteration as well that is not possible in normal </w:t>
-      </w:r>
-      <w:proofErr w:type="spellStart"/>
-      <w:r>
-        <w:t>arraylist</w:t>
-      </w:r>
-      <w:proofErr w:type="spellEnd"/>
-      <w:r>
-        <w:t xml:space="preserve"> </w:t>
-      </w:r>
-    </w:p>
-    <w:p/>
-    <w:p>
-      <w:r>
-        <w:tab/>
-        <w:t xml:space="preserve"> </w:t>
-      </w:r>
-    </w:p>
-    <w:p/>
-    <w:p/>
-    <w:p/>
-    <w:p/>
-    <w:p>
-      <w:r>
-        <w:t>SET:</w:t>
-      </w:r>
-    </w:p>
-    <w:p>
-      <w:r>
-        <w:t xml:space="preserve">set </w:t>
-      </w:r>
-      <w:proofErr w:type="gramStart"/>
-      <w:r>
-        <w:t>are</w:t>
-      </w:r>
-      <w:proofErr w:type="gramEnd"/>
-      <w:r>
-        <w:t xml:space="preserve"> mostly same as map </w:t>
-      </w:r>
-    </w:p>
-    <w:p>
-      <w:r>
-        <w:rPr>
-          <w:highlight w:val="cyan"/>
-        </w:rPr>
-        <w:t>as key in map itself a set</w:t>
-      </w:r>
-    </w:p>
-    <w:p>
-      <w:r>
-        <w:t xml:space="preserve">we can create any set or map synchronized with </w:t>
-      </w:r>
-    </w:p>
-    <w:p>
-      <w:proofErr w:type="spellStart"/>
-      <w:r>
-        <w:t>Collections.synchronizedSet</w:t>
-      </w:r>
-      <w:proofErr w:type="spellEnd"/>
-      <w:r>
-        <w:t xml:space="preserve">(set);//Collections is static class </w:t>
-      </w:r>
-    </w:p>
-    <w:p>
-      <w:r>
-        <w:t xml:space="preserve">here all methods of set get wrapped in a synchronized block and all methods blocking </w:t>
-      </w:r>
-    </w:p>
-    <w:p>
-      <w:r>
-        <w:t xml:space="preserve">in place of this use </w:t>
-      </w:r>
-      <w:proofErr w:type="spellStart"/>
-      <w:r>
-        <w:t>ConcurrentSkipLIstSet</w:t>
-      </w:r>
-      <w:proofErr w:type="spellEnd"/>
-    </w:p>
-    <w:p>
-      <w:r>
-        <w:t>sorted</w:t>
-      </w:r>
-    </w:p>
-    <w:p>
-      <w:r>
-        <w:t xml:space="preserve">weakly consistent </w:t>
-      </w:r>
-    </w:p>
-    <w:p>
-      <w:r>
-        <w:t xml:space="preserve">if we insert anything while iterating it will get reflected in the same iteration </w:t>
-      </w:r>
-    </w:p>
-    <w:p>
-      <w:r>
-        <w:t xml:space="preserve">it has built in thread safety </w:t>
-      </w:r>
-    </w:p>
-    <w:p>
-      <w:proofErr w:type="spellStart"/>
-      <w:proofErr w:type="gramStart"/>
-      <w:r>
-        <w:t>set.of</w:t>
-      </w:r>
-      <w:proofErr w:type="spellEnd"/>
-      <w:proofErr w:type="gramEnd"/>
-      <w:r>
-        <w:t>() can give more than 10 entries as well</w:t>
-      </w:r>
-    </w:p>
-    <w:p/>
-    <w:p/>
-    <w:p>
-      <w:r>
-        <w:t>CopyoWriteArraySet:</w:t>
-      </w:r>
-    </w:p>
-    <w:p>
-      <w:r>
-        <w:t>not sorted</w:t>
-      </w:r>
-    </w:p>
-    <w:p>
-      <w:r>
-        <w:t>uses internal array</w:t>
-      </w:r>
-    </w:p>
-    <w:p>
-      <w:r>
-        <w:t xml:space="preserve">create a copy of array when insertion takes place </w:t>
-      </w:r>
-    </w:p>
-    <w:p/>
     <w:sectPr>
+      <w:type w:val="continuous"/>
       <w:pgSz w:w="12240" w:h="15840"/>
       <w:pgMar w:top="144" w:right="144" w:bottom="144" w:left="144" w:header="720" w:footer="720" w:gutter="0"/>
       <w:cols w:space="720"/>
@@ -6073,6 +9578,1235 @@
     </w:sectPr>
   </w:body>
 </w:document>
+</file>
+
+<file path=word/numbering.xml><?xml version="1.0" encoding="utf-8"?>
+<w:numbering xmlns:wpc="http://schemas.microsoft.com/office/word/2010/wordprocessingCanvas" xmlns:cx="http://schemas.microsoft.com/office/drawing/2014/chartex" xmlns:cx1="http://schemas.microsoft.com/office/drawing/2015/9/8/chartex" xmlns:cx2="http://schemas.microsoft.com/office/drawing/2015/10/21/chartex" xmlns:cx3="http://schemas.microsoft.com/office/drawing/2016/5/9/chartex" xmlns:cx4="http://schemas.microsoft.com/office/drawing/2016/5/10/chartex" xmlns:cx5="http://schemas.microsoft.com/office/drawing/2016/5/11/chartex" xmlns:cx6="http://schemas.microsoft.com/office/drawing/2016/5/12/chartex" xmlns:cx7="http://schemas.microsoft.com/office/drawing/2016/5/13/chartex" xmlns:cx8="http://schemas.microsoft.com/office/drawing/2016/5/14/chartex" xmlns:mc="http://schemas.openxmlformats.org/markup-compatibility/2006" xmlns:aink="http://schemas.microsoft.com/office/drawing/2016/ink" xmlns:am3d="http://schemas.microsoft.com/office/drawing/2017/model3d" xmlns:o="urn:schemas-microsoft-com:office:office" xmlns:oel="http://schemas.microsoft.com/office/2019/extlst" xmlns:r="http://schemas.openxmlformats.org/officeDocument/2006/relationships" xmlns:m="http://schemas.openxmlformats.org/officeDocument/2006/math" xmlns:v="urn:schemas-microsoft-com:vml" xmlns:wp14="http://schemas.microsoft.com/office/word/2010/wordprocessingDrawing" xmlns:wp="http://schemas.openxmlformats.org/drawingml/2006/wordprocessingDrawing" xmlns:w10="urn:schemas-microsoft-com:office:word" xmlns:w="http://schemas.openxmlformats.org/wordprocessingml/2006/main" xmlns:w14="http://schemas.microsoft.com/office/word/2010/wordml" xmlns:w15="http://schemas.microsoft.com/office/word/2012/wordml" xmlns:w16cex="http://schemas.microsoft.com/office/word/2018/wordml/cex" xmlns:w16cid="http://schemas.microsoft.com/office/word/2016/wordml/cid" xmlns:w16="http://schemas.microsoft.com/office/word/2018/wordml" xmlns:w16du="http://schemas.microsoft.com/office/word/2023/wordml/word16du" xmlns:w16sdtdh="http://schemas.microsoft.com/office/word/2020/wordml/sdtdatahash" xmlns:w16sdtfl="http://schemas.microsoft.com/office/word/2024/wordml/sdtformatlock" xmlns:w16se="http://schemas.microsoft.com/office/word/2015/wordml/symex" xmlns:wpg="http://schemas.microsoft.com/office/word/2010/wordprocessingGroup" xmlns:wpi="http://schemas.microsoft.com/office/word/2010/wordprocessingInk" xmlns:wne="http://schemas.microsoft.com/office/word/2006/wordml" xmlns:wps="http://schemas.microsoft.com/office/word/2010/wordprocessingShape" mc:Ignorable="w14 w15 w16se w16cid w16 w16cex w16sdtdh w16sdtfl w16du wp14">
+  <w:abstractNum w:abstractNumId="0" w15:restartNumberingAfterBreak="0">
+    <w:nsid w:val="0E0B7593"/>
+    <w:multiLevelType w:val="multilevel"/>
+    <w:tmpl w:val="99168912"/>
+    <w:lvl w:ilvl="0">
+      <w:start w:val="2"/>
+      <w:numFmt w:val="decimal"/>
+      <w:lvlText w:val="%1."/>
+      <w:lvlJc w:val="left"/>
+      <w:pPr>
+        <w:tabs>
+          <w:tab w:val="num" w:pos="720"/>
+        </w:tabs>
+        <w:ind w:left="720" w:hanging="360"/>
+      </w:pPr>
+    </w:lvl>
+    <w:lvl w:ilvl="1" w:tentative="1">
+      <w:start w:val="1"/>
+      <w:numFmt w:val="decimal"/>
+      <w:lvlText w:val="%2."/>
+      <w:lvlJc w:val="left"/>
+      <w:pPr>
+        <w:tabs>
+          <w:tab w:val="num" w:pos="1440"/>
+        </w:tabs>
+        <w:ind w:left="1440" w:hanging="360"/>
+      </w:pPr>
+    </w:lvl>
+    <w:lvl w:ilvl="2" w:tentative="1">
+      <w:start w:val="1"/>
+      <w:numFmt w:val="decimal"/>
+      <w:lvlText w:val="%3."/>
+      <w:lvlJc w:val="left"/>
+      <w:pPr>
+        <w:tabs>
+          <w:tab w:val="num" w:pos="2160"/>
+        </w:tabs>
+        <w:ind w:left="2160" w:hanging="360"/>
+      </w:pPr>
+    </w:lvl>
+    <w:lvl w:ilvl="3" w:tentative="1">
+      <w:start w:val="1"/>
+      <w:numFmt w:val="decimal"/>
+      <w:lvlText w:val="%4."/>
+      <w:lvlJc w:val="left"/>
+      <w:pPr>
+        <w:tabs>
+          <w:tab w:val="num" w:pos="2880"/>
+        </w:tabs>
+        <w:ind w:left="2880" w:hanging="360"/>
+      </w:pPr>
+    </w:lvl>
+    <w:lvl w:ilvl="4" w:tentative="1">
+      <w:start w:val="1"/>
+      <w:numFmt w:val="decimal"/>
+      <w:lvlText w:val="%5."/>
+      <w:lvlJc w:val="left"/>
+      <w:pPr>
+        <w:tabs>
+          <w:tab w:val="num" w:pos="3600"/>
+        </w:tabs>
+        <w:ind w:left="3600" w:hanging="360"/>
+      </w:pPr>
+    </w:lvl>
+    <w:lvl w:ilvl="5" w:tentative="1">
+      <w:start w:val="1"/>
+      <w:numFmt w:val="decimal"/>
+      <w:lvlText w:val="%6."/>
+      <w:lvlJc w:val="left"/>
+      <w:pPr>
+        <w:tabs>
+          <w:tab w:val="num" w:pos="4320"/>
+        </w:tabs>
+        <w:ind w:left="4320" w:hanging="360"/>
+      </w:pPr>
+    </w:lvl>
+    <w:lvl w:ilvl="6" w:tentative="1">
+      <w:start w:val="1"/>
+      <w:numFmt w:val="decimal"/>
+      <w:lvlText w:val="%7."/>
+      <w:lvlJc w:val="left"/>
+      <w:pPr>
+        <w:tabs>
+          <w:tab w:val="num" w:pos="5040"/>
+        </w:tabs>
+        <w:ind w:left="5040" w:hanging="360"/>
+      </w:pPr>
+    </w:lvl>
+    <w:lvl w:ilvl="7" w:tentative="1">
+      <w:start w:val="1"/>
+      <w:numFmt w:val="decimal"/>
+      <w:lvlText w:val="%8."/>
+      <w:lvlJc w:val="left"/>
+      <w:pPr>
+        <w:tabs>
+          <w:tab w:val="num" w:pos="5760"/>
+        </w:tabs>
+        <w:ind w:left="5760" w:hanging="360"/>
+      </w:pPr>
+    </w:lvl>
+    <w:lvl w:ilvl="8" w:tentative="1">
+      <w:start w:val="1"/>
+      <w:numFmt w:val="decimal"/>
+      <w:lvlText w:val="%9."/>
+      <w:lvlJc w:val="left"/>
+      <w:pPr>
+        <w:tabs>
+          <w:tab w:val="num" w:pos="6480"/>
+        </w:tabs>
+        <w:ind w:left="6480" w:hanging="360"/>
+      </w:pPr>
+    </w:lvl>
+  </w:abstractNum>
+  <w:abstractNum w:abstractNumId="1" w15:restartNumberingAfterBreak="0">
+    <w:nsid w:val="19D77D9E"/>
+    <w:multiLevelType w:val="multilevel"/>
+    <w:tmpl w:val="EA0A3A7E"/>
+    <w:lvl w:ilvl="0">
+      <w:start w:val="1"/>
+      <w:numFmt w:val="decimal"/>
+      <w:lvlText w:val="%1."/>
+      <w:lvlJc w:val="left"/>
+      <w:pPr>
+        <w:tabs>
+          <w:tab w:val="num" w:pos="720"/>
+        </w:tabs>
+        <w:ind w:left="720" w:hanging="360"/>
+      </w:pPr>
+    </w:lvl>
+    <w:lvl w:ilvl="1" w:tentative="1">
+      <w:start w:val="1"/>
+      <w:numFmt w:val="decimal"/>
+      <w:lvlText w:val="%2."/>
+      <w:lvlJc w:val="left"/>
+      <w:pPr>
+        <w:tabs>
+          <w:tab w:val="num" w:pos="1440"/>
+        </w:tabs>
+        <w:ind w:left="1440" w:hanging="360"/>
+      </w:pPr>
+    </w:lvl>
+    <w:lvl w:ilvl="2" w:tentative="1">
+      <w:start w:val="1"/>
+      <w:numFmt w:val="decimal"/>
+      <w:lvlText w:val="%3."/>
+      <w:lvlJc w:val="left"/>
+      <w:pPr>
+        <w:tabs>
+          <w:tab w:val="num" w:pos="2160"/>
+        </w:tabs>
+        <w:ind w:left="2160" w:hanging="360"/>
+      </w:pPr>
+    </w:lvl>
+    <w:lvl w:ilvl="3" w:tentative="1">
+      <w:start w:val="1"/>
+      <w:numFmt w:val="decimal"/>
+      <w:lvlText w:val="%4."/>
+      <w:lvlJc w:val="left"/>
+      <w:pPr>
+        <w:tabs>
+          <w:tab w:val="num" w:pos="2880"/>
+        </w:tabs>
+        <w:ind w:left="2880" w:hanging="360"/>
+      </w:pPr>
+    </w:lvl>
+    <w:lvl w:ilvl="4" w:tentative="1">
+      <w:start w:val="1"/>
+      <w:numFmt w:val="decimal"/>
+      <w:lvlText w:val="%5."/>
+      <w:lvlJc w:val="left"/>
+      <w:pPr>
+        <w:tabs>
+          <w:tab w:val="num" w:pos="3600"/>
+        </w:tabs>
+        <w:ind w:left="3600" w:hanging="360"/>
+      </w:pPr>
+    </w:lvl>
+    <w:lvl w:ilvl="5" w:tentative="1">
+      <w:start w:val="1"/>
+      <w:numFmt w:val="decimal"/>
+      <w:lvlText w:val="%6."/>
+      <w:lvlJc w:val="left"/>
+      <w:pPr>
+        <w:tabs>
+          <w:tab w:val="num" w:pos="4320"/>
+        </w:tabs>
+        <w:ind w:left="4320" w:hanging="360"/>
+      </w:pPr>
+    </w:lvl>
+    <w:lvl w:ilvl="6" w:tentative="1">
+      <w:start w:val="1"/>
+      <w:numFmt w:val="decimal"/>
+      <w:lvlText w:val="%7."/>
+      <w:lvlJc w:val="left"/>
+      <w:pPr>
+        <w:tabs>
+          <w:tab w:val="num" w:pos="5040"/>
+        </w:tabs>
+        <w:ind w:left="5040" w:hanging="360"/>
+      </w:pPr>
+    </w:lvl>
+    <w:lvl w:ilvl="7" w:tentative="1">
+      <w:start w:val="1"/>
+      <w:numFmt w:val="decimal"/>
+      <w:lvlText w:val="%8."/>
+      <w:lvlJc w:val="left"/>
+      <w:pPr>
+        <w:tabs>
+          <w:tab w:val="num" w:pos="5760"/>
+        </w:tabs>
+        <w:ind w:left="5760" w:hanging="360"/>
+      </w:pPr>
+    </w:lvl>
+    <w:lvl w:ilvl="8" w:tentative="1">
+      <w:start w:val="1"/>
+      <w:numFmt w:val="decimal"/>
+      <w:lvlText w:val="%9."/>
+      <w:lvlJc w:val="left"/>
+      <w:pPr>
+        <w:tabs>
+          <w:tab w:val="num" w:pos="6480"/>
+        </w:tabs>
+        <w:ind w:left="6480" w:hanging="360"/>
+      </w:pPr>
+    </w:lvl>
+  </w:abstractNum>
+  <w:abstractNum w:abstractNumId="2" w15:restartNumberingAfterBreak="0">
+    <w:nsid w:val="231047A8"/>
+    <w:multiLevelType w:val="multilevel"/>
+    <w:tmpl w:val="64268084"/>
+    <w:lvl w:ilvl="0">
+      <w:start w:val="3"/>
+      <w:numFmt w:val="decimal"/>
+      <w:lvlText w:val="%1."/>
+      <w:lvlJc w:val="left"/>
+      <w:pPr>
+        <w:tabs>
+          <w:tab w:val="num" w:pos="720"/>
+        </w:tabs>
+        <w:ind w:left="720" w:hanging="360"/>
+      </w:pPr>
+    </w:lvl>
+    <w:lvl w:ilvl="1" w:tentative="1">
+      <w:start w:val="1"/>
+      <w:numFmt w:val="decimal"/>
+      <w:lvlText w:val="%2."/>
+      <w:lvlJc w:val="left"/>
+      <w:pPr>
+        <w:tabs>
+          <w:tab w:val="num" w:pos="1440"/>
+        </w:tabs>
+        <w:ind w:left="1440" w:hanging="360"/>
+      </w:pPr>
+    </w:lvl>
+    <w:lvl w:ilvl="2" w:tentative="1">
+      <w:start w:val="1"/>
+      <w:numFmt w:val="decimal"/>
+      <w:lvlText w:val="%3."/>
+      <w:lvlJc w:val="left"/>
+      <w:pPr>
+        <w:tabs>
+          <w:tab w:val="num" w:pos="2160"/>
+        </w:tabs>
+        <w:ind w:left="2160" w:hanging="360"/>
+      </w:pPr>
+    </w:lvl>
+    <w:lvl w:ilvl="3" w:tentative="1">
+      <w:start w:val="1"/>
+      <w:numFmt w:val="decimal"/>
+      <w:lvlText w:val="%4."/>
+      <w:lvlJc w:val="left"/>
+      <w:pPr>
+        <w:tabs>
+          <w:tab w:val="num" w:pos="2880"/>
+        </w:tabs>
+        <w:ind w:left="2880" w:hanging="360"/>
+      </w:pPr>
+    </w:lvl>
+    <w:lvl w:ilvl="4" w:tentative="1">
+      <w:start w:val="1"/>
+      <w:numFmt w:val="decimal"/>
+      <w:lvlText w:val="%5."/>
+      <w:lvlJc w:val="left"/>
+      <w:pPr>
+        <w:tabs>
+          <w:tab w:val="num" w:pos="3600"/>
+        </w:tabs>
+        <w:ind w:left="3600" w:hanging="360"/>
+      </w:pPr>
+    </w:lvl>
+    <w:lvl w:ilvl="5" w:tentative="1">
+      <w:start w:val="1"/>
+      <w:numFmt w:val="decimal"/>
+      <w:lvlText w:val="%6."/>
+      <w:lvlJc w:val="left"/>
+      <w:pPr>
+        <w:tabs>
+          <w:tab w:val="num" w:pos="4320"/>
+        </w:tabs>
+        <w:ind w:left="4320" w:hanging="360"/>
+      </w:pPr>
+    </w:lvl>
+    <w:lvl w:ilvl="6" w:tentative="1">
+      <w:start w:val="1"/>
+      <w:numFmt w:val="decimal"/>
+      <w:lvlText w:val="%7."/>
+      <w:lvlJc w:val="left"/>
+      <w:pPr>
+        <w:tabs>
+          <w:tab w:val="num" w:pos="5040"/>
+        </w:tabs>
+        <w:ind w:left="5040" w:hanging="360"/>
+      </w:pPr>
+    </w:lvl>
+    <w:lvl w:ilvl="7" w:tentative="1">
+      <w:start w:val="1"/>
+      <w:numFmt w:val="decimal"/>
+      <w:lvlText w:val="%8."/>
+      <w:lvlJc w:val="left"/>
+      <w:pPr>
+        <w:tabs>
+          <w:tab w:val="num" w:pos="5760"/>
+        </w:tabs>
+        <w:ind w:left="5760" w:hanging="360"/>
+      </w:pPr>
+    </w:lvl>
+    <w:lvl w:ilvl="8" w:tentative="1">
+      <w:start w:val="1"/>
+      <w:numFmt w:val="decimal"/>
+      <w:lvlText w:val="%9."/>
+      <w:lvlJc w:val="left"/>
+      <w:pPr>
+        <w:tabs>
+          <w:tab w:val="num" w:pos="6480"/>
+        </w:tabs>
+        <w:ind w:left="6480" w:hanging="360"/>
+      </w:pPr>
+    </w:lvl>
+  </w:abstractNum>
+  <w:abstractNum w:abstractNumId="3" w15:restartNumberingAfterBreak="0">
+    <w:nsid w:val="32924C4C"/>
+    <w:multiLevelType w:val="multilevel"/>
+    <w:tmpl w:val="85688B6C"/>
+    <w:lvl w:ilvl="0">
+      <w:start w:val="1"/>
+      <w:numFmt w:val="decimal"/>
+      <w:lvlText w:val="%1."/>
+      <w:lvlJc w:val="left"/>
+      <w:pPr>
+        <w:tabs>
+          <w:tab w:val="num" w:pos="720"/>
+        </w:tabs>
+        <w:ind w:left="720" w:hanging="360"/>
+      </w:pPr>
+    </w:lvl>
+    <w:lvl w:ilvl="1" w:tentative="1">
+      <w:start w:val="1"/>
+      <w:numFmt w:val="decimal"/>
+      <w:lvlText w:val="%2."/>
+      <w:lvlJc w:val="left"/>
+      <w:pPr>
+        <w:tabs>
+          <w:tab w:val="num" w:pos="1440"/>
+        </w:tabs>
+        <w:ind w:left="1440" w:hanging="360"/>
+      </w:pPr>
+    </w:lvl>
+    <w:lvl w:ilvl="2" w:tentative="1">
+      <w:start w:val="1"/>
+      <w:numFmt w:val="decimal"/>
+      <w:lvlText w:val="%3."/>
+      <w:lvlJc w:val="left"/>
+      <w:pPr>
+        <w:tabs>
+          <w:tab w:val="num" w:pos="2160"/>
+        </w:tabs>
+        <w:ind w:left="2160" w:hanging="360"/>
+      </w:pPr>
+    </w:lvl>
+    <w:lvl w:ilvl="3" w:tentative="1">
+      <w:start w:val="1"/>
+      <w:numFmt w:val="decimal"/>
+      <w:lvlText w:val="%4."/>
+      <w:lvlJc w:val="left"/>
+      <w:pPr>
+        <w:tabs>
+          <w:tab w:val="num" w:pos="2880"/>
+        </w:tabs>
+        <w:ind w:left="2880" w:hanging="360"/>
+      </w:pPr>
+    </w:lvl>
+    <w:lvl w:ilvl="4" w:tentative="1">
+      <w:start w:val="1"/>
+      <w:numFmt w:val="decimal"/>
+      <w:lvlText w:val="%5."/>
+      <w:lvlJc w:val="left"/>
+      <w:pPr>
+        <w:tabs>
+          <w:tab w:val="num" w:pos="3600"/>
+        </w:tabs>
+        <w:ind w:left="3600" w:hanging="360"/>
+      </w:pPr>
+    </w:lvl>
+    <w:lvl w:ilvl="5" w:tentative="1">
+      <w:start w:val="1"/>
+      <w:numFmt w:val="decimal"/>
+      <w:lvlText w:val="%6."/>
+      <w:lvlJc w:val="left"/>
+      <w:pPr>
+        <w:tabs>
+          <w:tab w:val="num" w:pos="4320"/>
+        </w:tabs>
+        <w:ind w:left="4320" w:hanging="360"/>
+      </w:pPr>
+    </w:lvl>
+    <w:lvl w:ilvl="6" w:tentative="1">
+      <w:start w:val="1"/>
+      <w:numFmt w:val="decimal"/>
+      <w:lvlText w:val="%7."/>
+      <w:lvlJc w:val="left"/>
+      <w:pPr>
+        <w:tabs>
+          <w:tab w:val="num" w:pos="5040"/>
+        </w:tabs>
+        <w:ind w:left="5040" w:hanging="360"/>
+      </w:pPr>
+    </w:lvl>
+    <w:lvl w:ilvl="7" w:tentative="1">
+      <w:start w:val="1"/>
+      <w:numFmt w:val="decimal"/>
+      <w:lvlText w:val="%8."/>
+      <w:lvlJc w:val="left"/>
+      <w:pPr>
+        <w:tabs>
+          <w:tab w:val="num" w:pos="5760"/>
+        </w:tabs>
+        <w:ind w:left="5760" w:hanging="360"/>
+      </w:pPr>
+    </w:lvl>
+    <w:lvl w:ilvl="8" w:tentative="1">
+      <w:start w:val="1"/>
+      <w:numFmt w:val="decimal"/>
+      <w:lvlText w:val="%9."/>
+      <w:lvlJc w:val="left"/>
+      <w:pPr>
+        <w:tabs>
+          <w:tab w:val="num" w:pos="6480"/>
+        </w:tabs>
+        <w:ind w:left="6480" w:hanging="360"/>
+      </w:pPr>
+    </w:lvl>
+  </w:abstractNum>
+  <w:abstractNum w:abstractNumId="4" w15:restartNumberingAfterBreak="0">
+    <w:nsid w:val="37184C0C"/>
+    <w:multiLevelType w:val="multilevel"/>
+    <w:tmpl w:val="57B41D9C"/>
+    <w:lvl w:ilvl="0">
+      <w:start w:val="1"/>
+      <w:numFmt w:val="bullet"/>
+      <w:lvlText w:val=""/>
+      <w:lvlJc w:val="left"/>
+      <w:pPr>
+        <w:tabs>
+          <w:tab w:val="num" w:pos="720"/>
+        </w:tabs>
+        <w:ind w:left="720" w:hanging="360"/>
+      </w:pPr>
+      <w:rPr>
+        <w:rFonts w:ascii="Symbol" w:hAnsi="Symbol" w:hint="default"/>
+        <w:sz w:val="20"/>
+      </w:rPr>
+    </w:lvl>
+    <w:lvl w:ilvl="1" w:tentative="1">
+      <w:start w:val="1"/>
+      <w:numFmt w:val="bullet"/>
+      <w:lvlText w:val="o"/>
+      <w:lvlJc w:val="left"/>
+      <w:pPr>
+        <w:tabs>
+          <w:tab w:val="num" w:pos="1440"/>
+        </w:tabs>
+        <w:ind w:left="1440" w:hanging="360"/>
+      </w:pPr>
+      <w:rPr>
+        <w:rFonts w:ascii="Courier New" w:hAnsi="Courier New" w:hint="default"/>
+        <w:sz w:val="20"/>
+      </w:rPr>
+    </w:lvl>
+    <w:lvl w:ilvl="2" w:tentative="1">
+      <w:start w:val="1"/>
+      <w:numFmt w:val="bullet"/>
+      <w:lvlText w:val=""/>
+      <w:lvlJc w:val="left"/>
+      <w:pPr>
+        <w:tabs>
+          <w:tab w:val="num" w:pos="2160"/>
+        </w:tabs>
+        <w:ind w:left="2160" w:hanging="360"/>
+      </w:pPr>
+      <w:rPr>
+        <w:rFonts w:ascii="Wingdings" w:hAnsi="Wingdings" w:hint="default"/>
+        <w:sz w:val="20"/>
+      </w:rPr>
+    </w:lvl>
+    <w:lvl w:ilvl="3" w:tentative="1">
+      <w:start w:val="1"/>
+      <w:numFmt w:val="bullet"/>
+      <w:lvlText w:val=""/>
+      <w:lvlJc w:val="left"/>
+      <w:pPr>
+        <w:tabs>
+          <w:tab w:val="num" w:pos="2880"/>
+        </w:tabs>
+        <w:ind w:left="2880" w:hanging="360"/>
+      </w:pPr>
+      <w:rPr>
+        <w:rFonts w:ascii="Wingdings" w:hAnsi="Wingdings" w:hint="default"/>
+        <w:sz w:val="20"/>
+      </w:rPr>
+    </w:lvl>
+    <w:lvl w:ilvl="4" w:tentative="1">
+      <w:start w:val="1"/>
+      <w:numFmt w:val="bullet"/>
+      <w:lvlText w:val=""/>
+      <w:lvlJc w:val="left"/>
+      <w:pPr>
+        <w:tabs>
+          <w:tab w:val="num" w:pos="3600"/>
+        </w:tabs>
+        <w:ind w:left="3600" w:hanging="360"/>
+      </w:pPr>
+      <w:rPr>
+        <w:rFonts w:ascii="Wingdings" w:hAnsi="Wingdings" w:hint="default"/>
+        <w:sz w:val="20"/>
+      </w:rPr>
+    </w:lvl>
+    <w:lvl w:ilvl="5" w:tentative="1">
+      <w:start w:val="1"/>
+      <w:numFmt w:val="bullet"/>
+      <w:lvlText w:val=""/>
+      <w:lvlJc w:val="left"/>
+      <w:pPr>
+        <w:tabs>
+          <w:tab w:val="num" w:pos="4320"/>
+        </w:tabs>
+        <w:ind w:left="4320" w:hanging="360"/>
+      </w:pPr>
+      <w:rPr>
+        <w:rFonts w:ascii="Wingdings" w:hAnsi="Wingdings" w:hint="default"/>
+        <w:sz w:val="20"/>
+      </w:rPr>
+    </w:lvl>
+    <w:lvl w:ilvl="6" w:tentative="1">
+      <w:start w:val="1"/>
+      <w:numFmt w:val="bullet"/>
+      <w:lvlText w:val=""/>
+      <w:lvlJc w:val="left"/>
+      <w:pPr>
+        <w:tabs>
+          <w:tab w:val="num" w:pos="5040"/>
+        </w:tabs>
+        <w:ind w:left="5040" w:hanging="360"/>
+      </w:pPr>
+      <w:rPr>
+        <w:rFonts w:ascii="Wingdings" w:hAnsi="Wingdings" w:hint="default"/>
+        <w:sz w:val="20"/>
+      </w:rPr>
+    </w:lvl>
+    <w:lvl w:ilvl="7" w:tentative="1">
+      <w:start w:val="1"/>
+      <w:numFmt w:val="bullet"/>
+      <w:lvlText w:val=""/>
+      <w:lvlJc w:val="left"/>
+      <w:pPr>
+        <w:tabs>
+          <w:tab w:val="num" w:pos="5760"/>
+        </w:tabs>
+        <w:ind w:left="5760" w:hanging="360"/>
+      </w:pPr>
+      <w:rPr>
+        <w:rFonts w:ascii="Wingdings" w:hAnsi="Wingdings" w:hint="default"/>
+        <w:sz w:val="20"/>
+      </w:rPr>
+    </w:lvl>
+    <w:lvl w:ilvl="8" w:tentative="1">
+      <w:start w:val="1"/>
+      <w:numFmt w:val="bullet"/>
+      <w:lvlText w:val=""/>
+      <w:lvlJc w:val="left"/>
+      <w:pPr>
+        <w:tabs>
+          <w:tab w:val="num" w:pos="6480"/>
+        </w:tabs>
+        <w:ind w:left="6480" w:hanging="360"/>
+      </w:pPr>
+      <w:rPr>
+        <w:rFonts w:ascii="Wingdings" w:hAnsi="Wingdings" w:hint="default"/>
+        <w:sz w:val="20"/>
+      </w:rPr>
+    </w:lvl>
+  </w:abstractNum>
+  <w:abstractNum w:abstractNumId="5" w15:restartNumberingAfterBreak="0">
+    <w:nsid w:val="541A22F7"/>
+    <w:multiLevelType w:val="multilevel"/>
+    <w:tmpl w:val="2318D164"/>
+    <w:lvl w:ilvl="0">
+      <w:start w:val="1"/>
+      <w:numFmt w:val="bullet"/>
+      <w:lvlText w:val=""/>
+      <w:lvlJc w:val="left"/>
+      <w:pPr>
+        <w:tabs>
+          <w:tab w:val="num" w:pos="720"/>
+        </w:tabs>
+        <w:ind w:left="720" w:hanging="360"/>
+      </w:pPr>
+      <w:rPr>
+        <w:rFonts w:ascii="Symbol" w:hAnsi="Symbol" w:hint="default"/>
+        <w:sz w:val="20"/>
+      </w:rPr>
+    </w:lvl>
+    <w:lvl w:ilvl="1" w:tentative="1">
+      <w:start w:val="1"/>
+      <w:numFmt w:val="bullet"/>
+      <w:lvlText w:val="o"/>
+      <w:lvlJc w:val="left"/>
+      <w:pPr>
+        <w:tabs>
+          <w:tab w:val="num" w:pos="1440"/>
+        </w:tabs>
+        <w:ind w:left="1440" w:hanging="360"/>
+      </w:pPr>
+      <w:rPr>
+        <w:rFonts w:ascii="Courier New" w:hAnsi="Courier New" w:hint="default"/>
+        <w:sz w:val="20"/>
+      </w:rPr>
+    </w:lvl>
+    <w:lvl w:ilvl="2" w:tentative="1">
+      <w:start w:val="1"/>
+      <w:numFmt w:val="bullet"/>
+      <w:lvlText w:val=""/>
+      <w:lvlJc w:val="left"/>
+      <w:pPr>
+        <w:tabs>
+          <w:tab w:val="num" w:pos="2160"/>
+        </w:tabs>
+        <w:ind w:left="2160" w:hanging="360"/>
+      </w:pPr>
+      <w:rPr>
+        <w:rFonts w:ascii="Wingdings" w:hAnsi="Wingdings" w:hint="default"/>
+        <w:sz w:val="20"/>
+      </w:rPr>
+    </w:lvl>
+    <w:lvl w:ilvl="3" w:tentative="1">
+      <w:start w:val="1"/>
+      <w:numFmt w:val="bullet"/>
+      <w:lvlText w:val=""/>
+      <w:lvlJc w:val="left"/>
+      <w:pPr>
+        <w:tabs>
+          <w:tab w:val="num" w:pos="2880"/>
+        </w:tabs>
+        <w:ind w:left="2880" w:hanging="360"/>
+      </w:pPr>
+      <w:rPr>
+        <w:rFonts w:ascii="Wingdings" w:hAnsi="Wingdings" w:hint="default"/>
+        <w:sz w:val="20"/>
+      </w:rPr>
+    </w:lvl>
+    <w:lvl w:ilvl="4" w:tentative="1">
+      <w:start w:val="1"/>
+      <w:numFmt w:val="bullet"/>
+      <w:lvlText w:val=""/>
+      <w:lvlJc w:val="left"/>
+      <w:pPr>
+        <w:tabs>
+          <w:tab w:val="num" w:pos="3600"/>
+        </w:tabs>
+        <w:ind w:left="3600" w:hanging="360"/>
+      </w:pPr>
+      <w:rPr>
+        <w:rFonts w:ascii="Wingdings" w:hAnsi="Wingdings" w:hint="default"/>
+        <w:sz w:val="20"/>
+      </w:rPr>
+    </w:lvl>
+    <w:lvl w:ilvl="5" w:tentative="1">
+      <w:start w:val="1"/>
+      <w:numFmt w:val="bullet"/>
+      <w:lvlText w:val=""/>
+      <w:lvlJc w:val="left"/>
+      <w:pPr>
+        <w:tabs>
+          <w:tab w:val="num" w:pos="4320"/>
+        </w:tabs>
+        <w:ind w:left="4320" w:hanging="360"/>
+      </w:pPr>
+      <w:rPr>
+        <w:rFonts w:ascii="Wingdings" w:hAnsi="Wingdings" w:hint="default"/>
+        <w:sz w:val="20"/>
+      </w:rPr>
+    </w:lvl>
+    <w:lvl w:ilvl="6" w:tentative="1">
+      <w:start w:val="1"/>
+      <w:numFmt w:val="bullet"/>
+      <w:lvlText w:val=""/>
+      <w:lvlJc w:val="left"/>
+      <w:pPr>
+        <w:tabs>
+          <w:tab w:val="num" w:pos="5040"/>
+        </w:tabs>
+        <w:ind w:left="5040" w:hanging="360"/>
+      </w:pPr>
+      <w:rPr>
+        <w:rFonts w:ascii="Wingdings" w:hAnsi="Wingdings" w:hint="default"/>
+        <w:sz w:val="20"/>
+      </w:rPr>
+    </w:lvl>
+    <w:lvl w:ilvl="7" w:tentative="1">
+      <w:start w:val="1"/>
+      <w:numFmt w:val="bullet"/>
+      <w:lvlText w:val=""/>
+      <w:lvlJc w:val="left"/>
+      <w:pPr>
+        <w:tabs>
+          <w:tab w:val="num" w:pos="5760"/>
+        </w:tabs>
+        <w:ind w:left="5760" w:hanging="360"/>
+      </w:pPr>
+      <w:rPr>
+        <w:rFonts w:ascii="Wingdings" w:hAnsi="Wingdings" w:hint="default"/>
+        <w:sz w:val="20"/>
+      </w:rPr>
+    </w:lvl>
+    <w:lvl w:ilvl="8" w:tentative="1">
+      <w:start w:val="1"/>
+      <w:numFmt w:val="bullet"/>
+      <w:lvlText w:val=""/>
+      <w:lvlJc w:val="left"/>
+      <w:pPr>
+        <w:tabs>
+          <w:tab w:val="num" w:pos="6480"/>
+        </w:tabs>
+        <w:ind w:left="6480" w:hanging="360"/>
+      </w:pPr>
+      <w:rPr>
+        <w:rFonts w:ascii="Wingdings" w:hAnsi="Wingdings" w:hint="default"/>
+        <w:sz w:val="20"/>
+      </w:rPr>
+    </w:lvl>
+  </w:abstractNum>
+  <w:abstractNum w:abstractNumId="6" w15:restartNumberingAfterBreak="0">
+    <w:nsid w:val="69B92FC9"/>
+    <w:multiLevelType w:val="multilevel"/>
+    <w:tmpl w:val="FA1456D8"/>
+    <w:lvl w:ilvl="0">
+      <w:start w:val="1"/>
+      <w:numFmt w:val="bullet"/>
+      <w:lvlText w:val=""/>
+      <w:lvlJc w:val="left"/>
+      <w:pPr>
+        <w:tabs>
+          <w:tab w:val="num" w:pos="720"/>
+        </w:tabs>
+        <w:ind w:left="720" w:hanging="360"/>
+      </w:pPr>
+      <w:rPr>
+        <w:rFonts w:ascii="Symbol" w:hAnsi="Symbol" w:hint="default"/>
+        <w:sz w:val="20"/>
+      </w:rPr>
+    </w:lvl>
+    <w:lvl w:ilvl="1" w:tentative="1">
+      <w:start w:val="1"/>
+      <w:numFmt w:val="bullet"/>
+      <w:lvlText w:val="o"/>
+      <w:lvlJc w:val="left"/>
+      <w:pPr>
+        <w:tabs>
+          <w:tab w:val="num" w:pos="1440"/>
+        </w:tabs>
+        <w:ind w:left="1440" w:hanging="360"/>
+      </w:pPr>
+      <w:rPr>
+        <w:rFonts w:ascii="Courier New" w:hAnsi="Courier New" w:hint="default"/>
+        <w:sz w:val="20"/>
+      </w:rPr>
+    </w:lvl>
+    <w:lvl w:ilvl="2" w:tentative="1">
+      <w:start w:val="1"/>
+      <w:numFmt w:val="bullet"/>
+      <w:lvlText w:val=""/>
+      <w:lvlJc w:val="left"/>
+      <w:pPr>
+        <w:tabs>
+          <w:tab w:val="num" w:pos="2160"/>
+        </w:tabs>
+        <w:ind w:left="2160" w:hanging="360"/>
+      </w:pPr>
+      <w:rPr>
+        <w:rFonts w:ascii="Wingdings" w:hAnsi="Wingdings" w:hint="default"/>
+        <w:sz w:val="20"/>
+      </w:rPr>
+    </w:lvl>
+    <w:lvl w:ilvl="3" w:tentative="1">
+      <w:start w:val="1"/>
+      <w:numFmt w:val="bullet"/>
+      <w:lvlText w:val=""/>
+      <w:lvlJc w:val="left"/>
+      <w:pPr>
+        <w:tabs>
+          <w:tab w:val="num" w:pos="2880"/>
+        </w:tabs>
+        <w:ind w:left="2880" w:hanging="360"/>
+      </w:pPr>
+      <w:rPr>
+        <w:rFonts w:ascii="Wingdings" w:hAnsi="Wingdings" w:hint="default"/>
+        <w:sz w:val="20"/>
+      </w:rPr>
+    </w:lvl>
+    <w:lvl w:ilvl="4" w:tentative="1">
+      <w:start w:val="1"/>
+      <w:numFmt w:val="bullet"/>
+      <w:lvlText w:val=""/>
+      <w:lvlJc w:val="left"/>
+      <w:pPr>
+        <w:tabs>
+          <w:tab w:val="num" w:pos="3600"/>
+        </w:tabs>
+        <w:ind w:left="3600" w:hanging="360"/>
+      </w:pPr>
+      <w:rPr>
+        <w:rFonts w:ascii="Wingdings" w:hAnsi="Wingdings" w:hint="default"/>
+        <w:sz w:val="20"/>
+      </w:rPr>
+    </w:lvl>
+    <w:lvl w:ilvl="5" w:tentative="1">
+      <w:start w:val="1"/>
+      <w:numFmt w:val="bullet"/>
+      <w:lvlText w:val=""/>
+      <w:lvlJc w:val="left"/>
+      <w:pPr>
+        <w:tabs>
+          <w:tab w:val="num" w:pos="4320"/>
+        </w:tabs>
+        <w:ind w:left="4320" w:hanging="360"/>
+      </w:pPr>
+      <w:rPr>
+        <w:rFonts w:ascii="Wingdings" w:hAnsi="Wingdings" w:hint="default"/>
+        <w:sz w:val="20"/>
+      </w:rPr>
+    </w:lvl>
+    <w:lvl w:ilvl="6" w:tentative="1">
+      <w:start w:val="1"/>
+      <w:numFmt w:val="bullet"/>
+      <w:lvlText w:val=""/>
+      <w:lvlJc w:val="left"/>
+      <w:pPr>
+        <w:tabs>
+          <w:tab w:val="num" w:pos="5040"/>
+        </w:tabs>
+        <w:ind w:left="5040" w:hanging="360"/>
+      </w:pPr>
+      <w:rPr>
+        <w:rFonts w:ascii="Wingdings" w:hAnsi="Wingdings" w:hint="default"/>
+        <w:sz w:val="20"/>
+      </w:rPr>
+    </w:lvl>
+    <w:lvl w:ilvl="7" w:tentative="1">
+      <w:start w:val="1"/>
+      <w:numFmt w:val="bullet"/>
+      <w:lvlText w:val=""/>
+      <w:lvlJc w:val="left"/>
+      <w:pPr>
+        <w:tabs>
+          <w:tab w:val="num" w:pos="5760"/>
+        </w:tabs>
+        <w:ind w:left="5760" w:hanging="360"/>
+      </w:pPr>
+      <w:rPr>
+        <w:rFonts w:ascii="Wingdings" w:hAnsi="Wingdings" w:hint="default"/>
+        <w:sz w:val="20"/>
+      </w:rPr>
+    </w:lvl>
+    <w:lvl w:ilvl="8" w:tentative="1">
+      <w:start w:val="1"/>
+      <w:numFmt w:val="bullet"/>
+      <w:lvlText w:val=""/>
+      <w:lvlJc w:val="left"/>
+      <w:pPr>
+        <w:tabs>
+          <w:tab w:val="num" w:pos="6480"/>
+        </w:tabs>
+        <w:ind w:left="6480" w:hanging="360"/>
+      </w:pPr>
+      <w:rPr>
+        <w:rFonts w:ascii="Wingdings" w:hAnsi="Wingdings" w:hint="default"/>
+        <w:sz w:val="20"/>
+      </w:rPr>
+    </w:lvl>
+  </w:abstractNum>
+  <w:abstractNum w:abstractNumId="7" w15:restartNumberingAfterBreak="0">
+    <w:nsid w:val="6CE446CB"/>
+    <w:multiLevelType w:val="multilevel"/>
+    <w:tmpl w:val="51081B38"/>
+    <w:lvl w:ilvl="0">
+      <w:start w:val="1"/>
+      <w:numFmt w:val="bullet"/>
+      <w:lvlText w:val=""/>
+      <w:lvlJc w:val="left"/>
+      <w:pPr>
+        <w:tabs>
+          <w:tab w:val="num" w:pos="720"/>
+        </w:tabs>
+        <w:ind w:left="720" w:hanging="360"/>
+      </w:pPr>
+      <w:rPr>
+        <w:rFonts w:ascii="Symbol" w:hAnsi="Symbol" w:hint="default"/>
+        <w:sz w:val="20"/>
+      </w:rPr>
+    </w:lvl>
+    <w:lvl w:ilvl="1" w:tentative="1">
+      <w:start w:val="1"/>
+      <w:numFmt w:val="bullet"/>
+      <w:lvlText w:val="o"/>
+      <w:lvlJc w:val="left"/>
+      <w:pPr>
+        <w:tabs>
+          <w:tab w:val="num" w:pos="1440"/>
+        </w:tabs>
+        <w:ind w:left="1440" w:hanging="360"/>
+      </w:pPr>
+      <w:rPr>
+        <w:rFonts w:ascii="Courier New" w:hAnsi="Courier New" w:hint="default"/>
+        <w:sz w:val="20"/>
+      </w:rPr>
+    </w:lvl>
+    <w:lvl w:ilvl="2" w:tentative="1">
+      <w:start w:val="1"/>
+      <w:numFmt w:val="bullet"/>
+      <w:lvlText w:val=""/>
+      <w:lvlJc w:val="left"/>
+      <w:pPr>
+        <w:tabs>
+          <w:tab w:val="num" w:pos="2160"/>
+        </w:tabs>
+        <w:ind w:left="2160" w:hanging="360"/>
+      </w:pPr>
+      <w:rPr>
+        <w:rFonts w:ascii="Wingdings" w:hAnsi="Wingdings" w:hint="default"/>
+        <w:sz w:val="20"/>
+      </w:rPr>
+    </w:lvl>
+    <w:lvl w:ilvl="3" w:tentative="1">
+      <w:start w:val="1"/>
+      <w:numFmt w:val="bullet"/>
+      <w:lvlText w:val=""/>
+      <w:lvlJc w:val="left"/>
+      <w:pPr>
+        <w:tabs>
+          <w:tab w:val="num" w:pos="2880"/>
+        </w:tabs>
+        <w:ind w:left="2880" w:hanging="360"/>
+      </w:pPr>
+      <w:rPr>
+        <w:rFonts w:ascii="Wingdings" w:hAnsi="Wingdings" w:hint="default"/>
+        <w:sz w:val="20"/>
+      </w:rPr>
+    </w:lvl>
+    <w:lvl w:ilvl="4" w:tentative="1">
+      <w:start w:val="1"/>
+      <w:numFmt w:val="bullet"/>
+      <w:lvlText w:val=""/>
+      <w:lvlJc w:val="left"/>
+      <w:pPr>
+        <w:tabs>
+          <w:tab w:val="num" w:pos="3600"/>
+        </w:tabs>
+        <w:ind w:left="3600" w:hanging="360"/>
+      </w:pPr>
+      <w:rPr>
+        <w:rFonts w:ascii="Wingdings" w:hAnsi="Wingdings" w:hint="default"/>
+        <w:sz w:val="20"/>
+      </w:rPr>
+    </w:lvl>
+    <w:lvl w:ilvl="5" w:tentative="1">
+      <w:start w:val="1"/>
+      <w:numFmt w:val="bullet"/>
+      <w:lvlText w:val=""/>
+      <w:lvlJc w:val="left"/>
+      <w:pPr>
+        <w:tabs>
+          <w:tab w:val="num" w:pos="4320"/>
+        </w:tabs>
+        <w:ind w:left="4320" w:hanging="360"/>
+      </w:pPr>
+      <w:rPr>
+        <w:rFonts w:ascii="Wingdings" w:hAnsi="Wingdings" w:hint="default"/>
+        <w:sz w:val="20"/>
+      </w:rPr>
+    </w:lvl>
+    <w:lvl w:ilvl="6" w:tentative="1">
+      <w:start w:val="1"/>
+      <w:numFmt w:val="bullet"/>
+      <w:lvlText w:val=""/>
+      <w:lvlJc w:val="left"/>
+      <w:pPr>
+        <w:tabs>
+          <w:tab w:val="num" w:pos="5040"/>
+        </w:tabs>
+        <w:ind w:left="5040" w:hanging="360"/>
+      </w:pPr>
+      <w:rPr>
+        <w:rFonts w:ascii="Wingdings" w:hAnsi="Wingdings" w:hint="default"/>
+        <w:sz w:val="20"/>
+      </w:rPr>
+    </w:lvl>
+    <w:lvl w:ilvl="7" w:tentative="1">
+      <w:start w:val="1"/>
+      <w:numFmt w:val="bullet"/>
+      <w:lvlText w:val=""/>
+      <w:lvlJc w:val="left"/>
+      <w:pPr>
+        <w:tabs>
+          <w:tab w:val="num" w:pos="5760"/>
+        </w:tabs>
+        <w:ind w:left="5760" w:hanging="360"/>
+      </w:pPr>
+      <w:rPr>
+        <w:rFonts w:ascii="Wingdings" w:hAnsi="Wingdings" w:hint="default"/>
+        <w:sz w:val="20"/>
+      </w:rPr>
+    </w:lvl>
+    <w:lvl w:ilvl="8" w:tentative="1">
+      <w:start w:val="1"/>
+      <w:numFmt w:val="bullet"/>
+      <w:lvlText w:val=""/>
+      <w:lvlJc w:val="left"/>
+      <w:pPr>
+        <w:tabs>
+          <w:tab w:val="num" w:pos="6480"/>
+        </w:tabs>
+        <w:ind w:left="6480" w:hanging="360"/>
+      </w:pPr>
+      <w:rPr>
+        <w:rFonts w:ascii="Wingdings" w:hAnsi="Wingdings" w:hint="default"/>
+        <w:sz w:val="20"/>
+      </w:rPr>
+    </w:lvl>
+  </w:abstractNum>
+  <w:abstractNum w:abstractNumId="8" w15:restartNumberingAfterBreak="0">
+    <w:nsid w:val="73B535A9"/>
+    <w:multiLevelType w:val="multilevel"/>
+    <w:tmpl w:val="9EAE2950"/>
+    <w:lvl w:ilvl="0">
+      <w:start w:val="1"/>
+      <w:numFmt w:val="bullet"/>
+      <w:lvlText w:val=""/>
+      <w:lvlJc w:val="left"/>
+      <w:pPr>
+        <w:tabs>
+          <w:tab w:val="num" w:pos="720"/>
+        </w:tabs>
+        <w:ind w:left="720" w:hanging="360"/>
+      </w:pPr>
+      <w:rPr>
+        <w:rFonts w:ascii="Symbol" w:hAnsi="Symbol" w:hint="default"/>
+        <w:sz w:val="20"/>
+      </w:rPr>
+    </w:lvl>
+    <w:lvl w:ilvl="1" w:tentative="1">
+      <w:start w:val="1"/>
+      <w:numFmt w:val="bullet"/>
+      <w:lvlText w:val="o"/>
+      <w:lvlJc w:val="left"/>
+      <w:pPr>
+        <w:tabs>
+          <w:tab w:val="num" w:pos="1440"/>
+        </w:tabs>
+        <w:ind w:left="1440" w:hanging="360"/>
+      </w:pPr>
+      <w:rPr>
+        <w:rFonts w:ascii="Courier New" w:hAnsi="Courier New" w:hint="default"/>
+        <w:sz w:val="20"/>
+      </w:rPr>
+    </w:lvl>
+    <w:lvl w:ilvl="2" w:tentative="1">
+      <w:start w:val="1"/>
+      <w:numFmt w:val="bullet"/>
+      <w:lvlText w:val=""/>
+      <w:lvlJc w:val="left"/>
+      <w:pPr>
+        <w:tabs>
+          <w:tab w:val="num" w:pos="2160"/>
+        </w:tabs>
+        <w:ind w:left="2160" w:hanging="360"/>
+      </w:pPr>
+      <w:rPr>
+        <w:rFonts w:ascii="Wingdings" w:hAnsi="Wingdings" w:hint="default"/>
+        <w:sz w:val="20"/>
+      </w:rPr>
+    </w:lvl>
+    <w:lvl w:ilvl="3" w:tentative="1">
+      <w:start w:val="1"/>
+      <w:numFmt w:val="bullet"/>
+      <w:lvlText w:val=""/>
+      <w:lvlJc w:val="left"/>
+      <w:pPr>
+        <w:tabs>
+          <w:tab w:val="num" w:pos="2880"/>
+        </w:tabs>
+        <w:ind w:left="2880" w:hanging="360"/>
+      </w:pPr>
+      <w:rPr>
+        <w:rFonts w:ascii="Wingdings" w:hAnsi="Wingdings" w:hint="default"/>
+        <w:sz w:val="20"/>
+      </w:rPr>
+    </w:lvl>
+    <w:lvl w:ilvl="4" w:tentative="1">
+      <w:start w:val="1"/>
+      <w:numFmt w:val="bullet"/>
+      <w:lvlText w:val=""/>
+      <w:lvlJc w:val="left"/>
+      <w:pPr>
+        <w:tabs>
+          <w:tab w:val="num" w:pos="3600"/>
+        </w:tabs>
+        <w:ind w:left="3600" w:hanging="360"/>
+      </w:pPr>
+      <w:rPr>
+        <w:rFonts w:ascii="Wingdings" w:hAnsi="Wingdings" w:hint="default"/>
+        <w:sz w:val="20"/>
+      </w:rPr>
+    </w:lvl>
+    <w:lvl w:ilvl="5" w:tentative="1">
+      <w:start w:val="1"/>
+      <w:numFmt w:val="bullet"/>
+      <w:lvlText w:val=""/>
+      <w:lvlJc w:val="left"/>
+      <w:pPr>
+        <w:tabs>
+          <w:tab w:val="num" w:pos="4320"/>
+        </w:tabs>
+        <w:ind w:left="4320" w:hanging="360"/>
+      </w:pPr>
+      <w:rPr>
+        <w:rFonts w:ascii="Wingdings" w:hAnsi="Wingdings" w:hint="default"/>
+        <w:sz w:val="20"/>
+      </w:rPr>
+    </w:lvl>
+    <w:lvl w:ilvl="6" w:tentative="1">
+      <w:start w:val="1"/>
+      <w:numFmt w:val="bullet"/>
+      <w:lvlText w:val=""/>
+      <w:lvlJc w:val="left"/>
+      <w:pPr>
+        <w:tabs>
+          <w:tab w:val="num" w:pos="5040"/>
+        </w:tabs>
+        <w:ind w:left="5040" w:hanging="360"/>
+      </w:pPr>
+      <w:rPr>
+        <w:rFonts w:ascii="Wingdings" w:hAnsi="Wingdings" w:hint="default"/>
+        <w:sz w:val="20"/>
+      </w:rPr>
+    </w:lvl>
+    <w:lvl w:ilvl="7" w:tentative="1">
+      <w:start w:val="1"/>
+      <w:numFmt w:val="bullet"/>
+      <w:lvlText w:val=""/>
+      <w:lvlJc w:val="left"/>
+      <w:pPr>
+        <w:tabs>
+          <w:tab w:val="num" w:pos="5760"/>
+        </w:tabs>
+        <w:ind w:left="5760" w:hanging="360"/>
+      </w:pPr>
+      <w:rPr>
+        <w:rFonts w:ascii="Wingdings" w:hAnsi="Wingdings" w:hint="default"/>
+        <w:sz w:val="20"/>
+      </w:rPr>
+    </w:lvl>
+    <w:lvl w:ilvl="8" w:tentative="1">
+      <w:start w:val="1"/>
+      <w:numFmt w:val="bullet"/>
+      <w:lvlText w:val=""/>
+      <w:lvlJc w:val="left"/>
+      <w:pPr>
+        <w:tabs>
+          <w:tab w:val="num" w:pos="6480"/>
+        </w:tabs>
+        <w:ind w:left="6480" w:hanging="360"/>
+      </w:pPr>
+      <w:rPr>
+        <w:rFonts w:ascii="Wingdings" w:hAnsi="Wingdings" w:hint="default"/>
+        <w:sz w:val="20"/>
+      </w:rPr>
+    </w:lvl>
+  </w:abstractNum>
+  <w:num w:numId="1" w16cid:durableId="599528117">
+    <w:abstractNumId w:val="8"/>
+  </w:num>
+  <w:num w:numId="2" w16cid:durableId="1127704911">
+    <w:abstractNumId w:val="7"/>
+  </w:num>
+  <w:num w:numId="3" w16cid:durableId="436142168">
+    <w:abstractNumId w:val="4"/>
+  </w:num>
+  <w:num w:numId="4" w16cid:durableId="852840069">
+    <w:abstractNumId w:val="1"/>
+  </w:num>
+  <w:num w:numId="5" w16cid:durableId="1974215409">
+    <w:abstractNumId w:val="0"/>
+  </w:num>
+  <w:num w:numId="6" w16cid:durableId="1715428942">
+    <w:abstractNumId w:val="2"/>
+  </w:num>
+  <w:num w:numId="7" w16cid:durableId="892666363">
+    <w:abstractNumId w:val="5"/>
+  </w:num>
+  <w:num w:numId="8" w16cid:durableId="217283385">
+    <w:abstractNumId w:val="3"/>
+  </w:num>
+  <w:num w:numId="9" w16cid:durableId="247932145">
+    <w:abstractNumId w:val="6"/>
+  </w:num>
+</w:numbering>
 </file>
 
 <file path=word/styles.xml><?xml version="1.0" encoding="utf-8"?>
